--- a/to do - Subject Planner.docx
+++ b/to do - Subject Planner.docx
@@ -4,46 +4,6 @@
   <w:body>
     <w:p>
       <w:pPr>
-        <w:spacing w:after="0"/>
-      </w:pPr>
-    </w:p>
-    <w:p>
-      <w:pPr>
-        <w:spacing w:after="0"/>
-      </w:pPr>
-    </w:p>
-    <w:p>
-      <w:pPr>
-        <w:spacing w:after="0"/>
-      </w:pPr>
-    </w:p>
-    <w:p>
-      <w:pPr>
-        <w:spacing w:after="0"/>
-      </w:pPr>
-    </w:p>
-    <w:p>
-      <w:pPr>
-        <w:spacing w:after="0"/>
-      </w:pPr>
-    </w:p>
-    <w:p>
-      <w:pPr>
-        <w:spacing w:after="0"/>
-      </w:pPr>
-    </w:p>
-    <w:p>
-      <w:pPr>
-        <w:spacing w:after="0"/>
-      </w:pPr>
-    </w:p>
-    <w:p>
-      <w:pPr>
-        <w:spacing w:after="0"/>
-      </w:pPr>
-    </w:p>
-    <w:p>
-      <w:pPr>
         <w:pStyle w:val="Heading1"/>
         <w:spacing w:before="0" w:beforeAutospacing="0" w:after="0"/>
       </w:pPr>
@@ -289,6 +249,9 @@
         <w:spacing w:after="0"/>
       </w:pPr>
       <w:r>
+        <w:rPr>
+          <w:noProof/>
+        </w:rPr>
         <w:drawing>
           <wp:inline distT="0" distB="0" distL="0" distR="0" wp14:anchorId="2857A49B" wp14:editId="45528E4C">
             <wp:extent cx="1936750" cy="852505"/>
@@ -331,7 +294,9 @@
         <w:spacing w:after="0"/>
       </w:pPr>
       <w:r>
-        <w:lastRenderedPageBreak/>
+        <w:rPr>
+          <w:noProof/>
+        </w:rPr>
         <w:drawing>
           <wp:inline distT="0" distB="0" distL="0" distR="0" wp14:anchorId="0B29D819" wp14:editId="5F53EC6E">
             <wp:extent cx="1898650" cy="2157322"/>
@@ -379,6 +344,10 @@
         <w:spacing w:after="0"/>
       </w:pPr>
       <w:r>
+        <w:rPr>
+          <w:noProof/>
+        </w:rPr>
+        <w:lastRenderedPageBreak/>
         <w:drawing>
           <wp:inline distT="0" distB="0" distL="0" distR="0" wp14:anchorId="31A21E64" wp14:editId="3374A16B">
             <wp:extent cx="1543050" cy="1181535"/>
@@ -437,13 +406,7 @@
         <w:br/>
       </w:r>
       <w:r>
-        <w:t>This workflow depends on the local Windows `enrol://` helper and will only work when the site is opened from a locally synced OneDrive/SharePoint folder using a `file:///C:/...` path</w:t>
-      </w:r>
-      <w:r>
-        <w:t xml:space="preserve"> or localhost</w:t>
-      </w:r>
-      <w:r>
-        <w:t xml:space="preserve">, with the relevant semester, credit-transfer, temp, and template folders available on the user’s Windows machine. It will not work from a SharePoint web URL in the browser, from an </w:t>
+        <w:t xml:space="preserve">This workflow depends on the local Windows `enrol://` helper and will only work when the site is opened from a locally synced OneDrive/SharePoint folder using a `file:///C:/...` path or localhost, with the relevant semester, credit-transfer, temp, and template folders available on the user’s Windows machine. It will not work from a SharePoint web URL in the browser, from an </w:t>
       </w:r>
       <w:proofErr w:type="spellStart"/>
       <w:r>
@@ -451,10 +414,7 @@
       </w:r>
       <w:proofErr w:type="spellEnd"/>
       <w:r>
-        <w:t>/cloud-only folder, or on computers where the `enrol://` helper is not installed/enabled; in those cases the site should show a clear message telling the enrolment officer to either open the locally synced site folder or complete the folder movement manually in File Explorer.</w:t>
-      </w:r>
-      <w:r>
-        <w:t xml:space="preserve">  This should be shown to the enrolment officer when the “</w:t>
+        <w:t>/cloud-only folder, or on computers where the `enrol://` helper is not installed/enabled; in those cases the site should show a clear message telling the enrolment officer to either open the locally synced site folder or complete the folder movement manually in File Explorer.  This should be shown to the enrolment officer when the “</w:t>
       </w:r>
       <w:proofErr w:type="spellStart"/>
       <w:r>
@@ -462,10 +422,7 @@
       </w:r>
       <w:proofErr w:type="spellEnd"/>
       <w:r>
-        <w:t xml:space="preserve"> -&gt; temp</w:t>
-      </w:r>
-      <w:r>
-        <w:t>” button is pressed</w:t>
+        <w:t xml:space="preserve"> -&gt; temp” button is pressed</w:t>
       </w:r>
     </w:p>
     <w:p>
@@ -877,7 +834,6 @@
           <w:szCs w:val="20"/>
           <w:lang w:eastAsia="en-AU"/>
         </w:rPr>
-        <w:lastRenderedPageBreak/>
         <w:t>Otherwise, if the site is running from a path that contains </w:t>
       </w:r>
       <w:r>
@@ -1458,146 +1414,146 @@
         <w:spacing w:after="0"/>
       </w:pPr>
       <w:r>
+        <w:t>If 2 or more matching folders are found:</w:t>
+      </w:r>
+    </w:p>
+    <w:p>
+      <w:pPr>
+        <w:spacing w:after="0"/>
+      </w:pPr>
+      <w:r>
+        <w:t>- Show a</w:t>
+      </w:r>
+      <w:r>
+        <w:t xml:space="preserve"> dialog with “Open” and “Cancel” dialog </w:t>
+      </w:r>
+      <w:r>
+        <w:t>explaining that this needs to be fixed manually because there should only be one source of truth.</w:t>
+      </w:r>
+    </w:p>
+    <w:p>
+      <w:pPr>
+        <w:spacing w:after="0"/>
+      </w:pPr>
+      <w:r>
+        <w:t>- Tell the teacher to combine the folders into one.</w:t>
+      </w:r>
+    </w:p>
+    <w:p>
+      <w:pPr>
+        <w:spacing w:after="0"/>
+      </w:pPr>
+      <w:r>
+        <w:t>- Tell them not to name subfolders using the student ID, because future searches should return only one folder for that student.</w:t>
+      </w:r>
+    </w:p>
+    <w:p>
+      <w:pPr>
+        <w:spacing w:after="0"/>
+      </w:pPr>
+      <w:r>
+        <w:t xml:space="preserve">- Tell them that clicking </w:t>
+      </w:r>
+      <w:r>
+        <w:t>Open</w:t>
+      </w:r>
+      <w:r>
+        <w:t xml:space="preserve"> will open all matching folders.</w:t>
+      </w:r>
+    </w:p>
+    <w:p>
+      <w:pPr>
+        <w:spacing w:after="0"/>
+      </w:pPr>
+      <w:r>
+        <w:t xml:space="preserve">- If they click </w:t>
+      </w:r>
+      <w:r>
+        <w:t>Open</w:t>
+      </w:r>
+      <w:r>
+        <w:t>, open all matching folders.</w:t>
+      </w:r>
+    </w:p>
+    <w:p>
+      <w:pPr>
+        <w:spacing w:after="0"/>
+      </w:pPr>
+      <w:r>
+        <w:t>- Stop the script after that and let the teacher finish manually.</w:t>
+      </w:r>
+    </w:p>
+    <w:p>
+      <w:pPr>
+        <w:spacing w:after="0"/>
+      </w:pPr>
+      <w:r>
+        <w:t>- If they click Cancel, do nothing.</w:t>
+      </w:r>
+    </w:p>
+    <w:p>
+      <w:pPr>
+        <w:spacing w:after="0"/>
+      </w:pPr>
+    </w:p>
+    <w:p>
+      <w:pPr>
+        <w:spacing w:after="0"/>
+      </w:pPr>
+      <w:r>
+        <w:t>**If No Folder Is Found**</w:t>
+      </w:r>
+    </w:p>
+    <w:p>
+      <w:pPr>
+        <w:spacing w:after="0"/>
+      </w:pPr>
+      <w:r>
+        <w:t xml:space="preserve">Show </w:t>
+      </w:r>
+      <w:proofErr w:type="gramStart"/>
+      <w:r>
+        <w:t>a</w:t>
+      </w:r>
+      <w:r>
+        <w:t>n</w:t>
+      </w:r>
+      <w:proofErr w:type="gramEnd"/>
+      <w:r>
+        <w:t xml:space="preserve"> </w:t>
+      </w:r>
+      <w:r>
+        <w:t>Create</w:t>
+      </w:r>
+      <w:r>
+        <w:t xml:space="preserve"> Cancel</w:t>
+      </w:r>
+      <w:r>
+        <w:t xml:space="preserve"> dialog explaining:</w:t>
+      </w:r>
+    </w:p>
+    <w:p>
+      <w:pPr>
+        <w:spacing w:after="0"/>
+      </w:pPr>
+      <w:r>
+        <w:t>- No existing credit-transfer folder was found.</w:t>
+      </w:r>
+    </w:p>
+    <w:p>
+      <w:pPr>
+        <w:spacing w:after="0"/>
+      </w:pPr>
+      <w:r>
+        <w:t>- A new student folder will be created in the current teacher’s temp folder.</w:t>
+      </w:r>
+    </w:p>
+    <w:p>
+      <w:pPr>
+        <w:spacing w:after="0"/>
+      </w:pPr>
+      <w:r>
         <w:lastRenderedPageBreak/>
-        <w:t>If 2 or more matching folders are found:</w:t>
-      </w:r>
-    </w:p>
-    <w:p>
-      <w:pPr>
-        <w:spacing w:after="0"/>
-      </w:pPr>
-      <w:r>
-        <w:t>- Show a</w:t>
-      </w:r>
-      <w:r>
-        <w:t xml:space="preserve"> dialog with “Open” and “Cancel” dialog </w:t>
-      </w:r>
-      <w:r>
-        <w:t>explaining that this needs to be fixed manually because there should only be one source of truth.</w:t>
-      </w:r>
-    </w:p>
-    <w:p>
-      <w:pPr>
-        <w:spacing w:after="0"/>
-      </w:pPr>
-      <w:r>
-        <w:t>- Tell the teacher to combine the folders into one.</w:t>
-      </w:r>
-    </w:p>
-    <w:p>
-      <w:pPr>
-        <w:spacing w:after="0"/>
-      </w:pPr>
-      <w:r>
-        <w:t>- Tell them not to name subfolders using the student ID, because future searches should return only one folder for that student.</w:t>
-      </w:r>
-    </w:p>
-    <w:p>
-      <w:pPr>
-        <w:spacing w:after="0"/>
-      </w:pPr>
-      <w:r>
-        <w:t xml:space="preserve">- Tell them that clicking </w:t>
-      </w:r>
-      <w:r>
-        <w:t>Open</w:t>
-      </w:r>
-      <w:r>
-        <w:t xml:space="preserve"> will open all matching folders.</w:t>
-      </w:r>
-    </w:p>
-    <w:p>
-      <w:pPr>
-        <w:spacing w:after="0"/>
-      </w:pPr>
-      <w:r>
-        <w:t xml:space="preserve">- If they click </w:t>
-      </w:r>
-      <w:r>
-        <w:t>Open</w:t>
-      </w:r>
-      <w:r>
-        <w:t>, open all matching folders.</w:t>
-      </w:r>
-    </w:p>
-    <w:p>
-      <w:pPr>
-        <w:spacing w:after="0"/>
-      </w:pPr>
-      <w:r>
-        <w:t>- Stop the script after that and let the teacher finish manually.</w:t>
-      </w:r>
-    </w:p>
-    <w:p>
-      <w:pPr>
-        <w:spacing w:after="0"/>
-      </w:pPr>
-      <w:r>
-        <w:t>- If they click Cancel, do nothing.</w:t>
-      </w:r>
-    </w:p>
-    <w:p>
-      <w:pPr>
-        <w:spacing w:after="0"/>
-      </w:pPr>
-    </w:p>
-    <w:p>
-      <w:pPr>
-        <w:spacing w:after="0"/>
-      </w:pPr>
-      <w:r>
-        <w:t>**If No Folder Is Found**</w:t>
-      </w:r>
-    </w:p>
-    <w:p>
-      <w:pPr>
-        <w:spacing w:after="0"/>
-      </w:pPr>
-      <w:r>
-        <w:t xml:space="preserve">Show </w:t>
-      </w:r>
-      <w:proofErr w:type="gramStart"/>
-      <w:r>
-        <w:t>a</w:t>
-      </w:r>
-      <w:r>
-        <w:t>n</w:t>
-      </w:r>
-      <w:proofErr w:type="gramEnd"/>
-      <w:r>
-        <w:t xml:space="preserve"> </w:t>
-      </w:r>
-      <w:r>
-        <w:t>Create</w:t>
-      </w:r>
-      <w:r>
-        <w:t xml:space="preserve"> Cancel</w:t>
-      </w:r>
-      <w:r>
-        <w:t xml:space="preserve"> dialog explaining:</w:t>
-      </w:r>
-    </w:p>
-    <w:p>
-      <w:pPr>
-        <w:spacing w:after="0"/>
-      </w:pPr>
-      <w:r>
-        <w:t>- No existing credit-transfer folder was found.</w:t>
-      </w:r>
-    </w:p>
-    <w:p>
-      <w:pPr>
-        <w:spacing w:after="0"/>
-      </w:pPr>
-      <w:r>
-        <w:t>- A new student folder will be created in the current teacher’s temp folder.</w:t>
-      </w:r>
-    </w:p>
-    <w:p>
-      <w:pPr>
-        <w:spacing w:after="0"/>
-      </w:pPr>
-      <w:r>
         <w:t>- A Credit (HE) form will also be created there by copying the template.</w:t>
       </w:r>
     </w:p>
@@ -1832,10 +1788,7 @@
         <w:t xml:space="preserve"> </w:t>
       </w:r>
       <w:r>
-        <w:t xml:space="preserve">Open, </w:t>
-      </w:r>
-      <w:r>
-        <w:t xml:space="preserve">Take Control, </w:t>
+        <w:t xml:space="preserve">Open, Take Control, </w:t>
       </w:r>
       <w:proofErr w:type="gramStart"/>
       <w:r>
@@ -1972,7 +1925,156 @@
         <w:spacing w:after="0"/>
       </w:pPr>
       <w:r>
+        <w:t>- Do nothing.</w:t>
+      </w:r>
+    </w:p>
+    <w:p>
+      <w:pPr>
+        <w:spacing w:after="0"/>
+      </w:pPr>
+    </w:p>
+    <w:p>
+      <w:pPr>
+        <w:spacing w:after="0"/>
+      </w:pPr>
+      <w:r>
+        <w:t xml:space="preserve">**If Folder Is Found Only </w:t>
+      </w:r>
+      <w:proofErr w:type="gramStart"/>
+      <w:r>
+        <w:t>In</w:t>
+      </w:r>
+      <w:proofErr w:type="gramEnd"/>
+      <w:r>
+        <w:t xml:space="preserve"> Credit Transfers**</w:t>
+      </w:r>
+    </w:p>
+    <w:p>
+      <w:pPr>
+        <w:spacing w:after="0"/>
+      </w:pPr>
+      <w:r>
+        <w:t>Show a dialog</w:t>
+      </w:r>
+      <w:r>
+        <w:t xml:space="preserve"> with Move, Just Open, Cancel</w:t>
+      </w:r>
+      <w:r>
+        <w:t xml:space="preserve"> explaining:</w:t>
+      </w:r>
+    </w:p>
+    <w:p>
+      <w:pPr>
+        <w:spacing w:after="0"/>
+      </w:pPr>
+      <w:r>
+        <w:t>- The student’s folder is in `credit transfers` folder.</w:t>
+      </w:r>
+      <w:r>
+        <w:t xml:space="preserve">  Specify the name of the sub-folder that it’s in if it’s in a sub-folder.</w:t>
+      </w:r>
+    </w:p>
+    <w:p>
+      <w:pPr>
+        <w:spacing w:after="0"/>
+      </w:pPr>
+      <w:r>
+        <w:t>- If the teacher wants to work on it, it should be shifted into their own temp folder.</w:t>
+      </w:r>
+    </w:p>
+    <w:p>
+      <w:pPr>
+        <w:spacing w:after="0"/>
+      </w:pPr>
+      <w:r>
+        <w:t xml:space="preserve">- Include </w:t>
+      </w:r>
+      <w:r>
+        <w:t xml:space="preserve">in message </w:t>
+      </w:r>
+      <w:r>
+        <w:t>whether a matching Credit (HE) document was found.</w:t>
+      </w:r>
+    </w:p>
+    <w:p>
+      <w:pPr>
+        <w:spacing w:after="0"/>
+      </w:pPr>
+      <w:r>
+        <w:t xml:space="preserve">If </w:t>
+      </w:r>
+      <w:r>
+        <w:t>Move</w:t>
+      </w:r>
+      <w:r>
+        <w:t>:</w:t>
+      </w:r>
+    </w:p>
+    <w:p>
+      <w:pPr>
+        <w:spacing w:after="0"/>
+      </w:pPr>
+      <w:r>
+        <w:t>- If they choose to shift it, move the folder into the current teacher’s temp folder.</w:t>
+      </w:r>
+    </w:p>
+    <w:p>
+      <w:pPr>
+        <w:spacing w:after="0"/>
+      </w:pPr>
+      <w:r>
+        <w:t>- Open the folder, whether shifted or not.</w:t>
+      </w:r>
+    </w:p>
+    <w:p>
+      <w:pPr>
+        <w:spacing w:after="0"/>
+      </w:pPr>
+      <w:r>
+        <w:t>- If the Credit (HE) document exists, open it.</w:t>
+      </w:r>
+    </w:p>
+    <w:p>
+      <w:pPr>
+        <w:spacing w:after="0"/>
+      </w:pPr>
+      <w:r>
+        <w:t>- If it does not exist, create it from the template, then open it.</w:t>
+      </w:r>
+    </w:p>
+    <w:p>
+      <w:pPr>
+        <w:spacing w:after="0"/>
+      </w:pPr>
+      <w:r>
+        <w:t>If Just Open:</w:t>
+      </w:r>
+    </w:p>
+    <w:p>
+      <w:pPr>
+        <w:spacing w:after="0"/>
+      </w:pPr>
+      <w:r>
+        <w:t xml:space="preserve">- Open the </w:t>
+      </w:r>
+      <w:r>
+        <w:t>student’s folder and their Credit (HE) file if they have one</w:t>
+      </w:r>
+    </w:p>
+    <w:p>
+      <w:pPr>
+        <w:spacing w:after="0"/>
+      </w:pPr>
+      <w:r>
         <w:lastRenderedPageBreak/>
+        <w:t>If Cancel:</w:t>
+      </w:r>
+    </w:p>
+    <w:p>
+      <w:pPr>
+        <w:spacing w:after="0"/>
+      </w:pPr>
+      <w:r>
         <w:t>- Do nothing.</w:t>
       </w:r>
     </w:p>
@@ -1986,73 +2088,586 @@
         <w:spacing w:after="0"/>
       </w:pPr>
       <w:r>
-        <w:t xml:space="preserve">**If Folder Is Found Only </w:t>
+        <w:t>**Credit (HE) Document Handling**</w:t>
+      </w:r>
+    </w:p>
+    <w:p>
+      <w:pPr>
+        <w:spacing w:after="0"/>
+      </w:pPr>
+      <w:r>
+        <w:t>For all relevant cases:</w:t>
+      </w:r>
+    </w:p>
+    <w:p>
+      <w:pPr>
+        <w:spacing w:after="0"/>
+      </w:pPr>
+      <w:r>
+        <w:t>- Look inside the matched or newly created student folder for a Microsoft Word file whose name starts with the student ID and includes/starts with `Credit`.</w:t>
+      </w:r>
+    </w:p>
+    <w:p>
+      <w:pPr>
+        <w:spacing w:after="0"/>
+      </w:pPr>
+      <w:r>
+        <w:t>- This is treated as the official Credit (HE) form.</w:t>
+      </w:r>
+    </w:p>
+    <w:p>
+      <w:pPr>
+        <w:spacing w:after="0"/>
+      </w:pPr>
+      <w:r>
+        <w:t>- The popup should say whether this document was found.</w:t>
+      </w:r>
+    </w:p>
+    <w:p>
+      <w:pPr>
+        <w:spacing w:after="0"/>
+      </w:pPr>
+      <w:r>
+        <w:t>- When proceeding, open the document if it exists.</w:t>
+      </w:r>
+    </w:p>
+    <w:p>
+      <w:pPr>
+        <w:spacing w:after="0"/>
+      </w:pPr>
+      <w:r>
+        <w:t>- If it does not exist, create it by copying the Credit (HE) template into the student folder, then open it.</w:t>
+      </w:r>
+    </w:p>
+    <w:p>
+      <w:pPr>
+        <w:spacing w:after="0"/>
+      </w:pPr>
+    </w:p>
+    <w:p>
+      <w:pPr>
+        <w:spacing w:after="0"/>
+      </w:pPr>
+      <w:r>
+        <w:t>Template lookup order:</w:t>
+      </w:r>
+    </w:p>
+    <w:p>
+      <w:pPr>
+        <w:spacing w:after="0"/>
+      </w:pPr>
+      <w:r>
+        <w:t xml:space="preserve">1. </w:t>
+      </w:r>
+      <w:r>
+        <w:t>First the C</w:t>
+      </w:r>
+      <w:r>
+        <w:t>urrent teacher’s temp folder.</w:t>
+      </w:r>
+    </w:p>
+    <w:p>
+      <w:pPr>
+        <w:spacing w:after="0"/>
+      </w:pPr>
+      <w:r>
+        <w:t>2. Supporting Documents\Credits Transfers\Credit (HE) Form.docx</w:t>
+      </w:r>
+      <w:r>
+        <w:t xml:space="preserve"> </w:t>
+      </w:r>
+      <w:r>
+        <w:t>inside the current semester folder.</w:t>
+      </w:r>
+    </w:p>
+    <w:p>
+      <w:pPr>
+        <w:spacing w:after="0"/>
+      </w:pPr>
+      <w:r>
+        <w:t>Do not create a blank Word file.</w:t>
+      </w:r>
+      <w:r>
+        <w:t xml:space="preserve">  If the template cannot be found, popup a message to say so and instruct the enrolment officer to find it </w:t>
+      </w:r>
+      <w:proofErr w:type="spellStart"/>
+      <w:r>
+        <w:t>it</w:t>
+      </w:r>
+      <w:proofErr w:type="spellEnd"/>
+      <w:r>
+        <w:t xml:space="preserve"> and copy it into the new student folder location.</w:t>
+      </w:r>
+    </w:p>
+    <w:p>
+      <w:pPr>
+        <w:spacing w:after="0"/>
+      </w:pPr>
+    </w:p>
+    <w:p>
+      <w:pPr>
+        <w:spacing w:after="0"/>
+      </w:pPr>
+      <w:r>
+        <w:t xml:space="preserve">**Naming Rules </w:t>
       </w:r>
       <w:proofErr w:type="gramStart"/>
       <w:r>
-        <w:t>In</w:t>
+        <w:t>For</w:t>
       </w:r>
       <w:proofErr w:type="gramEnd"/>
       <w:r>
-        <w:t xml:space="preserve"> Credit Transfers**</w:t>
-      </w:r>
-    </w:p>
-    <w:p>
-      <w:pPr>
-        <w:spacing w:after="0"/>
-      </w:pPr>
-      <w:r>
-        <w:t>Show a dialog</w:t>
-      </w:r>
-      <w:r>
-        <w:t xml:space="preserve"> with Move, Just Open, Cancel</w:t>
-      </w:r>
-      <w:r>
-        <w:t xml:space="preserve"> explaining:</w:t>
-      </w:r>
-    </w:p>
-    <w:p>
-      <w:pPr>
-        <w:spacing w:after="0"/>
-      </w:pPr>
-      <w:r>
-        <w:t>- The student’s folder is in `credit transfers` folder.</w:t>
-      </w:r>
-      <w:r>
-        <w:t xml:space="preserve">  Specify the name of the sub-folder that it’s in if it’s in a sub-folder.</w:t>
-      </w:r>
-    </w:p>
-    <w:p>
-      <w:pPr>
-        <w:spacing w:after="0"/>
-      </w:pPr>
-      <w:r>
-        <w:t>- If the teacher wants to work on it, it should be shifted into their own temp folder.</w:t>
-      </w:r>
-    </w:p>
-    <w:p>
-      <w:pPr>
-        <w:spacing w:after="0"/>
-      </w:pPr>
-      <w:r>
-        <w:t xml:space="preserve">- Include </w:t>
-      </w:r>
-      <w:r>
-        <w:t xml:space="preserve">in message </w:t>
-      </w:r>
-      <w:r>
-        <w:t>whether a matching Credit (HE) document was found.</w:t>
-      </w:r>
-    </w:p>
-    <w:p>
-      <w:pPr>
-        <w:spacing w:after="0"/>
-      </w:pPr>
-      <w:r>
-        <w:t xml:space="preserve">If </w:t>
-      </w:r>
-      <w:r>
-        <w:t>Move</w:t>
+        <w:t xml:space="preserve"> New Student Folders**</w:t>
+      </w:r>
+    </w:p>
+    <w:p>
+      <w:pPr>
+        <w:spacing w:after="0"/>
+      </w:pPr>
+      <w:r>
+        <w:t>Use a shared helper for student folder names:</w:t>
+      </w:r>
+      <w:r>
+        <w:t xml:space="preserve"> </w:t>
+      </w:r>
+      <w:r>
+        <w:t>1234567 FAMILYNAME Givenname</w:t>
+      </w:r>
+    </w:p>
+    <w:p>
+      <w:pPr>
+        <w:spacing w:after="0"/>
+      </w:pPr>
+      <w:r>
+        <w:t>U</w:t>
+      </w:r>
+      <w:r>
+        <w:t>se two separate naming rules: one for **student folders**, and one for **Credit (HE) documents**.</w:t>
+      </w:r>
+    </w:p>
+    <w:p>
+      <w:pPr>
+        <w:spacing w:after="0"/>
+      </w:pPr>
+    </w:p>
+    <w:p>
+      <w:pPr>
+        <w:spacing w:after="0"/>
+      </w:pPr>
+      <w:r>
+        <w:t>**Student Folder Name Rules**</w:t>
+      </w:r>
+    </w:p>
+    <w:p>
+      <w:pPr>
+        <w:spacing w:after="0"/>
+      </w:pPr>
+      <w:r>
+        <w:t>Build the folder label as:</w:t>
+      </w:r>
+      <w:r>
+        <w:t xml:space="preserve"> </w:t>
+      </w:r>
+      <w:r>
+        <w:t>1234567 FAMILYNAME Given Names</w:t>
+      </w:r>
+    </w:p>
+    <w:p>
+      <w:pPr>
+        <w:spacing w:after="0"/>
+      </w:pPr>
+      <w:r>
+        <w:t>Rules:</w:t>
+      </w:r>
+    </w:p>
+    <w:p>
+      <w:pPr>
+        <w:spacing w:after="0"/>
+      </w:pPr>
+      <w:r>
+        <w:t>- Use the normalized 7-digit student ID.</w:t>
+      </w:r>
+    </w:p>
+    <w:p>
+      <w:pPr>
+        <w:spacing w:after="0"/>
+      </w:pPr>
+      <w:r>
+        <w:t>- Add one space after the ID.</w:t>
+      </w:r>
+    </w:p>
+    <w:p>
+      <w:pPr>
+        <w:spacing w:after="0"/>
+      </w:pPr>
+      <w:r>
+        <w:t>- Use family name in all caps.</w:t>
+      </w:r>
+    </w:p>
+    <w:p>
+      <w:pPr>
+        <w:spacing w:after="0"/>
+      </w:pPr>
+      <w:r>
+        <w:t>- Use given name/given names in proper case.</w:t>
+      </w:r>
+    </w:p>
+    <w:p>
+      <w:pPr>
+        <w:spacing w:after="0"/>
+      </w:pPr>
+      <w:r>
+        <w:t>- Do **not** add a comma in the folder name.</w:t>
+      </w:r>
+    </w:p>
+    <w:p>
+      <w:pPr>
+        <w:spacing w:after="0"/>
+      </w:pPr>
+      <w:r>
+        <w:t>- Sanitise the final label so it is safe for Windows folder names.</w:t>
+      </w:r>
+    </w:p>
+    <w:p>
+      <w:pPr>
+        <w:spacing w:after="0"/>
+      </w:pPr>
+      <w:r>
+        <w:t>- Maximum folder label length is 50 characters.</w:t>
+      </w:r>
+    </w:p>
+    <w:p>
+      <w:pPr>
+        <w:spacing w:after="0"/>
+      </w:pPr>
+      <w:r>
+        <w:t>- If the folder label is longer than 50 characters, keep the first 47 characters and append `...`.</w:t>
+      </w:r>
+    </w:p>
+    <w:p>
+      <w:pPr>
+        <w:spacing w:after="0"/>
+      </w:pPr>
+      <w:r>
+        <w:t>Example:</w:t>
+      </w:r>
+      <w:r>
+        <w:t xml:space="preserve"> </w:t>
+      </w:r>
+      <w:r>
+        <w:t xml:space="preserve">1489182 EMILIE NANETTE Marie Selvina Nathalia </w:t>
+      </w:r>
+      <w:proofErr w:type="spellStart"/>
+      <w:r>
+        <w:t>Bensonite</w:t>
+      </w:r>
+      <w:proofErr w:type="spellEnd"/>
+    </w:p>
+    <w:p>
+      <w:pPr>
+        <w:spacing w:after="0"/>
+      </w:pPr>
+      <w:r>
+        <w:t>b</w:t>
+      </w:r>
+      <w:r>
+        <w:t>ecomes:</w:t>
+      </w:r>
+      <w:r>
+        <w:t xml:space="preserve"> </w:t>
+      </w:r>
+      <w:r>
+        <w:t>1489182 EMILIE NANETTE Marie Selvina Nathalia B...</w:t>
+      </w:r>
+    </w:p>
+    <w:p>
+      <w:pPr>
+        <w:spacing w:after="0"/>
+      </w:pPr>
+    </w:p>
+    <w:p>
+      <w:pPr>
+        <w:spacing w:after="0"/>
+      </w:pPr>
+      <w:r>
+        <w:t>**Credit (HE) Document Name Rules**</w:t>
+      </w:r>
+    </w:p>
+    <w:p>
+      <w:pPr>
+        <w:spacing w:after="0"/>
+      </w:pPr>
+      <w:r>
+        <w:t>Build the document name as:</w:t>
+      </w:r>
+      <w:r>
+        <w:t xml:space="preserve"> </w:t>
+      </w:r>
+      <w:r>
+        <w:t>1234567 FAMILYNAME, Given Names - Credit (HE).docx</w:t>
+      </w:r>
+    </w:p>
+    <w:p>
+      <w:pPr>
+        <w:spacing w:after="0"/>
+      </w:pPr>
+      <w:r>
+        <w:t>Rules:</w:t>
+      </w:r>
+    </w:p>
+    <w:p>
+      <w:pPr>
+        <w:spacing w:after="0"/>
+      </w:pPr>
+      <w:r>
+        <w:t>- Assuming the file extension (e.g., .docx) is not being counted here</w:t>
+      </w:r>
+    </w:p>
+    <w:p>
+      <w:pPr>
+        <w:spacing w:after="0"/>
+      </w:pPr>
+      <w:r>
+        <w:t>Use the normalized 7-digit student ID.</w:t>
+      </w:r>
+    </w:p>
+    <w:p>
+      <w:pPr>
+        <w:spacing w:after="0"/>
+      </w:pPr>
+      <w:r>
+        <w:t>- Add one space after the ID.</w:t>
+      </w:r>
+    </w:p>
+    <w:p>
+      <w:pPr>
+        <w:spacing w:after="0"/>
+      </w:pPr>
+      <w:r>
+        <w:t>- Use family name in all caps.</w:t>
+      </w:r>
+    </w:p>
+    <w:p>
+      <w:pPr>
+        <w:spacing w:after="0"/>
+      </w:pPr>
+      <w:r>
+        <w:t>- Add a comma after the family name.</w:t>
+      </w:r>
+    </w:p>
+    <w:p>
+      <w:pPr>
+        <w:spacing w:after="0"/>
+      </w:pPr>
+      <w:r>
+        <w:t>- Add one space after the comma.</w:t>
+      </w:r>
+    </w:p>
+    <w:p>
+      <w:pPr>
+        <w:spacing w:after="0"/>
+      </w:pPr>
+      <w:r>
+        <w:t>- Use given name/given names in proper case.</w:t>
+      </w:r>
+    </w:p>
+    <w:p>
+      <w:pPr>
+        <w:spacing w:after="0"/>
+      </w:pPr>
+      <w:r>
+        <w:t>- Add a space then hyphen then space then the fixed suffix where a fixed suffix is required</w:t>
+      </w:r>
+    </w:p>
+    <w:p>
+      <w:pPr>
+        <w:spacing w:after="0"/>
+      </w:pPr>
+      <w:r>
+        <w:t>- Sanitise the filename so it is safe for Windows.</w:t>
+      </w:r>
+    </w:p>
+    <w:p>
+      <w:pPr>
+        <w:spacing w:after="0"/>
+      </w:pPr>
+      <w:r>
+        <w:lastRenderedPageBreak/>
+        <w:t>- Maximum document filename length is 50 characters inclusive of any fixed suffix.</w:t>
+      </w:r>
+    </w:p>
+    <w:p>
+      <w:pPr>
+        <w:spacing w:after="0"/>
+      </w:pPr>
+      <w:r>
+        <w:t xml:space="preserve">- where there is no fixed suffix required and file/folder name length is greater than 50 characters, </w:t>
+      </w:r>
+      <w:r>
+        <w:t>keep only the first</w:t>
+      </w:r>
+      <w:r>
+        <w:t xml:space="preserve"> 47 </w:t>
+      </w:r>
+      <w:r>
+        <w:t>characters</w:t>
+      </w:r>
+      <w:r>
+        <w:t xml:space="preserve"> and append three dots.</w:t>
+      </w:r>
+    </w:p>
+    <w:p>
+      <w:pPr>
+        <w:spacing w:after="0"/>
+      </w:pPr>
+      <w:r>
+        <w:t>- The fixed suffix is always preserved exactly. If the ID + name label before the suffix is longer than 50 characters, truncate only that ID + name label to fit the document-label limit, keeping the suffix unchanged and append … to the truncated name.  So, for example, where the suffix is to be 12 characters “Credit (HE)” use document-label limit of 35 characters before the suffix so that</w:t>
+      </w:r>
+      <w:r>
+        <w:t xml:space="preserve"> 3 dots</w:t>
+      </w:r>
+      <w:r>
+        <w:t xml:space="preserve"> </w:t>
+      </w:r>
+      <w:r>
+        <w:t xml:space="preserve">`...` </w:t>
+      </w:r>
+      <w:r>
+        <w:t xml:space="preserve">can be appended to the document-label giving 38 characters plus suffix of 12 characters.  Always leave a readable </w:t>
+      </w:r>
+      <w:proofErr w:type="gramStart"/>
+      <w:r>
+        <w:t>“ -</w:t>
+      </w:r>
+      <w:proofErr w:type="gramEnd"/>
+      <w:r>
+        <w:t xml:space="preserve"> Credit (HE)” at end of filename.</w:t>
+      </w:r>
+    </w:p>
+    <w:p>
+      <w:pPr>
+        <w:spacing w:after="0"/>
+      </w:pPr>
+      <w:r>
+        <w:t>Example:</w:t>
+      </w:r>
+      <w:r>
+        <w:t xml:space="preserve"> </w:t>
+      </w:r>
+      <w:r>
+        <w:t xml:space="preserve">1489182 EMILIE NANETTE Marie Selvina Nathalia </w:t>
+      </w:r>
+      <w:proofErr w:type="spellStart"/>
+      <w:r>
+        <w:t>Bensonite</w:t>
+      </w:r>
+      <w:proofErr w:type="spellEnd"/>
+    </w:p>
+    <w:p>
+      <w:pPr>
+        <w:spacing w:after="0"/>
+      </w:pPr>
+      <w:r>
+        <w:t>becomes:</w:t>
+      </w:r>
+    </w:p>
+    <w:p>
+      <w:pPr>
+        <w:spacing w:after="0"/>
+      </w:pPr>
+      <w:r>
+        <w:t xml:space="preserve">folder: </w:t>
+      </w:r>
+      <w:r>
+        <w:t>1489182 EMILIE NANETTE Marie Selvina Nathalia B...</w:t>
+      </w:r>
+    </w:p>
+    <w:p>
+      <w:pPr>
+        <w:spacing w:after="0"/>
+      </w:pPr>
+      <w:r>
+        <w:t xml:space="preserve">file:  </w:t>
+      </w:r>
+      <w:r>
+        <w:t>1489182 EMILIE NANETTE, Marie Selv... - Credit (HE).docx</w:t>
+      </w:r>
+    </w:p>
+    <w:p>
+      <w:pPr>
+        <w:spacing w:after="0"/>
+      </w:pPr>
+      <w:r>
+        <w:t xml:space="preserve">Another example: </w:t>
+      </w:r>
+      <w:r>
+        <w:t>1494981 LY Ngoc Thanh</w:t>
+      </w:r>
+    </w:p>
+    <w:p>
+      <w:pPr>
+        <w:spacing w:after="0"/>
+      </w:pPr>
+      <w:r>
+        <w:t>becomes</w:t>
+      </w:r>
+    </w:p>
+    <w:p>
+      <w:pPr>
+        <w:spacing w:after="0"/>
+      </w:pPr>
+      <w:r>
+        <w:t>folder:</w:t>
+      </w:r>
+      <w:r>
+        <w:t xml:space="preserve"> </w:t>
+      </w:r>
+      <w:r>
+        <w:t>1494981 LY Ngoc Thanh</w:t>
+      </w:r>
+    </w:p>
+    <w:p>
+      <w:pPr>
+        <w:spacing w:after="0"/>
+      </w:pPr>
+      <w:r>
+        <w:t>file:</w:t>
+      </w:r>
+      <w:r>
+        <w:t xml:space="preserve"> </w:t>
+      </w:r>
+      <w:r>
+        <w:t>1494981 LY Ngoc Thanh - Credit (HE).docx</w:t>
+      </w:r>
+    </w:p>
+    <w:p>
+      <w:pPr>
+        <w:spacing w:after="0"/>
+      </w:pPr>
+    </w:p>
+    <w:p>
+      <w:pPr>
+        <w:spacing w:after="0"/>
+      </w:pPr>
+      <w:r>
+        <w:t>**Dialog Rules**</w:t>
+      </w:r>
+    </w:p>
+    <w:p>
+      <w:pPr>
+        <w:spacing w:after="0"/>
+      </w:pPr>
+      <w:r>
+        <w:t>Unless otherwise specified,</w:t>
+      </w:r>
+      <w:r>
+        <w:t xml:space="preserve"> message/dialog should have</w:t>
+      </w:r>
+      <w:r>
+        <w:t xml:space="preserve"> </w:t>
+      </w:r>
+      <w:r>
+        <w:t>2 buttons</w:t>
       </w:r>
       <w:r>
         <w:t>:</w:t>
@@ -2063,811 +2678,92 @@
         <w:spacing w:after="0"/>
       </w:pPr>
       <w:r>
-        <w:t>- If they choose to shift it, move the folder into the current teacher’s temp folder.</w:t>
-      </w:r>
-    </w:p>
-    <w:p>
-      <w:pPr>
-        <w:spacing w:after="0"/>
-      </w:pPr>
-      <w:r>
-        <w:t>- Open the folder, whether shifted or not.</w:t>
-      </w:r>
-    </w:p>
-    <w:p>
-      <w:pPr>
-        <w:spacing w:after="0"/>
-      </w:pPr>
-      <w:r>
-        <w:t>- If the Credit (HE) document exists, open it.</w:t>
-      </w:r>
-    </w:p>
-    <w:p>
-      <w:pPr>
-        <w:spacing w:after="0"/>
-      </w:pPr>
-      <w:r>
-        <w:t>- If it does not exist, create it from the template, then open it.</w:t>
-      </w:r>
-    </w:p>
-    <w:p>
-      <w:pPr>
-        <w:spacing w:after="0"/>
-      </w:pPr>
-      <w:r>
-        <w:t>If Just Open:</w:t>
-      </w:r>
-    </w:p>
-    <w:p>
-      <w:pPr>
-        <w:spacing w:after="0"/>
-      </w:pPr>
-      <w:r>
-        <w:t xml:space="preserve">- Open the </w:t>
-      </w:r>
-      <w:r>
-        <w:t>student’s folder and their Credit (HE) file if they have one</w:t>
-      </w:r>
-    </w:p>
-    <w:p>
-      <w:pPr>
-        <w:spacing w:after="0"/>
-      </w:pPr>
-      <w:r>
-        <w:t>If Cancel:</w:t>
-      </w:r>
-    </w:p>
-    <w:p>
-      <w:pPr>
-        <w:spacing w:after="0"/>
-      </w:pPr>
-      <w:r>
-        <w:t>- Do nothing.</w:t>
-      </w:r>
-    </w:p>
-    <w:p>
-      <w:pPr>
-        <w:spacing w:after="0"/>
-      </w:pPr>
-    </w:p>
-    <w:p>
-      <w:pPr>
-        <w:spacing w:after="0"/>
-      </w:pPr>
-      <w:r>
-        <w:t>**Credit (HE) Document Handling**</w:t>
-      </w:r>
-    </w:p>
-    <w:p>
-      <w:pPr>
-        <w:spacing w:after="0"/>
-      </w:pPr>
-      <w:r>
-        <w:t>For all relevant cases:</w:t>
-      </w:r>
-    </w:p>
-    <w:p>
-      <w:pPr>
-        <w:spacing w:after="0"/>
-      </w:pPr>
-      <w:r>
-        <w:t>- Look inside the matched or newly created student folder for a Microsoft Word file whose name starts with the student ID and includes/starts with `Credit`.</w:t>
-      </w:r>
-    </w:p>
-    <w:p>
-      <w:pPr>
-        <w:spacing w:after="0"/>
-      </w:pPr>
-      <w:r>
-        <w:t>- This is treated as the official Credit (HE) form.</w:t>
-      </w:r>
-    </w:p>
-    <w:p>
-      <w:pPr>
-        <w:spacing w:after="0"/>
-      </w:pPr>
-      <w:r>
-        <w:t>- The popup should say whether this document was found.</w:t>
-      </w:r>
-    </w:p>
-    <w:p>
-      <w:pPr>
-        <w:spacing w:after="0"/>
-      </w:pPr>
-      <w:r>
-        <w:t>- When proceeding, open the document if it exists.</w:t>
-      </w:r>
-    </w:p>
-    <w:p>
-      <w:pPr>
-        <w:spacing w:after="0"/>
-      </w:pPr>
-      <w:r>
-        <w:t>- If it does not exist, create it by copying the Credit (HE) template into the student folder, then open it.</w:t>
-      </w:r>
-    </w:p>
-    <w:p>
-      <w:pPr>
-        <w:spacing w:after="0"/>
-      </w:pPr>
-    </w:p>
-    <w:p>
-      <w:pPr>
-        <w:spacing w:after="0"/>
-      </w:pPr>
-      <w:r>
-        <w:t>Template lookup order:</w:t>
-      </w:r>
-    </w:p>
-    <w:p>
-      <w:pPr>
-        <w:spacing w:after="0"/>
-      </w:pPr>
-      <w:r>
-        <w:t xml:space="preserve">1. </w:t>
-      </w:r>
-      <w:r>
-        <w:t>First the C</w:t>
-      </w:r>
-      <w:r>
-        <w:t>urrent teacher’s temp folder.</w:t>
-      </w:r>
-    </w:p>
-    <w:p>
-      <w:pPr>
-        <w:spacing w:after="0"/>
-      </w:pPr>
-      <w:r>
-        <w:t>2. Supporting Documents\Credits Transfers\Credit (HE) Form.docx</w:t>
-      </w:r>
-      <w:r>
-        <w:t xml:space="preserve"> </w:t>
-      </w:r>
-      <w:r>
-        <w:t>inside the current semester folder.</w:t>
-      </w:r>
-    </w:p>
-    <w:p>
-      <w:pPr>
-        <w:spacing w:after="0"/>
-      </w:pPr>
-      <w:r>
-        <w:t>Do not create a blank Word file.</w:t>
-      </w:r>
-      <w:r>
-        <w:t xml:space="preserve">  If the template cannot be found, popup a message to say so and instruct the enrolment officer to find it </w:t>
+        <w:t>- `OK`</w:t>
+      </w:r>
+    </w:p>
+    <w:p>
+      <w:pPr>
+        <w:spacing w:after="0"/>
+      </w:pPr>
+      <w:r>
+        <w:t>- `Cancel`</w:t>
+      </w:r>
+    </w:p>
+    <w:p>
+      <w:pPr>
+        <w:spacing w:after="0"/>
+      </w:pPr>
+      <w:r>
+        <w:t>If OK is clicked, continue with the described action.</w:t>
+      </w:r>
+    </w:p>
+    <w:p>
+      <w:pPr>
+        <w:spacing w:after="0"/>
+      </w:pPr>
+      <w:r>
+        <w:t>If Cancel is clicked, stop and do nothing.</w:t>
+      </w:r>
+    </w:p>
+    <w:p>
+      <w:pPr>
+        <w:spacing w:after="0"/>
+      </w:pPr>
+    </w:p>
+    <w:p>
+      <w:pPr>
+        <w:spacing w:after="0"/>
+      </w:pPr>
+      <w:r>
+        <w:t>**Implementation Notes**</w:t>
+      </w:r>
+    </w:p>
+    <w:p>
+      <w:pPr>
+        <w:spacing w:after="0"/>
+      </w:pPr>
+      <w:r>
+        <w:t>This likely requires extending the existing Windows `enrol://` helper because browser JavaScript alone cannot reliably search local folders, move folders, copy Word templates, or open multiple folders/documents.</w:t>
+      </w:r>
+    </w:p>
+    <w:p>
+      <w:pPr>
+        <w:spacing w:after="0"/>
+      </w:pPr>
+    </w:p>
+    <w:p>
+      <w:pPr>
+        <w:spacing w:after="0"/>
+      </w:pPr>
+      <w:r>
+        <w:t>Verify with:</w:t>
+      </w:r>
+    </w:p>
+    <w:p>
+      <w:pPr>
+        <w:spacing w:after="0"/>
+      </w:pPr>
+    </w:p>
+    <w:p>
+      <w:pPr>
+        <w:spacing w:after="0"/>
+      </w:pPr>
+      <w:r>
+        <w:t>```</w:t>
       </w:r>
       <w:proofErr w:type="spellStart"/>
       <w:r>
-        <w:t>it</w:t>
+        <w:t>powershell</w:t>
       </w:r>
       <w:proofErr w:type="spellEnd"/>
-      <w:r>
-        <w:t xml:space="preserve"> and copy it into the new student folder location.</w:t>
-      </w:r>
-    </w:p>
-    <w:p>
-      <w:pPr>
-        <w:spacing w:after="0"/>
-      </w:pPr>
-    </w:p>
-    <w:p>
-      <w:pPr>
-        <w:spacing w:after="0"/>
-      </w:pPr>
-      <w:r>
-        <w:t xml:space="preserve">**Naming Rules </w:t>
-      </w:r>
-      <w:proofErr w:type="gramStart"/>
-      <w:r>
-        <w:t>For</w:t>
-      </w:r>
-      <w:proofErr w:type="gramEnd"/>
-      <w:r>
-        <w:t xml:space="preserve"> New Student Folders**</w:t>
-      </w:r>
-    </w:p>
-    <w:p>
-      <w:pPr>
-        <w:spacing w:after="0"/>
-      </w:pPr>
-      <w:r>
-        <w:t>Use a shared helper for student folder names:</w:t>
-      </w:r>
-      <w:r>
-        <w:t xml:space="preserve"> </w:t>
-      </w:r>
-      <w:r>
-        <w:t>1234567 FAMILYNAME Givenname</w:t>
-      </w:r>
-    </w:p>
-    <w:p>
-      <w:pPr>
-        <w:spacing w:after="0"/>
-      </w:pPr>
-      <w:r>
-        <w:t>U</w:t>
-      </w:r>
-      <w:r>
-        <w:t>se two separate naming rules: one for **student folders**, and one for **Credit (HE) documents**.</w:t>
-      </w:r>
-    </w:p>
-    <w:p>
-      <w:pPr>
-        <w:spacing w:after="0"/>
-      </w:pPr>
-    </w:p>
-    <w:p>
-      <w:pPr>
-        <w:spacing w:after="0"/>
-      </w:pPr>
-      <w:r>
-        <w:t>**Student Folder Name Rules**</w:t>
-      </w:r>
-    </w:p>
-    <w:p>
-      <w:pPr>
-        <w:spacing w:after="0"/>
-      </w:pPr>
-      <w:r>
-        <w:t>Build the folder label as:</w:t>
-      </w:r>
-      <w:r>
-        <w:t xml:space="preserve"> </w:t>
-      </w:r>
-      <w:r>
-        <w:t>1234567 FAMILYNAME Given Names</w:t>
-      </w:r>
-    </w:p>
-    <w:p>
-      <w:pPr>
-        <w:spacing w:after="0"/>
-      </w:pPr>
-      <w:r>
-        <w:t>Rules:</w:t>
-      </w:r>
-    </w:p>
-    <w:p>
-      <w:pPr>
-        <w:spacing w:after="0"/>
-      </w:pPr>
-      <w:r>
-        <w:t>- Use the normalized 7-digit student ID.</w:t>
-      </w:r>
-    </w:p>
-    <w:p>
-      <w:pPr>
-        <w:spacing w:after="0"/>
-      </w:pPr>
-      <w:r>
-        <w:t>- Add one space after the ID.</w:t>
-      </w:r>
-    </w:p>
-    <w:p>
-      <w:pPr>
-        <w:spacing w:after="0"/>
-      </w:pPr>
-      <w:r>
-        <w:t>- Use family name in all caps.</w:t>
-      </w:r>
-    </w:p>
-    <w:p>
-      <w:pPr>
-        <w:spacing w:after="0"/>
-      </w:pPr>
-      <w:r>
-        <w:t>- Use given name/given names in proper case.</w:t>
-      </w:r>
-    </w:p>
-    <w:p>
-      <w:pPr>
-        <w:spacing w:after="0"/>
-      </w:pPr>
-      <w:r>
-        <w:t>- Do **not** add a comma in the folder name.</w:t>
-      </w:r>
-    </w:p>
-    <w:p>
-      <w:pPr>
-        <w:spacing w:after="0"/>
-      </w:pPr>
-      <w:r>
-        <w:t>- Sanitise the final label so it is safe for Windows folder names.</w:t>
-      </w:r>
-    </w:p>
-    <w:p>
-      <w:pPr>
-        <w:spacing w:after="0"/>
-      </w:pPr>
-      <w:r>
-        <w:t>- Maximum folder label length is 50 characters.</w:t>
-      </w:r>
-    </w:p>
-    <w:p>
-      <w:pPr>
-        <w:spacing w:after="0"/>
-      </w:pPr>
-      <w:r>
-        <w:t>- If the folder label is longer than 50 characters, keep the first 47 characters and append `...`.</w:t>
-      </w:r>
-    </w:p>
-    <w:p>
-      <w:pPr>
-        <w:spacing w:after="0"/>
-      </w:pPr>
-      <w:r>
-        <w:lastRenderedPageBreak/>
-        <w:t>Example:</w:t>
-      </w:r>
-      <w:r>
-        <w:t xml:space="preserve"> </w:t>
-      </w:r>
-      <w:r>
-        <w:t xml:space="preserve">1489182 EMILIE NANETTE Marie Selvina Nathalia </w:t>
-      </w:r>
-      <w:proofErr w:type="spellStart"/>
-      <w:r>
-        <w:t>Bensonite</w:t>
-      </w:r>
-      <w:proofErr w:type="spellEnd"/>
-    </w:p>
-    <w:p>
-      <w:pPr>
-        <w:spacing w:after="0"/>
-      </w:pPr>
-      <w:r>
-        <w:t>b</w:t>
-      </w:r>
-      <w:r>
-        <w:t>ecomes:</w:t>
-      </w:r>
-      <w:r>
-        <w:t xml:space="preserve"> </w:t>
-      </w:r>
-      <w:r>
-        <w:t>1489182 EMILIE NANETTE Marie Selvina Nathalia B...</w:t>
-      </w:r>
-    </w:p>
-    <w:p>
-      <w:pPr>
-        <w:spacing w:after="0"/>
-      </w:pPr>
-    </w:p>
-    <w:p>
-      <w:pPr>
-        <w:spacing w:after="0"/>
-      </w:pPr>
-      <w:r>
-        <w:t>**Credit (HE) Document Name Rules**</w:t>
-      </w:r>
-    </w:p>
-    <w:p>
-      <w:pPr>
-        <w:spacing w:after="0"/>
-      </w:pPr>
-      <w:r>
-        <w:t>Build the document name as:</w:t>
-      </w:r>
-      <w:r>
-        <w:t xml:space="preserve"> </w:t>
-      </w:r>
-      <w:r>
-        <w:t>1234567 FAMILYNAME, Given Names - Credit (HE).docx</w:t>
-      </w:r>
-    </w:p>
-    <w:p>
-      <w:pPr>
-        <w:spacing w:after="0"/>
-      </w:pPr>
-      <w:r>
-        <w:t>Rules:</w:t>
-      </w:r>
-    </w:p>
-    <w:p>
-      <w:pPr>
-        <w:spacing w:after="0"/>
-      </w:pPr>
-      <w:r>
-        <w:t xml:space="preserve">- </w:t>
-      </w:r>
-      <w:r>
-        <w:t>Assuming the file extension (e.g., .docx) is not being counted here</w:t>
-      </w:r>
-    </w:p>
-    <w:p>
-      <w:pPr>
-        <w:spacing w:after="0"/>
-      </w:pPr>
-      <w:r>
-        <w:t>Use the normalized 7-digit student ID.</w:t>
-      </w:r>
-    </w:p>
-    <w:p>
-      <w:pPr>
-        <w:spacing w:after="0"/>
-      </w:pPr>
-      <w:r>
-        <w:t>- Add one space after the ID.</w:t>
-      </w:r>
-    </w:p>
-    <w:p>
-      <w:pPr>
-        <w:spacing w:after="0"/>
-      </w:pPr>
-      <w:r>
-        <w:t>- Use family name in all caps.</w:t>
-      </w:r>
-    </w:p>
-    <w:p>
-      <w:pPr>
-        <w:spacing w:after="0"/>
-      </w:pPr>
-      <w:r>
-        <w:t>- Add a comma after the family name.</w:t>
-      </w:r>
-    </w:p>
-    <w:p>
-      <w:pPr>
-        <w:spacing w:after="0"/>
-      </w:pPr>
-      <w:r>
-        <w:t>- Add one space after the comma.</w:t>
-      </w:r>
-    </w:p>
-    <w:p>
-      <w:pPr>
-        <w:spacing w:after="0"/>
-      </w:pPr>
-      <w:r>
-        <w:t>- Use given name/given names in proper case.</w:t>
-      </w:r>
-    </w:p>
-    <w:p>
-      <w:pPr>
-        <w:spacing w:after="0"/>
-      </w:pPr>
-      <w:r>
-        <w:t>- Add</w:t>
-      </w:r>
-      <w:r>
-        <w:t xml:space="preserve"> a space then hyphen then space then</w:t>
-      </w:r>
-      <w:r>
-        <w:t xml:space="preserve"> the fixed suffix</w:t>
-      </w:r>
-      <w:r>
-        <w:t xml:space="preserve"> where a fixed suffix is required</w:t>
-      </w:r>
-    </w:p>
-    <w:p>
-      <w:pPr>
-        <w:spacing w:after="0"/>
-      </w:pPr>
-      <w:r>
-        <w:t>- Sanitise the filename so it is safe for Windows.</w:t>
-      </w:r>
-    </w:p>
-    <w:p>
-      <w:pPr>
-        <w:spacing w:after="0"/>
-      </w:pPr>
-      <w:r>
-        <w:t xml:space="preserve">- Maximum document filename length is 50 characters </w:t>
-      </w:r>
-      <w:r>
-        <w:t>inclusive of any</w:t>
-      </w:r>
-      <w:r>
-        <w:t xml:space="preserve"> fixed suffix.</w:t>
-      </w:r>
-    </w:p>
-    <w:p>
-      <w:pPr>
-        <w:spacing w:after="0"/>
-      </w:pPr>
-      <w:r>
-        <w:t xml:space="preserve">- where there is no fixed suffix required and file/folder name length is greater than 50 characters, </w:t>
-      </w:r>
-      <w:r>
-        <w:t>keep only the first</w:t>
-      </w:r>
-      <w:r>
-        <w:t xml:space="preserve"> 47 </w:t>
-      </w:r>
-      <w:r>
-        <w:t>characters</w:t>
-      </w:r>
-      <w:r>
-        <w:t xml:space="preserve"> and append three dots.</w:t>
-      </w:r>
-    </w:p>
-    <w:p>
-      <w:pPr>
-        <w:spacing w:after="0"/>
-      </w:pPr>
-      <w:r>
-        <w:t>- The fixed suffix is always preserved exactly.</w:t>
-      </w:r>
-      <w:r>
-        <w:t xml:space="preserve"> </w:t>
-      </w:r>
-      <w:r>
-        <w:t>If the ID + name label before the suffix is longer than 50 characters, truncate only that ID + name label to fit the document-label limit, keeping the suffix unchanged</w:t>
-      </w:r>
-      <w:r>
-        <w:t xml:space="preserve"> and append … to the truncated name</w:t>
-      </w:r>
-      <w:r>
-        <w:t>.</w:t>
-      </w:r>
-      <w:r>
-        <w:t xml:space="preserve"> </w:t>
-      </w:r>
-      <w:r>
-        <w:t xml:space="preserve"> </w:t>
-      </w:r>
-      <w:r>
-        <w:t>So, for example, where the suffix is to be</w:t>
-      </w:r>
-      <w:r>
-        <w:t xml:space="preserve"> </w:t>
-      </w:r>
-      <w:r>
-        <w:t>12 characters “</w:t>
-      </w:r>
-      <w:r>
-        <w:t>Credit (HE)</w:t>
-      </w:r>
-      <w:r>
-        <w:t xml:space="preserve">” </w:t>
-      </w:r>
-      <w:r>
-        <w:t>use document-label limit of 3</w:t>
-      </w:r>
-      <w:r>
-        <w:t>5</w:t>
-      </w:r>
-      <w:r>
-        <w:t xml:space="preserve"> characters before the suffix</w:t>
-      </w:r>
-      <w:r>
-        <w:t xml:space="preserve"> so that</w:t>
-      </w:r>
-      <w:r>
-        <w:t xml:space="preserve"> 3 dots</w:t>
-      </w:r>
-      <w:r>
-        <w:t xml:space="preserve"> </w:t>
-      </w:r>
-      <w:r>
-        <w:t>`...`</w:t>
-      </w:r>
-      <w:r>
-        <w:t xml:space="preserve"> </w:t>
-      </w:r>
-      <w:r>
-        <w:t>can be appended to the document-label giving 38 characters plus suffix of 12 characters.  Always leave</w:t>
-      </w:r>
-      <w:r>
-        <w:t xml:space="preserve"> a readable</w:t>
-      </w:r>
-      <w:r>
-        <w:t xml:space="preserve"> </w:t>
-      </w:r>
-      <w:proofErr w:type="gramStart"/>
-      <w:r>
-        <w:t>“ -</w:t>
-      </w:r>
-      <w:proofErr w:type="gramEnd"/>
-      <w:r>
-        <w:t xml:space="preserve"> Credit (HE)</w:t>
-      </w:r>
-      <w:r>
-        <w:t>” at end of</w:t>
-      </w:r>
-      <w:r>
-        <w:t xml:space="preserve"> filename.</w:t>
-      </w:r>
-    </w:p>
-    <w:p>
-      <w:pPr>
-        <w:spacing w:after="0"/>
-      </w:pPr>
-      <w:r>
-        <w:t>Example:</w:t>
-      </w:r>
-      <w:r>
-        <w:t xml:space="preserve"> </w:t>
-      </w:r>
-      <w:r>
-        <w:t xml:space="preserve">1489182 EMILIE NANETTE Marie Selvina Nathalia </w:t>
-      </w:r>
-      <w:proofErr w:type="spellStart"/>
-      <w:r>
-        <w:t>Bensonite</w:t>
-      </w:r>
-      <w:proofErr w:type="spellEnd"/>
-    </w:p>
-    <w:p>
-      <w:pPr>
-        <w:spacing w:after="0"/>
-      </w:pPr>
-      <w:r>
-        <w:t>becomes:</w:t>
-      </w:r>
-    </w:p>
-    <w:p>
-      <w:pPr>
-        <w:spacing w:after="0"/>
-      </w:pPr>
-      <w:r>
-        <w:t xml:space="preserve">folder: </w:t>
-      </w:r>
-      <w:r>
-        <w:t>1489182 EMILIE NANETTE Marie Selvina Nathalia B...</w:t>
-      </w:r>
-    </w:p>
-    <w:p>
-      <w:pPr>
-        <w:spacing w:after="0"/>
-      </w:pPr>
-      <w:r>
-        <w:t xml:space="preserve">file:  </w:t>
-      </w:r>
-      <w:r>
-        <w:t>1489182 EMILIE NANETTE, Marie Selv... - Credit (HE).docx</w:t>
-      </w:r>
-    </w:p>
-    <w:p>
-      <w:pPr>
-        <w:spacing w:after="0"/>
-      </w:pPr>
-      <w:r>
-        <w:t xml:space="preserve">Another example: </w:t>
-      </w:r>
-      <w:r>
-        <w:t>1494981 LY Ngoc Thanh</w:t>
-      </w:r>
-    </w:p>
-    <w:p>
-      <w:pPr>
-        <w:spacing w:after="0"/>
-      </w:pPr>
-      <w:r>
-        <w:t>becomes</w:t>
-      </w:r>
-    </w:p>
-    <w:p>
-      <w:pPr>
-        <w:spacing w:after="0"/>
-      </w:pPr>
-      <w:r>
-        <w:t>folder:</w:t>
-      </w:r>
-      <w:r>
-        <w:t xml:space="preserve"> </w:t>
-      </w:r>
-      <w:r>
-        <w:t>1494981 LY Ngoc Thanh</w:t>
-      </w:r>
-    </w:p>
-    <w:p>
-      <w:pPr>
-        <w:spacing w:after="0"/>
-      </w:pPr>
-      <w:r>
-        <w:t>file:</w:t>
-      </w:r>
-      <w:r>
-        <w:t xml:space="preserve"> </w:t>
-      </w:r>
-      <w:r>
-        <w:t>1494981 LY Ngoc Thanh - Credit (HE).docx</w:t>
-      </w:r>
-    </w:p>
-    <w:p>
-      <w:pPr>
-        <w:spacing w:after="0"/>
-      </w:pPr>
-    </w:p>
-    <w:p>
-      <w:pPr>
-        <w:spacing w:after="0"/>
-      </w:pPr>
-      <w:r>
-        <w:t>**Dialog Rules**</w:t>
-      </w:r>
-    </w:p>
-    <w:p>
-      <w:pPr>
-        <w:spacing w:after="0"/>
-      </w:pPr>
-      <w:r>
-        <w:t>Unless otherwise specified,</w:t>
-      </w:r>
-      <w:r>
-        <w:t xml:space="preserve"> message/dialog should have</w:t>
-      </w:r>
-      <w:r>
-        <w:t xml:space="preserve"> </w:t>
-      </w:r>
-      <w:r>
-        <w:t>2 buttons</w:t>
-      </w:r>
-      <w:r>
-        <w:t>:</w:t>
-      </w:r>
-    </w:p>
-    <w:p>
-      <w:pPr>
-        <w:spacing w:after="0"/>
-      </w:pPr>
-      <w:r>
-        <w:t>- `OK`</w:t>
-      </w:r>
-    </w:p>
-    <w:p>
-      <w:pPr>
-        <w:spacing w:after="0"/>
-      </w:pPr>
-      <w:r>
-        <w:t>- `Cancel`</w:t>
-      </w:r>
-    </w:p>
-    <w:p>
-      <w:pPr>
-        <w:spacing w:after="0"/>
-      </w:pPr>
-      <w:r>
-        <w:t>If OK is clicked, continue with the described action.</w:t>
-      </w:r>
-    </w:p>
-    <w:p>
-      <w:pPr>
-        <w:spacing w:after="0"/>
-      </w:pPr>
-      <w:r>
-        <w:t>If Cancel is clicked, stop and do nothing.</w:t>
-      </w:r>
-    </w:p>
-    <w:p>
-      <w:pPr>
-        <w:spacing w:after="0"/>
-      </w:pPr>
-    </w:p>
-    <w:p>
-      <w:pPr>
-        <w:spacing w:after="0"/>
-      </w:pPr>
-      <w:r>
-        <w:t>**Implementation Notes**</w:t>
-      </w:r>
-    </w:p>
-    <w:p>
-      <w:pPr>
-        <w:spacing w:after="0"/>
-      </w:pPr>
-      <w:r>
-        <w:t>This likely requires extending the existing Windows `enrol://` helper because browser JavaScript alone cannot reliably search local folders, move folders, copy Word templates, or open multiple folders/documents.</w:t>
-      </w:r>
-    </w:p>
-    <w:p>
-      <w:pPr>
-        <w:spacing w:after="0"/>
-      </w:pPr>
-    </w:p>
-    <w:p>
-      <w:pPr>
-        <w:spacing w:after="0"/>
-      </w:pPr>
-      <w:r>
-        <w:t>Verify with:</w:t>
-      </w:r>
-    </w:p>
-    <w:p>
-      <w:pPr>
-        <w:spacing w:after="0"/>
-      </w:pPr>
+    </w:p>
+    <w:p>
+      <w:pPr>
+        <w:spacing w:after="0"/>
+      </w:pPr>
+      <w:r>
+        <w:t>node --check script.js</w:t>
+      </w:r>
     </w:p>
     <w:p>
       <w:pPr>
@@ -2876,27 +2772,6 @@
       <w:r>
         <w:t>```</w:t>
       </w:r>
-      <w:proofErr w:type="spellStart"/>
-      <w:r>
-        <w:t>powershell</w:t>
-      </w:r>
-      <w:proofErr w:type="spellEnd"/>
-    </w:p>
-    <w:p>
-      <w:pPr>
-        <w:spacing w:after="0"/>
-      </w:pPr>
-      <w:r>
-        <w:t>node --check script.js</w:t>
-      </w:r>
-    </w:p>
-    <w:p>
-      <w:pPr>
-        <w:spacing w:after="0"/>
-      </w:pPr>
-      <w:r>
-        <w:t>```</w:t>
-      </w:r>
     </w:p>
     <w:p>
       <w:pPr>
@@ -2911,7 +2786,6 @@
         <w:pStyle w:val="Heading1"/>
       </w:pPr>
       <w:r>
-        <w:lastRenderedPageBreak/>
         <w:t>Course Map:</w:t>
       </w:r>
       <w:r>
@@ -2996,6 +2870,7 @@
         <w:spacing w:after="0"/>
       </w:pPr>
       <w:r>
+        <w:lastRenderedPageBreak/>
         <w:t xml:space="preserve">There are at least 16 buttons there and I'd like to have them placed on 3 </w:t>
       </w:r>
       <w:proofErr w:type="spellStart"/>
@@ -3309,100 +3184,100 @@
         <w:spacing w:after="0"/>
       </w:pPr>
       <w:r>
+        <w:t>In your existing app logic, run a deterministic timetable selector using your current subject/timetable data.</w:t>
+      </w:r>
+    </w:p>
+    <w:p>
+      <w:pPr>
+        <w:spacing w:after="0"/>
+      </w:pPr>
+      <w:r>
+        <w:t>Show 1-3 valid timetable options and let user click “Apply”.</w:t>
+      </w:r>
+    </w:p>
+    <w:p>
+      <w:pPr>
+        <w:spacing w:after="0"/>
+      </w:pPr>
+      <w:r>
+        <w:t>Why this is easiest</w:t>
+      </w:r>
+    </w:p>
+    <w:p>
+      <w:pPr>
+        <w:spacing w:after="0"/>
+      </w:pPr>
+    </w:p>
+    <w:p>
+      <w:pPr>
+        <w:spacing w:after="0"/>
+      </w:pPr>
+      <w:r>
+        <w:t>AI handles natural language.</w:t>
+      </w:r>
+    </w:p>
+    <w:p>
+      <w:pPr>
+        <w:spacing w:after="0"/>
+      </w:pPr>
+      <w:r>
+        <w:t>Your codebase keeps control of business rules/prereq</w:t>
+      </w:r>
+      <w:r>
+        <w:t>uisite</w:t>
+      </w:r>
+      <w:r>
+        <w:t>s.</w:t>
+      </w:r>
+    </w:p>
+    <w:p>
+      <w:pPr>
+        <w:spacing w:after="0"/>
+      </w:pPr>
+      <w:r>
+        <w:t>More reliable than letting AI “pick” subjects on its own.</w:t>
+      </w:r>
+    </w:p>
+    <w:p>
+      <w:pPr>
+        <w:spacing w:after="0"/>
+      </w:pPr>
+      <w:r>
+        <w:t>If you want, I can next give you a minimal backend + prompt/schema design tailored to your current script.js flow without changing anything yet.</w:t>
+      </w:r>
+    </w:p>
+    <w:p>
+      <w:pPr>
+        <w:spacing w:after="0"/>
+      </w:pPr>
+    </w:p>
+    <w:p>
+      <w:pPr>
+        <w:spacing w:after="0"/>
+      </w:pPr>
+      <w:r>
+        <w:t>Short answer:</w:t>
+      </w:r>
+    </w:p>
+    <w:p>
+      <w:pPr>
+        <w:spacing w:after="0"/>
+      </w:pPr>
+    </w:p>
+    <w:p>
+      <w:pPr>
+        <w:spacing w:after="0"/>
+      </w:pPr>
+      <w:r>
+        <w:t>Do you need a paid API key?</w:t>
+      </w:r>
+    </w:p>
+    <w:p>
+      <w:pPr>
+        <w:spacing w:after="0"/>
+      </w:pPr>
+      <w:r>
         <w:lastRenderedPageBreak/>
-        <w:t>In your existing app logic, run a deterministic timetable selector using your current subject/timetable data.</w:t>
-      </w:r>
-    </w:p>
-    <w:p>
-      <w:pPr>
-        <w:spacing w:after="0"/>
-      </w:pPr>
-      <w:r>
-        <w:t>Show 1-3 valid timetable options and let user click “Apply”.</w:t>
-      </w:r>
-    </w:p>
-    <w:p>
-      <w:pPr>
-        <w:spacing w:after="0"/>
-      </w:pPr>
-      <w:r>
-        <w:t>Why this is easiest</w:t>
-      </w:r>
-    </w:p>
-    <w:p>
-      <w:pPr>
-        <w:spacing w:after="0"/>
-      </w:pPr>
-    </w:p>
-    <w:p>
-      <w:pPr>
-        <w:spacing w:after="0"/>
-      </w:pPr>
-      <w:r>
-        <w:t>AI handles natural language.</w:t>
-      </w:r>
-    </w:p>
-    <w:p>
-      <w:pPr>
-        <w:spacing w:after="0"/>
-      </w:pPr>
-      <w:r>
-        <w:t>Your codebase keeps control of business rules/prereq</w:t>
-      </w:r>
-      <w:r>
-        <w:t>uisite</w:t>
-      </w:r>
-      <w:r>
-        <w:t>s.</w:t>
-      </w:r>
-    </w:p>
-    <w:p>
-      <w:pPr>
-        <w:spacing w:after="0"/>
-      </w:pPr>
-      <w:r>
-        <w:t>More reliable than letting AI “pick” subjects on its own.</w:t>
-      </w:r>
-    </w:p>
-    <w:p>
-      <w:pPr>
-        <w:spacing w:after="0"/>
-      </w:pPr>
-      <w:r>
-        <w:t>If you want, I can next give you a minimal backend + prompt/schema design tailored to your current script.js flow without changing anything yet.</w:t>
-      </w:r>
-    </w:p>
-    <w:p>
-      <w:pPr>
-        <w:spacing w:after="0"/>
-      </w:pPr>
-    </w:p>
-    <w:p>
-      <w:pPr>
-        <w:spacing w:after="0"/>
-      </w:pPr>
-      <w:r>
-        <w:t>Short answer:</w:t>
-      </w:r>
-    </w:p>
-    <w:p>
-      <w:pPr>
-        <w:spacing w:after="0"/>
-      </w:pPr>
-    </w:p>
-    <w:p>
-      <w:pPr>
-        <w:spacing w:after="0"/>
-      </w:pPr>
-      <w:r>
-        <w:t>Do you need a paid API key?</w:t>
-      </w:r>
-    </w:p>
-    <w:p>
-      <w:pPr>
-        <w:spacing w:after="0"/>
-      </w:pPr>
-      <w:r>
         <w:t>Yes, typically yes. API usage is billed separately from ChatGPT subscriptions. So even if someone has ChatGPT Plus/Business/Edu, API costs are a different billing stream.</w:t>
       </w:r>
     </w:p>
@@ -3582,982 +3457,982 @@
         <w:pStyle w:val="Heading1"/>
       </w:pPr>
       <w:r>
+        <w:t xml:space="preserve">Colour blindness </w:t>
+      </w:r>
+      <w:proofErr w:type="spellStart"/>
+      <w:r>
+        <w:t>accomodation</w:t>
+      </w:r>
+      <w:proofErr w:type="spellEnd"/>
+      <w:r>
+        <w:t>:</w:t>
+      </w:r>
+    </w:p>
+    <w:p>
+      <w:pPr>
+        <w:spacing w:after="0"/>
+      </w:pPr>
+      <w:r>
+        <w:t>Here is the same **soft, colour-blind safe palette**, now with a **light orange** added that remains clearly distinguishable from all three blues and both greys.</w:t>
+      </w:r>
+    </w:p>
+    <w:p>
+      <w:pPr>
+        <w:spacing w:after="0"/>
+      </w:pPr>
+    </w:p>
+    <w:p>
+      <w:pPr>
+        <w:spacing w:after="0"/>
+      </w:pPr>
+      <w:r>
+        <w:t>Background</w:t>
+      </w:r>
+    </w:p>
+    <w:p>
+      <w:pPr>
+        <w:spacing w:after="0"/>
+      </w:pPr>
+      <w:r>
+        <w:t>#ffffff</w:t>
+      </w:r>
+    </w:p>
+    <w:p>
+      <w:pPr>
+        <w:spacing w:after="0"/>
+      </w:pPr>
+    </w:p>
+    <w:p>
+      <w:pPr>
+        <w:spacing w:after="0"/>
+      </w:pPr>
+      <w:r>
+        <w:t>Text</w:t>
+      </w:r>
+    </w:p>
+    <w:p>
+      <w:pPr>
+        <w:spacing w:after="0"/>
+      </w:pPr>
+      <w:r>
+        <w:t>#000000</w:t>
+      </w:r>
+    </w:p>
+    <w:p>
+      <w:pPr>
+        <w:spacing w:after="0"/>
+      </w:pPr>
+    </w:p>
+    <w:p>
+      <w:pPr>
+        <w:spacing w:after="0"/>
+      </w:pPr>
+      <w:r>
+        <w:t>Blues</w:t>
+      </w:r>
+    </w:p>
+    <w:p>
+      <w:pPr>
+        <w:spacing w:after="0"/>
+      </w:pPr>
+    </w:p>
+    <w:p>
+      <w:pPr>
+        <w:spacing w:after="0"/>
+      </w:pPr>
+      <w:r>
+        <w:t>Light Blue</w:t>
+      </w:r>
+    </w:p>
+    <w:p>
+      <w:pPr>
+        <w:spacing w:after="0"/>
+      </w:pPr>
+      <w:r>
+        <w:t>#dbe9f6</w:t>
+      </w:r>
+    </w:p>
+    <w:p>
+      <w:pPr>
+        <w:spacing w:after="0"/>
+      </w:pPr>
+    </w:p>
+    <w:p>
+      <w:pPr>
+        <w:spacing w:after="0"/>
+      </w:pPr>
+      <w:r>
+        <w:t>Mid Blue</w:t>
+      </w:r>
+    </w:p>
+    <w:p>
+      <w:pPr>
+        <w:spacing w:after="0"/>
+      </w:pPr>
+      <w:r>
         <w:lastRenderedPageBreak/>
-        <w:t xml:space="preserve">Colour blindness </w:t>
+        <w:t>#a9c8e8</w:t>
+      </w:r>
+    </w:p>
+    <w:p>
+      <w:pPr>
+        <w:spacing w:after="0"/>
+      </w:pPr>
+    </w:p>
+    <w:p>
+      <w:pPr>
+        <w:spacing w:after="0"/>
+      </w:pPr>
+      <w:r>
+        <w:t>Soft Steel Blue</w:t>
+      </w:r>
+    </w:p>
+    <w:p>
+      <w:pPr>
+        <w:spacing w:after="0"/>
+      </w:pPr>
+      <w:r>
+        <w:t>#6fa8dc</w:t>
+      </w:r>
+    </w:p>
+    <w:p>
+      <w:pPr>
+        <w:spacing w:after="0"/>
+      </w:pPr>
+    </w:p>
+    <w:p>
+      <w:pPr>
+        <w:spacing w:after="0"/>
+      </w:pPr>
+      <w:r>
+        <w:t>Greys</w:t>
+      </w:r>
+    </w:p>
+    <w:p>
+      <w:pPr>
+        <w:spacing w:after="0"/>
+      </w:pPr>
+    </w:p>
+    <w:p>
+      <w:pPr>
+        <w:spacing w:after="0"/>
+      </w:pPr>
+      <w:r>
+        <w:t>Light Grey</w:t>
+      </w:r>
+    </w:p>
+    <w:p>
+      <w:pPr>
+        <w:spacing w:after="0"/>
+      </w:pPr>
+      <w:r>
+        <w:t>#e2e2e2</w:t>
+      </w:r>
+    </w:p>
+    <w:p>
+      <w:pPr>
+        <w:spacing w:after="0"/>
+      </w:pPr>
+    </w:p>
+    <w:p>
+      <w:pPr>
+        <w:spacing w:after="0"/>
+      </w:pPr>
+      <w:r>
+        <w:t>Mid Grey</w:t>
+      </w:r>
+    </w:p>
+    <w:p>
+      <w:pPr>
+        <w:spacing w:after="0"/>
+      </w:pPr>
+      <w:r>
+        <w:t>#9e9e9e</w:t>
+      </w:r>
+    </w:p>
+    <w:p>
+      <w:pPr>
+        <w:spacing w:after="0"/>
+      </w:pPr>
+    </w:p>
+    <w:p>
+      <w:pPr>
+        <w:spacing w:after="0"/>
+      </w:pPr>
+      <w:r>
+        <w:t>Orange</w:t>
+      </w:r>
+    </w:p>
+    <w:p>
+      <w:pPr>
+        <w:spacing w:after="0"/>
+      </w:pPr>
+    </w:p>
+    <w:p>
+      <w:pPr>
+        <w:spacing w:after="0"/>
+      </w:pPr>
+      <w:r>
+        <w:t>Light Soft Orange</w:t>
+      </w:r>
+    </w:p>
+    <w:p>
+      <w:pPr>
+        <w:spacing w:after="0"/>
+      </w:pPr>
+      <w:r>
+        <w:t>#f6d3b3</w:t>
+      </w:r>
+    </w:p>
+    <w:p>
+      <w:pPr>
+        <w:spacing w:after="0"/>
+      </w:pPr>
+    </w:p>
+    <w:p>
+      <w:pPr>
+        <w:spacing w:after="0"/>
+      </w:pPr>
+      <w:r>
+        <w:t>---</w:t>
+      </w:r>
+    </w:p>
+    <w:p>
+      <w:pPr>
+        <w:spacing w:after="0"/>
+      </w:pPr>
+    </w:p>
+    <w:p>
+      <w:pPr>
+        <w:spacing w:after="0"/>
+      </w:pPr>
+      <w:r>
+        <w:t>**Why this orange works**</w:t>
+      </w:r>
+    </w:p>
+    <w:p>
+      <w:pPr>
+        <w:spacing w:after="0"/>
+      </w:pPr>
+    </w:p>
+    <w:p>
+      <w:pPr>
+        <w:spacing w:after="0"/>
+      </w:pPr>
+      <w:r>
+        <w:t>It is light, warm, and muted.</w:t>
+      </w:r>
+    </w:p>
+    <w:p>
+      <w:pPr>
+        <w:spacing w:after="0"/>
+      </w:pPr>
+      <w:r>
+        <w:t>It stays distinct from all blues under colour-blind simulation.</w:t>
+      </w:r>
+    </w:p>
+    <w:p>
+      <w:pPr>
+        <w:spacing w:after="0"/>
+      </w:pPr>
+      <w:r>
+        <w:t>It does not overpower the interface.</w:t>
+      </w:r>
+    </w:p>
+    <w:p>
+      <w:pPr>
+        <w:spacing w:after="0"/>
+      </w:pPr>
+      <w:r>
+        <w:t>It remains readable with black text.</w:t>
+      </w:r>
+    </w:p>
+    <w:p>
+      <w:pPr>
+        <w:spacing w:after="0"/>
+      </w:pPr>
+    </w:p>
+    <w:p>
+      <w:pPr>
+        <w:spacing w:after="0"/>
+      </w:pPr>
+      <w:r>
+        <w:t>---</w:t>
+      </w:r>
+    </w:p>
+    <w:p>
+      <w:pPr>
+        <w:spacing w:after="0"/>
+      </w:pPr>
+    </w:p>
+    <w:p>
+      <w:pPr>
+        <w:spacing w:after="0"/>
+      </w:pPr>
+      <w:r>
+        <w:t>**Suggested usage**</w:t>
+      </w:r>
+    </w:p>
+    <w:p>
+      <w:pPr>
+        <w:spacing w:after="0"/>
+      </w:pPr>
+    </w:p>
+    <w:p>
+      <w:pPr>
+        <w:spacing w:after="0"/>
+      </w:pPr>
+      <w:r>
+        <w:t>Highlight panels or warnings</w:t>
+      </w:r>
+    </w:p>
+    <w:p>
+      <w:pPr>
+        <w:spacing w:after="0"/>
+      </w:pPr>
+      <w:r>
+        <w:t>#f6d3b3</w:t>
+      </w:r>
+    </w:p>
+    <w:p>
+      <w:pPr>
+        <w:spacing w:after="0"/>
+      </w:pPr>
+    </w:p>
+    <w:p>
+      <w:pPr>
+        <w:spacing w:after="0"/>
+      </w:pPr>
+      <w:r>
+        <w:t>Accent icons or tags</w:t>
+      </w:r>
+    </w:p>
+    <w:p>
+      <w:pPr>
+        <w:spacing w:after="0"/>
+      </w:pPr>
+      <w:r>
+        <w:t>#6fa8dc or #f6d3b3</w:t>
+      </w:r>
+    </w:p>
+    <w:p>
+      <w:pPr>
+        <w:spacing w:after="0"/>
+      </w:pPr>
+    </w:p>
+    <w:p>
+      <w:pPr>
+        <w:spacing w:after="0"/>
+      </w:pPr>
+      <w:r>
+        <w:t>Structural separators</w:t>
+      </w:r>
+    </w:p>
+    <w:p>
+      <w:pPr>
+        <w:spacing w:after="0"/>
+      </w:pPr>
+      <w:r>
+        <w:t>#e2e2e2</w:t>
+      </w:r>
+    </w:p>
+    <w:p>
+      <w:pPr>
+        <w:spacing w:after="0"/>
+      </w:pPr>
+    </w:p>
+    <w:p>
+      <w:pPr>
+        <w:spacing w:after="0"/>
+      </w:pPr>
+      <w:r>
+        <w:t>Secondary UI elements</w:t>
+      </w:r>
+    </w:p>
+    <w:p>
+      <w:pPr>
+        <w:spacing w:after="0"/>
+      </w:pPr>
+      <w:r>
+        <w:t>#a9c8e8</w:t>
+      </w:r>
+    </w:p>
+    <w:p>
+      <w:pPr>
+        <w:spacing w:after="0"/>
+      </w:pPr>
+    </w:p>
+    <w:p>
+      <w:pPr>
+        <w:spacing w:after="0"/>
+      </w:pPr>
+      <w:r>
+        <w:t>---</w:t>
+      </w:r>
+    </w:p>
+    <w:p>
+      <w:pPr>
+        <w:spacing w:after="0"/>
+      </w:pPr>
+    </w:p>
+    <w:p>
+      <w:pPr>
+        <w:spacing w:after="0"/>
+      </w:pPr>
+      <w:r>
+        <w:t>**Final accessible set**</w:t>
+      </w:r>
+    </w:p>
+    <w:p>
+      <w:pPr>
+        <w:spacing w:after="0"/>
+      </w:pPr>
+    </w:p>
+    <w:p>
+      <w:pPr>
+        <w:spacing w:after="0"/>
+      </w:pPr>
+      <w:r>
+        <w:t>#dbe9f6</w:t>
+      </w:r>
+    </w:p>
+    <w:p>
+      <w:pPr>
+        <w:spacing w:after="0"/>
+      </w:pPr>
+      <w:r>
+        <w:t>#a9c8e8</w:t>
+      </w:r>
+    </w:p>
+    <w:p>
+      <w:pPr>
+        <w:spacing w:after="0"/>
+      </w:pPr>
+      <w:r>
+        <w:t>#6fa8dc</w:t>
+      </w:r>
+    </w:p>
+    <w:p>
+      <w:pPr>
+        <w:spacing w:after="0"/>
+      </w:pPr>
+      <w:r>
+        <w:t>#f6d3b3</w:t>
+      </w:r>
+    </w:p>
+    <w:p>
+      <w:pPr>
+        <w:spacing w:after="0"/>
+      </w:pPr>
+      <w:r>
+        <w:lastRenderedPageBreak/>
+        <w:t>#e2e2e2</w:t>
+      </w:r>
+    </w:p>
+    <w:p>
+      <w:pPr>
+        <w:spacing w:after="0"/>
+      </w:pPr>
+      <w:r>
+        <w:t>#9e9e9e</w:t>
+      </w:r>
+    </w:p>
+    <w:p>
+      <w:pPr>
+        <w:spacing w:after="0"/>
+      </w:pPr>
+    </w:p>
+    <w:p>
+      <w:pPr>
+        <w:pStyle w:val="Heading1"/>
+      </w:pPr>
+      <w:r>
+        <w:t>Database or Excel</w:t>
+      </w:r>
+    </w:p>
+    <w:p>
+      <w:pPr>
+        <w:spacing w:after="0"/>
+      </w:pPr>
+      <w:r>
+        <w:t>given how this site is built now, the key decision is not “DB or Excel” in isolation, but where the single source of truth lives.</w:t>
+      </w:r>
+    </w:p>
+    <w:p>
+      <w:pPr>
+        <w:spacing w:after="0"/>
+      </w:pPr>
+    </w:p>
+    <w:p>
+      <w:pPr>
+        <w:spacing w:after="0"/>
+      </w:pPr>
+      <w:r>
+        <w:t xml:space="preserve">Right </w:t>
+      </w:r>
+      <w:proofErr w:type="gramStart"/>
+      <w:r>
+        <w:t>now</w:t>
+      </w:r>
+      <w:proofErr w:type="gramEnd"/>
+      <w:r>
+        <w:t xml:space="preserve"> the app is a large static website that already knows how to read Source.xlsx and Triage.xlsx. That makes an Excel-based replacement easier in the short term. But if you want data to be edited reliably from the website, opened independently, and stay consistent over time, a database-backed model is the stronger design.</w:t>
+      </w:r>
+    </w:p>
+    <w:p>
+      <w:pPr>
+        <w:spacing w:after="0"/>
+      </w:pPr>
+    </w:p>
+    <w:p>
+      <w:pPr>
+        <w:spacing w:after="0"/>
+      </w:pPr>
+      <w:r>
+        <w:t>My recommendation is:</w:t>
+      </w:r>
+    </w:p>
+    <w:p>
+      <w:pPr>
+        <w:spacing w:after="0"/>
+      </w:pPr>
+    </w:p>
+    <w:p>
+      <w:pPr>
+        <w:spacing w:after="0"/>
+      </w:pPr>
+      <w:r>
+        <w:t>Make a database table the source of truth for triage data.</w:t>
+      </w:r>
+    </w:p>
+    <w:p>
+      <w:pPr>
+        <w:spacing w:after="0"/>
+      </w:pPr>
+      <w:r>
+        <w:t>Let the website load and edit that table through a small backend/API.</w:t>
+      </w:r>
+    </w:p>
+    <w:p>
+      <w:pPr>
+        <w:spacing w:after="0"/>
+      </w:pPr>
+      <w:r>
+        <w:t>Add Excel import/export so staff can still open the data independently in Excel when needed.</w:t>
+      </w:r>
+    </w:p>
+    <w:p>
+      <w:pPr>
+        <w:spacing w:after="0"/>
+      </w:pPr>
+    </w:p>
+    <w:p>
+      <w:pPr>
+        <w:spacing w:after="0"/>
+      </w:pPr>
+      <w:r>
+        <w:t>Best long-term: Database + API</w:t>
+      </w:r>
+    </w:p>
+    <w:p>
+      <w:pPr>
+        <w:spacing w:after="0"/>
+      </w:pPr>
+      <w:r>
+        <w:t>Store one row per student triage record.</w:t>
+      </w:r>
+    </w:p>
+    <w:p>
+      <w:pPr>
+        <w:spacing w:after="0"/>
+      </w:pPr>
+      <w:r>
+        <w:t>Include fields like student ID, friendly name, handled by, status, altered status, comments, in-strata, SharePoint link, modified by, modified at.</w:t>
+      </w:r>
+    </w:p>
+    <w:p>
+      <w:pPr>
+        <w:spacing w:after="0"/>
+      </w:pPr>
+      <w:r>
+        <w:t>Website reads and updates via API.</w:t>
+      </w:r>
+    </w:p>
+    <w:p>
+      <w:pPr>
+        <w:spacing w:after="0"/>
+      </w:pPr>
+      <w:r>
+        <w:t>Add “Export to Excel” and optionally “Import from Excel”.</w:t>
+      </w:r>
+    </w:p>
+    <w:p>
+      <w:pPr>
+        <w:spacing w:after="0"/>
+      </w:pPr>
+      <w:r>
+        <w:t>Best if multiple staff use it or data quality matters.</w:t>
+      </w:r>
+    </w:p>
+    <w:p>
+      <w:pPr>
+        <w:spacing w:after="0"/>
+      </w:pPr>
+    </w:p>
+    <w:p>
+      <w:pPr>
+        <w:spacing w:after="0"/>
+      </w:pPr>
+    </w:p>
+    <w:p>
+      <w:pPr>
+        <w:spacing w:after="0"/>
+      </w:pPr>
+      <w:r>
+        <w:t>Middle ground: Local database file</w:t>
+      </w:r>
+    </w:p>
+    <w:p>
+      <w:pPr>
+        <w:spacing w:after="0"/>
+      </w:pPr>
+      <w:r>
+        <w:t xml:space="preserve">Use something like SQLite as a single file that can be opened independently </w:t>
+      </w:r>
+      <w:proofErr w:type="gramStart"/>
+      <w:r>
+        <w:t>and also</w:t>
+      </w:r>
+      <w:proofErr w:type="gramEnd"/>
+      <w:r>
+        <w:t xml:space="preserve"> used by the site through a small local helper app.</w:t>
+      </w:r>
+    </w:p>
+    <w:p>
+      <w:pPr>
+        <w:spacing w:after="0"/>
+      </w:pPr>
+      <w:r>
+        <w:t>Better structure than Excel, simpler than a server DB.</w:t>
+      </w:r>
+    </w:p>
+    <w:p>
+      <w:pPr>
+        <w:spacing w:after="0"/>
+      </w:pPr>
+      <w:r>
+        <w:t>Good if this is mostly one user on one machine, or a shared file with very limited simultaneous editing.</w:t>
+      </w:r>
+    </w:p>
+    <w:p>
+      <w:pPr>
+        <w:spacing w:after="0"/>
+      </w:pPr>
+      <w:r>
+        <w:t>Still not ideal for multi-user concurrent staff access over OneDrive/SharePoint.</w:t>
+      </w:r>
+    </w:p>
+    <w:p>
+      <w:pPr>
+        <w:spacing w:after="0"/>
+      </w:pPr>
+    </w:p>
+    <w:p>
+      <w:pPr>
+        <w:spacing w:after="0"/>
+      </w:pPr>
+      <w:r>
+        <w:t>A practical rollout path would be:</w:t>
+      </w:r>
+    </w:p>
+    <w:p>
+      <w:pPr>
+        <w:spacing w:after="0"/>
+      </w:pPr>
+    </w:p>
+    <w:p>
+      <w:pPr>
+        <w:spacing w:after="0"/>
+      </w:pPr>
+      <w:r>
+        <w:t>Define the triage columns and rules clearly.</w:t>
+      </w:r>
+    </w:p>
+    <w:p>
+      <w:pPr>
+        <w:spacing w:after="0"/>
+      </w:pPr>
+      <w:r>
+        <w:t>Build a DB schema that mirrors the current Triage workbook fields.</w:t>
+      </w:r>
+    </w:p>
+    <w:p>
+      <w:pPr>
+        <w:spacing w:after="0"/>
+      </w:pPr>
+      <w:r>
+        <w:t>Import the current Triage.xlsx once.</w:t>
+      </w:r>
+    </w:p>
+    <w:p>
+      <w:pPr>
+        <w:spacing w:after="0"/>
+      </w:pPr>
+      <w:r>
+        <w:t>Make the site read from the DB instead of parsing the workbook.</w:t>
+      </w:r>
+    </w:p>
+    <w:p>
+      <w:pPr>
+        <w:spacing w:after="0"/>
+      </w:pPr>
+      <w:r>
+        <w:t>Add edit/save from the site.</w:t>
+      </w:r>
+    </w:p>
+    <w:p>
+      <w:pPr>
+        <w:spacing w:after="0"/>
+      </w:pPr>
+      <w:r>
+        <w:t>Add export to .xlsx for offline/open-independent use.</w:t>
+      </w:r>
+    </w:p>
+    <w:p>
+      <w:pPr>
+        <w:spacing w:after="0"/>
+      </w:pPr>
+      <w:r>
+        <w:t>If you want, I can next help you choose between three concrete implementations for your environment:</w:t>
+      </w:r>
+    </w:p>
+    <w:p>
+      <w:pPr>
+        <w:spacing w:after="0"/>
+      </w:pPr>
+    </w:p>
+    <w:p>
+      <w:pPr>
+        <w:spacing w:after="0"/>
+      </w:pPr>
+    </w:p>
+    <w:p>
+      <w:pPr>
+        <w:spacing w:after="0"/>
+      </w:pPr>
+      <w:r>
+        <w:lastRenderedPageBreak/>
+        <w:t>For your current Microsoft/OneDrive/SharePoint-heavy setup, a SharePoint List is probably the most pragmatic first DB-like option. It is independently openable, editable outside the site, and easier to integrate operationally than standing up a full custom database server.</w:t>
+      </w:r>
+    </w:p>
+    <w:p>
+      <w:pPr>
+        <w:spacing w:after="0"/>
+      </w:pPr>
+    </w:p>
+    <w:p>
+      <w:pPr>
+        <w:spacing w:after="0"/>
+      </w:pPr>
+    </w:p>
+    <w:p>
+      <w:pPr>
+        <w:spacing w:after="0"/>
+      </w:pPr>
+      <w:r>
+        <w:t>---</w:t>
+      </w:r>
+    </w:p>
+    <w:p>
+      <w:pPr>
+        <w:spacing w:after="0"/>
+      </w:pPr>
+      <w:r>
+        <w:t>I think I would:</w:t>
+      </w:r>
+    </w:p>
+    <w:p>
+      <w:pPr>
+        <w:spacing w:after="0"/>
+      </w:pPr>
+      <w:r>
+        <w:t xml:space="preserve"> - when a student id is entered that doesn't exist in </w:t>
       </w:r>
       <w:proofErr w:type="spellStart"/>
       <w:r>
-        <w:t>accomodation</w:t>
+        <w:t>db</w:t>
       </w:r>
       <w:proofErr w:type="spellEnd"/>
       <w:r>
-        <w:t>:</w:t>
-      </w:r>
-    </w:p>
-    <w:p>
-      <w:pPr>
-        <w:spacing w:after="0"/>
-      </w:pPr>
-      <w:r>
-        <w:t>Here is the same **soft, colour-blind safe palette**, now with a **light orange** added that remains clearly distinguishable from all three blues and both greys.</w:t>
-      </w:r>
-    </w:p>
-    <w:p>
-      <w:pPr>
-        <w:spacing w:after="0"/>
-      </w:pPr>
-    </w:p>
-    <w:p>
-      <w:pPr>
-        <w:spacing w:after="0"/>
-      </w:pPr>
-      <w:r>
-        <w:t>Background</w:t>
-      </w:r>
-    </w:p>
-    <w:p>
-      <w:pPr>
-        <w:spacing w:after="0"/>
-      </w:pPr>
-      <w:r>
-        <w:t>#ffffff</w:t>
-      </w:r>
-    </w:p>
-    <w:p>
-      <w:pPr>
-        <w:spacing w:after="0"/>
-      </w:pPr>
-    </w:p>
-    <w:p>
-      <w:pPr>
-        <w:spacing w:after="0"/>
-      </w:pPr>
-      <w:r>
-        <w:t>Text</w:t>
-      </w:r>
-    </w:p>
-    <w:p>
-      <w:pPr>
-        <w:spacing w:after="0"/>
-      </w:pPr>
-      <w:r>
-        <w:t>#000000</w:t>
-      </w:r>
-    </w:p>
-    <w:p>
-      <w:pPr>
-        <w:spacing w:after="0"/>
-      </w:pPr>
-    </w:p>
-    <w:p>
-      <w:pPr>
-        <w:spacing w:after="0"/>
-      </w:pPr>
-      <w:r>
-        <w:t>Blues</w:t>
-      </w:r>
-    </w:p>
-    <w:p>
-      <w:pPr>
-        <w:spacing w:after="0"/>
-      </w:pPr>
-    </w:p>
-    <w:p>
-      <w:pPr>
-        <w:spacing w:after="0"/>
-      </w:pPr>
-      <w:r>
-        <w:t>Light Blue</w:t>
-      </w:r>
-    </w:p>
-    <w:p>
-      <w:pPr>
-        <w:spacing w:after="0"/>
-      </w:pPr>
-      <w:r>
-        <w:t>#dbe9f6</w:t>
-      </w:r>
-    </w:p>
-    <w:p>
-      <w:pPr>
-        <w:spacing w:after="0"/>
-      </w:pPr>
-    </w:p>
-    <w:p>
-      <w:pPr>
-        <w:spacing w:after="0"/>
-      </w:pPr>
-      <w:r>
-        <w:t>Mid Blue</w:t>
-      </w:r>
-    </w:p>
-    <w:p>
-      <w:pPr>
-        <w:spacing w:after="0"/>
-      </w:pPr>
-      <w:r>
-        <w:t>#a9c8e8</w:t>
-      </w:r>
-    </w:p>
-    <w:p>
-      <w:pPr>
-        <w:spacing w:after="0"/>
-      </w:pPr>
-    </w:p>
-    <w:p>
-      <w:pPr>
-        <w:spacing w:after="0"/>
-      </w:pPr>
-      <w:r>
-        <w:t>Soft Steel Blue</w:t>
-      </w:r>
-    </w:p>
-    <w:p>
-      <w:pPr>
-        <w:spacing w:after="0"/>
-      </w:pPr>
-      <w:r>
-        <w:t>#6fa8dc</w:t>
-      </w:r>
-    </w:p>
-    <w:p>
-      <w:pPr>
-        <w:spacing w:after="0"/>
-      </w:pPr>
-    </w:p>
-    <w:p>
-      <w:pPr>
-        <w:spacing w:after="0"/>
-      </w:pPr>
-      <w:r>
-        <w:t>Greys</w:t>
-      </w:r>
-    </w:p>
-    <w:p>
-      <w:pPr>
-        <w:spacing w:after="0"/>
-      </w:pPr>
-    </w:p>
-    <w:p>
-      <w:pPr>
-        <w:spacing w:after="0"/>
-      </w:pPr>
-      <w:r>
-        <w:t>Light Grey</w:t>
-      </w:r>
-    </w:p>
-    <w:p>
-      <w:pPr>
-        <w:spacing w:after="0"/>
-      </w:pPr>
-      <w:r>
-        <w:t>#e2e2e2</w:t>
-      </w:r>
-    </w:p>
-    <w:p>
-      <w:pPr>
-        <w:spacing w:after="0"/>
-      </w:pPr>
-    </w:p>
-    <w:p>
-      <w:pPr>
-        <w:spacing w:after="0"/>
-      </w:pPr>
-      <w:r>
-        <w:t>Mid Grey</w:t>
-      </w:r>
-    </w:p>
-    <w:p>
-      <w:pPr>
-        <w:spacing w:after="0"/>
-      </w:pPr>
-      <w:r>
-        <w:t>#9e9e9e</w:t>
-      </w:r>
-    </w:p>
-    <w:p>
-      <w:pPr>
-        <w:spacing w:after="0"/>
-      </w:pPr>
-    </w:p>
-    <w:p>
-      <w:pPr>
-        <w:spacing w:after="0"/>
-      </w:pPr>
-      <w:r>
-        <w:t>Orange</w:t>
-      </w:r>
-    </w:p>
-    <w:p>
-      <w:pPr>
-        <w:spacing w:after="0"/>
-      </w:pPr>
-    </w:p>
-    <w:p>
-      <w:pPr>
-        <w:spacing w:after="0"/>
-      </w:pPr>
-      <w:r>
-        <w:t>Light Soft Orange</w:t>
-      </w:r>
-    </w:p>
-    <w:p>
-      <w:pPr>
-        <w:spacing w:after="0"/>
-      </w:pPr>
-      <w:r>
-        <w:t>#f6d3b3</w:t>
-      </w:r>
-    </w:p>
-    <w:p>
-      <w:pPr>
-        <w:spacing w:after="0"/>
-      </w:pPr>
-    </w:p>
-    <w:p>
-      <w:pPr>
-        <w:spacing w:after="0"/>
-      </w:pPr>
-      <w:r>
-        <w:t>---</w:t>
-      </w:r>
-    </w:p>
-    <w:p>
-      <w:pPr>
-        <w:spacing w:after="0"/>
-      </w:pPr>
-    </w:p>
-    <w:p>
-      <w:pPr>
-        <w:spacing w:after="0"/>
-      </w:pPr>
-      <w:r>
-        <w:t>**Why this orange works**</w:t>
-      </w:r>
-    </w:p>
-    <w:p>
-      <w:pPr>
-        <w:spacing w:after="0"/>
-      </w:pPr>
-    </w:p>
-    <w:p>
-      <w:pPr>
-        <w:spacing w:after="0"/>
-      </w:pPr>
-      <w:r>
-        <w:t>It is light, warm, and muted.</w:t>
-      </w:r>
-    </w:p>
-    <w:p>
-      <w:pPr>
-        <w:spacing w:after="0"/>
-      </w:pPr>
-      <w:r>
-        <w:t>It stays distinct from all blues under colour-blind simulation.</w:t>
-      </w:r>
-    </w:p>
-    <w:p>
-      <w:pPr>
-        <w:spacing w:after="0"/>
-      </w:pPr>
-      <w:r>
-        <w:t>It does not overpower the interface.</w:t>
-      </w:r>
-    </w:p>
-    <w:p>
-      <w:pPr>
-        <w:spacing w:after="0"/>
-      </w:pPr>
-      <w:r>
-        <w:t>It remains readable with black text.</w:t>
-      </w:r>
-    </w:p>
-    <w:p>
-      <w:pPr>
-        <w:spacing w:after="0"/>
-      </w:pPr>
-    </w:p>
-    <w:p>
-      <w:pPr>
-        <w:spacing w:after="0"/>
-      </w:pPr>
-      <w:r>
-        <w:t>---</w:t>
-      </w:r>
-    </w:p>
-    <w:p>
-      <w:pPr>
-        <w:spacing w:after="0"/>
-      </w:pPr>
-    </w:p>
-    <w:p>
-      <w:pPr>
-        <w:spacing w:after="0"/>
-      </w:pPr>
-      <w:r>
-        <w:t>**Suggested usage**</w:t>
-      </w:r>
-    </w:p>
-    <w:p>
-      <w:pPr>
-        <w:spacing w:after="0"/>
-      </w:pPr>
-    </w:p>
-    <w:p>
-      <w:pPr>
-        <w:spacing w:after="0"/>
-      </w:pPr>
-      <w:r>
-        <w:t>Highlight panels or warnings</w:t>
-      </w:r>
-    </w:p>
-    <w:p>
-      <w:pPr>
-        <w:spacing w:after="0"/>
-      </w:pPr>
-      <w:r>
-        <w:t>#f6d3b3</w:t>
-      </w:r>
-    </w:p>
-    <w:p>
-      <w:pPr>
-        <w:spacing w:after="0"/>
-      </w:pPr>
-    </w:p>
-    <w:p>
-      <w:pPr>
-        <w:spacing w:after="0"/>
-      </w:pPr>
-      <w:r>
-        <w:lastRenderedPageBreak/>
-        <w:t>Accent icons or tags</w:t>
-      </w:r>
-    </w:p>
-    <w:p>
-      <w:pPr>
-        <w:spacing w:after="0"/>
-      </w:pPr>
-      <w:r>
-        <w:t>#6fa8dc or #f6d3b3</w:t>
-      </w:r>
-    </w:p>
-    <w:p>
-      <w:pPr>
-        <w:spacing w:after="0"/>
-      </w:pPr>
-    </w:p>
-    <w:p>
-      <w:pPr>
-        <w:spacing w:after="0"/>
-      </w:pPr>
-      <w:r>
-        <w:t>Structural separators</w:t>
-      </w:r>
-    </w:p>
-    <w:p>
-      <w:pPr>
-        <w:spacing w:after="0"/>
-      </w:pPr>
-      <w:r>
-        <w:t>#e2e2e2</w:t>
-      </w:r>
-    </w:p>
-    <w:p>
-      <w:pPr>
-        <w:spacing w:after="0"/>
-      </w:pPr>
-    </w:p>
-    <w:p>
-      <w:pPr>
-        <w:spacing w:after="0"/>
-      </w:pPr>
-      <w:r>
-        <w:t>Secondary UI elements</w:t>
-      </w:r>
-    </w:p>
-    <w:p>
-      <w:pPr>
-        <w:spacing w:after="0"/>
-      </w:pPr>
-      <w:r>
-        <w:t>#a9c8e8</w:t>
-      </w:r>
-    </w:p>
-    <w:p>
-      <w:pPr>
-        <w:spacing w:after="0"/>
-      </w:pPr>
-    </w:p>
-    <w:p>
-      <w:pPr>
-        <w:spacing w:after="0"/>
-      </w:pPr>
-      <w:r>
-        <w:t>---</w:t>
-      </w:r>
-    </w:p>
-    <w:p>
-      <w:pPr>
-        <w:spacing w:after="0"/>
-      </w:pPr>
-    </w:p>
-    <w:p>
-      <w:pPr>
-        <w:spacing w:after="0"/>
-      </w:pPr>
-      <w:r>
-        <w:t>**Final accessible set**</w:t>
-      </w:r>
-    </w:p>
-    <w:p>
-      <w:pPr>
-        <w:spacing w:after="0"/>
-      </w:pPr>
-    </w:p>
-    <w:p>
-      <w:pPr>
-        <w:spacing w:after="0"/>
-      </w:pPr>
-      <w:r>
-        <w:t>#dbe9f6</w:t>
-      </w:r>
-    </w:p>
-    <w:p>
-      <w:pPr>
-        <w:spacing w:after="0"/>
-      </w:pPr>
-      <w:r>
-        <w:t>#a9c8e8</w:t>
-      </w:r>
-    </w:p>
-    <w:p>
-      <w:pPr>
-        <w:spacing w:after="0"/>
-      </w:pPr>
-      <w:r>
-        <w:t>#6fa8dc</w:t>
-      </w:r>
-    </w:p>
-    <w:p>
-      <w:pPr>
-        <w:spacing w:after="0"/>
-      </w:pPr>
-      <w:r>
-        <w:t>#f6d3b3</w:t>
-      </w:r>
-    </w:p>
-    <w:p>
-      <w:pPr>
-        <w:spacing w:after="0"/>
-      </w:pPr>
-      <w:r>
-        <w:t>#e2e2e2</w:t>
-      </w:r>
-    </w:p>
-    <w:p>
-      <w:pPr>
-        <w:spacing w:after="0"/>
-      </w:pPr>
-      <w:r>
-        <w:t>#9e9e9e</w:t>
-      </w:r>
-    </w:p>
-    <w:p>
-      <w:pPr>
-        <w:spacing w:after="0"/>
-      </w:pPr>
+        <w:t xml:space="preserve">, auto add them and auto-add teacher to "Handled by" along with a cancel, and </w:t>
+      </w:r>
+      <w:proofErr w:type="gramStart"/>
+      <w:r>
+        <w:t>add  to</w:t>
+      </w:r>
+      <w:proofErr w:type="gramEnd"/>
+      <w:r>
+        <w:t xml:space="preserve"> website a remove from Triage button.  Also add a button to changed "Handled by".</w:t>
+      </w:r>
+    </w:p>
+    <w:p>
+      <w:pPr>
+        <w:spacing w:after="0"/>
+      </w:pPr>
+      <w:r>
+        <w:t xml:space="preserve"> - create an interaction table that lists all teachers that interact with the student</w:t>
+      </w:r>
+    </w:p>
+    <w:p>
+      <w:pPr>
+        <w:spacing w:after="0"/>
+      </w:pPr>
+      <w:r>
+        <w:t xml:space="preserve"> - when new student, present all the info </w:t>
+      </w:r>
+      <w:proofErr w:type="spellStart"/>
+      <w:r>
+        <w:t>abot</w:t>
+      </w:r>
+      <w:proofErr w:type="spellEnd"/>
+      <w:r>
+        <w:t xml:space="preserve"> that student and create a popup with 3 columns with radio buttons for int/</w:t>
+      </w:r>
+      <w:proofErr w:type="spellStart"/>
+      <w:r>
+        <w:t>dom</w:t>
+      </w:r>
+      <w:proofErr w:type="spellEnd"/>
+      <w:r>
+        <w:t>, new/ongoing, credits/not, FMP, Dip, Deferred, Unknown.</w:t>
+      </w:r>
+    </w:p>
+    <w:p>
+      <w:pPr>
+        <w:spacing w:after="0"/>
+      </w:pPr>
+      <w:r>
+        <w:t xml:space="preserve"> - create a window that display all Triage data for a student where each entry is editable, </w:t>
+      </w:r>
+      <w:proofErr w:type="spellStart"/>
+      <w:r>
+        <w:t>deleteable</w:t>
+      </w:r>
+      <w:proofErr w:type="spellEnd"/>
+    </w:p>
+    <w:p>
+      <w:pPr>
+        <w:spacing w:after="0"/>
+      </w:pPr>
+      <w:r>
+        <w:t xml:space="preserve"> - where person doesn't exist in Source.xlsx, names and email must be manually don't exist, ask for manual entries and mark them as manual with a marker in DB.</w:t>
+      </w:r>
+    </w:p>
+    <w:p>
+      <w:pPr>
+        <w:spacing w:after="0"/>
+      </w:pPr>
+      <w:r>
+        <w:t>----------------------------------------------------------------</w:t>
+      </w:r>
     </w:p>
     <w:p>
       <w:pPr>
         <w:pStyle w:val="Heading1"/>
       </w:pPr>
       <w:r>
-        <w:t>Database or Excel</w:t>
-      </w:r>
-    </w:p>
-    <w:p>
-      <w:pPr>
-        <w:spacing w:after="0"/>
-      </w:pPr>
-      <w:r>
-        <w:t>given how this site is built now, the key decision is not “DB or Excel” in isolation, but where the single source of truth lives.</w:t>
-      </w:r>
-    </w:p>
-    <w:p>
-      <w:pPr>
-        <w:spacing w:after="0"/>
-      </w:pPr>
-    </w:p>
-    <w:p>
-      <w:pPr>
-        <w:spacing w:after="0"/>
-      </w:pPr>
-      <w:r>
-        <w:t xml:space="preserve">Right </w:t>
-      </w:r>
-      <w:proofErr w:type="gramStart"/>
-      <w:r>
-        <w:t>now</w:t>
-      </w:r>
-      <w:proofErr w:type="gramEnd"/>
-      <w:r>
-        <w:t xml:space="preserve"> the app is a large static website that already knows how to read Source.xlsx and Triage.xlsx. That makes an Excel-based replacement easier in the short term. But if you want data to be edited reliably from the website, opened independently, and stay consistent over time, a database-backed model is the stronger design.</w:t>
-      </w:r>
-    </w:p>
-    <w:p>
-      <w:pPr>
-        <w:spacing w:after="0"/>
-      </w:pPr>
-    </w:p>
-    <w:p>
-      <w:pPr>
-        <w:spacing w:after="0"/>
-      </w:pPr>
-      <w:r>
-        <w:t>My recommendation is:</w:t>
-      </w:r>
-    </w:p>
-    <w:p>
-      <w:pPr>
-        <w:spacing w:after="0"/>
-      </w:pPr>
-    </w:p>
-    <w:p>
-      <w:pPr>
-        <w:spacing w:after="0"/>
-      </w:pPr>
-      <w:r>
-        <w:t>Make a database table the source of truth for triage data.</w:t>
-      </w:r>
-    </w:p>
-    <w:p>
-      <w:pPr>
-        <w:spacing w:after="0"/>
-      </w:pPr>
-      <w:r>
-        <w:t>Let the website load and edit that table through a small backend/API.</w:t>
-      </w:r>
-    </w:p>
-    <w:p>
-      <w:pPr>
-        <w:spacing w:after="0"/>
-      </w:pPr>
-      <w:r>
-        <w:t>Add Excel import/export so staff can still open the data independently in Excel when needed.</w:t>
-      </w:r>
-    </w:p>
-    <w:p>
-      <w:pPr>
-        <w:spacing w:after="0"/>
-      </w:pPr>
-    </w:p>
-    <w:p>
-      <w:pPr>
-        <w:spacing w:after="0"/>
-      </w:pPr>
-      <w:r>
-        <w:t>Best long-term: Database + API</w:t>
-      </w:r>
-    </w:p>
-    <w:p>
-      <w:pPr>
-        <w:spacing w:after="0"/>
-      </w:pPr>
-      <w:r>
-        <w:t>Store one row per student triage record.</w:t>
-      </w:r>
-    </w:p>
-    <w:p>
-      <w:pPr>
-        <w:spacing w:after="0"/>
-      </w:pPr>
-      <w:r>
-        <w:t>Include fields like student ID, friendly name, handled by, status, altered status, comments, in-strata, SharePoint link, modified by, modified at.</w:t>
-      </w:r>
-    </w:p>
-    <w:p>
-      <w:pPr>
-        <w:spacing w:after="0"/>
-      </w:pPr>
-      <w:r>
-        <w:t>Website reads and updates via API.</w:t>
-      </w:r>
-    </w:p>
-    <w:p>
-      <w:pPr>
-        <w:spacing w:after="0"/>
-      </w:pPr>
-      <w:r>
-        <w:t>Add “Export to Excel” and optionally “Import from Excel”.</w:t>
-      </w:r>
-    </w:p>
-    <w:p>
-      <w:pPr>
-        <w:spacing w:after="0"/>
-      </w:pPr>
-      <w:r>
-        <w:t>Best if multiple staff use it or data quality matters.</w:t>
-      </w:r>
-    </w:p>
-    <w:p>
-      <w:pPr>
-        <w:spacing w:after="0"/>
-      </w:pPr>
-    </w:p>
-    <w:p>
-      <w:pPr>
-        <w:spacing w:after="0"/>
-      </w:pPr>
-    </w:p>
-    <w:p>
-      <w:pPr>
-        <w:spacing w:after="0"/>
-      </w:pPr>
-      <w:r>
-        <w:t>Middle ground: Local database file</w:t>
-      </w:r>
-    </w:p>
-    <w:p>
-      <w:pPr>
-        <w:spacing w:after="0"/>
-      </w:pPr>
-      <w:r>
-        <w:t xml:space="preserve">Use something like SQLite as a single file that can be opened independently </w:t>
-      </w:r>
-      <w:proofErr w:type="gramStart"/>
-      <w:r>
-        <w:t>and also</w:t>
-      </w:r>
-      <w:proofErr w:type="gramEnd"/>
-      <w:r>
-        <w:t xml:space="preserve"> used by the site through a small local helper app.</w:t>
-      </w:r>
-    </w:p>
-    <w:p>
-      <w:pPr>
-        <w:spacing w:after="0"/>
-      </w:pPr>
-      <w:r>
-        <w:t>Better structure than Excel, simpler than a server DB.</w:t>
-      </w:r>
-    </w:p>
-    <w:p>
-      <w:pPr>
-        <w:spacing w:after="0"/>
-      </w:pPr>
-      <w:r>
-        <w:lastRenderedPageBreak/>
-        <w:t>Good if this is mostly one user on one machine, or a shared file with very limited simultaneous editing.</w:t>
-      </w:r>
-    </w:p>
-    <w:p>
-      <w:pPr>
-        <w:spacing w:after="0"/>
-      </w:pPr>
-      <w:r>
-        <w:t>Still not ideal for multi-user concurrent staff access over OneDrive/SharePoint.</w:t>
-      </w:r>
-    </w:p>
-    <w:p>
-      <w:pPr>
-        <w:spacing w:after="0"/>
-      </w:pPr>
-    </w:p>
-    <w:p>
-      <w:pPr>
-        <w:spacing w:after="0"/>
-      </w:pPr>
-      <w:r>
-        <w:t>A practical rollout path would be:</w:t>
-      </w:r>
-    </w:p>
-    <w:p>
-      <w:pPr>
-        <w:spacing w:after="0"/>
-      </w:pPr>
-    </w:p>
-    <w:p>
-      <w:pPr>
-        <w:spacing w:after="0"/>
-      </w:pPr>
-      <w:r>
-        <w:t>Define the triage columns and rules clearly.</w:t>
-      </w:r>
-    </w:p>
-    <w:p>
-      <w:pPr>
-        <w:spacing w:after="0"/>
-      </w:pPr>
-      <w:r>
-        <w:t>Build a DB schema that mirrors the current Triage workbook fields.</w:t>
-      </w:r>
-    </w:p>
-    <w:p>
-      <w:pPr>
-        <w:spacing w:after="0"/>
-      </w:pPr>
-      <w:r>
-        <w:t>Import the current Triage.xlsx once.</w:t>
-      </w:r>
-    </w:p>
-    <w:p>
-      <w:pPr>
-        <w:spacing w:after="0"/>
-      </w:pPr>
-      <w:r>
-        <w:t>Make the site read from the DB instead of parsing the workbook.</w:t>
-      </w:r>
-    </w:p>
-    <w:p>
-      <w:pPr>
-        <w:spacing w:after="0"/>
-      </w:pPr>
-      <w:r>
-        <w:t>Add edit/save from the site.</w:t>
-      </w:r>
-    </w:p>
-    <w:p>
-      <w:pPr>
-        <w:spacing w:after="0"/>
-      </w:pPr>
-      <w:r>
-        <w:t>Add export to .xlsx for offline/open-independent use.</w:t>
-      </w:r>
-    </w:p>
-    <w:p>
-      <w:pPr>
-        <w:spacing w:after="0"/>
-      </w:pPr>
-      <w:r>
-        <w:t>If you want, I can next help you choose between three concrete implementations for your environment:</w:t>
-      </w:r>
-    </w:p>
-    <w:p>
-      <w:pPr>
-        <w:spacing w:after="0"/>
-      </w:pPr>
-    </w:p>
-    <w:p>
-      <w:pPr>
-        <w:spacing w:after="0"/>
-      </w:pPr>
-    </w:p>
-    <w:p>
-      <w:pPr>
-        <w:spacing w:after="0"/>
-      </w:pPr>
-      <w:r>
-        <w:t>For your current Microsoft/OneDrive/SharePoint-heavy setup, a SharePoint List is probably the most pragmatic first DB-like option. It is independently openable, editable outside the site, and easier to integrate operationally than standing up a full custom database server.</w:t>
-      </w:r>
-    </w:p>
-    <w:p>
-      <w:pPr>
-        <w:spacing w:after="0"/>
-      </w:pPr>
-    </w:p>
-    <w:p>
-      <w:pPr>
-        <w:spacing w:after="0"/>
-      </w:pPr>
-    </w:p>
-    <w:p>
-      <w:pPr>
-        <w:spacing w:after="0"/>
-      </w:pPr>
-      <w:r>
-        <w:t>---</w:t>
-      </w:r>
-    </w:p>
-    <w:p>
-      <w:pPr>
-        <w:spacing w:after="0"/>
-      </w:pPr>
-      <w:r>
-        <w:t>I think I would:</w:t>
-      </w:r>
-    </w:p>
-    <w:p>
-      <w:pPr>
-        <w:spacing w:after="0"/>
-      </w:pPr>
-      <w:r>
-        <w:t xml:space="preserve"> - when a student id is entered that doesn't exist in </w:t>
+        <w:t>Dark/Light mode</w:t>
+      </w:r>
+    </w:p>
+    <w:p>
+      <w:pPr>
+        <w:spacing w:after="0"/>
+      </w:pPr>
+      <w:r>
+        <w:t xml:space="preserve">Add a dark/light mode to settings.  </w:t>
+      </w:r>
+    </w:p>
+    <w:p>
+      <w:pPr>
+        <w:spacing w:after="0"/>
+      </w:pPr>
+      <w:r>
+        <w:t xml:space="preserve">Light mode should retain dark grey backgrounds for sidebars and </w:t>
       </w:r>
       <w:proofErr w:type="spellStart"/>
       <w:r>
-        <w:t>db</w:t>
+        <w:t>maingrid</w:t>
       </w:r>
       <w:proofErr w:type="spellEnd"/>
       <w:r>
-        <w:t xml:space="preserve">, auto add them and auto-add teacher to "Handled by" along with a cancel, and </w:t>
-      </w:r>
-      <w:proofErr w:type="gramStart"/>
-      <w:r>
-        <w:t>add  to</w:t>
-      </w:r>
-      <w:proofErr w:type="gramEnd"/>
-      <w:r>
-        <w:t xml:space="preserve"> website a remove from Triage button.  Also add a button to changed "Handled by".</w:t>
-      </w:r>
-    </w:p>
-    <w:p>
-      <w:pPr>
-        <w:spacing w:after="0"/>
-      </w:pPr>
-      <w:r>
-        <w:t xml:space="preserve"> - create an interaction table that lists all teachers that interact with the student</w:t>
-      </w:r>
-    </w:p>
-    <w:p>
-      <w:pPr>
-        <w:spacing w:after="0"/>
-      </w:pPr>
-      <w:r>
-        <w:t xml:space="preserve"> - when new student, present all the info </w:t>
+        <w:t>.  We can call the current setup light mode.  Dark mode should give the main grid and course map and other dialogs dark backgrounds with light text.</w:t>
+      </w:r>
+    </w:p>
+    <w:p>
+      <w:pPr>
+        <w:spacing w:after="0"/>
+      </w:pPr>
+      <w:r>
+        <w:t xml:space="preserve">Use this SVG.  </w:t>
+      </w:r>
+    </w:p>
+    <w:p>
+      <w:pPr>
+        <w:spacing w:after="0"/>
+      </w:pPr>
+      <w:r>
+        <w:t xml:space="preserve">Night day </w:t>
       </w:r>
       <w:proofErr w:type="spellStart"/>
       <w:r>
-        <w:t>abot</w:t>
+        <w:t>svg</w:t>
       </w:r>
       <w:proofErr w:type="spellEnd"/>
-      <w:r>
-        <w:t xml:space="preserve"> that student and create a popup with 3 columns with radio buttons for int/</w:t>
+    </w:p>
+    <w:p>
+      <w:pPr>
+        <w:spacing w:after="0"/>
+      </w:pPr>
+      <w:r>
+        <w:t>&lt;</w:t>
       </w:r>
       <w:proofErr w:type="spellStart"/>
       <w:r>
-        <w:t>dom</w:t>
+        <w:t>svg</w:t>
       </w:r>
       <w:proofErr w:type="spellEnd"/>
       <w:r>
-        <w:t>, new/ongoing, credits/not, FMP, Dip, Deferred, Unknown.</w:t>
-      </w:r>
-    </w:p>
-    <w:p>
-      <w:pPr>
-        <w:spacing w:after="0"/>
-      </w:pPr>
-      <w:r>
-        <w:t xml:space="preserve"> - create a window that display all Triage data for a student where each entry is editable, </w:t>
+        <w:t xml:space="preserve"> </w:t>
       </w:r>
       <w:proofErr w:type="spellStart"/>
       <w:r>
-        <w:t>deleteable</w:t>
+        <w:t>viewBox</w:t>
       </w:r>
       <w:proofErr w:type="spellEnd"/>
-    </w:p>
-    <w:p>
-      <w:pPr>
-        <w:spacing w:after="0"/>
-      </w:pPr>
-      <w:r>
-        <w:t xml:space="preserve"> - where person doesn't exist in Source.xlsx, names and email must be manually don't exist, ask for manual entries and mark them as manual with a marker in DB.</w:t>
-      </w:r>
-    </w:p>
-    <w:p>
-      <w:pPr>
-        <w:spacing w:after="0"/>
-      </w:pPr>
-      <w:r>
-        <w:t>----------------------------------------------------------------</w:t>
-      </w:r>
-    </w:p>
-    <w:p>
-      <w:pPr>
-        <w:pStyle w:val="Heading1"/>
-      </w:pPr>
-      <w:r>
-        <w:t>Dark/Light mode</w:t>
-      </w:r>
-    </w:p>
-    <w:p>
-      <w:pPr>
-        <w:spacing w:after="0"/>
-      </w:pPr>
-      <w:r>
-        <w:t xml:space="preserve">Add a dark/light mode to settings.  </w:t>
-      </w:r>
-    </w:p>
-    <w:p>
-      <w:pPr>
-        <w:spacing w:after="0"/>
-      </w:pPr>
-      <w:r>
-        <w:t xml:space="preserve">Light mode should retain dark grey backgrounds for sidebars and </w:t>
+      <w:r>
+        <w:t xml:space="preserve">="0 0 24 24" style="width: 24px; height: 24px; fill: </w:t>
       </w:r>
       <w:proofErr w:type="spellStart"/>
       <w:r>
-        <w:t>maingrid</w:t>
+        <w:t>currentColor</w:t>
       </w:r>
       <w:proofErr w:type="spellEnd"/>
       <w:r>
-        <w:t>.  We can call the current setup light mode.  Dark mode should give the main grid and course map and other dialogs dark backgrounds with light text.</w:t>
-      </w:r>
-    </w:p>
-    <w:p>
-      <w:pPr>
-        <w:spacing w:after="0"/>
-      </w:pPr>
-      <w:r>
-        <w:t xml:space="preserve">Use this SVG.  </w:t>
-      </w:r>
-    </w:p>
-    <w:p>
-      <w:pPr>
-        <w:spacing w:after="0"/>
-      </w:pPr>
-      <w:r>
-        <w:t xml:space="preserve">Night day </w:t>
+        <w:t>;"&gt;</w:t>
+      </w:r>
+    </w:p>
+    <w:p>
+      <w:pPr>
+        <w:spacing w:after="0"/>
+      </w:pPr>
+      <w:r>
+        <w:t xml:space="preserve">    &lt;path fill="</w:t>
       </w:r>
       <w:proofErr w:type="spellStart"/>
       <w:r>
-        <w:t>svg</w:t>
+        <w:t>currentColor</w:t>
       </w:r>
       <w:proofErr w:type="spellEnd"/>
-    </w:p>
-    <w:p>
-      <w:pPr>
-        <w:spacing w:after="0"/>
-      </w:pPr>
-      <w:r>
-        <w:t>&lt;</w:t>
-      </w:r>
-      <w:proofErr w:type="spellStart"/>
-      <w:r>
-        <w:t>svg</w:t>
-      </w:r>
-      <w:proofErr w:type="spellEnd"/>
-      <w:r>
-        <w:t xml:space="preserve"> </w:t>
-      </w:r>
-      <w:proofErr w:type="spellStart"/>
-      <w:r>
-        <w:t>viewBox</w:t>
-      </w:r>
-      <w:proofErr w:type="spellEnd"/>
-      <w:r>
-        <w:t xml:space="preserve">="0 0 24 24" style="width: 24px; height: 24px; fill: </w:t>
-      </w:r>
-      <w:proofErr w:type="spellStart"/>
-      <w:r>
-        <w:t>currentColor</w:t>
-      </w:r>
-      <w:proofErr w:type="spellEnd"/>
-      <w:r>
-        <w:t>;"&gt;</w:t>
-      </w:r>
-    </w:p>
-    <w:p>
-      <w:pPr>
-        <w:spacing w:after="0"/>
-      </w:pPr>
-      <w:r>
-        <w:t xml:space="preserve">    &lt;path fill="</w:t>
-      </w:r>
-      <w:proofErr w:type="spellStart"/>
-      <w:r>
-        <w:t>currentColor</w:t>
-      </w:r>
-      <w:proofErr w:type="spellEnd"/>
       <w:r>
         <w:t>"</w:t>
       </w:r>
@@ -4567,11 +4442,7 @@
         <w:spacing w:after="0"/>
       </w:pPr>
       <w:r>
-        <w:t xml:space="preserve">        d="M7.5,2C5.71,3.15 4.5,5.18 4.5,7.5C4.5,9.82 5.71,11.85 7.53,13C4.46,13 2,10.54 2,7.5A5.5,5.5 0 0,1 7.5,2M19.07,3.5L20.5,4.93L4.93,20.5L3.5,19.07L19.07,3.5M12.89,5.93L11.41,5L9.97,6L10.39,4.3L9,3.24L10.75,3.12L11.33,1.47L12,3.1L13.73,3.13L12.38,4.26L12.89,5.93M9.59,9.54L8.43,8.81L7.31,9.59L7.65,8.27L6.56,7.44L7.92,7.35L8.37,6.06L8.88,7.33L10.24,7.36L9.19,8.23L9.59,9.54M19,13.5A5.5,5.5 0 0,1 13.5,19C12.28,19 11.15,18.6 </w:t>
-      </w:r>
-      <w:r>
-        <w:lastRenderedPageBreak/>
-        <w:t>10.24,17.93L17.93,10.24C18.6,11.15 19,12.28 19,13.5M14.6,20.08L17.37,18.93L17.13,22.28L14.6,20.08M18.93,17.38L20.08,14.61L22.28,17.15L18.93,17.38M20.08,12.42L18.94,9.64L22.28,9.88L20.08,12.42M9.63,18.93L12.4,20.08L9.87,22.27L9.63,18.93Z"&gt;</w:t>
+        <w:t xml:space="preserve">        d="M7.5,2C5.71,3.15 4.5,5.18 4.5,7.5C4.5,9.82 5.71,11.85 7.53,13C4.46,13 2,10.54 2,7.5A5.5,5.5 0 0,1 7.5,2M19.07,3.5L20.5,4.93L4.93,20.5L3.5,19.07L19.07,3.5M12.89,5.93L11.41,5L9.97,6L10.39,4.3L9,3.24L10.75,3.12L11.33,1.47L12,3.1L13.73,3.13L12.38,4.26L12.89,5.93M9.59,9.54L8.43,8.81L7.31,9.59L7.65,8.27L6.56,7.44L7.92,7.35L8.37,6.06L8.88,7.33L10.24,7.36L9.19,8.23L9.59,9.54M19,13.5A5.5,5.5 0 0,1 13.5,19C12.28,19 11.15,18.6 10.24,17.93L17.93,10.24C18.6,11.15 19,12.28 19,13.5M14.6,20.08L17.37,18.93L17.13,22.28L14.6,20.08M18.93,17.38L20.08,14.61L22.28,17.15L18.93,17.38M20.08,12.42L18.94,9.64L22.28,9.88L20.08,12.42M9.63,18.93L12.4,20.08L9.87,22.27L9.63,18.93Z"&gt;</w:t>
       </w:r>
     </w:p>
     <w:p>
@@ -4672,6 +4543,7 @@
         <w:rPr>
           <w:rFonts w:ascii="Calibri" w:hAnsi="Calibri" w:cs="Calibri"/>
         </w:rPr>
+        <w:lastRenderedPageBreak/>
         <w:t>The enrolment process typically involved:</w:t>
       </w:r>
     </w:p>
@@ -5274,265 +5146,265 @@
         <w:rPr>
           <w:rFonts w:ascii="Calibri" w:hAnsi="Calibri" w:cs="Calibri"/>
         </w:rPr>
+        <w:t>PDFs</w:t>
+      </w:r>
+    </w:p>
+    <w:p>
+      <w:pPr>
+        <w:pStyle w:val="NormalWeb"/>
+        <w:numPr>
+          <w:ilvl w:val="0"/>
+          <w:numId w:val="30"/>
+        </w:numPr>
+        <w:spacing w:before="0" w:beforeAutospacing="0" w:after="0" w:afterAutospacing="0"/>
+        <w:rPr>
+          <w:rFonts w:ascii="Calibri" w:hAnsi="Calibri" w:cs="Calibri"/>
+        </w:rPr>
+      </w:pPr>
+      <w:r>
+        <w:rPr>
+          <w:rFonts w:ascii="Calibri" w:hAnsi="Calibri" w:cs="Calibri"/>
+        </w:rPr>
+        <w:t>SharePoint folders</w:t>
+      </w:r>
+    </w:p>
+    <w:p>
+      <w:pPr>
+        <w:pStyle w:val="NormalWeb"/>
+        <w:numPr>
+          <w:ilvl w:val="0"/>
+          <w:numId w:val="30"/>
+        </w:numPr>
+        <w:spacing w:before="0" w:beforeAutospacing="0" w:after="0" w:afterAutospacing="0"/>
+        <w:rPr>
+          <w:rFonts w:ascii="Calibri" w:hAnsi="Calibri" w:cs="Calibri"/>
+        </w:rPr>
+      </w:pPr>
+      <w:r>
+        <w:rPr>
+          <w:rFonts w:ascii="Calibri" w:hAnsi="Calibri" w:cs="Calibri"/>
+        </w:rPr>
+        <w:t>emails</w:t>
+      </w:r>
+    </w:p>
+    <w:p>
+      <w:pPr>
+        <w:pStyle w:val="NormalWeb"/>
+        <w:numPr>
+          <w:ilvl w:val="0"/>
+          <w:numId w:val="30"/>
+        </w:numPr>
+        <w:spacing w:before="0" w:beforeAutospacing="0" w:after="0" w:afterAutospacing="0"/>
+        <w:rPr>
+          <w:rFonts w:ascii="Calibri" w:hAnsi="Calibri" w:cs="Calibri"/>
+        </w:rPr>
+      </w:pPr>
+      <w:r>
+        <w:rPr>
+          <w:rFonts w:ascii="Calibri" w:hAnsi="Calibri" w:cs="Calibri"/>
+        </w:rPr>
+        <w:t>undocumented staff knowledge</w:t>
+      </w:r>
+    </w:p>
+    <w:p>
+      <w:pPr>
+        <w:pStyle w:val="NormalWeb"/>
+        <w:numPr>
+          <w:ilvl w:val="0"/>
+          <w:numId w:val="30"/>
+        </w:numPr>
+        <w:spacing w:before="0" w:beforeAutospacing="0" w:after="0" w:afterAutospacing="0"/>
+        <w:rPr>
+          <w:rFonts w:ascii="Calibri" w:hAnsi="Calibri" w:cs="Calibri"/>
+        </w:rPr>
+      </w:pPr>
+      <w:r>
+        <w:rPr>
+          <w:rFonts w:ascii="Calibri" w:hAnsi="Calibri" w:cs="Calibri"/>
+        </w:rPr>
+        <w:t>personal drives</w:t>
+      </w:r>
+    </w:p>
+    <w:p>
+      <w:pPr>
+        <w:pStyle w:val="NormalWeb"/>
+        <w:numPr>
+          <w:ilvl w:val="0"/>
+          <w:numId w:val="30"/>
+        </w:numPr>
+        <w:spacing w:before="0" w:beforeAutospacing="0" w:after="0" w:afterAutospacing="0"/>
+        <w:rPr>
+          <w:rFonts w:ascii="Calibri" w:hAnsi="Calibri" w:cs="Calibri"/>
+        </w:rPr>
+      </w:pPr>
+      <w:r>
+        <w:rPr>
+          <w:rFonts w:ascii="Calibri" w:hAnsi="Calibri" w:cs="Calibri"/>
+        </w:rPr>
+        <w:t>disconnected operational documents</w:t>
+      </w:r>
+    </w:p>
+    <w:p>
+      <w:pPr>
+        <w:pStyle w:val="NormalWeb"/>
+        <w:spacing w:before="0" w:beforeAutospacing="0" w:after="0" w:afterAutospacing="0"/>
+        <w:rPr>
+          <w:rFonts w:ascii="Calibri" w:hAnsi="Calibri" w:cs="Calibri"/>
+        </w:rPr>
+      </w:pPr>
+      <w:r>
+        <w:rPr>
+          <w:rFonts w:ascii="Calibri" w:hAnsi="Calibri" w:cs="Calibri"/>
+        </w:rPr>
+        <w:t>As a result, enrolment information could easily be:</w:t>
+      </w:r>
+    </w:p>
+    <w:p>
+      <w:pPr>
+        <w:pStyle w:val="NormalWeb"/>
+        <w:numPr>
+          <w:ilvl w:val="0"/>
+          <w:numId w:val="31"/>
+        </w:numPr>
+        <w:spacing w:before="0" w:beforeAutospacing="0" w:after="0" w:afterAutospacing="0"/>
+        <w:rPr>
+          <w:rFonts w:ascii="Calibri" w:hAnsi="Calibri" w:cs="Calibri"/>
+        </w:rPr>
+      </w:pPr>
+      <w:r>
+        <w:rPr>
+          <w:rFonts w:ascii="Calibri" w:hAnsi="Calibri" w:cs="Calibri"/>
+        </w:rPr>
+        <w:t>overlooked</w:t>
+      </w:r>
+    </w:p>
+    <w:p>
+      <w:pPr>
+        <w:pStyle w:val="NormalWeb"/>
+        <w:numPr>
+          <w:ilvl w:val="0"/>
+          <w:numId w:val="31"/>
+        </w:numPr>
+        <w:spacing w:before="0" w:beforeAutospacing="0" w:after="0" w:afterAutospacing="0"/>
+        <w:rPr>
+          <w:rFonts w:ascii="Calibri" w:hAnsi="Calibri" w:cs="Calibri"/>
+        </w:rPr>
+      </w:pPr>
+      <w:r>
+        <w:rPr>
+          <w:rFonts w:ascii="Calibri" w:hAnsi="Calibri" w:cs="Calibri"/>
+        </w:rPr>
+        <w:t>duplicated</w:t>
+      </w:r>
+    </w:p>
+    <w:p>
+      <w:pPr>
+        <w:pStyle w:val="NormalWeb"/>
+        <w:numPr>
+          <w:ilvl w:val="0"/>
+          <w:numId w:val="31"/>
+        </w:numPr>
+        <w:spacing w:before="0" w:beforeAutospacing="0" w:after="0" w:afterAutospacing="0"/>
+        <w:rPr>
+          <w:rFonts w:ascii="Calibri" w:hAnsi="Calibri" w:cs="Calibri"/>
+        </w:rPr>
+      </w:pPr>
+      <w:r>
+        <w:rPr>
+          <w:rFonts w:ascii="Calibri" w:hAnsi="Calibri" w:cs="Calibri"/>
+        </w:rPr>
+        <w:t>stored inconsistently</w:t>
+      </w:r>
+    </w:p>
+    <w:p>
+      <w:pPr>
+        <w:pStyle w:val="NormalWeb"/>
+        <w:numPr>
+          <w:ilvl w:val="0"/>
+          <w:numId w:val="31"/>
+        </w:numPr>
+        <w:spacing w:before="0" w:beforeAutospacing="0" w:after="0" w:afterAutospacing="0"/>
+        <w:rPr>
+          <w:rFonts w:ascii="Calibri" w:hAnsi="Calibri" w:cs="Calibri"/>
+        </w:rPr>
+      </w:pPr>
+      <w:r>
+        <w:rPr>
+          <w:rFonts w:ascii="Calibri" w:hAnsi="Calibri" w:cs="Calibri"/>
+        </w:rPr>
+        <w:t>entered late</w:t>
+      </w:r>
+    </w:p>
+    <w:p>
+      <w:pPr>
+        <w:pStyle w:val="NormalWeb"/>
+        <w:numPr>
+          <w:ilvl w:val="0"/>
+          <w:numId w:val="31"/>
+        </w:numPr>
+        <w:spacing w:before="0" w:beforeAutospacing="0" w:after="0" w:afterAutospacing="0"/>
+        <w:rPr>
+          <w:rFonts w:ascii="Calibri" w:hAnsi="Calibri" w:cs="Calibri"/>
+        </w:rPr>
+      </w:pPr>
+      <w:r>
+        <w:rPr>
+          <w:rFonts w:ascii="Calibri" w:hAnsi="Calibri" w:cs="Calibri"/>
+        </w:rPr>
+        <w:t>entered incorrectly</w:t>
+      </w:r>
+    </w:p>
+    <w:p>
+      <w:pPr>
+        <w:pStyle w:val="NormalWeb"/>
+        <w:numPr>
+          <w:ilvl w:val="0"/>
+          <w:numId w:val="31"/>
+        </w:numPr>
+        <w:spacing w:before="0" w:beforeAutospacing="0" w:after="0" w:afterAutospacing="0"/>
+        <w:rPr>
+          <w:rFonts w:ascii="Calibri" w:hAnsi="Calibri" w:cs="Calibri"/>
+        </w:rPr>
+      </w:pPr>
+      <w:r>
+        <w:rPr>
+          <w:rFonts w:ascii="Calibri" w:hAnsi="Calibri" w:cs="Calibri"/>
+        </w:rPr>
+        <w:t>inaccessible to some staff members</w:t>
+      </w:r>
+    </w:p>
+    <w:p>
+      <w:pPr>
+        <w:pStyle w:val="NormalWeb"/>
+        <w:spacing w:before="0" w:beforeAutospacing="0" w:after="0" w:afterAutospacing="0"/>
+        <w:rPr>
+          <w:rFonts w:ascii="Calibri" w:hAnsi="Calibri" w:cs="Calibri"/>
+        </w:rPr>
+      </w:pPr>
+      <w:r>
+        <w:rPr>
+          <w:rFonts w:ascii="Calibri" w:hAnsi="Calibri" w:cs="Calibri"/>
+        </w:rPr>
+        <w:t>This created situations where:</w:t>
+      </w:r>
+    </w:p>
+    <w:p>
+      <w:pPr>
+        <w:pStyle w:val="NormalWeb"/>
+        <w:numPr>
+          <w:ilvl w:val="0"/>
+          <w:numId w:val="32"/>
+        </w:numPr>
+        <w:spacing w:before="0" w:beforeAutospacing="0" w:after="0" w:afterAutospacing="0"/>
+        <w:rPr>
+          <w:rFonts w:ascii="Calibri" w:hAnsi="Calibri" w:cs="Calibri"/>
+        </w:rPr>
+      </w:pPr>
+      <w:r>
+        <w:rPr>
+          <w:rFonts w:ascii="Calibri" w:hAnsi="Calibri" w:cs="Calibri"/>
+        </w:rPr>
         <w:lastRenderedPageBreak/>
-        <w:t>PDFs</w:t>
-      </w:r>
-    </w:p>
-    <w:p>
-      <w:pPr>
-        <w:pStyle w:val="NormalWeb"/>
-        <w:numPr>
-          <w:ilvl w:val="0"/>
-          <w:numId w:val="30"/>
-        </w:numPr>
-        <w:spacing w:before="0" w:beforeAutospacing="0" w:after="0" w:afterAutospacing="0"/>
-        <w:rPr>
-          <w:rFonts w:ascii="Calibri" w:hAnsi="Calibri" w:cs="Calibri"/>
-        </w:rPr>
-      </w:pPr>
-      <w:r>
-        <w:rPr>
-          <w:rFonts w:ascii="Calibri" w:hAnsi="Calibri" w:cs="Calibri"/>
-        </w:rPr>
-        <w:t>SharePoint folders</w:t>
-      </w:r>
-    </w:p>
-    <w:p>
-      <w:pPr>
-        <w:pStyle w:val="NormalWeb"/>
-        <w:numPr>
-          <w:ilvl w:val="0"/>
-          <w:numId w:val="30"/>
-        </w:numPr>
-        <w:spacing w:before="0" w:beforeAutospacing="0" w:after="0" w:afterAutospacing="0"/>
-        <w:rPr>
-          <w:rFonts w:ascii="Calibri" w:hAnsi="Calibri" w:cs="Calibri"/>
-        </w:rPr>
-      </w:pPr>
-      <w:r>
-        <w:rPr>
-          <w:rFonts w:ascii="Calibri" w:hAnsi="Calibri" w:cs="Calibri"/>
-        </w:rPr>
-        <w:t>emails</w:t>
-      </w:r>
-    </w:p>
-    <w:p>
-      <w:pPr>
-        <w:pStyle w:val="NormalWeb"/>
-        <w:numPr>
-          <w:ilvl w:val="0"/>
-          <w:numId w:val="30"/>
-        </w:numPr>
-        <w:spacing w:before="0" w:beforeAutospacing="0" w:after="0" w:afterAutospacing="0"/>
-        <w:rPr>
-          <w:rFonts w:ascii="Calibri" w:hAnsi="Calibri" w:cs="Calibri"/>
-        </w:rPr>
-      </w:pPr>
-      <w:r>
-        <w:rPr>
-          <w:rFonts w:ascii="Calibri" w:hAnsi="Calibri" w:cs="Calibri"/>
-        </w:rPr>
-        <w:t>undocumented staff knowledge</w:t>
-      </w:r>
-    </w:p>
-    <w:p>
-      <w:pPr>
-        <w:pStyle w:val="NormalWeb"/>
-        <w:numPr>
-          <w:ilvl w:val="0"/>
-          <w:numId w:val="30"/>
-        </w:numPr>
-        <w:spacing w:before="0" w:beforeAutospacing="0" w:after="0" w:afterAutospacing="0"/>
-        <w:rPr>
-          <w:rFonts w:ascii="Calibri" w:hAnsi="Calibri" w:cs="Calibri"/>
-        </w:rPr>
-      </w:pPr>
-      <w:r>
-        <w:rPr>
-          <w:rFonts w:ascii="Calibri" w:hAnsi="Calibri" w:cs="Calibri"/>
-        </w:rPr>
-        <w:t>personal drives</w:t>
-      </w:r>
-    </w:p>
-    <w:p>
-      <w:pPr>
-        <w:pStyle w:val="NormalWeb"/>
-        <w:numPr>
-          <w:ilvl w:val="0"/>
-          <w:numId w:val="30"/>
-        </w:numPr>
-        <w:spacing w:before="0" w:beforeAutospacing="0" w:after="0" w:afterAutospacing="0"/>
-        <w:rPr>
-          <w:rFonts w:ascii="Calibri" w:hAnsi="Calibri" w:cs="Calibri"/>
-        </w:rPr>
-      </w:pPr>
-      <w:r>
-        <w:rPr>
-          <w:rFonts w:ascii="Calibri" w:hAnsi="Calibri" w:cs="Calibri"/>
-        </w:rPr>
-        <w:t>disconnected operational documents</w:t>
-      </w:r>
-    </w:p>
-    <w:p>
-      <w:pPr>
-        <w:pStyle w:val="NormalWeb"/>
-        <w:spacing w:before="0" w:beforeAutospacing="0" w:after="0" w:afterAutospacing="0"/>
-        <w:rPr>
-          <w:rFonts w:ascii="Calibri" w:hAnsi="Calibri" w:cs="Calibri"/>
-        </w:rPr>
-      </w:pPr>
-      <w:r>
-        <w:rPr>
-          <w:rFonts w:ascii="Calibri" w:hAnsi="Calibri" w:cs="Calibri"/>
-        </w:rPr>
-        <w:t>As a result, enrolment information could easily be:</w:t>
-      </w:r>
-    </w:p>
-    <w:p>
-      <w:pPr>
-        <w:pStyle w:val="NormalWeb"/>
-        <w:numPr>
-          <w:ilvl w:val="0"/>
-          <w:numId w:val="31"/>
-        </w:numPr>
-        <w:spacing w:before="0" w:beforeAutospacing="0" w:after="0" w:afterAutospacing="0"/>
-        <w:rPr>
-          <w:rFonts w:ascii="Calibri" w:hAnsi="Calibri" w:cs="Calibri"/>
-        </w:rPr>
-      </w:pPr>
-      <w:r>
-        <w:rPr>
-          <w:rFonts w:ascii="Calibri" w:hAnsi="Calibri" w:cs="Calibri"/>
-        </w:rPr>
-        <w:t>overlooked</w:t>
-      </w:r>
-    </w:p>
-    <w:p>
-      <w:pPr>
-        <w:pStyle w:val="NormalWeb"/>
-        <w:numPr>
-          <w:ilvl w:val="0"/>
-          <w:numId w:val="31"/>
-        </w:numPr>
-        <w:spacing w:before="0" w:beforeAutospacing="0" w:after="0" w:afterAutospacing="0"/>
-        <w:rPr>
-          <w:rFonts w:ascii="Calibri" w:hAnsi="Calibri" w:cs="Calibri"/>
-        </w:rPr>
-      </w:pPr>
-      <w:r>
-        <w:rPr>
-          <w:rFonts w:ascii="Calibri" w:hAnsi="Calibri" w:cs="Calibri"/>
-        </w:rPr>
-        <w:t>duplicated</w:t>
-      </w:r>
-    </w:p>
-    <w:p>
-      <w:pPr>
-        <w:pStyle w:val="NormalWeb"/>
-        <w:numPr>
-          <w:ilvl w:val="0"/>
-          <w:numId w:val="31"/>
-        </w:numPr>
-        <w:spacing w:before="0" w:beforeAutospacing="0" w:after="0" w:afterAutospacing="0"/>
-        <w:rPr>
-          <w:rFonts w:ascii="Calibri" w:hAnsi="Calibri" w:cs="Calibri"/>
-        </w:rPr>
-      </w:pPr>
-      <w:r>
-        <w:rPr>
-          <w:rFonts w:ascii="Calibri" w:hAnsi="Calibri" w:cs="Calibri"/>
-        </w:rPr>
-        <w:t>stored inconsistently</w:t>
-      </w:r>
-    </w:p>
-    <w:p>
-      <w:pPr>
-        <w:pStyle w:val="NormalWeb"/>
-        <w:numPr>
-          <w:ilvl w:val="0"/>
-          <w:numId w:val="31"/>
-        </w:numPr>
-        <w:spacing w:before="0" w:beforeAutospacing="0" w:after="0" w:afterAutospacing="0"/>
-        <w:rPr>
-          <w:rFonts w:ascii="Calibri" w:hAnsi="Calibri" w:cs="Calibri"/>
-        </w:rPr>
-      </w:pPr>
-      <w:r>
-        <w:rPr>
-          <w:rFonts w:ascii="Calibri" w:hAnsi="Calibri" w:cs="Calibri"/>
-        </w:rPr>
-        <w:t>entered late</w:t>
-      </w:r>
-    </w:p>
-    <w:p>
-      <w:pPr>
-        <w:pStyle w:val="NormalWeb"/>
-        <w:numPr>
-          <w:ilvl w:val="0"/>
-          <w:numId w:val="31"/>
-        </w:numPr>
-        <w:spacing w:before="0" w:beforeAutospacing="0" w:after="0" w:afterAutospacing="0"/>
-        <w:rPr>
-          <w:rFonts w:ascii="Calibri" w:hAnsi="Calibri" w:cs="Calibri"/>
-        </w:rPr>
-      </w:pPr>
-      <w:r>
-        <w:rPr>
-          <w:rFonts w:ascii="Calibri" w:hAnsi="Calibri" w:cs="Calibri"/>
-        </w:rPr>
-        <w:t>entered incorrectly</w:t>
-      </w:r>
-    </w:p>
-    <w:p>
-      <w:pPr>
-        <w:pStyle w:val="NormalWeb"/>
-        <w:numPr>
-          <w:ilvl w:val="0"/>
-          <w:numId w:val="31"/>
-        </w:numPr>
-        <w:spacing w:before="0" w:beforeAutospacing="0" w:after="0" w:afterAutospacing="0"/>
-        <w:rPr>
-          <w:rFonts w:ascii="Calibri" w:hAnsi="Calibri" w:cs="Calibri"/>
-        </w:rPr>
-      </w:pPr>
-      <w:r>
-        <w:rPr>
-          <w:rFonts w:ascii="Calibri" w:hAnsi="Calibri" w:cs="Calibri"/>
-        </w:rPr>
-        <w:t>inaccessible to some staff members</w:t>
-      </w:r>
-    </w:p>
-    <w:p>
-      <w:pPr>
-        <w:pStyle w:val="NormalWeb"/>
-        <w:spacing w:before="0" w:beforeAutospacing="0" w:after="0" w:afterAutospacing="0"/>
-        <w:rPr>
-          <w:rFonts w:ascii="Calibri" w:hAnsi="Calibri" w:cs="Calibri"/>
-        </w:rPr>
-      </w:pPr>
-      <w:r>
-        <w:rPr>
-          <w:rFonts w:ascii="Calibri" w:hAnsi="Calibri" w:cs="Calibri"/>
-        </w:rPr>
-        <w:t>This created situations where:</w:t>
-      </w:r>
-    </w:p>
-    <w:p>
-      <w:pPr>
-        <w:pStyle w:val="NormalWeb"/>
-        <w:numPr>
-          <w:ilvl w:val="0"/>
-          <w:numId w:val="32"/>
-        </w:numPr>
-        <w:spacing w:before="0" w:beforeAutospacing="0" w:after="0" w:afterAutospacing="0"/>
-        <w:rPr>
-          <w:rFonts w:ascii="Calibri" w:hAnsi="Calibri" w:cs="Calibri"/>
-        </w:rPr>
-      </w:pPr>
-      <w:r>
-        <w:rPr>
-          <w:rFonts w:ascii="Calibri" w:hAnsi="Calibri" w:cs="Calibri"/>
-        </w:rPr>
         <w:t>credit transfers were not entered into institutional systems promptly</w:t>
       </w:r>
     </w:p>
@@ -6027,279 +5899,279 @@
         <w:rPr>
           <w:rFonts w:ascii="Calibri" w:hAnsi="Calibri" w:cs="Calibri"/>
         </w:rPr>
+        <w:t>Because the workflow depended heavily on human interpretation and manual checking, staff frequently:</w:t>
+      </w:r>
+    </w:p>
+    <w:p>
+      <w:pPr>
+        <w:pStyle w:val="NormalWeb"/>
+        <w:numPr>
+          <w:ilvl w:val="0"/>
+          <w:numId w:val="35"/>
+        </w:numPr>
+        <w:spacing w:before="0" w:beforeAutospacing="0" w:after="0" w:afterAutospacing="0"/>
+        <w:rPr>
+          <w:rFonts w:ascii="Calibri" w:hAnsi="Calibri" w:cs="Calibri"/>
+        </w:rPr>
+      </w:pPr>
+      <w:r>
+        <w:rPr>
+          <w:rFonts w:ascii="Calibri" w:hAnsi="Calibri" w:cs="Calibri"/>
+        </w:rPr>
+        <w:t>worked through lunch breaks</w:t>
+      </w:r>
+    </w:p>
+    <w:p>
+      <w:pPr>
+        <w:pStyle w:val="NormalWeb"/>
+        <w:numPr>
+          <w:ilvl w:val="0"/>
+          <w:numId w:val="35"/>
+        </w:numPr>
+        <w:spacing w:before="0" w:beforeAutospacing="0" w:after="0" w:afterAutospacing="0"/>
+        <w:rPr>
+          <w:rFonts w:ascii="Calibri" w:hAnsi="Calibri" w:cs="Calibri"/>
+        </w:rPr>
+      </w:pPr>
+      <w:r>
+        <w:rPr>
+          <w:rFonts w:ascii="Calibri" w:hAnsi="Calibri" w:cs="Calibri"/>
+        </w:rPr>
+        <w:t>operated under constant time pressure during peak enrolment periods</w:t>
+      </w:r>
+    </w:p>
+    <w:p>
+      <w:pPr>
+        <w:pStyle w:val="NormalWeb"/>
+        <w:numPr>
+          <w:ilvl w:val="0"/>
+          <w:numId w:val="35"/>
+        </w:numPr>
+        <w:spacing w:before="0" w:beforeAutospacing="0" w:after="0" w:afterAutospacing="0"/>
+        <w:rPr>
+          <w:rFonts w:ascii="Calibri" w:hAnsi="Calibri" w:cs="Calibri"/>
+        </w:rPr>
+      </w:pPr>
+      <w:r>
+        <w:rPr>
+          <w:rFonts w:ascii="Calibri" w:hAnsi="Calibri" w:cs="Calibri"/>
+        </w:rPr>
+        <w:t>experienced cognitive overload</w:t>
+      </w:r>
+    </w:p>
+    <w:p>
+      <w:pPr>
+        <w:pStyle w:val="NormalWeb"/>
+        <w:numPr>
+          <w:ilvl w:val="0"/>
+          <w:numId w:val="35"/>
+        </w:numPr>
+        <w:spacing w:before="0" w:beforeAutospacing="0" w:after="0" w:afterAutospacing="0"/>
+        <w:rPr>
+          <w:rFonts w:ascii="Calibri" w:hAnsi="Calibri" w:cs="Calibri"/>
+        </w:rPr>
+      </w:pPr>
+      <w:r>
+        <w:rPr>
+          <w:rFonts w:ascii="Calibri" w:hAnsi="Calibri" w:cs="Calibri"/>
+        </w:rPr>
+        <w:t>attempted to minimise student waiting times while processing highly complex cases</w:t>
+      </w:r>
+    </w:p>
+    <w:p>
+      <w:pPr>
+        <w:pStyle w:val="NormalWeb"/>
+        <w:numPr>
+          <w:ilvl w:val="0"/>
+          <w:numId w:val="35"/>
+        </w:numPr>
+        <w:spacing w:before="0" w:beforeAutospacing="0" w:after="0" w:afterAutospacing="0"/>
+        <w:rPr>
+          <w:rFonts w:ascii="Calibri" w:hAnsi="Calibri" w:cs="Calibri"/>
+        </w:rPr>
+      </w:pPr>
+      <w:r>
+        <w:rPr>
+          <w:rFonts w:ascii="Calibri" w:hAnsi="Calibri" w:cs="Calibri"/>
+        </w:rPr>
+        <w:t>managed large volumes of simultaneous communications</w:t>
+      </w:r>
+    </w:p>
+    <w:p>
+      <w:pPr>
+        <w:pStyle w:val="NormalWeb"/>
+        <w:numPr>
+          <w:ilvl w:val="0"/>
+          <w:numId w:val="35"/>
+        </w:numPr>
+        <w:spacing w:before="0" w:beforeAutospacing="0" w:after="0" w:afterAutospacing="0"/>
+        <w:rPr>
+          <w:rFonts w:ascii="Calibri" w:hAnsi="Calibri" w:cs="Calibri"/>
+        </w:rPr>
+      </w:pPr>
+      <w:r>
+        <w:rPr>
+          <w:rFonts w:ascii="Calibri" w:hAnsi="Calibri" w:cs="Calibri"/>
+        </w:rPr>
+        <w:t>manually constructed detailed explanatory emails</w:t>
+      </w:r>
+    </w:p>
+    <w:p>
+      <w:pPr>
+        <w:pStyle w:val="NormalWeb"/>
+        <w:numPr>
+          <w:ilvl w:val="0"/>
+          <w:numId w:val="35"/>
+        </w:numPr>
+        <w:spacing w:before="0" w:beforeAutospacing="0" w:after="0" w:afterAutospacing="0"/>
+        <w:rPr>
+          <w:rFonts w:ascii="Calibri" w:hAnsi="Calibri" w:cs="Calibri"/>
+        </w:rPr>
+      </w:pPr>
+      <w:r>
+        <w:rPr>
+          <w:rFonts w:ascii="Calibri" w:hAnsi="Calibri" w:cs="Calibri"/>
+        </w:rPr>
+        <w:t>repeatedly searched for documents across disconnected systems</w:t>
+      </w:r>
+    </w:p>
+    <w:p>
+      <w:pPr>
+        <w:pStyle w:val="NormalWeb"/>
+        <w:spacing w:before="0" w:beforeAutospacing="0" w:after="0" w:afterAutospacing="0"/>
+        <w:rPr>
+          <w:rFonts w:ascii="Calibri" w:hAnsi="Calibri" w:cs="Calibri"/>
+        </w:rPr>
+      </w:pPr>
+      <w:r>
+        <w:rPr>
+          <w:rFonts w:ascii="Calibri" w:hAnsi="Calibri" w:cs="Calibri"/>
+        </w:rPr>
+        <w:t>This created a cycle where:</w:t>
+      </w:r>
+    </w:p>
+    <w:p>
+      <w:pPr>
+        <w:pStyle w:val="NormalWeb"/>
+        <w:numPr>
+          <w:ilvl w:val="0"/>
+          <w:numId w:val="36"/>
+        </w:numPr>
+        <w:spacing w:before="0" w:beforeAutospacing="0" w:after="0" w:afterAutospacing="0"/>
+        <w:rPr>
+          <w:rFonts w:ascii="Calibri" w:hAnsi="Calibri" w:cs="Calibri"/>
+        </w:rPr>
+      </w:pPr>
+      <w:r>
+        <w:rPr>
+          <w:rFonts w:ascii="Calibri" w:hAnsi="Calibri" w:cs="Calibri"/>
+        </w:rPr>
+        <w:t>fatigue increased</w:t>
+      </w:r>
+    </w:p>
+    <w:p>
+      <w:pPr>
+        <w:pStyle w:val="NormalWeb"/>
+        <w:numPr>
+          <w:ilvl w:val="0"/>
+          <w:numId w:val="36"/>
+        </w:numPr>
+        <w:spacing w:before="0" w:beforeAutospacing="0" w:after="0" w:afterAutospacing="0"/>
+        <w:rPr>
+          <w:rFonts w:ascii="Calibri" w:hAnsi="Calibri" w:cs="Calibri"/>
+        </w:rPr>
+      </w:pPr>
+      <w:r>
+        <w:rPr>
+          <w:rFonts w:ascii="Calibri" w:hAnsi="Calibri" w:cs="Calibri"/>
+        </w:rPr>
+        <w:t>stress increased</w:t>
+      </w:r>
+    </w:p>
+    <w:p>
+      <w:pPr>
+        <w:pStyle w:val="NormalWeb"/>
+        <w:numPr>
+          <w:ilvl w:val="0"/>
+          <w:numId w:val="36"/>
+        </w:numPr>
+        <w:spacing w:before="0" w:beforeAutospacing="0" w:after="0" w:afterAutospacing="0"/>
+        <w:rPr>
+          <w:rFonts w:ascii="Calibri" w:hAnsi="Calibri" w:cs="Calibri"/>
+        </w:rPr>
+      </w:pPr>
+      <w:r>
+        <w:rPr>
+          <w:rFonts w:ascii="Calibri" w:hAnsi="Calibri" w:cs="Calibri"/>
+        </w:rPr>
+        <w:t>cognitive burden increased</w:t>
+      </w:r>
+    </w:p>
+    <w:p>
+      <w:pPr>
+        <w:pStyle w:val="NormalWeb"/>
+        <w:numPr>
+          <w:ilvl w:val="0"/>
+          <w:numId w:val="36"/>
+        </w:numPr>
+        <w:spacing w:before="0" w:beforeAutospacing="0" w:after="0" w:afterAutospacing="0"/>
+        <w:rPr>
+          <w:rFonts w:ascii="Calibri" w:hAnsi="Calibri" w:cs="Calibri"/>
+        </w:rPr>
+      </w:pPr>
+      <w:r>
+        <w:rPr>
+          <w:rFonts w:ascii="Calibri" w:hAnsi="Calibri" w:cs="Calibri"/>
+        </w:rPr>
+        <w:t>mistakes became more likely</w:t>
+      </w:r>
+    </w:p>
+    <w:p>
+      <w:pPr>
+        <w:pStyle w:val="NormalWeb"/>
+        <w:numPr>
+          <w:ilvl w:val="0"/>
+          <w:numId w:val="36"/>
+        </w:numPr>
+        <w:spacing w:before="0" w:beforeAutospacing="0" w:after="0" w:afterAutospacing="0"/>
+        <w:rPr>
+          <w:rFonts w:ascii="Calibri" w:hAnsi="Calibri" w:cs="Calibri"/>
+        </w:rPr>
+      </w:pPr>
+      <w:r>
+        <w:rPr>
+          <w:rFonts w:ascii="Calibri" w:hAnsi="Calibri" w:cs="Calibri"/>
+        </w:rPr>
+        <w:t xml:space="preserve">follow-up correction </w:t>
+      </w:r>
+      <w:proofErr w:type="gramStart"/>
+      <w:r>
+        <w:rPr>
+          <w:rFonts w:ascii="Calibri" w:hAnsi="Calibri" w:cs="Calibri"/>
+        </w:rPr>
+        <w:t>work</w:t>
+      </w:r>
+      <w:proofErr w:type="gramEnd"/>
+      <w:r>
+        <w:rPr>
+          <w:rFonts w:ascii="Calibri" w:hAnsi="Calibri" w:cs="Calibri"/>
+        </w:rPr>
+        <w:t xml:space="preserve"> further increased workload pressure</w:t>
+      </w:r>
+    </w:p>
+    <w:p>
+      <w:pPr>
+        <w:pStyle w:val="NormalWeb"/>
+        <w:spacing w:before="0" w:beforeAutospacing="0" w:after="0" w:afterAutospacing="0"/>
+        <w:rPr>
+          <w:rFonts w:ascii="Calibri" w:hAnsi="Calibri" w:cs="Calibri"/>
+        </w:rPr>
+      </w:pPr>
+      <w:r>
+        <w:rPr>
+          <w:rFonts w:ascii="Calibri" w:hAnsi="Calibri" w:cs="Calibri"/>
+        </w:rPr>
         <w:lastRenderedPageBreak/>
-        <w:t>Because the workflow depended heavily on human interpretation and manual checking, staff frequently:</w:t>
-      </w:r>
-    </w:p>
-    <w:p>
-      <w:pPr>
-        <w:pStyle w:val="NormalWeb"/>
-        <w:numPr>
-          <w:ilvl w:val="0"/>
-          <w:numId w:val="35"/>
-        </w:numPr>
-        <w:spacing w:before="0" w:beforeAutospacing="0" w:after="0" w:afterAutospacing="0"/>
-        <w:rPr>
-          <w:rFonts w:ascii="Calibri" w:hAnsi="Calibri" w:cs="Calibri"/>
-        </w:rPr>
-      </w:pPr>
-      <w:r>
-        <w:rPr>
-          <w:rFonts w:ascii="Calibri" w:hAnsi="Calibri" w:cs="Calibri"/>
-        </w:rPr>
-        <w:t>worked through lunch breaks</w:t>
-      </w:r>
-    </w:p>
-    <w:p>
-      <w:pPr>
-        <w:pStyle w:val="NormalWeb"/>
-        <w:numPr>
-          <w:ilvl w:val="0"/>
-          <w:numId w:val="35"/>
-        </w:numPr>
-        <w:spacing w:before="0" w:beforeAutospacing="0" w:after="0" w:afterAutospacing="0"/>
-        <w:rPr>
-          <w:rFonts w:ascii="Calibri" w:hAnsi="Calibri" w:cs="Calibri"/>
-        </w:rPr>
-      </w:pPr>
-      <w:r>
-        <w:rPr>
-          <w:rFonts w:ascii="Calibri" w:hAnsi="Calibri" w:cs="Calibri"/>
-        </w:rPr>
-        <w:t>operated under constant time pressure during peak enrolment periods</w:t>
-      </w:r>
-    </w:p>
-    <w:p>
-      <w:pPr>
-        <w:pStyle w:val="NormalWeb"/>
-        <w:numPr>
-          <w:ilvl w:val="0"/>
-          <w:numId w:val="35"/>
-        </w:numPr>
-        <w:spacing w:before="0" w:beforeAutospacing="0" w:after="0" w:afterAutospacing="0"/>
-        <w:rPr>
-          <w:rFonts w:ascii="Calibri" w:hAnsi="Calibri" w:cs="Calibri"/>
-        </w:rPr>
-      </w:pPr>
-      <w:r>
-        <w:rPr>
-          <w:rFonts w:ascii="Calibri" w:hAnsi="Calibri" w:cs="Calibri"/>
-        </w:rPr>
-        <w:t>experienced cognitive overload</w:t>
-      </w:r>
-    </w:p>
-    <w:p>
-      <w:pPr>
-        <w:pStyle w:val="NormalWeb"/>
-        <w:numPr>
-          <w:ilvl w:val="0"/>
-          <w:numId w:val="35"/>
-        </w:numPr>
-        <w:spacing w:before="0" w:beforeAutospacing="0" w:after="0" w:afterAutospacing="0"/>
-        <w:rPr>
-          <w:rFonts w:ascii="Calibri" w:hAnsi="Calibri" w:cs="Calibri"/>
-        </w:rPr>
-      </w:pPr>
-      <w:r>
-        <w:rPr>
-          <w:rFonts w:ascii="Calibri" w:hAnsi="Calibri" w:cs="Calibri"/>
-        </w:rPr>
-        <w:t>attempted to minimise student waiting times while processing highly complex cases</w:t>
-      </w:r>
-    </w:p>
-    <w:p>
-      <w:pPr>
-        <w:pStyle w:val="NormalWeb"/>
-        <w:numPr>
-          <w:ilvl w:val="0"/>
-          <w:numId w:val="35"/>
-        </w:numPr>
-        <w:spacing w:before="0" w:beforeAutospacing="0" w:after="0" w:afterAutospacing="0"/>
-        <w:rPr>
-          <w:rFonts w:ascii="Calibri" w:hAnsi="Calibri" w:cs="Calibri"/>
-        </w:rPr>
-      </w:pPr>
-      <w:r>
-        <w:rPr>
-          <w:rFonts w:ascii="Calibri" w:hAnsi="Calibri" w:cs="Calibri"/>
-        </w:rPr>
-        <w:t>managed large volumes of simultaneous communications</w:t>
-      </w:r>
-    </w:p>
-    <w:p>
-      <w:pPr>
-        <w:pStyle w:val="NormalWeb"/>
-        <w:numPr>
-          <w:ilvl w:val="0"/>
-          <w:numId w:val="35"/>
-        </w:numPr>
-        <w:spacing w:before="0" w:beforeAutospacing="0" w:after="0" w:afterAutospacing="0"/>
-        <w:rPr>
-          <w:rFonts w:ascii="Calibri" w:hAnsi="Calibri" w:cs="Calibri"/>
-        </w:rPr>
-      </w:pPr>
-      <w:r>
-        <w:rPr>
-          <w:rFonts w:ascii="Calibri" w:hAnsi="Calibri" w:cs="Calibri"/>
-        </w:rPr>
-        <w:t>manually constructed detailed explanatory emails</w:t>
-      </w:r>
-    </w:p>
-    <w:p>
-      <w:pPr>
-        <w:pStyle w:val="NormalWeb"/>
-        <w:numPr>
-          <w:ilvl w:val="0"/>
-          <w:numId w:val="35"/>
-        </w:numPr>
-        <w:spacing w:before="0" w:beforeAutospacing="0" w:after="0" w:afterAutospacing="0"/>
-        <w:rPr>
-          <w:rFonts w:ascii="Calibri" w:hAnsi="Calibri" w:cs="Calibri"/>
-        </w:rPr>
-      </w:pPr>
-      <w:r>
-        <w:rPr>
-          <w:rFonts w:ascii="Calibri" w:hAnsi="Calibri" w:cs="Calibri"/>
-        </w:rPr>
-        <w:t>repeatedly searched for documents across disconnected systems</w:t>
-      </w:r>
-    </w:p>
-    <w:p>
-      <w:pPr>
-        <w:pStyle w:val="NormalWeb"/>
-        <w:spacing w:before="0" w:beforeAutospacing="0" w:after="0" w:afterAutospacing="0"/>
-        <w:rPr>
-          <w:rFonts w:ascii="Calibri" w:hAnsi="Calibri" w:cs="Calibri"/>
-        </w:rPr>
-      </w:pPr>
-      <w:r>
-        <w:rPr>
-          <w:rFonts w:ascii="Calibri" w:hAnsi="Calibri" w:cs="Calibri"/>
-        </w:rPr>
-        <w:t>This created a cycle where:</w:t>
-      </w:r>
-    </w:p>
-    <w:p>
-      <w:pPr>
-        <w:pStyle w:val="NormalWeb"/>
-        <w:numPr>
-          <w:ilvl w:val="0"/>
-          <w:numId w:val="36"/>
-        </w:numPr>
-        <w:spacing w:before="0" w:beforeAutospacing="0" w:after="0" w:afterAutospacing="0"/>
-        <w:rPr>
-          <w:rFonts w:ascii="Calibri" w:hAnsi="Calibri" w:cs="Calibri"/>
-        </w:rPr>
-      </w:pPr>
-      <w:r>
-        <w:rPr>
-          <w:rFonts w:ascii="Calibri" w:hAnsi="Calibri" w:cs="Calibri"/>
-        </w:rPr>
-        <w:t>fatigue increased</w:t>
-      </w:r>
-    </w:p>
-    <w:p>
-      <w:pPr>
-        <w:pStyle w:val="NormalWeb"/>
-        <w:numPr>
-          <w:ilvl w:val="0"/>
-          <w:numId w:val="36"/>
-        </w:numPr>
-        <w:spacing w:before="0" w:beforeAutospacing="0" w:after="0" w:afterAutospacing="0"/>
-        <w:rPr>
-          <w:rFonts w:ascii="Calibri" w:hAnsi="Calibri" w:cs="Calibri"/>
-        </w:rPr>
-      </w:pPr>
-      <w:r>
-        <w:rPr>
-          <w:rFonts w:ascii="Calibri" w:hAnsi="Calibri" w:cs="Calibri"/>
-        </w:rPr>
-        <w:t>stress increased</w:t>
-      </w:r>
-    </w:p>
-    <w:p>
-      <w:pPr>
-        <w:pStyle w:val="NormalWeb"/>
-        <w:numPr>
-          <w:ilvl w:val="0"/>
-          <w:numId w:val="36"/>
-        </w:numPr>
-        <w:spacing w:before="0" w:beforeAutospacing="0" w:after="0" w:afterAutospacing="0"/>
-        <w:rPr>
-          <w:rFonts w:ascii="Calibri" w:hAnsi="Calibri" w:cs="Calibri"/>
-        </w:rPr>
-      </w:pPr>
-      <w:r>
-        <w:rPr>
-          <w:rFonts w:ascii="Calibri" w:hAnsi="Calibri" w:cs="Calibri"/>
-        </w:rPr>
-        <w:t>cognitive burden increased</w:t>
-      </w:r>
-    </w:p>
-    <w:p>
-      <w:pPr>
-        <w:pStyle w:val="NormalWeb"/>
-        <w:numPr>
-          <w:ilvl w:val="0"/>
-          <w:numId w:val="36"/>
-        </w:numPr>
-        <w:spacing w:before="0" w:beforeAutospacing="0" w:after="0" w:afterAutospacing="0"/>
-        <w:rPr>
-          <w:rFonts w:ascii="Calibri" w:hAnsi="Calibri" w:cs="Calibri"/>
-        </w:rPr>
-      </w:pPr>
-      <w:r>
-        <w:rPr>
-          <w:rFonts w:ascii="Calibri" w:hAnsi="Calibri" w:cs="Calibri"/>
-        </w:rPr>
-        <w:t>mistakes became more likely</w:t>
-      </w:r>
-    </w:p>
-    <w:p>
-      <w:pPr>
-        <w:pStyle w:val="NormalWeb"/>
-        <w:numPr>
-          <w:ilvl w:val="0"/>
-          <w:numId w:val="36"/>
-        </w:numPr>
-        <w:spacing w:before="0" w:beforeAutospacing="0" w:after="0" w:afterAutospacing="0"/>
-        <w:rPr>
-          <w:rFonts w:ascii="Calibri" w:hAnsi="Calibri" w:cs="Calibri"/>
-        </w:rPr>
-      </w:pPr>
-      <w:r>
-        <w:rPr>
-          <w:rFonts w:ascii="Calibri" w:hAnsi="Calibri" w:cs="Calibri"/>
-        </w:rPr>
-        <w:t xml:space="preserve">follow-up correction </w:t>
-      </w:r>
-      <w:proofErr w:type="gramStart"/>
-      <w:r>
-        <w:rPr>
-          <w:rFonts w:ascii="Calibri" w:hAnsi="Calibri" w:cs="Calibri"/>
-        </w:rPr>
-        <w:t>work</w:t>
-      </w:r>
-      <w:proofErr w:type="gramEnd"/>
-      <w:r>
-        <w:rPr>
-          <w:rFonts w:ascii="Calibri" w:hAnsi="Calibri" w:cs="Calibri"/>
-        </w:rPr>
-        <w:t xml:space="preserve"> further increased workload pressure</w:t>
-      </w:r>
-    </w:p>
-    <w:p>
-      <w:pPr>
-        <w:pStyle w:val="NormalWeb"/>
-        <w:spacing w:before="0" w:beforeAutospacing="0" w:after="0" w:afterAutospacing="0"/>
-        <w:rPr>
-          <w:rFonts w:ascii="Calibri" w:hAnsi="Calibri" w:cs="Calibri"/>
-        </w:rPr>
-      </w:pPr>
-      <w:r>
-        <w:rPr>
-          <w:rFonts w:ascii="Calibri" w:hAnsi="Calibri" w:cs="Calibri"/>
-        </w:rPr>
         <w:t>Enrolment officers could also become unfairly blamed when complex progression possibilities or edge cases were missed, despite operating within fragmented and difficult systems.</w:t>
       </w:r>
     </w:p>
@@ -6786,242 +6658,242 @@
         <w:rPr>
           <w:rFonts w:ascii="Calibri" w:hAnsi="Calibri" w:cs="Calibri"/>
         </w:rPr>
+        <w:t>students who had only been offered places</w:t>
+      </w:r>
+    </w:p>
+    <w:p>
+      <w:pPr>
+        <w:pStyle w:val="NormalWeb"/>
+        <w:numPr>
+          <w:ilvl w:val="0"/>
+          <w:numId w:val="39"/>
+        </w:numPr>
+        <w:spacing w:before="0" w:beforeAutospacing="0" w:after="0" w:afterAutospacing="0"/>
+        <w:rPr>
+          <w:rFonts w:ascii="Calibri" w:hAnsi="Calibri" w:cs="Calibri"/>
+        </w:rPr>
+      </w:pPr>
+      <w:r>
+        <w:rPr>
+          <w:rFonts w:ascii="Calibri" w:hAnsi="Calibri" w:cs="Calibri"/>
+        </w:rPr>
+        <w:t>students who had not yet responded</w:t>
+      </w:r>
+    </w:p>
+    <w:p>
+      <w:pPr>
+        <w:pStyle w:val="NormalWeb"/>
+        <w:numPr>
+          <w:ilvl w:val="0"/>
+          <w:numId w:val="39"/>
+        </w:numPr>
+        <w:spacing w:before="0" w:beforeAutospacing="0" w:after="0" w:afterAutospacing="0"/>
+        <w:rPr>
+          <w:rFonts w:ascii="Calibri" w:hAnsi="Calibri" w:cs="Calibri"/>
+        </w:rPr>
+      </w:pPr>
+      <w:r>
+        <w:rPr>
+          <w:rFonts w:ascii="Calibri" w:hAnsi="Calibri" w:cs="Calibri"/>
+        </w:rPr>
+        <w:t>students who had requested future contact</w:t>
+      </w:r>
+    </w:p>
+    <w:p>
+      <w:pPr>
+        <w:pStyle w:val="NormalWeb"/>
+        <w:numPr>
+          <w:ilvl w:val="0"/>
+          <w:numId w:val="39"/>
+        </w:numPr>
+        <w:spacing w:before="0" w:beforeAutospacing="0" w:after="0" w:afterAutospacing="0"/>
+        <w:rPr>
+          <w:rFonts w:ascii="Calibri" w:hAnsi="Calibri" w:cs="Calibri"/>
+        </w:rPr>
+      </w:pPr>
+      <w:r>
+        <w:rPr>
+          <w:rFonts w:ascii="Calibri" w:hAnsi="Calibri" w:cs="Calibri"/>
+        </w:rPr>
+        <w:t>students who had requested no further contact</w:t>
+      </w:r>
+    </w:p>
+    <w:p>
+      <w:pPr>
+        <w:pStyle w:val="NormalWeb"/>
+        <w:spacing w:before="0" w:beforeAutospacing="0" w:after="0" w:afterAutospacing="0"/>
+        <w:rPr>
+          <w:rFonts w:ascii="Calibri" w:hAnsi="Calibri" w:cs="Calibri"/>
+        </w:rPr>
+      </w:pPr>
+      <w:r>
+        <w:rPr>
+          <w:rFonts w:ascii="Calibri" w:hAnsi="Calibri" w:cs="Calibri"/>
+        </w:rPr>
+        <w:t>The process required extensive manual filtering, merging, duplicate removal, and cross-checking within Excel.</w:t>
+      </w:r>
+    </w:p>
+    <w:p>
+      <w:pPr>
+        <w:pStyle w:val="NormalWeb"/>
+        <w:spacing w:before="0" w:beforeAutospacing="0" w:after="0" w:afterAutospacing="0"/>
+        <w:rPr>
+          <w:rFonts w:ascii="Calibri" w:hAnsi="Calibri" w:cs="Calibri"/>
+        </w:rPr>
+      </w:pPr>
+      <w:r>
+        <w:rPr>
+          <w:rFonts w:ascii="Calibri" w:hAnsi="Calibri" w:cs="Calibri"/>
+        </w:rPr>
+        <w:t>This created significant operational challenges because:</w:t>
+      </w:r>
+    </w:p>
+    <w:p>
+      <w:pPr>
+        <w:pStyle w:val="NormalWeb"/>
+        <w:numPr>
+          <w:ilvl w:val="0"/>
+          <w:numId w:val="40"/>
+        </w:numPr>
+        <w:spacing w:before="0" w:beforeAutospacing="0" w:after="0" w:afterAutospacing="0"/>
+        <w:rPr>
+          <w:rFonts w:ascii="Calibri" w:hAnsi="Calibri" w:cs="Calibri"/>
+        </w:rPr>
+      </w:pPr>
+      <w:r>
+        <w:rPr>
+          <w:rFonts w:ascii="Calibri" w:hAnsi="Calibri" w:cs="Calibri"/>
+        </w:rPr>
+        <w:t>different systems often contained different versions of student information</w:t>
+      </w:r>
+    </w:p>
+    <w:p>
+      <w:pPr>
+        <w:pStyle w:val="NormalWeb"/>
+        <w:numPr>
+          <w:ilvl w:val="0"/>
+          <w:numId w:val="40"/>
+        </w:numPr>
+        <w:spacing w:before="0" w:beforeAutospacing="0" w:after="0" w:afterAutospacing="0"/>
+        <w:rPr>
+          <w:rFonts w:ascii="Calibri" w:hAnsi="Calibri" w:cs="Calibri"/>
+        </w:rPr>
+      </w:pPr>
+      <w:r>
+        <w:rPr>
+          <w:rFonts w:ascii="Calibri" w:hAnsi="Calibri" w:cs="Calibri"/>
+        </w:rPr>
+        <w:t>some records were more current than others</w:t>
+      </w:r>
+    </w:p>
+    <w:p>
+      <w:pPr>
+        <w:pStyle w:val="NormalWeb"/>
+        <w:numPr>
+          <w:ilvl w:val="0"/>
+          <w:numId w:val="40"/>
+        </w:numPr>
+        <w:spacing w:before="0" w:beforeAutospacing="0" w:after="0" w:afterAutospacing="0"/>
+        <w:rPr>
+          <w:rFonts w:ascii="Calibri" w:hAnsi="Calibri" w:cs="Calibri"/>
+        </w:rPr>
+      </w:pPr>
+      <w:r>
+        <w:rPr>
+          <w:rFonts w:ascii="Calibri" w:hAnsi="Calibri" w:cs="Calibri"/>
+        </w:rPr>
+        <w:t>student status could change rapidly</w:t>
+      </w:r>
+    </w:p>
+    <w:p>
+      <w:pPr>
+        <w:pStyle w:val="NormalWeb"/>
+        <w:numPr>
+          <w:ilvl w:val="0"/>
+          <w:numId w:val="40"/>
+        </w:numPr>
+        <w:spacing w:before="0" w:beforeAutospacing="0" w:after="0" w:afterAutospacing="0"/>
+        <w:rPr>
+          <w:rFonts w:ascii="Calibri" w:hAnsi="Calibri" w:cs="Calibri"/>
+        </w:rPr>
+      </w:pPr>
+      <w:r>
+        <w:rPr>
+          <w:rFonts w:ascii="Calibri" w:hAnsi="Calibri" w:cs="Calibri"/>
+        </w:rPr>
+        <w:t>communication preferences were stored inconsistently</w:t>
+      </w:r>
+    </w:p>
+    <w:p>
+      <w:pPr>
+        <w:pStyle w:val="NormalWeb"/>
+        <w:numPr>
+          <w:ilvl w:val="0"/>
+          <w:numId w:val="40"/>
+        </w:numPr>
+        <w:spacing w:before="0" w:beforeAutospacing="0" w:after="0" w:afterAutospacing="0"/>
+        <w:rPr>
+          <w:rFonts w:ascii="Calibri" w:hAnsi="Calibri" w:cs="Calibri"/>
+        </w:rPr>
+      </w:pPr>
+      <w:r>
+        <w:rPr>
+          <w:rFonts w:ascii="Calibri" w:hAnsi="Calibri" w:cs="Calibri"/>
+        </w:rPr>
+        <w:t>some students required institute email addresses</w:t>
+      </w:r>
+    </w:p>
+    <w:p>
+      <w:pPr>
+        <w:pStyle w:val="NormalWeb"/>
+        <w:numPr>
+          <w:ilvl w:val="0"/>
+          <w:numId w:val="40"/>
+        </w:numPr>
+        <w:spacing w:before="0" w:beforeAutospacing="0" w:after="0" w:afterAutospacing="0"/>
+        <w:rPr>
+          <w:rFonts w:ascii="Calibri" w:hAnsi="Calibri" w:cs="Calibri"/>
+        </w:rPr>
+      </w:pPr>
+      <w:r>
+        <w:rPr>
+          <w:rFonts w:ascii="Calibri" w:hAnsi="Calibri" w:cs="Calibri"/>
+        </w:rPr>
+        <w:t>suspended students often required personal email addresses because institutional accounts might no longer be accessible</w:t>
+      </w:r>
+    </w:p>
+    <w:p>
+      <w:pPr>
+        <w:pStyle w:val="NormalWeb"/>
+        <w:numPr>
+          <w:ilvl w:val="0"/>
+          <w:numId w:val="40"/>
+        </w:numPr>
+        <w:spacing w:before="0" w:beforeAutospacing="0" w:after="0" w:afterAutospacing="0"/>
+        <w:rPr>
+          <w:rFonts w:ascii="Calibri" w:hAnsi="Calibri" w:cs="Calibri"/>
+        </w:rPr>
+      </w:pPr>
+      <w:r>
+        <w:rPr>
+          <w:rFonts w:ascii="Calibri" w:hAnsi="Calibri" w:cs="Calibri"/>
+        </w:rPr>
+        <w:t>manually maintained lists could quickly become outdated</w:t>
+      </w:r>
+    </w:p>
+    <w:p>
+      <w:pPr>
+        <w:pStyle w:val="NormalWeb"/>
+        <w:spacing w:before="0" w:beforeAutospacing="0" w:after="0" w:afterAutospacing="0"/>
+        <w:rPr>
+          <w:rFonts w:ascii="Calibri" w:hAnsi="Calibri" w:cs="Calibri"/>
+        </w:rPr>
+      </w:pPr>
+      <w:r>
+        <w:rPr>
+          <w:rFonts w:ascii="Calibri" w:hAnsi="Calibri" w:cs="Calibri"/>
+        </w:rPr>
         <w:lastRenderedPageBreak/>
-        <w:t>students who had only been offered places</w:t>
-      </w:r>
-    </w:p>
-    <w:p>
-      <w:pPr>
-        <w:pStyle w:val="NormalWeb"/>
-        <w:numPr>
-          <w:ilvl w:val="0"/>
-          <w:numId w:val="39"/>
-        </w:numPr>
-        <w:spacing w:before="0" w:beforeAutospacing="0" w:after="0" w:afterAutospacing="0"/>
-        <w:rPr>
-          <w:rFonts w:ascii="Calibri" w:hAnsi="Calibri" w:cs="Calibri"/>
-        </w:rPr>
-      </w:pPr>
-      <w:r>
-        <w:rPr>
-          <w:rFonts w:ascii="Calibri" w:hAnsi="Calibri" w:cs="Calibri"/>
-        </w:rPr>
-        <w:t>students who had not yet responded</w:t>
-      </w:r>
-    </w:p>
-    <w:p>
-      <w:pPr>
-        <w:pStyle w:val="NormalWeb"/>
-        <w:numPr>
-          <w:ilvl w:val="0"/>
-          <w:numId w:val="39"/>
-        </w:numPr>
-        <w:spacing w:before="0" w:beforeAutospacing="0" w:after="0" w:afterAutospacing="0"/>
-        <w:rPr>
-          <w:rFonts w:ascii="Calibri" w:hAnsi="Calibri" w:cs="Calibri"/>
-        </w:rPr>
-      </w:pPr>
-      <w:r>
-        <w:rPr>
-          <w:rFonts w:ascii="Calibri" w:hAnsi="Calibri" w:cs="Calibri"/>
-        </w:rPr>
-        <w:t>students who had requested future contact</w:t>
-      </w:r>
-    </w:p>
-    <w:p>
-      <w:pPr>
-        <w:pStyle w:val="NormalWeb"/>
-        <w:numPr>
-          <w:ilvl w:val="0"/>
-          <w:numId w:val="39"/>
-        </w:numPr>
-        <w:spacing w:before="0" w:beforeAutospacing="0" w:after="0" w:afterAutospacing="0"/>
-        <w:rPr>
-          <w:rFonts w:ascii="Calibri" w:hAnsi="Calibri" w:cs="Calibri"/>
-        </w:rPr>
-      </w:pPr>
-      <w:r>
-        <w:rPr>
-          <w:rFonts w:ascii="Calibri" w:hAnsi="Calibri" w:cs="Calibri"/>
-        </w:rPr>
-        <w:t>students who had requested no further contact</w:t>
-      </w:r>
-    </w:p>
-    <w:p>
-      <w:pPr>
-        <w:pStyle w:val="NormalWeb"/>
-        <w:spacing w:before="0" w:beforeAutospacing="0" w:after="0" w:afterAutospacing="0"/>
-        <w:rPr>
-          <w:rFonts w:ascii="Calibri" w:hAnsi="Calibri" w:cs="Calibri"/>
-        </w:rPr>
-      </w:pPr>
-      <w:r>
-        <w:rPr>
-          <w:rFonts w:ascii="Calibri" w:hAnsi="Calibri" w:cs="Calibri"/>
-        </w:rPr>
-        <w:t>The process required extensive manual filtering, merging, duplicate removal, and cross-checking within Excel.</w:t>
-      </w:r>
-    </w:p>
-    <w:p>
-      <w:pPr>
-        <w:pStyle w:val="NormalWeb"/>
-        <w:spacing w:before="0" w:beforeAutospacing="0" w:after="0" w:afterAutospacing="0"/>
-        <w:rPr>
-          <w:rFonts w:ascii="Calibri" w:hAnsi="Calibri" w:cs="Calibri"/>
-        </w:rPr>
-      </w:pPr>
-      <w:r>
-        <w:rPr>
-          <w:rFonts w:ascii="Calibri" w:hAnsi="Calibri" w:cs="Calibri"/>
-        </w:rPr>
-        <w:t>This created significant operational challenges because:</w:t>
-      </w:r>
-    </w:p>
-    <w:p>
-      <w:pPr>
-        <w:pStyle w:val="NormalWeb"/>
-        <w:numPr>
-          <w:ilvl w:val="0"/>
-          <w:numId w:val="40"/>
-        </w:numPr>
-        <w:spacing w:before="0" w:beforeAutospacing="0" w:after="0" w:afterAutospacing="0"/>
-        <w:rPr>
-          <w:rFonts w:ascii="Calibri" w:hAnsi="Calibri" w:cs="Calibri"/>
-        </w:rPr>
-      </w:pPr>
-      <w:r>
-        <w:rPr>
-          <w:rFonts w:ascii="Calibri" w:hAnsi="Calibri" w:cs="Calibri"/>
-        </w:rPr>
-        <w:t>different systems often contained different versions of student information</w:t>
-      </w:r>
-    </w:p>
-    <w:p>
-      <w:pPr>
-        <w:pStyle w:val="NormalWeb"/>
-        <w:numPr>
-          <w:ilvl w:val="0"/>
-          <w:numId w:val="40"/>
-        </w:numPr>
-        <w:spacing w:before="0" w:beforeAutospacing="0" w:after="0" w:afterAutospacing="0"/>
-        <w:rPr>
-          <w:rFonts w:ascii="Calibri" w:hAnsi="Calibri" w:cs="Calibri"/>
-        </w:rPr>
-      </w:pPr>
-      <w:r>
-        <w:rPr>
-          <w:rFonts w:ascii="Calibri" w:hAnsi="Calibri" w:cs="Calibri"/>
-        </w:rPr>
-        <w:t>some records were more current than others</w:t>
-      </w:r>
-    </w:p>
-    <w:p>
-      <w:pPr>
-        <w:pStyle w:val="NormalWeb"/>
-        <w:numPr>
-          <w:ilvl w:val="0"/>
-          <w:numId w:val="40"/>
-        </w:numPr>
-        <w:spacing w:before="0" w:beforeAutospacing="0" w:after="0" w:afterAutospacing="0"/>
-        <w:rPr>
-          <w:rFonts w:ascii="Calibri" w:hAnsi="Calibri" w:cs="Calibri"/>
-        </w:rPr>
-      </w:pPr>
-      <w:r>
-        <w:rPr>
-          <w:rFonts w:ascii="Calibri" w:hAnsi="Calibri" w:cs="Calibri"/>
-        </w:rPr>
-        <w:t>student status could change rapidly</w:t>
-      </w:r>
-    </w:p>
-    <w:p>
-      <w:pPr>
-        <w:pStyle w:val="NormalWeb"/>
-        <w:numPr>
-          <w:ilvl w:val="0"/>
-          <w:numId w:val="40"/>
-        </w:numPr>
-        <w:spacing w:before="0" w:beforeAutospacing="0" w:after="0" w:afterAutospacing="0"/>
-        <w:rPr>
-          <w:rFonts w:ascii="Calibri" w:hAnsi="Calibri" w:cs="Calibri"/>
-        </w:rPr>
-      </w:pPr>
-      <w:r>
-        <w:rPr>
-          <w:rFonts w:ascii="Calibri" w:hAnsi="Calibri" w:cs="Calibri"/>
-        </w:rPr>
-        <w:t>communication preferences were stored inconsistently</w:t>
-      </w:r>
-    </w:p>
-    <w:p>
-      <w:pPr>
-        <w:pStyle w:val="NormalWeb"/>
-        <w:numPr>
-          <w:ilvl w:val="0"/>
-          <w:numId w:val="40"/>
-        </w:numPr>
-        <w:spacing w:before="0" w:beforeAutospacing="0" w:after="0" w:afterAutospacing="0"/>
-        <w:rPr>
-          <w:rFonts w:ascii="Calibri" w:hAnsi="Calibri" w:cs="Calibri"/>
-        </w:rPr>
-      </w:pPr>
-      <w:r>
-        <w:rPr>
-          <w:rFonts w:ascii="Calibri" w:hAnsi="Calibri" w:cs="Calibri"/>
-        </w:rPr>
-        <w:t>some students required institute email addresses</w:t>
-      </w:r>
-    </w:p>
-    <w:p>
-      <w:pPr>
-        <w:pStyle w:val="NormalWeb"/>
-        <w:numPr>
-          <w:ilvl w:val="0"/>
-          <w:numId w:val="40"/>
-        </w:numPr>
-        <w:spacing w:before="0" w:beforeAutospacing="0" w:after="0" w:afterAutospacing="0"/>
-        <w:rPr>
-          <w:rFonts w:ascii="Calibri" w:hAnsi="Calibri" w:cs="Calibri"/>
-        </w:rPr>
-      </w:pPr>
-      <w:r>
-        <w:rPr>
-          <w:rFonts w:ascii="Calibri" w:hAnsi="Calibri" w:cs="Calibri"/>
-        </w:rPr>
-        <w:t>suspended students often required personal email addresses because institutional accounts might no longer be accessible</w:t>
-      </w:r>
-    </w:p>
-    <w:p>
-      <w:pPr>
-        <w:pStyle w:val="NormalWeb"/>
-        <w:numPr>
-          <w:ilvl w:val="0"/>
-          <w:numId w:val="40"/>
-        </w:numPr>
-        <w:spacing w:before="0" w:beforeAutospacing="0" w:after="0" w:afterAutospacing="0"/>
-        <w:rPr>
-          <w:rFonts w:ascii="Calibri" w:hAnsi="Calibri" w:cs="Calibri"/>
-        </w:rPr>
-      </w:pPr>
-      <w:r>
-        <w:rPr>
-          <w:rFonts w:ascii="Calibri" w:hAnsi="Calibri" w:cs="Calibri"/>
-        </w:rPr>
-        <w:t>manually maintained lists could quickly become outdated</w:t>
-      </w:r>
-    </w:p>
-    <w:p>
-      <w:pPr>
-        <w:pStyle w:val="NormalWeb"/>
-        <w:spacing w:before="0" w:beforeAutospacing="0" w:after="0" w:afterAutospacing="0"/>
-        <w:rPr>
-          <w:rFonts w:ascii="Calibri" w:hAnsi="Calibri" w:cs="Calibri"/>
-        </w:rPr>
-      </w:pPr>
-      <w:r>
-        <w:rPr>
-          <w:rFonts w:ascii="Calibri" w:hAnsi="Calibri" w:cs="Calibri"/>
-        </w:rPr>
         <w:t>For example:</w:t>
       </w:r>
     </w:p>
@@ -7508,231 +7380,231 @@
         <w:rPr>
           <w:rFonts w:ascii="Calibri" w:hAnsi="Calibri" w:cs="Calibri"/>
         </w:rPr>
+        <w:t>late enrolments requiring formal approval documentation</w:t>
+      </w:r>
+    </w:p>
+    <w:p>
+      <w:pPr>
+        <w:pStyle w:val="NormalWeb"/>
+        <w:numPr>
+          <w:ilvl w:val="0"/>
+          <w:numId w:val="47"/>
+        </w:numPr>
+        <w:spacing w:before="0" w:beforeAutospacing="0" w:after="0" w:afterAutospacing="0"/>
+        <w:rPr>
+          <w:rFonts w:ascii="Calibri" w:hAnsi="Calibri" w:cs="Calibri"/>
+        </w:rPr>
+      </w:pPr>
+      <w:r>
+        <w:rPr>
+          <w:rFonts w:ascii="Calibri" w:hAnsi="Calibri" w:cs="Calibri"/>
+        </w:rPr>
+        <w:t>study overload requests</w:t>
+      </w:r>
+    </w:p>
+    <w:p>
+      <w:pPr>
+        <w:pStyle w:val="NormalWeb"/>
+        <w:numPr>
+          <w:ilvl w:val="0"/>
+          <w:numId w:val="47"/>
+        </w:numPr>
+        <w:spacing w:before="0" w:beforeAutospacing="0" w:after="0" w:afterAutospacing="0"/>
+        <w:rPr>
+          <w:rFonts w:ascii="Calibri" w:hAnsi="Calibri" w:cs="Calibri"/>
+        </w:rPr>
+      </w:pPr>
+      <w:r>
+        <w:rPr>
+          <w:rFonts w:ascii="Calibri" w:hAnsi="Calibri" w:cs="Calibri"/>
+        </w:rPr>
+        <w:t>reduced study load approvals</w:t>
+      </w:r>
+    </w:p>
+    <w:p>
+      <w:pPr>
+        <w:pStyle w:val="NormalWeb"/>
+        <w:numPr>
+          <w:ilvl w:val="0"/>
+          <w:numId w:val="47"/>
+        </w:numPr>
+        <w:spacing w:before="0" w:beforeAutospacing="0" w:after="0" w:afterAutospacing="0"/>
+        <w:rPr>
+          <w:rFonts w:ascii="Calibri" w:hAnsi="Calibri" w:cs="Calibri"/>
+        </w:rPr>
+      </w:pPr>
+      <w:r>
+        <w:rPr>
+          <w:rFonts w:ascii="Calibri" w:hAnsi="Calibri" w:cs="Calibri"/>
+        </w:rPr>
+        <w:t>prerequisite waivers</w:t>
+      </w:r>
+    </w:p>
+    <w:p>
+      <w:pPr>
+        <w:pStyle w:val="NormalWeb"/>
+        <w:numPr>
+          <w:ilvl w:val="0"/>
+          <w:numId w:val="47"/>
+        </w:numPr>
+        <w:spacing w:before="0" w:beforeAutospacing="0" w:after="0" w:afterAutospacing="0"/>
+        <w:rPr>
+          <w:rFonts w:ascii="Calibri" w:hAnsi="Calibri" w:cs="Calibri"/>
+        </w:rPr>
+      </w:pPr>
+      <w:r>
+        <w:rPr>
+          <w:rFonts w:ascii="Calibri" w:hAnsi="Calibri" w:cs="Calibri"/>
+        </w:rPr>
+        <w:t>exceptional progression situations</w:t>
+      </w:r>
+    </w:p>
+    <w:p>
+      <w:pPr>
+        <w:pStyle w:val="NormalWeb"/>
+        <w:numPr>
+          <w:ilvl w:val="0"/>
+          <w:numId w:val="47"/>
+        </w:numPr>
+        <w:spacing w:before="0" w:beforeAutospacing="0" w:after="0" w:afterAutospacing="0"/>
+        <w:rPr>
+          <w:rFonts w:ascii="Calibri" w:hAnsi="Calibri" w:cs="Calibri"/>
+        </w:rPr>
+      </w:pPr>
+      <w:r>
+        <w:rPr>
+          <w:rFonts w:ascii="Calibri" w:hAnsi="Calibri" w:cs="Calibri"/>
+        </w:rPr>
+        <w:t>enrolment variations requiring coordination with the central Melbourne Polytechnic enrolment team</w:t>
+      </w:r>
+    </w:p>
+    <w:p>
+      <w:pPr>
+        <w:pStyle w:val="NormalWeb"/>
+        <w:numPr>
+          <w:ilvl w:val="0"/>
+          <w:numId w:val="47"/>
+        </w:numPr>
+        <w:spacing w:before="0" w:beforeAutospacing="0" w:after="0" w:afterAutospacing="0"/>
+        <w:rPr>
+          <w:rFonts w:ascii="Calibri" w:hAnsi="Calibri" w:cs="Calibri"/>
+        </w:rPr>
+      </w:pPr>
+      <w:r>
+        <w:rPr>
+          <w:rFonts w:ascii="Calibri" w:hAnsi="Calibri" w:cs="Calibri"/>
+        </w:rPr>
+        <w:t>students returning after long absences who needed to recommence parts of the enrolment process</w:t>
+      </w:r>
+    </w:p>
+    <w:p>
+      <w:pPr>
+        <w:pStyle w:val="NormalWeb"/>
+        <w:numPr>
+          <w:ilvl w:val="0"/>
+          <w:numId w:val="47"/>
+        </w:numPr>
+        <w:spacing w:before="0" w:beforeAutospacing="0" w:after="0" w:afterAutospacing="0"/>
+        <w:rPr>
+          <w:rFonts w:ascii="Calibri" w:hAnsi="Calibri" w:cs="Calibri"/>
+        </w:rPr>
+      </w:pPr>
+      <w:r>
+        <w:rPr>
+          <w:rFonts w:ascii="Calibri" w:hAnsi="Calibri" w:cs="Calibri"/>
+        </w:rPr>
+        <w:t>students affected by significant external events or humanitarian situations</w:t>
+      </w:r>
+    </w:p>
+    <w:p>
+      <w:pPr>
+        <w:pStyle w:val="NormalWeb"/>
+        <w:numPr>
+          <w:ilvl w:val="0"/>
+          <w:numId w:val="47"/>
+        </w:numPr>
+        <w:spacing w:before="0" w:beforeAutospacing="0" w:after="0" w:afterAutospacing="0"/>
+        <w:rPr>
+          <w:rFonts w:ascii="Calibri" w:hAnsi="Calibri" w:cs="Calibri"/>
+        </w:rPr>
+      </w:pPr>
+      <w:r>
+        <w:rPr>
+          <w:rFonts w:ascii="Calibri" w:hAnsi="Calibri" w:cs="Calibri"/>
+        </w:rPr>
+        <w:t>students with important operational or welfare notes entered by staff or Heads of School</w:t>
+      </w:r>
+    </w:p>
+    <w:p>
+      <w:pPr>
+        <w:pStyle w:val="NormalWeb"/>
+        <w:numPr>
+          <w:ilvl w:val="0"/>
+          <w:numId w:val="47"/>
+        </w:numPr>
+        <w:spacing w:before="0" w:beforeAutospacing="0" w:after="0" w:afterAutospacing="0"/>
+        <w:rPr>
+          <w:rFonts w:ascii="Calibri" w:hAnsi="Calibri" w:cs="Calibri"/>
+        </w:rPr>
+      </w:pPr>
+      <w:r>
+        <w:rPr>
+          <w:rFonts w:ascii="Calibri" w:hAnsi="Calibri" w:cs="Calibri"/>
+        </w:rPr>
+        <w:t>students with unusual articulation or credit-transfer arrangements</w:t>
+      </w:r>
+    </w:p>
+    <w:p>
+      <w:pPr>
+        <w:pStyle w:val="NormalWeb"/>
+        <w:numPr>
+          <w:ilvl w:val="0"/>
+          <w:numId w:val="47"/>
+        </w:numPr>
+        <w:spacing w:before="0" w:beforeAutospacing="0" w:after="0" w:afterAutospacing="0"/>
+        <w:rPr>
+          <w:rFonts w:ascii="Calibri" w:hAnsi="Calibri" w:cs="Calibri"/>
+        </w:rPr>
+      </w:pPr>
+      <w:r>
+        <w:rPr>
+          <w:rFonts w:ascii="Calibri" w:hAnsi="Calibri" w:cs="Calibri"/>
+        </w:rPr>
+        <w:t>students approaching course duration or progression limits</w:t>
+      </w:r>
+    </w:p>
+    <w:p>
+      <w:pPr>
+        <w:pStyle w:val="NormalWeb"/>
+        <w:numPr>
+          <w:ilvl w:val="0"/>
+          <w:numId w:val="47"/>
+        </w:numPr>
+        <w:spacing w:before="0" w:beforeAutospacing="0" w:after="0" w:afterAutospacing="0"/>
+        <w:rPr>
+          <w:rFonts w:ascii="Calibri" w:hAnsi="Calibri" w:cs="Calibri"/>
+        </w:rPr>
+      </w:pPr>
+      <w:r>
+        <w:rPr>
+          <w:rFonts w:ascii="Calibri" w:hAnsi="Calibri" w:cs="Calibri"/>
+        </w:rPr>
+        <w:t>students with interrupted study histories, suspensions, or exclusions</w:t>
+      </w:r>
+    </w:p>
+    <w:p>
+      <w:pPr>
+        <w:pStyle w:val="NormalWeb"/>
+        <w:spacing w:before="0" w:beforeAutospacing="0" w:after="0" w:afterAutospacing="0"/>
+        <w:rPr>
+          <w:rFonts w:ascii="Calibri" w:hAnsi="Calibri" w:cs="Calibri"/>
+        </w:rPr>
+      </w:pPr>
+      <w:r>
+        <w:rPr>
+          <w:rFonts w:ascii="Calibri" w:hAnsi="Calibri" w:cs="Calibri"/>
+        </w:rPr>
         <w:lastRenderedPageBreak/>
-        <w:t>late enrolments requiring formal approval documentation</w:t>
-      </w:r>
-    </w:p>
-    <w:p>
-      <w:pPr>
-        <w:pStyle w:val="NormalWeb"/>
-        <w:numPr>
-          <w:ilvl w:val="0"/>
-          <w:numId w:val="47"/>
-        </w:numPr>
-        <w:spacing w:before="0" w:beforeAutospacing="0" w:after="0" w:afterAutospacing="0"/>
-        <w:rPr>
-          <w:rFonts w:ascii="Calibri" w:hAnsi="Calibri" w:cs="Calibri"/>
-        </w:rPr>
-      </w:pPr>
-      <w:r>
-        <w:rPr>
-          <w:rFonts w:ascii="Calibri" w:hAnsi="Calibri" w:cs="Calibri"/>
-        </w:rPr>
-        <w:t>study overload requests</w:t>
-      </w:r>
-    </w:p>
-    <w:p>
-      <w:pPr>
-        <w:pStyle w:val="NormalWeb"/>
-        <w:numPr>
-          <w:ilvl w:val="0"/>
-          <w:numId w:val="47"/>
-        </w:numPr>
-        <w:spacing w:before="0" w:beforeAutospacing="0" w:after="0" w:afterAutospacing="0"/>
-        <w:rPr>
-          <w:rFonts w:ascii="Calibri" w:hAnsi="Calibri" w:cs="Calibri"/>
-        </w:rPr>
-      </w:pPr>
-      <w:r>
-        <w:rPr>
-          <w:rFonts w:ascii="Calibri" w:hAnsi="Calibri" w:cs="Calibri"/>
-        </w:rPr>
-        <w:t>reduced study load approvals</w:t>
-      </w:r>
-    </w:p>
-    <w:p>
-      <w:pPr>
-        <w:pStyle w:val="NormalWeb"/>
-        <w:numPr>
-          <w:ilvl w:val="0"/>
-          <w:numId w:val="47"/>
-        </w:numPr>
-        <w:spacing w:before="0" w:beforeAutospacing="0" w:after="0" w:afterAutospacing="0"/>
-        <w:rPr>
-          <w:rFonts w:ascii="Calibri" w:hAnsi="Calibri" w:cs="Calibri"/>
-        </w:rPr>
-      </w:pPr>
-      <w:r>
-        <w:rPr>
-          <w:rFonts w:ascii="Calibri" w:hAnsi="Calibri" w:cs="Calibri"/>
-        </w:rPr>
-        <w:t>prerequisite waivers</w:t>
-      </w:r>
-    </w:p>
-    <w:p>
-      <w:pPr>
-        <w:pStyle w:val="NormalWeb"/>
-        <w:numPr>
-          <w:ilvl w:val="0"/>
-          <w:numId w:val="47"/>
-        </w:numPr>
-        <w:spacing w:before="0" w:beforeAutospacing="0" w:after="0" w:afterAutospacing="0"/>
-        <w:rPr>
-          <w:rFonts w:ascii="Calibri" w:hAnsi="Calibri" w:cs="Calibri"/>
-        </w:rPr>
-      </w:pPr>
-      <w:r>
-        <w:rPr>
-          <w:rFonts w:ascii="Calibri" w:hAnsi="Calibri" w:cs="Calibri"/>
-        </w:rPr>
-        <w:t>exceptional progression situations</w:t>
-      </w:r>
-    </w:p>
-    <w:p>
-      <w:pPr>
-        <w:pStyle w:val="NormalWeb"/>
-        <w:numPr>
-          <w:ilvl w:val="0"/>
-          <w:numId w:val="47"/>
-        </w:numPr>
-        <w:spacing w:before="0" w:beforeAutospacing="0" w:after="0" w:afterAutospacing="0"/>
-        <w:rPr>
-          <w:rFonts w:ascii="Calibri" w:hAnsi="Calibri" w:cs="Calibri"/>
-        </w:rPr>
-      </w:pPr>
-      <w:r>
-        <w:rPr>
-          <w:rFonts w:ascii="Calibri" w:hAnsi="Calibri" w:cs="Calibri"/>
-        </w:rPr>
-        <w:t>enrolment variations requiring coordination with the central Melbourne Polytechnic enrolment team</w:t>
-      </w:r>
-    </w:p>
-    <w:p>
-      <w:pPr>
-        <w:pStyle w:val="NormalWeb"/>
-        <w:numPr>
-          <w:ilvl w:val="0"/>
-          <w:numId w:val="47"/>
-        </w:numPr>
-        <w:spacing w:before="0" w:beforeAutospacing="0" w:after="0" w:afterAutospacing="0"/>
-        <w:rPr>
-          <w:rFonts w:ascii="Calibri" w:hAnsi="Calibri" w:cs="Calibri"/>
-        </w:rPr>
-      </w:pPr>
-      <w:r>
-        <w:rPr>
-          <w:rFonts w:ascii="Calibri" w:hAnsi="Calibri" w:cs="Calibri"/>
-        </w:rPr>
-        <w:t>students returning after long absences who needed to recommence parts of the enrolment process</w:t>
-      </w:r>
-    </w:p>
-    <w:p>
-      <w:pPr>
-        <w:pStyle w:val="NormalWeb"/>
-        <w:numPr>
-          <w:ilvl w:val="0"/>
-          <w:numId w:val="47"/>
-        </w:numPr>
-        <w:spacing w:before="0" w:beforeAutospacing="0" w:after="0" w:afterAutospacing="0"/>
-        <w:rPr>
-          <w:rFonts w:ascii="Calibri" w:hAnsi="Calibri" w:cs="Calibri"/>
-        </w:rPr>
-      </w:pPr>
-      <w:r>
-        <w:rPr>
-          <w:rFonts w:ascii="Calibri" w:hAnsi="Calibri" w:cs="Calibri"/>
-        </w:rPr>
-        <w:t>students affected by significant external events or humanitarian situations</w:t>
-      </w:r>
-    </w:p>
-    <w:p>
-      <w:pPr>
-        <w:pStyle w:val="NormalWeb"/>
-        <w:numPr>
-          <w:ilvl w:val="0"/>
-          <w:numId w:val="47"/>
-        </w:numPr>
-        <w:spacing w:before="0" w:beforeAutospacing="0" w:after="0" w:afterAutospacing="0"/>
-        <w:rPr>
-          <w:rFonts w:ascii="Calibri" w:hAnsi="Calibri" w:cs="Calibri"/>
-        </w:rPr>
-      </w:pPr>
-      <w:r>
-        <w:rPr>
-          <w:rFonts w:ascii="Calibri" w:hAnsi="Calibri" w:cs="Calibri"/>
-        </w:rPr>
-        <w:t>students with important operational or welfare notes entered by staff or Heads of School</w:t>
-      </w:r>
-    </w:p>
-    <w:p>
-      <w:pPr>
-        <w:pStyle w:val="NormalWeb"/>
-        <w:numPr>
-          <w:ilvl w:val="0"/>
-          <w:numId w:val="47"/>
-        </w:numPr>
-        <w:spacing w:before="0" w:beforeAutospacing="0" w:after="0" w:afterAutospacing="0"/>
-        <w:rPr>
-          <w:rFonts w:ascii="Calibri" w:hAnsi="Calibri" w:cs="Calibri"/>
-        </w:rPr>
-      </w:pPr>
-      <w:r>
-        <w:rPr>
-          <w:rFonts w:ascii="Calibri" w:hAnsi="Calibri" w:cs="Calibri"/>
-        </w:rPr>
-        <w:t>students with unusual articulation or credit-transfer arrangements</w:t>
-      </w:r>
-    </w:p>
-    <w:p>
-      <w:pPr>
-        <w:pStyle w:val="NormalWeb"/>
-        <w:numPr>
-          <w:ilvl w:val="0"/>
-          <w:numId w:val="47"/>
-        </w:numPr>
-        <w:spacing w:before="0" w:beforeAutospacing="0" w:after="0" w:afterAutospacing="0"/>
-        <w:rPr>
-          <w:rFonts w:ascii="Calibri" w:hAnsi="Calibri" w:cs="Calibri"/>
-        </w:rPr>
-      </w:pPr>
-      <w:r>
-        <w:rPr>
-          <w:rFonts w:ascii="Calibri" w:hAnsi="Calibri" w:cs="Calibri"/>
-        </w:rPr>
-        <w:t>students approaching course duration or progression limits</w:t>
-      </w:r>
-    </w:p>
-    <w:p>
-      <w:pPr>
-        <w:pStyle w:val="NormalWeb"/>
-        <w:numPr>
-          <w:ilvl w:val="0"/>
-          <w:numId w:val="47"/>
-        </w:numPr>
-        <w:spacing w:before="0" w:beforeAutospacing="0" w:after="0" w:afterAutospacing="0"/>
-        <w:rPr>
-          <w:rFonts w:ascii="Calibri" w:hAnsi="Calibri" w:cs="Calibri"/>
-        </w:rPr>
-      </w:pPr>
-      <w:r>
-        <w:rPr>
-          <w:rFonts w:ascii="Calibri" w:hAnsi="Calibri" w:cs="Calibri"/>
-        </w:rPr>
-        <w:t>students with interrupted study histories, suspensions, or exclusions</w:t>
-      </w:r>
-    </w:p>
-    <w:p>
-      <w:pPr>
-        <w:pStyle w:val="NormalWeb"/>
-        <w:spacing w:before="0" w:beforeAutospacing="0" w:after="0" w:afterAutospacing="0"/>
-        <w:rPr>
-          <w:rFonts w:ascii="Calibri" w:hAnsi="Calibri" w:cs="Calibri"/>
-        </w:rPr>
-      </w:pPr>
-      <w:r>
-        <w:rPr>
-          <w:rFonts w:ascii="Calibri" w:hAnsi="Calibri" w:cs="Calibri"/>
-        </w:rPr>
         <w:t>Previously, these situations often relied on staff memory, manual checking, email histories, or disconnected notes distributed across multiple systems and documents.</w:t>
       </w:r>
     </w:p>
@@ -8211,269 +8083,269 @@
         <w:rPr>
           <w:rFonts w:ascii="Calibri" w:hAnsi="Calibri" w:cs="Calibri"/>
         </w:rPr>
+        <w:t>increased correction and follow-up workload</w:t>
+      </w:r>
+    </w:p>
+    <w:p>
+      <w:pPr>
+        <w:pStyle w:val="NormalWeb"/>
+        <w:numPr>
+          <w:ilvl w:val="0"/>
+          <w:numId w:val="44"/>
+        </w:numPr>
+        <w:spacing w:before="0" w:beforeAutospacing="0" w:after="0" w:afterAutospacing="0"/>
+        <w:rPr>
+          <w:rFonts w:ascii="Calibri" w:hAnsi="Calibri" w:cs="Calibri"/>
+        </w:rPr>
+      </w:pPr>
+      <w:r>
+        <w:rPr>
+          <w:rFonts w:ascii="Calibri" w:hAnsi="Calibri" w:cs="Calibri"/>
+        </w:rPr>
+        <w:t>inconsistent communication quality</w:t>
+      </w:r>
+    </w:p>
+    <w:p>
+      <w:pPr>
+        <w:pStyle w:val="NormalWeb"/>
+        <w:numPr>
+          <w:ilvl w:val="0"/>
+          <w:numId w:val="44"/>
+        </w:numPr>
+        <w:spacing w:before="0" w:beforeAutospacing="0" w:after="0" w:afterAutospacing="0"/>
+        <w:rPr>
+          <w:rFonts w:ascii="Calibri" w:hAnsi="Calibri" w:cs="Calibri"/>
+        </w:rPr>
+      </w:pPr>
+      <w:r>
+        <w:rPr>
+          <w:rFonts w:ascii="Calibri" w:hAnsi="Calibri" w:cs="Calibri"/>
+        </w:rPr>
+        <w:t>reduced student confidence and satisfaction</w:t>
+      </w:r>
+    </w:p>
+    <w:p>
+      <w:pPr>
+        <w:pStyle w:val="NormalWeb"/>
+        <w:numPr>
+          <w:ilvl w:val="0"/>
+          <w:numId w:val="44"/>
+        </w:numPr>
+        <w:spacing w:before="0" w:beforeAutospacing="0" w:after="0" w:afterAutospacing="0"/>
+        <w:rPr>
+          <w:rFonts w:ascii="Calibri" w:hAnsi="Calibri" w:cs="Calibri"/>
+        </w:rPr>
+      </w:pPr>
+      <w:r>
+        <w:rPr>
+          <w:rFonts w:ascii="Calibri" w:hAnsi="Calibri" w:cs="Calibri"/>
+        </w:rPr>
+        <w:t>reputational damage through negative student experiences</w:t>
+      </w:r>
+    </w:p>
+    <w:p>
+      <w:pPr>
+        <w:pStyle w:val="NormalWeb"/>
+        <w:numPr>
+          <w:ilvl w:val="0"/>
+          <w:numId w:val="44"/>
+        </w:numPr>
+        <w:spacing w:before="0" w:beforeAutospacing="0" w:after="0" w:afterAutospacing="0"/>
+        <w:rPr>
+          <w:rFonts w:ascii="Calibri" w:hAnsi="Calibri" w:cs="Calibri"/>
+        </w:rPr>
+      </w:pPr>
+      <w:r>
+        <w:rPr>
+          <w:rFonts w:ascii="Calibri" w:hAnsi="Calibri" w:cs="Calibri"/>
+        </w:rPr>
+        <w:t>reduced likelihood of positive word-of-mouth recommendations</w:t>
+      </w:r>
+    </w:p>
+    <w:p>
+      <w:pPr>
+        <w:pStyle w:val="NormalWeb"/>
+        <w:numPr>
+          <w:ilvl w:val="0"/>
+          <w:numId w:val="44"/>
+        </w:numPr>
+        <w:spacing w:before="0" w:beforeAutospacing="0" w:after="0" w:afterAutospacing="0"/>
+        <w:rPr>
+          <w:rFonts w:ascii="Calibri" w:hAnsi="Calibri" w:cs="Calibri"/>
+        </w:rPr>
+      </w:pPr>
+      <w:r>
+        <w:rPr>
+          <w:rFonts w:ascii="Calibri" w:hAnsi="Calibri" w:cs="Calibri"/>
+        </w:rPr>
+        <w:t>potential retention impacts where frustrated students disengaged or delayed study</w:t>
+      </w:r>
+    </w:p>
+    <w:p>
+      <w:pPr>
+        <w:pStyle w:val="NormalWeb"/>
+        <w:numPr>
+          <w:ilvl w:val="0"/>
+          <w:numId w:val="44"/>
+        </w:numPr>
+        <w:spacing w:before="0" w:beforeAutospacing="0" w:after="0" w:afterAutospacing="0"/>
+        <w:rPr>
+          <w:rFonts w:ascii="Calibri" w:hAnsi="Calibri" w:cs="Calibri"/>
+        </w:rPr>
+      </w:pPr>
+      <w:r>
+        <w:rPr>
+          <w:rFonts w:ascii="Calibri" w:hAnsi="Calibri" w:cs="Calibri"/>
+        </w:rPr>
+        <w:t>reduced staff morale and increased operational dissatisfaction</w:t>
+      </w:r>
+    </w:p>
+    <w:p>
+      <w:pPr>
+        <w:pStyle w:val="NormalWeb"/>
+        <w:numPr>
+          <w:ilvl w:val="0"/>
+          <w:numId w:val="44"/>
+        </w:numPr>
+        <w:spacing w:before="0" w:beforeAutospacing="0" w:after="0" w:afterAutospacing="0"/>
+        <w:rPr>
+          <w:rFonts w:ascii="Calibri" w:hAnsi="Calibri" w:cs="Calibri"/>
+        </w:rPr>
+      </w:pPr>
+      <w:r>
+        <w:rPr>
+          <w:rFonts w:ascii="Calibri" w:hAnsi="Calibri" w:cs="Calibri"/>
+        </w:rPr>
+        <w:t>hidden financial costs associated with repeated corrections and inefficient workflows</w:t>
+      </w:r>
+    </w:p>
+    <w:p>
+      <w:pPr>
+        <w:pStyle w:val="NormalWeb"/>
+        <w:numPr>
+          <w:ilvl w:val="0"/>
+          <w:numId w:val="44"/>
+        </w:numPr>
+        <w:spacing w:before="0" w:beforeAutospacing="0" w:after="0" w:afterAutospacing="0"/>
+        <w:rPr>
+          <w:rFonts w:ascii="Calibri" w:hAnsi="Calibri" w:cs="Calibri"/>
+        </w:rPr>
+      </w:pPr>
+      <w:r>
+        <w:rPr>
+          <w:rFonts w:ascii="Calibri" w:hAnsi="Calibri" w:cs="Calibri"/>
+        </w:rPr>
+        <w:t>reduced capacity for staff to focus on higher-value student support activities</w:t>
+      </w:r>
+    </w:p>
+    <w:p>
+      <w:pPr>
+        <w:pStyle w:val="NormalWeb"/>
+        <w:spacing w:before="0" w:beforeAutospacing="0" w:after="0" w:afterAutospacing="0"/>
+        <w:rPr>
+          <w:rFonts w:ascii="Calibri" w:hAnsi="Calibri" w:cs="Calibri"/>
+        </w:rPr>
+      </w:pPr>
+      <w:r>
+        <w:rPr>
+          <w:rFonts w:ascii="Calibri" w:hAnsi="Calibri" w:cs="Calibri"/>
+        </w:rPr>
+        <w:t>Poor enrolment experiences can strongly influence how students speak about the institution to:</w:t>
+      </w:r>
+    </w:p>
+    <w:p>
+      <w:pPr>
+        <w:pStyle w:val="NormalWeb"/>
+        <w:numPr>
+          <w:ilvl w:val="0"/>
+          <w:numId w:val="45"/>
+        </w:numPr>
+        <w:spacing w:before="0" w:beforeAutospacing="0" w:after="0" w:afterAutospacing="0"/>
+        <w:rPr>
+          <w:rFonts w:ascii="Calibri" w:hAnsi="Calibri" w:cs="Calibri"/>
+        </w:rPr>
+      </w:pPr>
+      <w:r>
+        <w:rPr>
+          <w:rFonts w:ascii="Calibri" w:hAnsi="Calibri" w:cs="Calibri"/>
+        </w:rPr>
+        <w:t>friends</w:t>
+      </w:r>
+    </w:p>
+    <w:p>
+      <w:pPr>
+        <w:pStyle w:val="NormalWeb"/>
+        <w:numPr>
+          <w:ilvl w:val="0"/>
+          <w:numId w:val="45"/>
+        </w:numPr>
+        <w:spacing w:before="0" w:beforeAutospacing="0" w:after="0" w:afterAutospacing="0"/>
+        <w:rPr>
+          <w:rFonts w:ascii="Calibri" w:hAnsi="Calibri" w:cs="Calibri"/>
+        </w:rPr>
+      </w:pPr>
+      <w:r>
+        <w:rPr>
+          <w:rFonts w:ascii="Calibri" w:hAnsi="Calibri" w:cs="Calibri"/>
+        </w:rPr>
+        <w:t>family</w:t>
+      </w:r>
+    </w:p>
+    <w:p>
+      <w:pPr>
+        <w:pStyle w:val="NormalWeb"/>
+        <w:numPr>
+          <w:ilvl w:val="0"/>
+          <w:numId w:val="45"/>
+        </w:numPr>
+        <w:spacing w:before="0" w:beforeAutospacing="0" w:after="0" w:afterAutospacing="0"/>
+        <w:rPr>
+          <w:rFonts w:ascii="Calibri" w:hAnsi="Calibri" w:cs="Calibri"/>
+        </w:rPr>
+      </w:pPr>
+      <w:r>
+        <w:rPr>
+          <w:rFonts w:ascii="Calibri" w:hAnsi="Calibri" w:cs="Calibri"/>
+        </w:rPr>
+        <w:t>prospective students</w:t>
+      </w:r>
+    </w:p>
+    <w:p>
+      <w:pPr>
+        <w:pStyle w:val="NormalWeb"/>
+        <w:numPr>
+          <w:ilvl w:val="0"/>
+          <w:numId w:val="45"/>
+        </w:numPr>
+        <w:spacing w:before="0" w:beforeAutospacing="0" w:after="0" w:afterAutospacing="0"/>
+        <w:rPr>
+          <w:rFonts w:ascii="Calibri" w:hAnsi="Calibri" w:cs="Calibri"/>
+        </w:rPr>
+      </w:pPr>
+      <w:r>
+        <w:rPr>
+          <w:rFonts w:ascii="Calibri" w:hAnsi="Calibri" w:cs="Calibri"/>
+        </w:rPr>
+        <w:t>education agents</w:t>
+      </w:r>
+    </w:p>
+    <w:p>
+      <w:pPr>
+        <w:pStyle w:val="NormalWeb"/>
+        <w:numPr>
+          <w:ilvl w:val="0"/>
+          <w:numId w:val="45"/>
+        </w:numPr>
+        <w:spacing w:before="0" w:beforeAutospacing="0" w:after="0" w:afterAutospacing="0"/>
+        <w:rPr>
+          <w:rFonts w:ascii="Calibri" w:hAnsi="Calibri" w:cs="Calibri"/>
+        </w:rPr>
+      </w:pPr>
+      <w:r>
+        <w:rPr>
+          <w:rFonts w:ascii="Calibri" w:hAnsi="Calibri" w:cs="Calibri"/>
+        </w:rPr>
         <w:lastRenderedPageBreak/>
-        <w:t>increased correction and follow-up workload</w:t>
-      </w:r>
-    </w:p>
-    <w:p>
-      <w:pPr>
-        <w:pStyle w:val="NormalWeb"/>
-        <w:numPr>
-          <w:ilvl w:val="0"/>
-          <w:numId w:val="44"/>
-        </w:numPr>
-        <w:spacing w:before="0" w:beforeAutospacing="0" w:after="0" w:afterAutospacing="0"/>
-        <w:rPr>
-          <w:rFonts w:ascii="Calibri" w:hAnsi="Calibri" w:cs="Calibri"/>
-        </w:rPr>
-      </w:pPr>
-      <w:r>
-        <w:rPr>
-          <w:rFonts w:ascii="Calibri" w:hAnsi="Calibri" w:cs="Calibri"/>
-        </w:rPr>
-        <w:t>inconsistent communication quality</w:t>
-      </w:r>
-    </w:p>
-    <w:p>
-      <w:pPr>
-        <w:pStyle w:val="NormalWeb"/>
-        <w:numPr>
-          <w:ilvl w:val="0"/>
-          <w:numId w:val="44"/>
-        </w:numPr>
-        <w:spacing w:before="0" w:beforeAutospacing="0" w:after="0" w:afterAutospacing="0"/>
-        <w:rPr>
-          <w:rFonts w:ascii="Calibri" w:hAnsi="Calibri" w:cs="Calibri"/>
-        </w:rPr>
-      </w:pPr>
-      <w:r>
-        <w:rPr>
-          <w:rFonts w:ascii="Calibri" w:hAnsi="Calibri" w:cs="Calibri"/>
-        </w:rPr>
-        <w:t>reduced student confidence and satisfaction</w:t>
-      </w:r>
-    </w:p>
-    <w:p>
-      <w:pPr>
-        <w:pStyle w:val="NormalWeb"/>
-        <w:numPr>
-          <w:ilvl w:val="0"/>
-          <w:numId w:val="44"/>
-        </w:numPr>
-        <w:spacing w:before="0" w:beforeAutospacing="0" w:after="0" w:afterAutospacing="0"/>
-        <w:rPr>
-          <w:rFonts w:ascii="Calibri" w:hAnsi="Calibri" w:cs="Calibri"/>
-        </w:rPr>
-      </w:pPr>
-      <w:r>
-        <w:rPr>
-          <w:rFonts w:ascii="Calibri" w:hAnsi="Calibri" w:cs="Calibri"/>
-        </w:rPr>
-        <w:t>reputational damage through negative student experiences</w:t>
-      </w:r>
-    </w:p>
-    <w:p>
-      <w:pPr>
-        <w:pStyle w:val="NormalWeb"/>
-        <w:numPr>
-          <w:ilvl w:val="0"/>
-          <w:numId w:val="44"/>
-        </w:numPr>
-        <w:spacing w:before="0" w:beforeAutospacing="0" w:after="0" w:afterAutospacing="0"/>
-        <w:rPr>
-          <w:rFonts w:ascii="Calibri" w:hAnsi="Calibri" w:cs="Calibri"/>
-        </w:rPr>
-      </w:pPr>
-      <w:r>
-        <w:rPr>
-          <w:rFonts w:ascii="Calibri" w:hAnsi="Calibri" w:cs="Calibri"/>
-        </w:rPr>
-        <w:t>reduced likelihood of positive word-of-mouth recommendations</w:t>
-      </w:r>
-    </w:p>
-    <w:p>
-      <w:pPr>
-        <w:pStyle w:val="NormalWeb"/>
-        <w:numPr>
-          <w:ilvl w:val="0"/>
-          <w:numId w:val="44"/>
-        </w:numPr>
-        <w:spacing w:before="0" w:beforeAutospacing="0" w:after="0" w:afterAutospacing="0"/>
-        <w:rPr>
-          <w:rFonts w:ascii="Calibri" w:hAnsi="Calibri" w:cs="Calibri"/>
-        </w:rPr>
-      </w:pPr>
-      <w:r>
-        <w:rPr>
-          <w:rFonts w:ascii="Calibri" w:hAnsi="Calibri" w:cs="Calibri"/>
-        </w:rPr>
-        <w:t>potential retention impacts where frustrated students disengaged or delayed study</w:t>
-      </w:r>
-    </w:p>
-    <w:p>
-      <w:pPr>
-        <w:pStyle w:val="NormalWeb"/>
-        <w:numPr>
-          <w:ilvl w:val="0"/>
-          <w:numId w:val="44"/>
-        </w:numPr>
-        <w:spacing w:before="0" w:beforeAutospacing="0" w:after="0" w:afterAutospacing="0"/>
-        <w:rPr>
-          <w:rFonts w:ascii="Calibri" w:hAnsi="Calibri" w:cs="Calibri"/>
-        </w:rPr>
-      </w:pPr>
-      <w:r>
-        <w:rPr>
-          <w:rFonts w:ascii="Calibri" w:hAnsi="Calibri" w:cs="Calibri"/>
-        </w:rPr>
-        <w:t>reduced staff morale and increased operational dissatisfaction</w:t>
-      </w:r>
-    </w:p>
-    <w:p>
-      <w:pPr>
-        <w:pStyle w:val="NormalWeb"/>
-        <w:numPr>
-          <w:ilvl w:val="0"/>
-          <w:numId w:val="44"/>
-        </w:numPr>
-        <w:spacing w:before="0" w:beforeAutospacing="0" w:after="0" w:afterAutospacing="0"/>
-        <w:rPr>
-          <w:rFonts w:ascii="Calibri" w:hAnsi="Calibri" w:cs="Calibri"/>
-        </w:rPr>
-      </w:pPr>
-      <w:r>
-        <w:rPr>
-          <w:rFonts w:ascii="Calibri" w:hAnsi="Calibri" w:cs="Calibri"/>
-        </w:rPr>
-        <w:t>hidden financial costs associated with repeated corrections and inefficient workflows</w:t>
-      </w:r>
-    </w:p>
-    <w:p>
-      <w:pPr>
-        <w:pStyle w:val="NormalWeb"/>
-        <w:numPr>
-          <w:ilvl w:val="0"/>
-          <w:numId w:val="44"/>
-        </w:numPr>
-        <w:spacing w:before="0" w:beforeAutospacing="0" w:after="0" w:afterAutospacing="0"/>
-        <w:rPr>
-          <w:rFonts w:ascii="Calibri" w:hAnsi="Calibri" w:cs="Calibri"/>
-        </w:rPr>
-      </w:pPr>
-      <w:r>
-        <w:rPr>
-          <w:rFonts w:ascii="Calibri" w:hAnsi="Calibri" w:cs="Calibri"/>
-        </w:rPr>
-        <w:t>reduced capacity for staff to focus on higher-value student support activities</w:t>
-      </w:r>
-    </w:p>
-    <w:p>
-      <w:pPr>
-        <w:pStyle w:val="NormalWeb"/>
-        <w:spacing w:before="0" w:beforeAutospacing="0" w:after="0" w:afterAutospacing="0"/>
-        <w:rPr>
-          <w:rFonts w:ascii="Calibri" w:hAnsi="Calibri" w:cs="Calibri"/>
-        </w:rPr>
-      </w:pPr>
-      <w:r>
-        <w:rPr>
-          <w:rFonts w:ascii="Calibri" w:hAnsi="Calibri" w:cs="Calibri"/>
-        </w:rPr>
-        <w:t>Poor enrolment experiences can strongly influence how students speak about the institution to:</w:t>
-      </w:r>
-    </w:p>
-    <w:p>
-      <w:pPr>
-        <w:pStyle w:val="NormalWeb"/>
-        <w:numPr>
-          <w:ilvl w:val="0"/>
-          <w:numId w:val="45"/>
-        </w:numPr>
-        <w:spacing w:before="0" w:beforeAutospacing="0" w:after="0" w:afterAutospacing="0"/>
-        <w:rPr>
-          <w:rFonts w:ascii="Calibri" w:hAnsi="Calibri" w:cs="Calibri"/>
-        </w:rPr>
-      </w:pPr>
-      <w:r>
-        <w:rPr>
-          <w:rFonts w:ascii="Calibri" w:hAnsi="Calibri" w:cs="Calibri"/>
-        </w:rPr>
-        <w:t>friends</w:t>
-      </w:r>
-    </w:p>
-    <w:p>
-      <w:pPr>
-        <w:pStyle w:val="NormalWeb"/>
-        <w:numPr>
-          <w:ilvl w:val="0"/>
-          <w:numId w:val="45"/>
-        </w:numPr>
-        <w:spacing w:before="0" w:beforeAutospacing="0" w:after="0" w:afterAutospacing="0"/>
-        <w:rPr>
-          <w:rFonts w:ascii="Calibri" w:hAnsi="Calibri" w:cs="Calibri"/>
-        </w:rPr>
-      </w:pPr>
-      <w:r>
-        <w:rPr>
-          <w:rFonts w:ascii="Calibri" w:hAnsi="Calibri" w:cs="Calibri"/>
-        </w:rPr>
-        <w:t>family</w:t>
-      </w:r>
-    </w:p>
-    <w:p>
-      <w:pPr>
-        <w:pStyle w:val="NormalWeb"/>
-        <w:numPr>
-          <w:ilvl w:val="0"/>
-          <w:numId w:val="45"/>
-        </w:numPr>
-        <w:spacing w:before="0" w:beforeAutospacing="0" w:after="0" w:afterAutospacing="0"/>
-        <w:rPr>
-          <w:rFonts w:ascii="Calibri" w:hAnsi="Calibri" w:cs="Calibri"/>
-        </w:rPr>
-      </w:pPr>
-      <w:r>
-        <w:rPr>
-          <w:rFonts w:ascii="Calibri" w:hAnsi="Calibri" w:cs="Calibri"/>
-        </w:rPr>
-        <w:t>prospective students</w:t>
-      </w:r>
-    </w:p>
-    <w:p>
-      <w:pPr>
-        <w:pStyle w:val="NormalWeb"/>
-        <w:numPr>
-          <w:ilvl w:val="0"/>
-          <w:numId w:val="45"/>
-        </w:numPr>
-        <w:spacing w:before="0" w:beforeAutospacing="0" w:after="0" w:afterAutospacing="0"/>
-        <w:rPr>
-          <w:rFonts w:ascii="Calibri" w:hAnsi="Calibri" w:cs="Calibri"/>
-        </w:rPr>
-      </w:pPr>
-      <w:r>
-        <w:rPr>
-          <w:rFonts w:ascii="Calibri" w:hAnsi="Calibri" w:cs="Calibri"/>
-        </w:rPr>
-        <w:t>education agents</w:t>
-      </w:r>
-    </w:p>
-    <w:p>
-      <w:pPr>
-        <w:pStyle w:val="NormalWeb"/>
-        <w:numPr>
-          <w:ilvl w:val="0"/>
-          <w:numId w:val="45"/>
-        </w:numPr>
-        <w:spacing w:before="0" w:beforeAutospacing="0" w:after="0" w:afterAutospacing="0"/>
-        <w:rPr>
-          <w:rFonts w:ascii="Calibri" w:hAnsi="Calibri" w:cs="Calibri"/>
-        </w:rPr>
-      </w:pPr>
-      <w:r>
-        <w:rPr>
-          <w:rFonts w:ascii="Calibri" w:hAnsi="Calibri" w:cs="Calibri"/>
-        </w:rPr>
         <w:t>online communities</w:t>
       </w:r>
     </w:p>
@@ -8879,265 +8751,265 @@
         <w:rPr>
           <w:rFonts w:ascii="Calibri" w:hAnsi="Calibri" w:cs="Calibri"/>
         </w:rPr>
+        <w:t>enrolment officers used the workbook during Zoom meetings</w:t>
+      </w:r>
+    </w:p>
+    <w:p>
+      <w:pPr>
+        <w:pStyle w:val="NormalWeb"/>
+        <w:numPr>
+          <w:ilvl w:val="0"/>
+          <w:numId w:val="5"/>
+        </w:numPr>
+        <w:spacing w:before="0" w:beforeAutospacing="0" w:after="0" w:afterAutospacing="0"/>
+        <w:rPr>
+          <w:rFonts w:ascii="Calibri" w:hAnsi="Calibri" w:cs="Calibri"/>
+        </w:rPr>
+      </w:pPr>
+      <w:r>
+        <w:rPr>
+          <w:rFonts w:ascii="Calibri" w:hAnsi="Calibri" w:cs="Calibri"/>
+        </w:rPr>
+        <w:t>screenshots were shared with students</w:t>
+      </w:r>
+    </w:p>
+    <w:p>
+      <w:pPr>
+        <w:pStyle w:val="NormalWeb"/>
+        <w:numPr>
+          <w:ilvl w:val="0"/>
+          <w:numId w:val="5"/>
+        </w:numPr>
+        <w:spacing w:before="0" w:beforeAutospacing="0" w:after="0" w:afterAutospacing="0"/>
+        <w:rPr>
+          <w:rFonts w:ascii="Calibri" w:hAnsi="Calibri" w:cs="Calibri"/>
+        </w:rPr>
+      </w:pPr>
+      <w:r>
+        <w:rPr>
+          <w:rFonts w:ascii="Calibri" w:hAnsi="Calibri" w:cs="Calibri"/>
+        </w:rPr>
+        <w:t>course maps and progression information were explained manually</w:t>
+      </w:r>
+    </w:p>
+    <w:p>
+      <w:pPr>
+        <w:pStyle w:val="NormalWeb"/>
+        <w:numPr>
+          <w:ilvl w:val="0"/>
+          <w:numId w:val="5"/>
+        </w:numPr>
+        <w:spacing w:before="0" w:beforeAutospacing="0" w:after="0" w:afterAutospacing="0"/>
+        <w:rPr>
+          <w:rFonts w:ascii="Calibri" w:hAnsi="Calibri" w:cs="Calibri"/>
+        </w:rPr>
+      </w:pPr>
+      <w:r>
+        <w:rPr>
+          <w:rFonts w:ascii="Calibri" w:hAnsi="Calibri" w:cs="Calibri"/>
+        </w:rPr>
+        <w:t>staff interpreted the outputs for students</w:t>
+      </w:r>
+    </w:p>
+    <w:p>
+      <w:pPr>
+        <w:pStyle w:val="NormalWeb"/>
+        <w:spacing w:before="0" w:beforeAutospacing="0" w:after="0" w:afterAutospacing="0"/>
+        <w:rPr>
+          <w:rFonts w:ascii="Calibri" w:hAnsi="Calibri" w:cs="Calibri"/>
+        </w:rPr>
+      </w:pPr>
+      <w:r>
+        <w:rPr>
+          <w:rFonts w:ascii="Calibri" w:hAnsi="Calibri" w:cs="Calibri"/>
+        </w:rPr>
+        <w:t>If students could not clearly understand:</w:t>
+      </w:r>
+    </w:p>
+    <w:p>
+      <w:pPr>
+        <w:pStyle w:val="NormalWeb"/>
+        <w:numPr>
+          <w:ilvl w:val="0"/>
+          <w:numId w:val="6"/>
+        </w:numPr>
+        <w:spacing w:before="0" w:beforeAutospacing="0" w:after="0" w:afterAutospacing="0"/>
+        <w:rPr>
+          <w:rFonts w:ascii="Calibri" w:hAnsi="Calibri" w:cs="Calibri"/>
+        </w:rPr>
+      </w:pPr>
+      <w:r>
+        <w:rPr>
+          <w:rFonts w:ascii="Calibri" w:hAnsi="Calibri" w:cs="Calibri"/>
+        </w:rPr>
+        <w:t>their course structure</w:t>
+      </w:r>
+    </w:p>
+    <w:p>
+      <w:pPr>
+        <w:pStyle w:val="NormalWeb"/>
+        <w:numPr>
+          <w:ilvl w:val="0"/>
+          <w:numId w:val="6"/>
+        </w:numPr>
+        <w:spacing w:before="0" w:beforeAutospacing="0" w:after="0" w:afterAutospacing="0"/>
+        <w:rPr>
+          <w:rFonts w:ascii="Calibri" w:hAnsi="Calibri" w:cs="Calibri"/>
+        </w:rPr>
+      </w:pPr>
+      <w:r>
+        <w:rPr>
+          <w:rFonts w:ascii="Calibri" w:hAnsi="Calibri" w:cs="Calibri"/>
+        </w:rPr>
+        <w:t>their remaining subjects</w:t>
+      </w:r>
+    </w:p>
+    <w:p>
+      <w:pPr>
+        <w:pStyle w:val="NormalWeb"/>
+        <w:numPr>
+          <w:ilvl w:val="0"/>
+          <w:numId w:val="6"/>
+        </w:numPr>
+        <w:spacing w:before="0" w:beforeAutospacing="0" w:after="0" w:afterAutospacing="0"/>
+        <w:rPr>
+          <w:rFonts w:ascii="Calibri" w:hAnsi="Calibri" w:cs="Calibri"/>
+        </w:rPr>
+      </w:pPr>
+      <w:r>
+        <w:rPr>
+          <w:rFonts w:ascii="Calibri" w:hAnsi="Calibri" w:cs="Calibri"/>
+        </w:rPr>
+        <w:t>prerequisite restrictions</w:t>
+      </w:r>
+    </w:p>
+    <w:p>
+      <w:pPr>
+        <w:pStyle w:val="NormalWeb"/>
+        <w:numPr>
+          <w:ilvl w:val="0"/>
+          <w:numId w:val="6"/>
+        </w:numPr>
+        <w:spacing w:before="0" w:beforeAutospacing="0" w:after="0" w:afterAutospacing="0"/>
+        <w:rPr>
+          <w:rFonts w:ascii="Calibri" w:hAnsi="Calibri" w:cs="Calibri"/>
+        </w:rPr>
+      </w:pPr>
+      <w:r>
+        <w:rPr>
+          <w:rFonts w:ascii="Calibri" w:hAnsi="Calibri" w:cs="Calibri"/>
+        </w:rPr>
+        <w:t>major/elective implications</w:t>
+      </w:r>
+    </w:p>
+    <w:p>
+      <w:pPr>
+        <w:pStyle w:val="NormalWeb"/>
+        <w:numPr>
+          <w:ilvl w:val="0"/>
+          <w:numId w:val="6"/>
+        </w:numPr>
+        <w:spacing w:before="0" w:beforeAutospacing="0" w:after="0" w:afterAutospacing="0"/>
+        <w:rPr>
+          <w:rFonts w:ascii="Calibri" w:hAnsi="Calibri" w:cs="Calibri"/>
+        </w:rPr>
+      </w:pPr>
+      <w:r>
+        <w:rPr>
+          <w:rFonts w:ascii="Calibri" w:hAnsi="Calibri" w:cs="Calibri"/>
+        </w:rPr>
+        <w:t>semester limitations</w:t>
+      </w:r>
+    </w:p>
+    <w:p>
+      <w:pPr>
+        <w:pStyle w:val="NormalWeb"/>
+        <w:numPr>
+          <w:ilvl w:val="0"/>
+          <w:numId w:val="6"/>
+        </w:numPr>
+        <w:spacing w:before="0" w:beforeAutospacing="0" w:after="0" w:afterAutospacing="0"/>
+        <w:rPr>
+          <w:rFonts w:ascii="Calibri" w:hAnsi="Calibri" w:cs="Calibri"/>
+        </w:rPr>
+      </w:pPr>
+      <w:r>
+        <w:rPr>
+          <w:rFonts w:ascii="Calibri" w:hAnsi="Calibri" w:cs="Calibri"/>
+        </w:rPr>
+        <w:t>progression risks</w:t>
+      </w:r>
+    </w:p>
+    <w:p>
+      <w:pPr>
+        <w:pStyle w:val="NormalWeb"/>
+        <w:spacing w:before="0" w:beforeAutospacing="0" w:after="0" w:afterAutospacing="0"/>
+        <w:rPr>
+          <w:rFonts w:ascii="Calibri" w:hAnsi="Calibri" w:cs="Calibri"/>
+        </w:rPr>
+      </w:pPr>
+      <w:r>
+        <w:rPr>
+          <w:rFonts w:ascii="Calibri" w:hAnsi="Calibri" w:cs="Calibri"/>
+        </w:rPr>
+        <w:t>then enrolment officers still needed to manually construct detailed explanatory emails describing:</w:t>
+      </w:r>
+    </w:p>
+    <w:p>
+      <w:pPr>
+        <w:pStyle w:val="NormalWeb"/>
+        <w:numPr>
+          <w:ilvl w:val="0"/>
+          <w:numId w:val="7"/>
+        </w:numPr>
+        <w:spacing w:before="0" w:beforeAutospacing="0" w:after="0" w:afterAutospacing="0"/>
+        <w:rPr>
+          <w:rFonts w:ascii="Calibri" w:hAnsi="Calibri" w:cs="Calibri"/>
+        </w:rPr>
+      </w:pPr>
+      <w:r>
+        <w:rPr>
+          <w:rFonts w:ascii="Calibri" w:hAnsi="Calibri" w:cs="Calibri"/>
+        </w:rPr>
+        <w:t>possible subject combinations</w:t>
+      </w:r>
+    </w:p>
+    <w:p>
+      <w:pPr>
+        <w:pStyle w:val="NormalWeb"/>
+        <w:numPr>
+          <w:ilvl w:val="0"/>
+          <w:numId w:val="7"/>
+        </w:numPr>
+        <w:spacing w:before="0" w:beforeAutospacing="0" w:after="0" w:afterAutospacing="0"/>
+        <w:rPr>
+          <w:rFonts w:ascii="Calibri" w:hAnsi="Calibri" w:cs="Calibri"/>
+        </w:rPr>
+      </w:pPr>
+      <w:r>
+        <w:rPr>
+          <w:rFonts w:ascii="Calibri" w:hAnsi="Calibri" w:cs="Calibri"/>
+        </w:rPr>
+        <w:t>restrictions and warnings</w:t>
+      </w:r>
+    </w:p>
+    <w:p>
+      <w:pPr>
+        <w:pStyle w:val="NormalWeb"/>
+        <w:numPr>
+          <w:ilvl w:val="0"/>
+          <w:numId w:val="7"/>
+        </w:numPr>
+        <w:spacing w:before="0" w:beforeAutospacing="0" w:after="0" w:afterAutospacing="0"/>
+        <w:rPr>
+          <w:rFonts w:ascii="Calibri" w:hAnsi="Calibri" w:cs="Calibri"/>
+        </w:rPr>
+      </w:pPr>
+      <w:r>
+        <w:rPr>
+          <w:rFonts w:ascii="Calibri" w:hAnsi="Calibri" w:cs="Calibri"/>
+        </w:rPr>
         <w:lastRenderedPageBreak/>
-        <w:t>enrolment officers used the workbook during Zoom meetings</w:t>
-      </w:r>
-    </w:p>
-    <w:p>
-      <w:pPr>
-        <w:pStyle w:val="NormalWeb"/>
-        <w:numPr>
-          <w:ilvl w:val="0"/>
-          <w:numId w:val="5"/>
-        </w:numPr>
-        <w:spacing w:before="0" w:beforeAutospacing="0" w:after="0" w:afterAutospacing="0"/>
-        <w:rPr>
-          <w:rFonts w:ascii="Calibri" w:hAnsi="Calibri" w:cs="Calibri"/>
-        </w:rPr>
-      </w:pPr>
-      <w:r>
-        <w:rPr>
-          <w:rFonts w:ascii="Calibri" w:hAnsi="Calibri" w:cs="Calibri"/>
-        </w:rPr>
-        <w:t>screenshots were shared with students</w:t>
-      </w:r>
-    </w:p>
-    <w:p>
-      <w:pPr>
-        <w:pStyle w:val="NormalWeb"/>
-        <w:numPr>
-          <w:ilvl w:val="0"/>
-          <w:numId w:val="5"/>
-        </w:numPr>
-        <w:spacing w:before="0" w:beforeAutospacing="0" w:after="0" w:afterAutospacing="0"/>
-        <w:rPr>
-          <w:rFonts w:ascii="Calibri" w:hAnsi="Calibri" w:cs="Calibri"/>
-        </w:rPr>
-      </w:pPr>
-      <w:r>
-        <w:rPr>
-          <w:rFonts w:ascii="Calibri" w:hAnsi="Calibri" w:cs="Calibri"/>
-        </w:rPr>
-        <w:t>course maps and progression information were explained manually</w:t>
-      </w:r>
-    </w:p>
-    <w:p>
-      <w:pPr>
-        <w:pStyle w:val="NormalWeb"/>
-        <w:numPr>
-          <w:ilvl w:val="0"/>
-          <w:numId w:val="5"/>
-        </w:numPr>
-        <w:spacing w:before="0" w:beforeAutospacing="0" w:after="0" w:afterAutospacing="0"/>
-        <w:rPr>
-          <w:rFonts w:ascii="Calibri" w:hAnsi="Calibri" w:cs="Calibri"/>
-        </w:rPr>
-      </w:pPr>
-      <w:r>
-        <w:rPr>
-          <w:rFonts w:ascii="Calibri" w:hAnsi="Calibri" w:cs="Calibri"/>
-        </w:rPr>
-        <w:t>staff interpreted the outputs for students</w:t>
-      </w:r>
-    </w:p>
-    <w:p>
-      <w:pPr>
-        <w:pStyle w:val="NormalWeb"/>
-        <w:spacing w:before="0" w:beforeAutospacing="0" w:after="0" w:afterAutospacing="0"/>
-        <w:rPr>
-          <w:rFonts w:ascii="Calibri" w:hAnsi="Calibri" w:cs="Calibri"/>
-        </w:rPr>
-      </w:pPr>
-      <w:r>
-        <w:rPr>
-          <w:rFonts w:ascii="Calibri" w:hAnsi="Calibri" w:cs="Calibri"/>
-        </w:rPr>
-        <w:t>If students could not clearly understand:</w:t>
-      </w:r>
-    </w:p>
-    <w:p>
-      <w:pPr>
-        <w:pStyle w:val="NormalWeb"/>
-        <w:numPr>
-          <w:ilvl w:val="0"/>
-          <w:numId w:val="6"/>
-        </w:numPr>
-        <w:spacing w:before="0" w:beforeAutospacing="0" w:after="0" w:afterAutospacing="0"/>
-        <w:rPr>
-          <w:rFonts w:ascii="Calibri" w:hAnsi="Calibri" w:cs="Calibri"/>
-        </w:rPr>
-      </w:pPr>
-      <w:r>
-        <w:rPr>
-          <w:rFonts w:ascii="Calibri" w:hAnsi="Calibri" w:cs="Calibri"/>
-        </w:rPr>
-        <w:t>their course structure</w:t>
-      </w:r>
-    </w:p>
-    <w:p>
-      <w:pPr>
-        <w:pStyle w:val="NormalWeb"/>
-        <w:numPr>
-          <w:ilvl w:val="0"/>
-          <w:numId w:val="6"/>
-        </w:numPr>
-        <w:spacing w:before="0" w:beforeAutospacing="0" w:after="0" w:afterAutospacing="0"/>
-        <w:rPr>
-          <w:rFonts w:ascii="Calibri" w:hAnsi="Calibri" w:cs="Calibri"/>
-        </w:rPr>
-      </w:pPr>
-      <w:r>
-        <w:rPr>
-          <w:rFonts w:ascii="Calibri" w:hAnsi="Calibri" w:cs="Calibri"/>
-        </w:rPr>
-        <w:t>their remaining subjects</w:t>
-      </w:r>
-    </w:p>
-    <w:p>
-      <w:pPr>
-        <w:pStyle w:val="NormalWeb"/>
-        <w:numPr>
-          <w:ilvl w:val="0"/>
-          <w:numId w:val="6"/>
-        </w:numPr>
-        <w:spacing w:before="0" w:beforeAutospacing="0" w:after="0" w:afterAutospacing="0"/>
-        <w:rPr>
-          <w:rFonts w:ascii="Calibri" w:hAnsi="Calibri" w:cs="Calibri"/>
-        </w:rPr>
-      </w:pPr>
-      <w:r>
-        <w:rPr>
-          <w:rFonts w:ascii="Calibri" w:hAnsi="Calibri" w:cs="Calibri"/>
-        </w:rPr>
-        <w:t>prerequisite restrictions</w:t>
-      </w:r>
-    </w:p>
-    <w:p>
-      <w:pPr>
-        <w:pStyle w:val="NormalWeb"/>
-        <w:numPr>
-          <w:ilvl w:val="0"/>
-          <w:numId w:val="6"/>
-        </w:numPr>
-        <w:spacing w:before="0" w:beforeAutospacing="0" w:after="0" w:afterAutospacing="0"/>
-        <w:rPr>
-          <w:rFonts w:ascii="Calibri" w:hAnsi="Calibri" w:cs="Calibri"/>
-        </w:rPr>
-      </w:pPr>
-      <w:r>
-        <w:rPr>
-          <w:rFonts w:ascii="Calibri" w:hAnsi="Calibri" w:cs="Calibri"/>
-        </w:rPr>
-        <w:t>major/elective implications</w:t>
-      </w:r>
-    </w:p>
-    <w:p>
-      <w:pPr>
-        <w:pStyle w:val="NormalWeb"/>
-        <w:numPr>
-          <w:ilvl w:val="0"/>
-          <w:numId w:val="6"/>
-        </w:numPr>
-        <w:spacing w:before="0" w:beforeAutospacing="0" w:after="0" w:afterAutospacing="0"/>
-        <w:rPr>
-          <w:rFonts w:ascii="Calibri" w:hAnsi="Calibri" w:cs="Calibri"/>
-        </w:rPr>
-      </w:pPr>
-      <w:r>
-        <w:rPr>
-          <w:rFonts w:ascii="Calibri" w:hAnsi="Calibri" w:cs="Calibri"/>
-        </w:rPr>
-        <w:t>semester limitations</w:t>
-      </w:r>
-    </w:p>
-    <w:p>
-      <w:pPr>
-        <w:pStyle w:val="NormalWeb"/>
-        <w:numPr>
-          <w:ilvl w:val="0"/>
-          <w:numId w:val="6"/>
-        </w:numPr>
-        <w:spacing w:before="0" w:beforeAutospacing="0" w:after="0" w:afterAutospacing="0"/>
-        <w:rPr>
-          <w:rFonts w:ascii="Calibri" w:hAnsi="Calibri" w:cs="Calibri"/>
-        </w:rPr>
-      </w:pPr>
-      <w:r>
-        <w:rPr>
-          <w:rFonts w:ascii="Calibri" w:hAnsi="Calibri" w:cs="Calibri"/>
-        </w:rPr>
-        <w:t>progression risks</w:t>
-      </w:r>
-    </w:p>
-    <w:p>
-      <w:pPr>
-        <w:pStyle w:val="NormalWeb"/>
-        <w:spacing w:before="0" w:beforeAutospacing="0" w:after="0" w:afterAutospacing="0"/>
-        <w:rPr>
-          <w:rFonts w:ascii="Calibri" w:hAnsi="Calibri" w:cs="Calibri"/>
-        </w:rPr>
-      </w:pPr>
-      <w:r>
-        <w:rPr>
-          <w:rFonts w:ascii="Calibri" w:hAnsi="Calibri" w:cs="Calibri"/>
-        </w:rPr>
-        <w:t>then enrolment officers still needed to manually construct detailed explanatory emails describing:</w:t>
-      </w:r>
-    </w:p>
-    <w:p>
-      <w:pPr>
-        <w:pStyle w:val="NormalWeb"/>
-        <w:numPr>
-          <w:ilvl w:val="0"/>
-          <w:numId w:val="7"/>
-        </w:numPr>
-        <w:spacing w:before="0" w:beforeAutospacing="0" w:after="0" w:afterAutospacing="0"/>
-        <w:rPr>
-          <w:rFonts w:ascii="Calibri" w:hAnsi="Calibri" w:cs="Calibri"/>
-        </w:rPr>
-      </w:pPr>
-      <w:r>
-        <w:rPr>
-          <w:rFonts w:ascii="Calibri" w:hAnsi="Calibri" w:cs="Calibri"/>
-        </w:rPr>
-        <w:t>possible subject combinations</w:t>
-      </w:r>
-    </w:p>
-    <w:p>
-      <w:pPr>
-        <w:pStyle w:val="NormalWeb"/>
-        <w:numPr>
-          <w:ilvl w:val="0"/>
-          <w:numId w:val="7"/>
-        </w:numPr>
-        <w:spacing w:before="0" w:beforeAutospacing="0" w:after="0" w:afterAutospacing="0"/>
-        <w:rPr>
-          <w:rFonts w:ascii="Calibri" w:hAnsi="Calibri" w:cs="Calibri"/>
-        </w:rPr>
-      </w:pPr>
-      <w:r>
-        <w:rPr>
-          <w:rFonts w:ascii="Calibri" w:hAnsi="Calibri" w:cs="Calibri"/>
-        </w:rPr>
-        <w:t>restrictions and warnings</w:t>
-      </w:r>
-    </w:p>
-    <w:p>
-      <w:pPr>
-        <w:pStyle w:val="NormalWeb"/>
-        <w:numPr>
-          <w:ilvl w:val="0"/>
-          <w:numId w:val="7"/>
-        </w:numPr>
-        <w:spacing w:before="0" w:beforeAutospacing="0" w:after="0" w:afterAutospacing="0"/>
-        <w:rPr>
-          <w:rFonts w:ascii="Calibri" w:hAnsi="Calibri" w:cs="Calibri"/>
-        </w:rPr>
-      </w:pPr>
-      <w:r>
-        <w:rPr>
-          <w:rFonts w:ascii="Calibri" w:hAnsi="Calibri" w:cs="Calibri"/>
-        </w:rPr>
         <w:t>progression implications</w:t>
       </w:r>
     </w:p>
@@ -9496,288 +9368,288 @@
         <w:rPr>
           <w:rFonts w:ascii="Calibri" w:hAnsi="Calibri" w:cs="Calibri"/>
         </w:rPr>
+        <w:t>manually enter completed subjects</w:t>
+      </w:r>
+    </w:p>
+    <w:p>
+      <w:pPr>
+        <w:pStyle w:val="NormalWeb"/>
+        <w:numPr>
+          <w:ilvl w:val="0"/>
+          <w:numId w:val="10"/>
+        </w:numPr>
+        <w:spacing w:before="0" w:beforeAutospacing="0" w:after="0" w:afterAutospacing="0"/>
+        <w:rPr>
+          <w:rFonts w:ascii="Calibri" w:hAnsi="Calibri" w:cs="Calibri"/>
+        </w:rPr>
+      </w:pPr>
+      <w:r>
+        <w:rPr>
+          <w:rFonts w:ascii="Calibri" w:hAnsi="Calibri" w:cs="Calibri"/>
+        </w:rPr>
+        <w:t>explore semester offerings</w:t>
+      </w:r>
+    </w:p>
+    <w:p>
+      <w:pPr>
+        <w:pStyle w:val="NormalWeb"/>
+        <w:numPr>
+          <w:ilvl w:val="0"/>
+          <w:numId w:val="10"/>
+        </w:numPr>
+        <w:spacing w:before="0" w:beforeAutospacing="0" w:after="0" w:afterAutospacing="0"/>
+        <w:rPr>
+          <w:rFonts w:ascii="Calibri" w:hAnsi="Calibri" w:cs="Calibri"/>
+        </w:rPr>
+      </w:pPr>
+      <w:r>
+        <w:rPr>
+          <w:rFonts w:ascii="Calibri" w:hAnsi="Calibri" w:cs="Calibri"/>
+        </w:rPr>
+        <w:t>model enrolment selections</w:t>
+      </w:r>
+    </w:p>
+    <w:p>
+      <w:pPr>
+        <w:pStyle w:val="NormalWeb"/>
+        <w:numPr>
+          <w:ilvl w:val="0"/>
+          <w:numId w:val="10"/>
+        </w:numPr>
+        <w:spacing w:before="0" w:beforeAutospacing="0" w:after="0" w:afterAutospacing="0"/>
+        <w:rPr>
+          <w:rFonts w:ascii="Calibri" w:hAnsi="Calibri" w:cs="Calibri"/>
+        </w:rPr>
+      </w:pPr>
+      <w:r>
+        <w:rPr>
+          <w:rFonts w:ascii="Calibri" w:hAnsi="Calibri" w:cs="Calibri"/>
+        </w:rPr>
+        <w:t>visualise course progression</w:t>
+      </w:r>
+    </w:p>
+    <w:p>
+      <w:pPr>
+        <w:pStyle w:val="NormalWeb"/>
+        <w:numPr>
+          <w:ilvl w:val="0"/>
+          <w:numId w:val="10"/>
+        </w:numPr>
+        <w:spacing w:before="0" w:beforeAutospacing="0" w:after="0" w:afterAutospacing="0"/>
+        <w:rPr>
+          <w:rFonts w:ascii="Calibri" w:hAnsi="Calibri" w:cs="Calibri"/>
+        </w:rPr>
+      </w:pPr>
+      <w:r>
+        <w:rPr>
+          <w:rFonts w:ascii="Calibri" w:hAnsi="Calibri" w:cs="Calibri"/>
+        </w:rPr>
+        <w:t>experiment with different major pathways</w:t>
+      </w:r>
+    </w:p>
+    <w:p>
+      <w:pPr>
+        <w:pStyle w:val="NormalWeb"/>
+        <w:numPr>
+          <w:ilvl w:val="0"/>
+          <w:numId w:val="10"/>
+        </w:numPr>
+        <w:spacing w:before="0" w:beforeAutospacing="0" w:after="0" w:afterAutospacing="0"/>
+        <w:rPr>
+          <w:rFonts w:ascii="Calibri" w:hAnsi="Calibri" w:cs="Calibri"/>
+        </w:rPr>
+      </w:pPr>
+      <w:r>
+        <w:rPr>
+          <w:rFonts w:ascii="Calibri" w:hAnsi="Calibri" w:cs="Calibri"/>
+        </w:rPr>
+        <w:t>understand elective impacts</w:t>
+      </w:r>
+    </w:p>
+    <w:p>
+      <w:pPr>
+        <w:pStyle w:val="NormalWeb"/>
+        <w:numPr>
+          <w:ilvl w:val="0"/>
+          <w:numId w:val="10"/>
+        </w:numPr>
+        <w:spacing w:before="0" w:beforeAutospacing="0" w:after="0" w:afterAutospacing="0"/>
+        <w:rPr>
+          <w:rFonts w:ascii="Calibri" w:hAnsi="Calibri" w:cs="Calibri"/>
+        </w:rPr>
+      </w:pPr>
+      <w:r>
+        <w:rPr>
+          <w:rFonts w:ascii="Calibri" w:hAnsi="Calibri" w:cs="Calibri"/>
+        </w:rPr>
+        <w:t>see progression toward Capstone readiness</w:t>
+      </w:r>
+    </w:p>
+    <w:p>
+      <w:pPr>
+        <w:pStyle w:val="NormalWeb"/>
+        <w:numPr>
+          <w:ilvl w:val="0"/>
+          <w:numId w:val="10"/>
+        </w:numPr>
+        <w:spacing w:before="0" w:beforeAutospacing="0" w:after="0" w:afterAutospacing="0"/>
+        <w:rPr>
+          <w:rFonts w:ascii="Calibri" w:hAnsi="Calibri" w:cs="Calibri"/>
+        </w:rPr>
+      </w:pPr>
+      <w:r>
+        <w:rPr>
+          <w:rFonts w:ascii="Calibri" w:hAnsi="Calibri" w:cs="Calibri"/>
+        </w:rPr>
+        <w:t>explore prerequisite pathways</w:t>
+      </w:r>
+    </w:p>
+    <w:p>
+      <w:pPr>
+        <w:pStyle w:val="NormalWeb"/>
+        <w:numPr>
+          <w:ilvl w:val="0"/>
+          <w:numId w:val="10"/>
+        </w:numPr>
+        <w:spacing w:before="0" w:beforeAutospacing="0" w:after="0" w:afterAutospacing="0"/>
+        <w:rPr>
+          <w:rFonts w:ascii="Calibri" w:hAnsi="Calibri" w:cs="Calibri"/>
+        </w:rPr>
+      </w:pPr>
+      <w:r>
+        <w:rPr>
+          <w:rFonts w:ascii="Calibri" w:hAnsi="Calibri" w:cs="Calibri"/>
+        </w:rPr>
+        <w:t>understand likely graduation timing</w:t>
+      </w:r>
+    </w:p>
+    <w:p>
+      <w:pPr>
+        <w:pStyle w:val="NormalWeb"/>
+        <w:spacing w:before="0" w:beforeAutospacing="0" w:after="0" w:afterAutospacing="0"/>
+        <w:rPr>
+          <w:rFonts w:ascii="Calibri" w:hAnsi="Calibri" w:cs="Calibri"/>
+        </w:rPr>
+      </w:pPr>
+      <w:r>
+        <w:rPr>
+          <w:rFonts w:ascii="Calibri" w:hAnsi="Calibri" w:cs="Calibri"/>
+        </w:rPr>
+        <w:t>The site actively warns students about problematic enrolment choices, including:</w:t>
+      </w:r>
+    </w:p>
+    <w:p>
+      <w:pPr>
+        <w:pStyle w:val="NormalWeb"/>
+        <w:numPr>
+          <w:ilvl w:val="0"/>
+          <w:numId w:val="11"/>
+        </w:numPr>
+        <w:spacing w:before="0" w:beforeAutospacing="0" w:after="0" w:afterAutospacing="0"/>
+        <w:rPr>
+          <w:rFonts w:ascii="Calibri" w:hAnsi="Calibri" w:cs="Calibri"/>
+        </w:rPr>
+      </w:pPr>
+      <w:r>
+        <w:rPr>
+          <w:rFonts w:ascii="Calibri" w:hAnsi="Calibri" w:cs="Calibri"/>
+        </w:rPr>
+        <w:t>selecting already completed subjects</w:t>
+      </w:r>
+    </w:p>
+    <w:p>
+      <w:pPr>
+        <w:pStyle w:val="NormalWeb"/>
+        <w:numPr>
+          <w:ilvl w:val="0"/>
+          <w:numId w:val="11"/>
+        </w:numPr>
+        <w:spacing w:before="0" w:beforeAutospacing="0" w:after="0" w:afterAutospacing="0"/>
+        <w:rPr>
+          <w:rFonts w:ascii="Calibri" w:hAnsi="Calibri" w:cs="Calibri"/>
+        </w:rPr>
+      </w:pPr>
+      <w:r>
+        <w:rPr>
+          <w:rFonts w:ascii="Calibri" w:hAnsi="Calibri" w:cs="Calibri"/>
+        </w:rPr>
+        <w:t>prerequisite violations</w:t>
+      </w:r>
+    </w:p>
+    <w:p>
+      <w:pPr>
+        <w:pStyle w:val="NormalWeb"/>
+        <w:numPr>
+          <w:ilvl w:val="0"/>
+          <w:numId w:val="11"/>
+        </w:numPr>
+        <w:spacing w:before="0" w:beforeAutospacing="0" w:after="0" w:afterAutospacing="0"/>
+        <w:rPr>
+          <w:rFonts w:ascii="Calibri" w:hAnsi="Calibri" w:cs="Calibri"/>
+        </w:rPr>
+      </w:pPr>
+      <w:r>
+        <w:rPr>
+          <w:rFonts w:ascii="Calibri" w:hAnsi="Calibri" w:cs="Calibri"/>
+        </w:rPr>
+        <w:t>risky elective selections</w:t>
+      </w:r>
+    </w:p>
+    <w:p>
+      <w:pPr>
+        <w:pStyle w:val="NormalWeb"/>
+        <w:numPr>
+          <w:ilvl w:val="0"/>
+          <w:numId w:val="11"/>
+        </w:numPr>
+        <w:spacing w:before="0" w:beforeAutospacing="0" w:after="0" w:afterAutospacing="0"/>
+        <w:rPr>
+          <w:rFonts w:ascii="Calibri" w:hAnsi="Calibri" w:cs="Calibri"/>
+        </w:rPr>
+      </w:pPr>
+      <w:r>
+        <w:rPr>
+          <w:rFonts w:ascii="Calibri" w:hAnsi="Calibri" w:cs="Calibri"/>
+        </w:rPr>
+        <w:t>major pathway conflicts</w:t>
+      </w:r>
+    </w:p>
+    <w:p>
+      <w:pPr>
+        <w:pStyle w:val="NormalWeb"/>
+        <w:numPr>
+          <w:ilvl w:val="0"/>
+          <w:numId w:val="11"/>
+        </w:numPr>
+        <w:spacing w:before="0" w:beforeAutospacing="0" w:after="0" w:afterAutospacing="0"/>
+        <w:rPr>
+          <w:rFonts w:ascii="Calibri" w:hAnsi="Calibri" w:cs="Calibri"/>
+        </w:rPr>
+      </w:pPr>
+      <w:r>
+        <w:rPr>
+          <w:rFonts w:ascii="Calibri" w:hAnsi="Calibri" w:cs="Calibri"/>
+        </w:rPr>
+        <w:t>progression delays</w:t>
+      </w:r>
+    </w:p>
+    <w:p>
+      <w:pPr>
+        <w:pStyle w:val="NormalWeb"/>
+        <w:numPr>
+          <w:ilvl w:val="0"/>
+          <w:numId w:val="11"/>
+        </w:numPr>
+        <w:spacing w:before="0" w:beforeAutospacing="0" w:after="0" w:afterAutospacing="0"/>
+        <w:rPr>
+          <w:rFonts w:ascii="Calibri" w:hAnsi="Calibri" w:cs="Calibri"/>
+        </w:rPr>
+      </w:pPr>
+      <w:r>
+        <w:rPr>
+          <w:rFonts w:ascii="Calibri" w:hAnsi="Calibri" w:cs="Calibri"/>
+        </w:rPr>
         <w:lastRenderedPageBreak/>
-        <w:t>manually enter completed subjects</w:t>
-      </w:r>
-    </w:p>
-    <w:p>
-      <w:pPr>
-        <w:pStyle w:val="NormalWeb"/>
-        <w:numPr>
-          <w:ilvl w:val="0"/>
-          <w:numId w:val="10"/>
-        </w:numPr>
-        <w:spacing w:before="0" w:beforeAutospacing="0" w:after="0" w:afterAutospacing="0"/>
-        <w:rPr>
-          <w:rFonts w:ascii="Calibri" w:hAnsi="Calibri" w:cs="Calibri"/>
-        </w:rPr>
-      </w:pPr>
-      <w:r>
-        <w:rPr>
-          <w:rFonts w:ascii="Calibri" w:hAnsi="Calibri" w:cs="Calibri"/>
-        </w:rPr>
-        <w:t>explore semester offerings</w:t>
-      </w:r>
-    </w:p>
-    <w:p>
-      <w:pPr>
-        <w:pStyle w:val="NormalWeb"/>
-        <w:numPr>
-          <w:ilvl w:val="0"/>
-          <w:numId w:val="10"/>
-        </w:numPr>
-        <w:spacing w:before="0" w:beforeAutospacing="0" w:after="0" w:afterAutospacing="0"/>
-        <w:rPr>
-          <w:rFonts w:ascii="Calibri" w:hAnsi="Calibri" w:cs="Calibri"/>
-        </w:rPr>
-      </w:pPr>
-      <w:r>
-        <w:rPr>
-          <w:rFonts w:ascii="Calibri" w:hAnsi="Calibri" w:cs="Calibri"/>
-        </w:rPr>
-        <w:t>model enrolment selections</w:t>
-      </w:r>
-    </w:p>
-    <w:p>
-      <w:pPr>
-        <w:pStyle w:val="NormalWeb"/>
-        <w:numPr>
-          <w:ilvl w:val="0"/>
-          <w:numId w:val="10"/>
-        </w:numPr>
-        <w:spacing w:before="0" w:beforeAutospacing="0" w:after="0" w:afterAutospacing="0"/>
-        <w:rPr>
-          <w:rFonts w:ascii="Calibri" w:hAnsi="Calibri" w:cs="Calibri"/>
-        </w:rPr>
-      </w:pPr>
-      <w:r>
-        <w:rPr>
-          <w:rFonts w:ascii="Calibri" w:hAnsi="Calibri" w:cs="Calibri"/>
-        </w:rPr>
-        <w:t>visualise course progression</w:t>
-      </w:r>
-    </w:p>
-    <w:p>
-      <w:pPr>
-        <w:pStyle w:val="NormalWeb"/>
-        <w:numPr>
-          <w:ilvl w:val="0"/>
-          <w:numId w:val="10"/>
-        </w:numPr>
-        <w:spacing w:before="0" w:beforeAutospacing="0" w:after="0" w:afterAutospacing="0"/>
-        <w:rPr>
-          <w:rFonts w:ascii="Calibri" w:hAnsi="Calibri" w:cs="Calibri"/>
-        </w:rPr>
-      </w:pPr>
-      <w:r>
-        <w:rPr>
-          <w:rFonts w:ascii="Calibri" w:hAnsi="Calibri" w:cs="Calibri"/>
-        </w:rPr>
-        <w:t>experiment with different major pathways</w:t>
-      </w:r>
-    </w:p>
-    <w:p>
-      <w:pPr>
-        <w:pStyle w:val="NormalWeb"/>
-        <w:numPr>
-          <w:ilvl w:val="0"/>
-          <w:numId w:val="10"/>
-        </w:numPr>
-        <w:spacing w:before="0" w:beforeAutospacing="0" w:after="0" w:afterAutospacing="0"/>
-        <w:rPr>
-          <w:rFonts w:ascii="Calibri" w:hAnsi="Calibri" w:cs="Calibri"/>
-        </w:rPr>
-      </w:pPr>
-      <w:r>
-        <w:rPr>
-          <w:rFonts w:ascii="Calibri" w:hAnsi="Calibri" w:cs="Calibri"/>
-        </w:rPr>
-        <w:t>understand elective impacts</w:t>
-      </w:r>
-    </w:p>
-    <w:p>
-      <w:pPr>
-        <w:pStyle w:val="NormalWeb"/>
-        <w:numPr>
-          <w:ilvl w:val="0"/>
-          <w:numId w:val="10"/>
-        </w:numPr>
-        <w:spacing w:before="0" w:beforeAutospacing="0" w:after="0" w:afterAutospacing="0"/>
-        <w:rPr>
-          <w:rFonts w:ascii="Calibri" w:hAnsi="Calibri" w:cs="Calibri"/>
-        </w:rPr>
-      </w:pPr>
-      <w:r>
-        <w:rPr>
-          <w:rFonts w:ascii="Calibri" w:hAnsi="Calibri" w:cs="Calibri"/>
-        </w:rPr>
-        <w:t>see progression toward Capstone readiness</w:t>
-      </w:r>
-    </w:p>
-    <w:p>
-      <w:pPr>
-        <w:pStyle w:val="NormalWeb"/>
-        <w:numPr>
-          <w:ilvl w:val="0"/>
-          <w:numId w:val="10"/>
-        </w:numPr>
-        <w:spacing w:before="0" w:beforeAutospacing="0" w:after="0" w:afterAutospacing="0"/>
-        <w:rPr>
-          <w:rFonts w:ascii="Calibri" w:hAnsi="Calibri" w:cs="Calibri"/>
-        </w:rPr>
-      </w:pPr>
-      <w:r>
-        <w:rPr>
-          <w:rFonts w:ascii="Calibri" w:hAnsi="Calibri" w:cs="Calibri"/>
-        </w:rPr>
-        <w:t>explore prerequisite pathways</w:t>
-      </w:r>
-    </w:p>
-    <w:p>
-      <w:pPr>
-        <w:pStyle w:val="NormalWeb"/>
-        <w:numPr>
-          <w:ilvl w:val="0"/>
-          <w:numId w:val="10"/>
-        </w:numPr>
-        <w:spacing w:before="0" w:beforeAutospacing="0" w:after="0" w:afterAutospacing="0"/>
-        <w:rPr>
-          <w:rFonts w:ascii="Calibri" w:hAnsi="Calibri" w:cs="Calibri"/>
-        </w:rPr>
-      </w:pPr>
-      <w:r>
-        <w:rPr>
-          <w:rFonts w:ascii="Calibri" w:hAnsi="Calibri" w:cs="Calibri"/>
-        </w:rPr>
-        <w:t>understand likely graduation timing</w:t>
-      </w:r>
-    </w:p>
-    <w:p>
-      <w:pPr>
-        <w:pStyle w:val="NormalWeb"/>
-        <w:spacing w:before="0" w:beforeAutospacing="0" w:after="0" w:afterAutospacing="0"/>
-        <w:rPr>
-          <w:rFonts w:ascii="Calibri" w:hAnsi="Calibri" w:cs="Calibri"/>
-        </w:rPr>
-      </w:pPr>
-      <w:r>
-        <w:rPr>
-          <w:rFonts w:ascii="Calibri" w:hAnsi="Calibri" w:cs="Calibri"/>
-        </w:rPr>
-        <w:t>The site actively warns students about problematic enrolment choices, including:</w:t>
-      </w:r>
-    </w:p>
-    <w:p>
-      <w:pPr>
-        <w:pStyle w:val="NormalWeb"/>
-        <w:numPr>
-          <w:ilvl w:val="0"/>
-          <w:numId w:val="11"/>
-        </w:numPr>
-        <w:spacing w:before="0" w:beforeAutospacing="0" w:after="0" w:afterAutospacing="0"/>
-        <w:rPr>
-          <w:rFonts w:ascii="Calibri" w:hAnsi="Calibri" w:cs="Calibri"/>
-        </w:rPr>
-      </w:pPr>
-      <w:r>
-        <w:rPr>
-          <w:rFonts w:ascii="Calibri" w:hAnsi="Calibri" w:cs="Calibri"/>
-        </w:rPr>
-        <w:t>selecting already completed subjects</w:t>
-      </w:r>
-    </w:p>
-    <w:p>
-      <w:pPr>
-        <w:pStyle w:val="NormalWeb"/>
-        <w:numPr>
-          <w:ilvl w:val="0"/>
-          <w:numId w:val="11"/>
-        </w:numPr>
-        <w:spacing w:before="0" w:beforeAutospacing="0" w:after="0" w:afterAutospacing="0"/>
-        <w:rPr>
-          <w:rFonts w:ascii="Calibri" w:hAnsi="Calibri" w:cs="Calibri"/>
-        </w:rPr>
-      </w:pPr>
-      <w:r>
-        <w:rPr>
-          <w:rFonts w:ascii="Calibri" w:hAnsi="Calibri" w:cs="Calibri"/>
-        </w:rPr>
-        <w:t>prerequisite violations</w:t>
-      </w:r>
-    </w:p>
-    <w:p>
-      <w:pPr>
-        <w:pStyle w:val="NormalWeb"/>
-        <w:numPr>
-          <w:ilvl w:val="0"/>
-          <w:numId w:val="11"/>
-        </w:numPr>
-        <w:spacing w:before="0" w:beforeAutospacing="0" w:after="0" w:afterAutospacing="0"/>
-        <w:rPr>
-          <w:rFonts w:ascii="Calibri" w:hAnsi="Calibri" w:cs="Calibri"/>
-        </w:rPr>
-      </w:pPr>
-      <w:r>
-        <w:rPr>
-          <w:rFonts w:ascii="Calibri" w:hAnsi="Calibri" w:cs="Calibri"/>
-        </w:rPr>
-        <w:t>risky elective selections</w:t>
-      </w:r>
-    </w:p>
-    <w:p>
-      <w:pPr>
-        <w:pStyle w:val="NormalWeb"/>
-        <w:numPr>
-          <w:ilvl w:val="0"/>
-          <w:numId w:val="11"/>
-        </w:numPr>
-        <w:spacing w:before="0" w:beforeAutospacing="0" w:after="0" w:afterAutospacing="0"/>
-        <w:rPr>
-          <w:rFonts w:ascii="Calibri" w:hAnsi="Calibri" w:cs="Calibri"/>
-        </w:rPr>
-      </w:pPr>
-      <w:r>
-        <w:rPr>
-          <w:rFonts w:ascii="Calibri" w:hAnsi="Calibri" w:cs="Calibri"/>
-        </w:rPr>
-        <w:t>major pathway conflicts</w:t>
-      </w:r>
-    </w:p>
-    <w:p>
-      <w:pPr>
-        <w:pStyle w:val="NormalWeb"/>
-        <w:numPr>
-          <w:ilvl w:val="0"/>
-          <w:numId w:val="11"/>
-        </w:numPr>
-        <w:spacing w:before="0" w:beforeAutospacing="0" w:after="0" w:afterAutospacing="0"/>
-        <w:rPr>
-          <w:rFonts w:ascii="Calibri" w:hAnsi="Calibri" w:cs="Calibri"/>
-        </w:rPr>
-      </w:pPr>
-      <w:r>
-        <w:rPr>
-          <w:rFonts w:ascii="Calibri" w:hAnsi="Calibri" w:cs="Calibri"/>
-        </w:rPr>
-        <w:t>progression delays</w:t>
-      </w:r>
-    </w:p>
-    <w:p>
-      <w:pPr>
-        <w:pStyle w:val="NormalWeb"/>
-        <w:numPr>
-          <w:ilvl w:val="0"/>
-          <w:numId w:val="11"/>
-        </w:numPr>
-        <w:spacing w:before="0" w:beforeAutospacing="0" w:after="0" w:afterAutospacing="0"/>
-        <w:rPr>
-          <w:rFonts w:ascii="Calibri" w:hAnsi="Calibri" w:cs="Calibri"/>
-        </w:rPr>
-      </w:pPr>
-      <w:r>
-        <w:rPr>
-          <w:rFonts w:ascii="Calibri" w:hAnsi="Calibri" w:cs="Calibri"/>
-        </w:rPr>
         <w:t>semester availability problems</w:t>
       </w:r>
     </w:p>
@@ -10314,7 +10186,6 @@
         <w:rPr>
           <w:rFonts w:ascii="Calibri" w:hAnsi="Calibri" w:cs="Calibri"/>
         </w:rPr>
-        <w:lastRenderedPageBreak/>
         <w:t>operational notes</w:t>
       </w:r>
     </w:p>
@@ -10563,6 +10434,7 @@
         <w:rPr>
           <w:rFonts w:ascii="Calibri" w:hAnsi="Calibri" w:cs="Calibri"/>
         </w:rPr>
+        <w:lastRenderedPageBreak/>
         <w:t>prerequisite visibility</w:t>
       </w:r>
     </w:p>
@@ -11117,208 +10989,208 @@
         <w:rPr>
           <w:rFonts w:ascii="Calibri" w:hAnsi="Calibri" w:cs="Calibri"/>
         </w:rPr>
+        <w:t>timetable clash detection</w:t>
+      </w:r>
+    </w:p>
+    <w:p>
+      <w:pPr>
+        <w:pStyle w:val="NormalWeb"/>
+        <w:numPr>
+          <w:ilvl w:val="0"/>
+          <w:numId w:val="51"/>
+        </w:numPr>
+        <w:spacing w:before="0" w:beforeAutospacing="0" w:after="0" w:afterAutospacing="0"/>
+        <w:rPr>
+          <w:rFonts w:ascii="Calibri" w:hAnsi="Calibri" w:cs="Calibri"/>
+        </w:rPr>
+      </w:pPr>
+      <w:r>
+        <w:rPr>
+          <w:rFonts w:ascii="Calibri" w:hAnsi="Calibri" w:cs="Calibri"/>
+        </w:rPr>
+        <w:t>progression pathway anomalies</w:t>
+      </w:r>
+    </w:p>
+    <w:p>
+      <w:pPr>
+        <w:pStyle w:val="NormalWeb"/>
+        <w:numPr>
+          <w:ilvl w:val="0"/>
+          <w:numId w:val="51"/>
+        </w:numPr>
+        <w:spacing w:before="0" w:beforeAutospacing="0" w:after="0" w:afterAutospacing="0"/>
+        <w:rPr>
+          <w:rFonts w:ascii="Calibri" w:hAnsi="Calibri" w:cs="Calibri"/>
+        </w:rPr>
+      </w:pPr>
+      <w:r>
+        <w:rPr>
+          <w:rFonts w:ascii="Calibri" w:hAnsi="Calibri" w:cs="Calibri"/>
+        </w:rPr>
+        <w:t>subject availability risk detection</w:t>
+      </w:r>
+    </w:p>
+    <w:p>
+      <w:pPr>
+        <w:pStyle w:val="NormalWeb"/>
+        <w:numPr>
+          <w:ilvl w:val="0"/>
+          <w:numId w:val="51"/>
+        </w:numPr>
+        <w:spacing w:before="0" w:beforeAutospacing="0" w:after="0" w:afterAutospacing="0"/>
+        <w:rPr>
+          <w:rFonts w:ascii="Calibri" w:hAnsi="Calibri" w:cs="Calibri"/>
+        </w:rPr>
+      </w:pPr>
+      <w:r>
+        <w:rPr>
+          <w:rFonts w:ascii="Calibri" w:hAnsi="Calibri" w:cs="Calibri"/>
+        </w:rPr>
+        <w:t>exceptional-case and operational-note surfacing</w:t>
+      </w:r>
+    </w:p>
+    <w:p>
+      <w:pPr>
+        <w:pStyle w:val="NormalWeb"/>
+        <w:numPr>
+          <w:ilvl w:val="0"/>
+          <w:numId w:val="51"/>
+        </w:numPr>
+        <w:spacing w:before="0" w:beforeAutospacing="0" w:after="0" w:afterAutospacing="0"/>
+        <w:rPr>
+          <w:rFonts w:ascii="Calibri" w:hAnsi="Calibri" w:cs="Calibri"/>
+        </w:rPr>
+      </w:pPr>
+      <w:r>
+        <w:rPr>
+          <w:rFonts w:ascii="Calibri" w:hAnsi="Calibri" w:cs="Calibri"/>
+        </w:rPr>
+        <w:t>alerts for special enrolment processes requiring additional forms, approvals, or institutional coordination</w:t>
+      </w:r>
+    </w:p>
+    <w:p>
+      <w:pPr>
+        <w:pStyle w:val="NormalWeb"/>
+        <w:spacing w:before="0" w:beforeAutospacing="0" w:after="0" w:afterAutospacing="0"/>
+        <w:rPr>
+          <w:rFonts w:ascii="Calibri" w:hAnsi="Calibri" w:cs="Calibri"/>
+        </w:rPr>
+      </w:pPr>
+      <w:r>
+        <w:rPr>
+          <w:rFonts w:ascii="Calibri" w:hAnsi="Calibri" w:cs="Calibri"/>
+        </w:rPr>
+        <w:t>The system also assists enrolment officers in identifying exceptional enrolment situations and contextual operational concerns that may otherwise be overlooked during busy enrolment periods.</w:t>
+      </w:r>
+    </w:p>
+    <w:p>
+      <w:pPr>
+        <w:pStyle w:val="NormalWeb"/>
+        <w:spacing w:before="0" w:beforeAutospacing="0" w:after="0" w:afterAutospacing="0"/>
+        <w:rPr>
+          <w:rFonts w:ascii="Calibri" w:hAnsi="Calibri" w:cs="Calibri"/>
+        </w:rPr>
+      </w:pPr>
+      <w:r>
+        <w:rPr>
+          <w:rFonts w:ascii="Calibri" w:hAnsi="Calibri" w:cs="Calibri"/>
+        </w:rPr>
+        <w:t>This includes visibility of:</w:t>
+      </w:r>
+    </w:p>
+    <w:p>
+      <w:pPr>
+        <w:pStyle w:val="NormalWeb"/>
+        <w:numPr>
+          <w:ilvl w:val="0"/>
+          <w:numId w:val="52"/>
+        </w:numPr>
+        <w:spacing w:before="0" w:beforeAutospacing="0" w:after="0" w:afterAutospacing="0"/>
+        <w:rPr>
+          <w:rFonts w:ascii="Calibri" w:hAnsi="Calibri" w:cs="Calibri"/>
+        </w:rPr>
+      </w:pPr>
+      <w:r>
+        <w:rPr>
+          <w:rFonts w:ascii="Calibri" w:hAnsi="Calibri" w:cs="Calibri"/>
+        </w:rPr>
+        <w:t>late enrolment situations</w:t>
+      </w:r>
+    </w:p>
+    <w:p>
+      <w:pPr>
+        <w:pStyle w:val="NormalWeb"/>
+        <w:numPr>
+          <w:ilvl w:val="0"/>
+          <w:numId w:val="52"/>
+        </w:numPr>
+        <w:spacing w:before="0" w:beforeAutospacing="0" w:after="0" w:afterAutospacing="0"/>
+        <w:rPr>
+          <w:rFonts w:ascii="Calibri" w:hAnsi="Calibri" w:cs="Calibri"/>
+        </w:rPr>
+      </w:pPr>
+      <w:r>
+        <w:rPr>
+          <w:rFonts w:ascii="Calibri" w:hAnsi="Calibri" w:cs="Calibri"/>
+        </w:rPr>
+        <w:t>reduced study load and overload cases</w:t>
+      </w:r>
+    </w:p>
+    <w:p>
+      <w:pPr>
+        <w:pStyle w:val="NormalWeb"/>
+        <w:numPr>
+          <w:ilvl w:val="0"/>
+          <w:numId w:val="52"/>
+        </w:numPr>
+        <w:spacing w:before="0" w:beforeAutospacing="0" w:after="0" w:afterAutospacing="0"/>
+        <w:rPr>
+          <w:rFonts w:ascii="Calibri" w:hAnsi="Calibri" w:cs="Calibri"/>
+        </w:rPr>
+      </w:pPr>
+      <w:r>
+        <w:rPr>
+          <w:rFonts w:ascii="Calibri" w:hAnsi="Calibri" w:cs="Calibri"/>
+        </w:rPr>
+        <w:t>prerequisite waiver requirements</w:t>
+      </w:r>
+    </w:p>
+    <w:p>
+      <w:pPr>
+        <w:pStyle w:val="NormalWeb"/>
+        <w:numPr>
+          <w:ilvl w:val="0"/>
+          <w:numId w:val="52"/>
+        </w:numPr>
+        <w:spacing w:before="0" w:beforeAutospacing="0" w:after="0" w:afterAutospacing="0"/>
+        <w:rPr>
+          <w:rFonts w:ascii="Calibri" w:hAnsi="Calibri" w:cs="Calibri"/>
+        </w:rPr>
+      </w:pPr>
+      <w:r>
+        <w:rPr>
+          <w:rFonts w:ascii="Calibri" w:hAnsi="Calibri" w:cs="Calibri"/>
+        </w:rPr>
+        <w:t>interrupted study histories</w:t>
+      </w:r>
+    </w:p>
+    <w:p>
+      <w:pPr>
+        <w:pStyle w:val="NormalWeb"/>
+        <w:numPr>
+          <w:ilvl w:val="0"/>
+          <w:numId w:val="52"/>
+        </w:numPr>
+        <w:spacing w:before="0" w:beforeAutospacing="0" w:after="0" w:afterAutospacing="0"/>
+        <w:rPr>
+          <w:rFonts w:ascii="Calibri" w:hAnsi="Calibri" w:cs="Calibri"/>
+        </w:rPr>
+      </w:pPr>
+      <w:r>
+        <w:rPr>
+          <w:rFonts w:ascii="Calibri" w:hAnsi="Calibri" w:cs="Calibri"/>
+        </w:rPr>
         <w:lastRenderedPageBreak/>
-        <w:t>timetable clash detection</w:t>
-      </w:r>
-    </w:p>
-    <w:p>
-      <w:pPr>
-        <w:pStyle w:val="NormalWeb"/>
-        <w:numPr>
-          <w:ilvl w:val="0"/>
-          <w:numId w:val="51"/>
-        </w:numPr>
-        <w:spacing w:before="0" w:beforeAutospacing="0" w:after="0" w:afterAutospacing="0"/>
-        <w:rPr>
-          <w:rFonts w:ascii="Calibri" w:hAnsi="Calibri" w:cs="Calibri"/>
-        </w:rPr>
-      </w:pPr>
-      <w:r>
-        <w:rPr>
-          <w:rFonts w:ascii="Calibri" w:hAnsi="Calibri" w:cs="Calibri"/>
-        </w:rPr>
-        <w:t>progression pathway anomalies</w:t>
-      </w:r>
-    </w:p>
-    <w:p>
-      <w:pPr>
-        <w:pStyle w:val="NormalWeb"/>
-        <w:numPr>
-          <w:ilvl w:val="0"/>
-          <w:numId w:val="51"/>
-        </w:numPr>
-        <w:spacing w:before="0" w:beforeAutospacing="0" w:after="0" w:afterAutospacing="0"/>
-        <w:rPr>
-          <w:rFonts w:ascii="Calibri" w:hAnsi="Calibri" w:cs="Calibri"/>
-        </w:rPr>
-      </w:pPr>
-      <w:r>
-        <w:rPr>
-          <w:rFonts w:ascii="Calibri" w:hAnsi="Calibri" w:cs="Calibri"/>
-        </w:rPr>
-        <w:t>subject availability risk detection</w:t>
-      </w:r>
-    </w:p>
-    <w:p>
-      <w:pPr>
-        <w:pStyle w:val="NormalWeb"/>
-        <w:numPr>
-          <w:ilvl w:val="0"/>
-          <w:numId w:val="51"/>
-        </w:numPr>
-        <w:spacing w:before="0" w:beforeAutospacing="0" w:after="0" w:afterAutospacing="0"/>
-        <w:rPr>
-          <w:rFonts w:ascii="Calibri" w:hAnsi="Calibri" w:cs="Calibri"/>
-        </w:rPr>
-      </w:pPr>
-      <w:r>
-        <w:rPr>
-          <w:rFonts w:ascii="Calibri" w:hAnsi="Calibri" w:cs="Calibri"/>
-        </w:rPr>
-        <w:t>exceptional-case and operational-note surfacing</w:t>
-      </w:r>
-    </w:p>
-    <w:p>
-      <w:pPr>
-        <w:pStyle w:val="NormalWeb"/>
-        <w:numPr>
-          <w:ilvl w:val="0"/>
-          <w:numId w:val="51"/>
-        </w:numPr>
-        <w:spacing w:before="0" w:beforeAutospacing="0" w:after="0" w:afterAutospacing="0"/>
-        <w:rPr>
-          <w:rFonts w:ascii="Calibri" w:hAnsi="Calibri" w:cs="Calibri"/>
-        </w:rPr>
-      </w:pPr>
-      <w:r>
-        <w:rPr>
-          <w:rFonts w:ascii="Calibri" w:hAnsi="Calibri" w:cs="Calibri"/>
-        </w:rPr>
-        <w:t>alerts for special enrolment processes requiring additional forms, approvals, or institutional coordination</w:t>
-      </w:r>
-    </w:p>
-    <w:p>
-      <w:pPr>
-        <w:pStyle w:val="NormalWeb"/>
-        <w:spacing w:before="0" w:beforeAutospacing="0" w:after="0" w:afterAutospacing="0"/>
-        <w:rPr>
-          <w:rFonts w:ascii="Calibri" w:hAnsi="Calibri" w:cs="Calibri"/>
-        </w:rPr>
-      </w:pPr>
-      <w:r>
-        <w:rPr>
-          <w:rFonts w:ascii="Calibri" w:hAnsi="Calibri" w:cs="Calibri"/>
-        </w:rPr>
-        <w:t>The system also assists enrolment officers in identifying exceptional enrolment situations and contextual operational concerns that may otherwise be overlooked during busy enrolment periods.</w:t>
-      </w:r>
-    </w:p>
-    <w:p>
-      <w:pPr>
-        <w:pStyle w:val="NormalWeb"/>
-        <w:spacing w:before="0" w:beforeAutospacing="0" w:after="0" w:afterAutospacing="0"/>
-        <w:rPr>
-          <w:rFonts w:ascii="Calibri" w:hAnsi="Calibri" w:cs="Calibri"/>
-        </w:rPr>
-      </w:pPr>
-      <w:r>
-        <w:rPr>
-          <w:rFonts w:ascii="Calibri" w:hAnsi="Calibri" w:cs="Calibri"/>
-        </w:rPr>
-        <w:t>This includes visibility of:</w:t>
-      </w:r>
-    </w:p>
-    <w:p>
-      <w:pPr>
-        <w:pStyle w:val="NormalWeb"/>
-        <w:numPr>
-          <w:ilvl w:val="0"/>
-          <w:numId w:val="52"/>
-        </w:numPr>
-        <w:spacing w:before="0" w:beforeAutospacing="0" w:after="0" w:afterAutospacing="0"/>
-        <w:rPr>
-          <w:rFonts w:ascii="Calibri" w:hAnsi="Calibri" w:cs="Calibri"/>
-        </w:rPr>
-      </w:pPr>
-      <w:r>
-        <w:rPr>
-          <w:rFonts w:ascii="Calibri" w:hAnsi="Calibri" w:cs="Calibri"/>
-        </w:rPr>
-        <w:t>late enrolment situations</w:t>
-      </w:r>
-    </w:p>
-    <w:p>
-      <w:pPr>
-        <w:pStyle w:val="NormalWeb"/>
-        <w:numPr>
-          <w:ilvl w:val="0"/>
-          <w:numId w:val="52"/>
-        </w:numPr>
-        <w:spacing w:before="0" w:beforeAutospacing="0" w:after="0" w:afterAutospacing="0"/>
-        <w:rPr>
-          <w:rFonts w:ascii="Calibri" w:hAnsi="Calibri" w:cs="Calibri"/>
-        </w:rPr>
-      </w:pPr>
-      <w:r>
-        <w:rPr>
-          <w:rFonts w:ascii="Calibri" w:hAnsi="Calibri" w:cs="Calibri"/>
-        </w:rPr>
-        <w:t>reduced study load and overload cases</w:t>
-      </w:r>
-    </w:p>
-    <w:p>
-      <w:pPr>
-        <w:pStyle w:val="NormalWeb"/>
-        <w:numPr>
-          <w:ilvl w:val="0"/>
-          <w:numId w:val="52"/>
-        </w:numPr>
-        <w:spacing w:before="0" w:beforeAutospacing="0" w:after="0" w:afterAutospacing="0"/>
-        <w:rPr>
-          <w:rFonts w:ascii="Calibri" w:hAnsi="Calibri" w:cs="Calibri"/>
-        </w:rPr>
-      </w:pPr>
-      <w:r>
-        <w:rPr>
-          <w:rFonts w:ascii="Calibri" w:hAnsi="Calibri" w:cs="Calibri"/>
-        </w:rPr>
-        <w:t>prerequisite waiver requirements</w:t>
-      </w:r>
-    </w:p>
-    <w:p>
-      <w:pPr>
-        <w:pStyle w:val="NormalWeb"/>
-        <w:numPr>
-          <w:ilvl w:val="0"/>
-          <w:numId w:val="52"/>
-        </w:numPr>
-        <w:spacing w:before="0" w:beforeAutospacing="0" w:after="0" w:afterAutospacing="0"/>
-        <w:rPr>
-          <w:rFonts w:ascii="Calibri" w:hAnsi="Calibri" w:cs="Calibri"/>
-        </w:rPr>
-      </w:pPr>
-      <w:r>
-        <w:rPr>
-          <w:rFonts w:ascii="Calibri" w:hAnsi="Calibri" w:cs="Calibri"/>
-        </w:rPr>
-        <w:t>interrupted study histories</w:t>
-      </w:r>
-    </w:p>
-    <w:p>
-      <w:pPr>
-        <w:pStyle w:val="NormalWeb"/>
-        <w:numPr>
-          <w:ilvl w:val="0"/>
-          <w:numId w:val="52"/>
-        </w:numPr>
-        <w:spacing w:before="0" w:beforeAutospacing="0" w:after="0" w:afterAutospacing="0"/>
-        <w:rPr>
-          <w:rFonts w:ascii="Calibri" w:hAnsi="Calibri" w:cs="Calibri"/>
-        </w:rPr>
-      </w:pPr>
-      <w:r>
-        <w:rPr>
-          <w:rFonts w:ascii="Calibri" w:hAnsi="Calibri" w:cs="Calibri"/>
-        </w:rPr>
         <w:t>returning students requiring reactivation processes</w:t>
       </w:r>
     </w:p>
@@ -11896,7 +11768,6 @@
         <w:rPr>
           <w:rFonts w:ascii="Calibri" w:hAnsi="Calibri" w:cs="Calibri"/>
         </w:rPr>
-        <w:lastRenderedPageBreak/>
         <w:t>configurable display settings</w:t>
       </w:r>
       <w:r>
@@ -12140,6 +12011,7 @@
         <w:rPr>
           <w:rFonts w:ascii="Calibri" w:hAnsi="Calibri" w:cs="Calibri"/>
         </w:rPr>
+        <w:lastRenderedPageBreak/>
         <w:t>operational strategy documents</w:t>
       </w:r>
     </w:p>
@@ -12647,250 +12519,250 @@
         <w:rPr>
           <w:rFonts w:ascii="Calibri" w:hAnsi="Calibri" w:cs="Calibri"/>
         </w:rPr>
+        <w:t>It demonstrates how:</w:t>
+      </w:r>
+    </w:p>
+    <w:p>
+      <w:pPr>
+        <w:pStyle w:val="NormalWeb"/>
+        <w:numPr>
+          <w:ilvl w:val="0"/>
+          <w:numId w:val="26"/>
+        </w:numPr>
+        <w:spacing w:before="0" w:beforeAutospacing="0" w:after="0" w:afterAutospacing="0"/>
+        <w:rPr>
+          <w:rFonts w:ascii="Calibri" w:hAnsi="Calibri" w:cs="Calibri"/>
+        </w:rPr>
+      </w:pPr>
+      <w:r>
+        <w:rPr>
+          <w:rFonts w:ascii="Calibri" w:hAnsi="Calibri" w:cs="Calibri"/>
+        </w:rPr>
+        <w:t>low-code systems</w:t>
+      </w:r>
+    </w:p>
+    <w:p>
+      <w:pPr>
+        <w:pStyle w:val="NormalWeb"/>
+        <w:numPr>
+          <w:ilvl w:val="0"/>
+          <w:numId w:val="26"/>
+        </w:numPr>
+        <w:spacing w:before="0" w:beforeAutospacing="0" w:after="0" w:afterAutospacing="0"/>
+        <w:rPr>
+          <w:rFonts w:ascii="Calibri" w:hAnsi="Calibri" w:cs="Calibri"/>
+        </w:rPr>
+      </w:pPr>
+      <w:r>
+        <w:rPr>
+          <w:rFonts w:ascii="Calibri" w:hAnsi="Calibri" w:cs="Calibri"/>
+        </w:rPr>
+        <w:t>structured workflows</w:t>
+      </w:r>
+    </w:p>
+    <w:p>
+      <w:pPr>
+        <w:pStyle w:val="NormalWeb"/>
+        <w:numPr>
+          <w:ilvl w:val="0"/>
+          <w:numId w:val="26"/>
+        </w:numPr>
+        <w:spacing w:before="0" w:beforeAutospacing="0" w:after="0" w:afterAutospacing="0"/>
+        <w:rPr>
+          <w:rFonts w:ascii="Calibri" w:hAnsi="Calibri" w:cs="Calibri"/>
+        </w:rPr>
+      </w:pPr>
+      <w:r>
+        <w:rPr>
+          <w:rFonts w:ascii="Calibri" w:hAnsi="Calibri" w:cs="Calibri"/>
+        </w:rPr>
+        <w:t>operational knowledge capture</w:t>
+      </w:r>
+    </w:p>
+    <w:p>
+      <w:pPr>
+        <w:pStyle w:val="NormalWeb"/>
+        <w:numPr>
+          <w:ilvl w:val="0"/>
+          <w:numId w:val="26"/>
+        </w:numPr>
+        <w:spacing w:before="0" w:beforeAutospacing="0" w:after="0" w:afterAutospacing="0"/>
+        <w:rPr>
+          <w:rFonts w:ascii="Calibri" w:hAnsi="Calibri" w:cs="Calibri"/>
+        </w:rPr>
+      </w:pPr>
+      <w:r>
+        <w:rPr>
+          <w:rFonts w:ascii="Calibri" w:hAnsi="Calibri" w:cs="Calibri"/>
+        </w:rPr>
+        <w:t>visual modelling</w:t>
+      </w:r>
+    </w:p>
+    <w:p>
+      <w:pPr>
+        <w:pStyle w:val="NormalWeb"/>
+        <w:numPr>
+          <w:ilvl w:val="0"/>
+          <w:numId w:val="26"/>
+        </w:numPr>
+        <w:spacing w:before="0" w:beforeAutospacing="0" w:after="0" w:afterAutospacing="0"/>
+        <w:rPr>
+          <w:rFonts w:ascii="Calibri" w:hAnsi="Calibri" w:cs="Calibri"/>
+        </w:rPr>
+      </w:pPr>
+      <w:r>
+        <w:rPr>
+          <w:rFonts w:ascii="Calibri" w:hAnsi="Calibri" w:cs="Calibri"/>
+        </w:rPr>
+        <w:t>guided progression analysis</w:t>
+      </w:r>
+    </w:p>
+    <w:p>
+      <w:pPr>
+        <w:pStyle w:val="NormalWeb"/>
+        <w:numPr>
+          <w:ilvl w:val="0"/>
+          <w:numId w:val="26"/>
+        </w:numPr>
+        <w:spacing w:before="0" w:beforeAutospacing="0" w:after="0" w:afterAutospacing="0"/>
+        <w:rPr>
+          <w:rFonts w:ascii="Calibri" w:hAnsi="Calibri" w:cs="Calibri"/>
+        </w:rPr>
+      </w:pPr>
+      <w:r>
+        <w:rPr>
+          <w:rFonts w:ascii="Calibri" w:hAnsi="Calibri" w:cs="Calibri"/>
+        </w:rPr>
+        <w:t>browser-based local processing</w:t>
+      </w:r>
+    </w:p>
+    <w:p>
+      <w:pPr>
+        <w:pStyle w:val="NormalWeb"/>
+        <w:numPr>
+          <w:ilvl w:val="0"/>
+          <w:numId w:val="26"/>
+        </w:numPr>
+        <w:spacing w:before="0" w:beforeAutospacing="0" w:after="0" w:afterAutospacing="0"/>
+        <w:rPr>
+          <w:rFonts w:ascii="Calibri" w:hAnsi="Calibri" w:cs="Calibri"/>
+        </w:rPr>
+      </w:pPr>
+      <w:r>
+        <w:rPr>
+          <w:rFonts w:ascii="Calibri" w:hAnsi="Calibri" w:cs="Calibri"/>
+        </w:rPr>
+        <w:t>AI-assisted workflow design</w:t>
+      </w:r>
+    </w:p>
+    <w:p>
+      <w:pPr>
+        <w:pStyle w:val="NormalWeb"/>
+        <w:spacing w:before="0" w:beforeAutospacing="0" w:after="0" w:afterAutospacing="0"/>
+        <w:rPr>
+          <w:rFonts w:ascii="Calibri" w:hAnsi="Calibri" w:cs="Calibri"/>
+        </w:rPr>
+      </w:pPr>
+      <w:r>
+        <w:rPr>
+          <w:rFonts w:ascii="Calibri" w:hAnsi="Calibri" w:cs="Calibri"/>
+        </w:rPr>
+        <w:t>can transform complex educational administration into a more:</w:t>
+      </w:r>
+    </w:p>
+    <w:p>
+      <w:pPr>
+        <w:pStyle w:val="NormalWeb"/>
+        <w:numPr>
+          <w:ilvl w:val="0"/>
+          <w:numId w:val="27"/>
+        </w:numPr>
+        <w:spacing w:before="0" w:beforeAutospacing="0" w:after="0" w:afterAutospacing="0"/>
+        <w:rPr>
+          <w:rFonts w:ascii="Calibri" w:hAnsi="Calibri" w:cs="Calibri"/>
+        </w:rPr>
+      </w:pPr>
+      <w:r>
+        <w:rPr>
+          <w:rFonts w:ascii="Calibri" w:hAnsi="Calibri" w:cs="Calibri"/>
+        </w:rPr>
+        <w:t>scalable</w:t>
+      </w:r>
+    </w:p>
+    <w:p>
+      <w:pPr>
+        <w:pStyle w:val="NormalWeb"/>
+        <w:numPr>
+          <w:ilvl w:val="0"/>
+          <w:numId w:val="27"/>
+        </w:numPr>
+        <w:spacing w:before="0" w:beforeAutospacing="0" w:after="0" w:afterAutospacing="0"/>
+        <w:rPr>
+          <w:rFonts w:ascii="Calibri" w:hAnsi="Calibri" w:cs="Calibri"/>
+        </w:rPr>
+      </w:pPr>
+      <w:r>
+        <w:rPr>
+          <w:rFonts w:ascii="Calibri" w:hAnsi="Calibri" w:cs="Calibri"/>
+        </w:rPr>
+        <w:t>transparent</w:t>
+      </w:r>
+    </w:p>
+    <w:p>
+      <w:pPr>
+        <w:pStyle w:val="NormalWeb"/>
+        <w:numPr>
+          <w:ilvl w:val="0"/>
+          <w:numId w:val="27"/>
+        </w:numPr>
+        <w:spacing w:before="0" w:beforeAutospacing="0" w:after="0" w:afterAutospacing="0"/>
+        <w:rPr>
+          <w:rFonts w:ascii="Calibri" w:hAnsi="Calibri" w:cs="Calibri"/>
+        </w:rPr>
+      </w:pPr>
+      <w:r>
+        <w:rPr>
+          <w:rFonts w:ascii="Calibri" w:hAnsi="Calibri" w:cs="Calibri"/>
+        </w:rPr>
+        <w:t>student-centred</w:t>
+      </w:r>
+    </w:p>
+    <w:p>
+      <w:pPr>
+        <w:pStyle w:val="NormalWeb"/>
+        <w:numPr>
+          <w:ilvl w:val="0"/>
+          <w:numId w:val="27"/>
+        </w:numPr>
+        <w:spacing w:before="0" w:beforeAutospacing="0" w:after="0" w:afterAutospacing="0"/>
+        <w:rPr>
+          <w:rFonts w:ascii="Calibri" w:hAnsi="Calibri" w:cs="Calibri"/>
+        </w:rPr>
+      </w:pPr>
+      <w:r>
+        <w:rPr>
+          <w:rFonts w:ascii="Calibri" w:hAnsi="Calibri" w:cs="Calibri"/>
+        </w:rPr>
+        <w:t>sustainable</w:t>
+      </w:r>
+    </w:p>
+    <w:p>
+      <w:pPr>
+        <w:pStyle w:val="NormalWeb"/>
+        <w:numPr>
+          <w:ilvl w:val="0"/>
+          <w:numId w:val="27"/>
+        </w:numPr>
+        <w:spacing w:before="0" w:beforeAutospacing="0" w:after="0" w:afterAutospacing="0"/>
+        <w:rPr>
+          <w:rFonts w:ascii="Calibri" w:hAnsi="Calibri" w:cs="Calibri"/>
+        </w:rPr>
+      </w:pPr>
+      <w:r>
+        <w:rPr>
+          <w:rFonts w:ascii="Calibri" w:hAnsi="Calibri" w:cs="Calibri"/>
+        </w:rPr>
         <w:lastRenderedPageBreak/>
-        <w:t>It demonstrates how:</w:t>
-      </w:r>
-    </w:p>
-    <w:p>
-      <w:pPr>
-        <w:pStyle w:val="NormalWeb"/>
-        <w:numPr>
-          <w:ilvl w:val="0"/>
-          <w:numId w:val="26"/>
-        </w:numPr>
-        <w:spacing w:before="0" w:beforeAutospacing="0" w:after="0" w:afterAutospacing="0"/>
-        <w:rPr>
-          <w:rFonts w:ascii="Calibri" w:hAnsi="Calibri" w:cs="Calibri"/>
-        </w:rPr>
-      </w:pPr>
-      <w:r>
-        <w:rPr>
-          <w:rFonts w:ascii="Calibri" w:hAnsi="Calibri" w:cs="Calibri"/>
-        </w:rPr>
-        <w:t>low-code systems</w:t>
-      </w:r>
-    </w:p>
-    <w:p>
-      <w:pPr>
-        <w:pStyle w:val="NormalWeb"/>
-        <w:numPr>
-          <w:ilvl w:val="0"/>
-          <w:numId w:val="26"/>
-        </w:numPr>
-        <w:spacing w:before="0" w:beforeAutospacing="0" w:after="0" w:afterAutospacing="0"/>
-        <w:rPr>
-          <w:rFonts w:ascii="Calibri" w:hAnsi="Calibri" w:cs="Calibri"/>
-        </w:rPr>
-      </w:pPr>
-      <w:r>
-        <w:rPr>
-          <w:rFonts w:ascii="Calibri" w:hAnsi="Calibri" w:cs="Calibri"/>
-        </w:rPr>
-        <w:t>structured workflows</w:t>
-      </w:r>
-    </w:p>
-    <w:p>
-      <w:pPr>
-        <w:pStyle w:val="NormalWeb"/>
-        <w:numPr>
-          <w:ilvl w:val="0"/>
-          <w:numId w:val="26"/>
-        </w:numPr>
-        <w:spacing w:before="0" w:beforeAutospacing="0" w:after="0" w:afterAutospacing="0"/>
-        <w:rPr>
-          <w:rFonts w:ascii="Calibri" w:hAnsi="Calibri" w:cs="Calibri"/>
-        </w:rPr>
-      </w:pPr>
-      <w:r>
-        <w:rPr>
-          <w:rFonts w:ascii="Calibri" w:hAnsi="Calibri" w:cs="Calibri"/>
-        </w:rPr>
-        <w:t>operational knowledge capture</w:t>
-      </w:r>
-    </w:p>
-    <w:p>
-      <w:pPr>
-        <w:pStyle w:val="NormalWeb"/>
-        <w:numPr>
-          <w:ilvl w:val="0"/>
-          <w:numId w:val="26"/>
-        </w:numPr>
-        <w:spacing w:before="0" w:beforeAutospacing="0" w:after="0" w:afterAutospacing="0"/>
-        <w:rPr>
-          <w:rFonts w:ascii="Calibri" w:hAnsi="Calibri" w:cs="Calibri"/>
-        </w:rPr>
-      </w:pPr>
-      <w:r>
-        <w:rPr>
-          <w:rFonts w:ascii="Calibri" w:hAnsi="Calibri" w:cs="Calibri"/>
-        </w:rPr>
-        <w:t>visual modelling</w:t>
-      </w:r>
-    </w:p>
-    <w:p>
-      <w:pPr>
-        <w:pStyle w:val="NormalWeb"/>
-        <w:numPr>
-          <w:ilvl w:val="0"/>
-          <w:numId w:val="26"/>
-        </w:numPr>
-        <w:spacing w:before="0" w:beforeAutospacing="0" w:after="0" w:afterAutospacing="0"/>
-        <w:rPr>
-          <w:rFonts w:ascii="Calibri" w:hAnsi="Calibri" w:cs="Calibri"/>
-        </w:rPr>
-      </w:pPr>
-      <w:r>
-        <w:rPr>
-          <w:rFonts w:ascii="Calibri" w:hAnsi="Calibri" w:cs="Calibri"/>
-        </w:rPr>
-        <w:t>guided progression analysis</w:t>
-      </w:r>
-    </w:p>
-    <w:p>
-      <w:pPr>
-        <w:pStyle w:val="NormalWeb"/>
-        <w:numPr>
-          <w:ilvl w:val="0"/>
-          <w:numId w:val="26"/>
-        </w:numPr>
-        <w:spacing w:before="0" w:beforeAutospacing="0" w:after="0" w:afterAutospacing="0"/>
-        <w:rPr>
-          <w:rFonts w:ascii="Calibri" w:hAnsi="Calibri" w:cs="Calibri"/>
-        </w:rPr>
-      </w:pPr>
-      <w:r>
-        <w:rPr>
-          <w:rFonts w:ascii="Calibri" w:hAnsi="Calibri" w:cs="Calibri"/>
-        </w:rPr>
-        <w:t>browser-based local processing</w:t>
-      </w:r>
-    </w:p>
-    <w:p>
-      <w:pPr>
-        <w:pStyle w:val="NormalWeb"/>
-        <w:numPr>
-          <w:ilvl w:val="0"/>
-          <w:numId w:val="26"/>
-        </w:numPr>
-        <w:spacing w:before="0" w:beforeAutospacing="0" w:after="0" w:afterAutospacing="0"/>
-        <w:rPr>
-          <w:rFonts w:ascii="Calibri" w:hAnsi="Calibri" w:cs="Calibri"/>
-        </w:rPr>
-      </w:pPr>
-      <w:r>
-        <w:rPr>
-          <w:rFonts w:ascii="Calibri" w:hAnsi="Calibri" w:cs="Calibri"/>
-        </w:rPr>
-        <w:t>AI-assisted workflow design</w:t>
-      </w:r>
-    </w:p>
-    <w:p>
-      <w:pPr>
-        <w:pStyle w:val="NormalWeb"/>
-        <w:spacing w:before="0" w:beforeAutospacing="0" w:after="0" w:afterAutospacing="0"/>
-        <w:rPr>
-          <w:rFonts w:ascii="Calibri" w:hAnsi="Calibri" w:cs="Calibri"/>
-        </w:rPr>
-      </w:pPr>
-      <w:r>
-        <w:rPr>
-          <w:rFonts w:ascii="Calibri" w:hAnsi="Calibri" w:cs="Calibri"/>
-        </w:rPr>
-        <w:t>can transform complex educational administration into a more:</w:t>
-      </w:r>
-    </w:p>
-    <w:p>
-      <w:pPr>
-        <w:pStyle w:val="NormalWeb"/>
-        <w:numPr>
-          <w:ilvl w:val="0"/>
-          <w:numId w:val="27"/>
-        </w:numPr>
-        <w:spacing w:before="0" w:beforeAutospacing="0" w:after="0" w:afterAutospacing="0"/>
-        <w:rPr>
-          <w:rFonts w:ascii="Calibri" w:hAnsi="Calibri" w:cs="Calibri"/>
-        </w:rPr>
-      </w:pPr>
-      <w:r>
-        <w:rPr>
-          <w:rFonts w:ascii="Calibri" w:hAnsi="Calibri" w:cs="Calibri"/>
-        </w:rPr>
-        <w:t>scalable</w:t>
-      </w:r>
-    </w:p>
-    <w:p>
-      <w:pPr>
-        <w:pStyle w:val="NormalWeb"/>
-        <w:numPr>
-          <w:ilvl w:val="0"/>
-          <w:numId w:val="27"/>
-        </w:numPr>
-        <w:spacing w:before="0" w:beforeAutospacing="0" w:after="0" w:afterAutospacing="0"/>
-        <w:rPr>
-          <w:rFonts w:ascii="Calibri" w:hAnsi="Calibri" w:cs="Calibri"/>
-        </w:rPr>
-      </w:pPr>
-      <w:r>
-        <w:rPr>
-          <w:rFonts w:ascii="Calibri" w:hAnsi="Calibri" w:cs="Calibri"/>
-        </w:rPr>
-        <w:t>transparent</w:t>
-      </w:r>
-    </w:p>
-    <w:p>
-      <w:pPr>
-        <w:pStyle w:val="NormalWeb"/>
-        <w:numPr>
-          <w:ilvl w:val="0"/>
-          <w:numId w:val="27"/>
-        </w:numPr>
-        <w:spacing w:before="0" w:beforeAutospacing="0" w:after="0" w:afterAutospacing="0"/>
-        <w:rPr>
-          <w:rFonts w:ascii="Calibri" w:hAnsi="Calibri" w:cs="Calibri"/>
-        </w:rPr>
-      </w:pPr>
-      <w:r>
-        <w:rPr>
-          <w:rFonts w:ascii="Calibri" w:hAnsi="Calibri" w:cs="Calibri"/>
-        </w:rPr>
-        <w:t>student-centred</w:t>
-      </w:r>
-    </w:p>
-    <w:p>
-      <w:pPr>
-        <w:pStyle w:val="NormalWeb"/>
-        <w:numPr>
-          <w:ilvl w:val="0"/>
-          <w:numId w:val="27"/>
-        </w:numPr>
-        <w:spacing w:before="0" w:beforeAutospacing="0" w:after="0" w:afterAutospacing="0"/>
-        <w:rPr>
-          <w:rFonts w:ascii="Calibri" w:hAnsi="Calibri" w:cs="Calibri"/>
-        </w:rPr>
-      </w:pPr>
-      <w:r>
-        <w:rPr>
-          <w:rFonts w:ascii="Calibri" w:hAnsi="Calibri" w:cs="Calibri"/>
-        </w:rPr>
-        <w:t>sustainable</w:t>
-      </w:r>
-    </w:p>
-    <w:p>
-      <w:pPr>
-        <w:pStyle w:val="NormalWeb"/>
-        <w:numPr>
-          <w:ilvl w:val="0"/>
-          <w:numId w:val="27"/>
-        </w:numPr>
-        <w:spacing w:before="0" w:beforeAutospacing="0" w:after="0" w:afterAutospacing="0"/>
-        <w:rPr>
-          <w:rFonts w:ascii="Calibri" w:hAnsi="Calibri" w:cs="Calibri"/>
-        </w:rPr>
-      </w:pPr>
-      <w:r>
-        <w:rPr>
-          <w:rFonts w:ascii="Calibri" w:hAnsi="Calibri" w:cs="Calibri"/>
-        </w:rPr>
         <w:t>operationally resilient system.</w:t>
       </w:r>
     </w:p>
@@ -22261,6 +22133,7 @@
   <w:style w:type="character" w:default="1" w:styleId="DefaultParagraphFont">
     <w:name w:val="Default Paragraph Font"/>
     <w:uiPriority w:val="1"/>
+    <w:semiHidden/>
     <w:unhideWhenUsed/>
   </w:style>
   <w:style w:type="table" w:default="1" w:styleId="TableNormal">

--- a/to do - Subject Planner.docx
+++ b/to do - Subject Planner.docx
@@ -13,6 +13,16 @@
     </w:p>
     <w:p>
       <w:r>
+        <w:t xml:space="preserve">Advise on how best to leave this system for the next enrolment officer that takes over from me.  They may not be able to manage VS Code and its AI tools, so we need to make it manually doable.  So, should we be storing the timetable in a particular format (I can provide manual instructions for using AI to do that if JSON is best).  I have other documents for teaching them how to get Source.xlsx setup correctly (with price, semester start date, etc), so I just need to know how I should redesign this system such as settings.txt or simply explain. </w:t>
+      </w:r>
+    </w:p>
+    <w:p>
+      <w:r>
+        <w:t>---</w:t>
+      </w:r>
+    </w:p>
+    <w:p>
+      <w:r>
         <w:t>Best semester-change candidates to move into settings.txt are:</w:t>
       </w:r>
     </w:p>
@@ -25,8 +35,13 @@
         </w:numPr>
         <w:spacing w:after="0"/>
       </w:pPr>
-      <w:r>
-        <w:t>Semester timetable offering data (highest impact).</w:t>
+      <w:proofErr w:type="spellStart"/>
+      <w:r>
+        <w:t>timeSlots</w:t>
+      </w:r>
+      <w:proofErr w:type="spellEnd"/>
+      <w:r>
+        <w:t xml:space="preserve"> and full timetable object (day/slot/room/lecturer per subject): script.js:164, script.js:169</w:t>
       </w:r>
     </w:p>
     <w:p>
@@ -38,13 +53,16 @@
         </w:numPr>
         <w:spacing w:after="0"/>
       </w:pPr>
+      <w:r>
+        <w:t xml:space="preserve">semester1OnlyIds, semester2OnlyIds, </w:t>
+      </w:r>
       <w:proofErr w:type="spellStart"/>
       <w:r>
-        <w:t>timeSlots</w:t>
+        <w:t>currentSemesterKey</w:t>
       </w:r>
       <w:proofErr w:type="spellEnd"/>
       <w:r>
-        <w:t xml:space="preserve"> and full timetable object (day/slot/room/lecturer per subject): script.js:164, script.js:169</w:t>
+        <w:t>: script.js:199, script.js:200, script.js:201</w:t>
       </w:r>
     </w:p>
     <w:p>
@@ -57,174 +75,125 @@
         <w:spacing w:after="0"/>
       </w:pPr>
       <w:r>
-        <w:t xml:space="preserve">semester1OnlyIds, semester2OnlyIds, </w:t>
+        <w:t>Teacher details?</w:t>
+      </w:r>
+      <w:r>
+        <w:t xml:space="preserve"> </w:t>
+      </w:r>
+      <w:r>
+        <w:t>teacher alias map:</w:t>
+      </w:r>
+    </w:p>
+    <w:p>
+      <w:pPr>
+        <w:pStyle w:val="ListParagraph"/>
+        <w:numPr>
+          <w:ilvl w:val="0"/>
+          <w:numId w:val="55"/>
+        </w:numPr>
+        <w:spacing w:after="0"/>
+      </w:pPr>
+      <w:r>
+        <w:t>Semester-dependent folder conventions and aliases.</w:t>
+      </w:r>
+    </w:p>
+    <w:p>
+      <w:pPr>
+        <w:pStyle w:val="ListParagraph"/>
+        <w:numPr>
+          <w:ilvl w:val="0"/>
+          <w:numId w:val="55"/>
+        </w:numPr>
+        <w:spacing w:after="0"/>
+      </w:pPr>
+      <w:r>
+        <w:t xml:space="preserve">Credit-transfer fallback paths </w:t>
+      </w:r>
+    </w:p>
+    <w:p>
+      <w:pPr>
+        <w:pStyle w:val="ListParagraph"/>
+        <w:numPr>
+          <w:ilvl w:val="0"/>
+          <w:numId w:val="55"/>
+        </w:numPr>
+        <w:spacing w:after="0"/>
+      </w:pPr>
+      <w:r>
+        <w:t>Script cache-buster and “Last Modified” footer: index.html:1310, index.html:1313</w:t>
+      </w:r>
+    </w:p>
+    <w:p>
+      <w:pPr>
+        <w:pStyle w:val="ListParagraph"/>
+        <w:numPr>
+          <w:ilvl w:val="0"/>
+          <w:numId w:val="55"/>
+        </w:numPr>
+        <w:spacing w:after="0"/>
+      </w:pPr>
+      <w:r>
+        <w:t>Worker cache-busters: script.js:717, script.js:724</w:t>
+      </w:r>
+    </w:p>
+    <w:p>
+      <w:pPr>
+        <w:spacing w:after="0"/>
+      </w:pPr>
+      <w:r>
+        <w:t>Already externalized (good as-is):</w:t>
+      </w:r>
+    </w:p>
+    <w:p>
+      <w:pPr>
+        <w:pStyle w:val="ListParagraph"/>
+        <w:numPr>
+          <w:ilvl w:val="0"/>
+          <w:numId w:val="56"/>
+        </w:numPr>
+        <w:spacing w:after="0"/>
+      </w:pPr>
+      <w:r>
+        <w:t xml:space="preserve">profile, intake, </w:t>
       </w:r>
       <w:proofErr w:type="spellStart"/>
       <w:r>
-        <w:t>currentSemesterKey</w:t>
+        <w:t>thisSemestersFolderPath</w:t>
       </w:r>
       <w:proofErr w:type="spellEnd"/>
       <w:r>
-        <w:t>: script.js:199, script.js:200, script.js:201</w:t>
-      </w:r>
-    </w:p>
-    <w:p>
-      <w:pPr>
-        <w:pStyle w:val="ListParagraph"/>
-        <w:numPr>
-          <w:ilvl w:val="0"/>
-          <w:numId w:val="55"/>
-        </w:numPr>
+        <w:t>, and sign-off settings in settings.txt, settings.txt, settings.txt</w:t>
+      </w:r>
+    </w:p>
+    <w:p>
+      <w:pPr>
         <w:spacing w:after="0"/>
       </w:pPr>
-      <w:r>
-        <w:t>Hardcoded semester/year text used for email-script insertion.</w:t>
-      </w:r>
-    </w:p>
-    <w:p>
-      <w:pPr>
-        <w:pStyle w:val="ListParagraph"/>
-        <w:numPr>
-          <w:ilvl w:val="0"/>
-          <w:numId w:val="55"/>
-        </w:numPr>
+    </w:p>
+    <w:p>
+      <w:pPr>
         <w:spacing w:after="0"/>
       </w:pPr>
       <w:r>
-        <w:t>'The subjects you have chosen for Semester 1 2026:' appears twice: script.js:18889, script.js:18926</w:t>
-      </w:r>
-    </w:p>
-    <w:p>
-      <w:pPr>
-        <w:pStyle w:val="ListParagraph"/>
-        <w:numPr>
-          <w:ilvl w:val="0"/>
-          <w:numId w:val="55"/>
-        </w:numPr>
-        <w:spacing w:after="0"/>
-      </w:pPr>
-      <w:r>
-        <w:t>Semester-dependent folder conventions and aliases.</w:t>
-      </w:r>
-    </w:p>
-    <w:p>
-      <w:pPr>
-        <w:pStyle w:val="ListParagraph"/>
-        <w:numPr>
-          <w:ilvl w:val="0"/>
-          <w:numId w:val="55"/>
-        </w:numPr>
-        <w:spacing w:after="0"/>
-      </w:pPr>
-      <w:r>
-        <w:t>Credit-transfer fallback paths and teacher alias map: script.js:533, script.js:534, script.js:535, script.js:538</w:t>
-      </w:r>
-    </w:p>
-    <w:p>
-      <w:pPr>
-        <w:pStyle w:val="ListParagraph"/>
-        <w:numPr>
-          <w:ilvl w:val="0"/>
-          <w:numId w:val="55"/>
-        </w:numPr>
-        <w:spacing w:after="0"/>
-      </w:pPr>
-      <w:r>
-        <w:t>Triage filename preference convention (if naming standard changes).</w:t>
-      </w:r>
-    </w:p>
-    <w:p>
-      <w:pPr>
-        <w:pStyle w:val="ListParagraph"/>
-        <w:numPr>
-          <w:ilvl w:val="0"/>
-          <w:numId w:val="55"/>
-        </w:numPr>
-        <w:spacing w:after="0"/>
-      </w:pPr>
-      <w:r>
-        <w:t>Preferred names are generated from intake pattern: script.js:14770</w:t>
-      </w:r>
-    </w:p>
-    <w:p>
-      <w:pPr>
-        <w:pStyle w:val="ListParagraph"/>
-        <w:numPr>
-          <w:ilvl w:val="0"/>
-          <w:numId w:val="55"/>
-        </w:numPr>
-        <w:spacing w:after="0"/>
-      </w:pPr>
-      <w:r>
-        <w:t>Build/release metadata your team currently edits manually.</w:t>
-      </w:r>
-    </w:p>
-    <w:p>
-      <w:pPr>
-        <w:pStyle w:val="ListParagraph"/>
-        <w:numPr>
-          <w:ilvl w:val="0"/>
-          <w:numId w:val="55"/>
-        </w:numPr>
-        <w:spacing w:after="0"/>
-      </w:pPr>
-      <w:r>
-        <w:t>Script cache-buster and “Last Modified” footer: index.html:1310, index.html:1313</w:t>
-      </w:r>
-    </w:p>
-    <w:p>
-      <w:pPr>
-        <w:pStyle w:val="ListParagraph"/>
-        <w:numPr>
-          <w:ilvl w:val="0"/>
-          <w:numId w:val="55"/>
-        </w:numPr>
-        <w:spacing w:after="0"/>
-      </w:pPr>
-      <w:r>
-        <w:t>Worker cache-busters: script.js:717, script.js:724</w:t>
-      </w:r>
-    </w:p>
-    <w:p>
-      <w:pPr>
-        <w:spacing w:after="0"/>
-      </w:pPr>
-      <w:r>
-        <w:t>Already externalized (good as-is):</w:t>
-      </w:r>
-    </w:p>
-    <w:p>
-      <w:pPr>
-        <w:pStyle w:val="ListParagraph"/>
-        <w:numPr>
-          <w:ilvl w:val="0"/>
-          <w:numId w:val="56"/>
-        </w:numPr>
-        <w:spacing w:after="0"/>
-      </w:pPr>
-      <w:r>
-        <w:t xml:space="preserve">profile, intake, </w:t>
-      </w:r>
-      <w:proofErr w:type="spellStart"/>
-      <w:r>
-        <w:t>thisSemestersFolderPath</w:t>
-      </w:r>
-      <w:proofErr w:type="spellEnd"/>
-      <w:r>
-        <w:t>, and sign-off settings in settings.txt, settings.txt, settings.txt</w:t>
-      </w:r>
-    </w:p>
-    <w:p>
-      <w:pPr>
-        <w:spacing w:after="0"/>
-      </w:pPr>
-    </w:p>
-    <w:p>
-      <w:pPr>
-        <w:spacing w:after="0"/>
-      </w:pPr>
-      <w:r>
         <w:t>--------------------------</w:t>
+      </w:r>
+    </w:p>
+    <w:p>
+      <w:pPr>
+        <w:pStyle w:val="Heading1"/>
+      </w:pPr>
+      <w:r>
+        <w:t>Help files</w:t>
+      </w:r>
+    </w:p>
+    <w:p>
+      <w:r>
+        <w:t>Create an MS word document for my colleagues that explains how to set up for using this workbook, including running scripts, folder structure and locations</w:t>
+      </w:r>
+    </w:p>
+    <w:p>
+      <w:r>
+        <w:t>Create another MS Word document that explains to the next Enrolment lead how to setup the next semester.  They would need to know how to get new timetable information into the JS.  Anything else you can think of</w:t>
       </w:r>
     </w:p>
     <w:p>
@@ -297,6 +266,7 @@
         <w:rPr>
           <w:noProof/>
         </w:rPr>
+        <w:lastRenderedPageBreak/>
         <w:drawing>
           <wp:inline distT="0" distB="0" distL="0" distR="0" wp14:anchorId="0B29D819" wp14:editId="5F53EC6E">
             <wp:extent cx="1898650" cy="2157322"/>
@@ -347,7 +317,6 @@
         <w:rPr>
           <w:noProof/>
         </w:rPr>
-        <w:lastRenderedPageBreak/>
         <w:drawing>
           <wp:inline distT="0" distB="0" distL="0" distR="0" wp14:anchorId="31A21E64" wp14:editId="3374A16B">
             <wp:extent cx="1543050" cy="1181535"/>
@@ -834,6 +803,7 @@
           <w:szCs w:val="20"/>
           <w:lang w:eastAsia="en-AU"/>
         </w:rPr>
+        <w:lastRenderedPageBreak/>
         <w:t>Otherwise, if the site is running from a path that contains </w:t>
       </w:r>
       <w:r>
@@ -1087,473 +1057,477 @@
       <w:r>
         <w:t>Create a new staff workflow button called `</w:t>
       </w:r>
+      <w:r>
+        <w:t>CT</w:t>
+      </w:r>
+      <w:r>
+        <w:t xml:space="preserve"> -&gt; temp`</w:t>
+      </w:r>
+      <w:r>
+        <w:t xml:space="preserve"> within the student’s details and on the Course Map as the last button in the top panel (again, pulling to the left of the modal)</w:t>
+      </w:r>
+      <w:r>
+        <w:t>. It should help an enrolment officer locate or create a student’s credit-transfer working folder, then move/copy/open the right folder and Credit (HE) form depending on where the student’s existing credit-transfer material is found.</w:t>
+      </w:r>
+    </w:p>
+    <w:p>
+      <w:pPr>
+        <w:spacing w:after="0"/>
+      </w:pPr>
+    </w:p>
+    <w:p>
+      <w:pPr>
+        <w:spacing w:after="0"/>
+      </w:pPr>
+      <w:r>
+        <w:t>**Folder Context**</w:t>
+      </w:r>
+      <w:r>
+        <w:t xml:space="preserve"> </w:t>
+      </w:r>
+    </w:p>
+    <w:p>
+      <w:pPr>
+        <w:spacing w:after="0"/>
+      </w:pPr>
+      <w:r>
+        <w:t xml:space="preserve">The current semester enrolment folder is </w:t>
+      </w:r>
+      <w:r>
+        <w:t>named with this convention: “Enrol 26_S1”, Enrol 26_S2” (the current enrolment folder), “Enrol 26_SS”, “Enrol 27_S1”</w:t>
+      </w:r>
+    </w:p>
+    <w:p>
+      <w:pPr>
+        <w:spacing w:after="0"/>
+      </w:pPr>
+    </w:p>
+    <w:p>
+      <w:pPr>
+        <w:spacing w:after="0"/>
+      </w:pPr>
+      <w:r>
+        <w:t>At the same level as that folder is:</w:t>
+      </w:r>
+      <w:r>
+        <w:t xml:space="preserve"> </w:t>
+      </w:r>
+      <w:r>
+        <w:t>credit transfers</w:t>
+      </w:r>
+      <w:r>
+        <w:t>.</w:t>
+      </w:r>
+    </w:p>
+    <w:p>
+      <w:pPr>
+        <w:spacing w:after="0"/>
+      </w:pPr>
+    </w:p>
+    <w:p>
+      <w:pPr>
+        <w:spacing w:after="0"/>
+      </w:pPr>
+      <w:r>
+        <w:t xml:space="preserve">Inside the current semester </w:t>
+      </w:r>
+      <w:r>
+        <w:t xml:space="preserve">enrolment </w:t>
+      </w:r>
+      <w:r>
+        <w:t xml:space="preserve">folder </w:t>
+      </w:r>
+      <w:r>
+        <w:t>are the folders:</w:t>
+      </w:r>
+    </w:p>
+    <w:p>
+      <w:pPr>
+        <w:pStyle w:val="ListParagraph"/>
+        <w:numPr>
+          <w:ilvl w:val="0"/>
+          <w:numId w:val="58"/>
+        </w:numPr>
+        <w:spacing w:after="0"/>
+      </w:pPr>
+      <w:r>
+        <w:t>Enrolment System\site</w:t>
+      </w:r>
+    </w:p>
+    <w:p>
+      <w:pPr>
+        <w:pStyle w:val="ListParagraph"/>
+        <w:numPr>
+          <w:ilvl w:val="0"/>
+          <w:numId w:val="58"/>
+        </w:numPr>
+        <w:spacing w:after="0"/>
+      </w:pPr>
+      <w:r>
+        <w:t>Our temp and working files</w:t>
+      </w:r>
+    </w:p>
+    <w:p>
+      <w:pPr>
+        <w:pStyle w:val="ListParagraph"/>
+        <w:numPr>
+          <w:ilvl w:val="0"/>
+          <w:numId w:val="58"/>
+        </w:numPr>
+        <w:spacing w:after="0"/>
+      </w:pPr>
+      <w:r>
+        <w:t>Supporting Documents\Credits Transfers</w:t>
+      </w:r>
+    </w:p>
+    <w:p>
+      <w:pPr>
+        <w:pStyle w:val="ListParagraph"/>
+        <w:numPr>
+          <w:ilvl w:val="0"/>
+          <w:numId w:val="58"/>
+        </w:numPr>
+        <w:spacing w:after="0"/>
+      </w:pPr>
+      <w:r>
+        <w:t>Student Forms</w:t>
+      </w:r>
+    </w:p>
+    <w:p>
+      <w:pPr>
+        <w:spacing w:after="0"/>
+      </w:pPr>
+      <w:r>
+        <w:t>I</w:t>
+      </w:r>
+      <w:r>
+        <w:t>nside `Our temp and working files` are teacher folders such as:</w:t>
+      </w:r>
+    </w:p>
+    <w:p>
+      <w:pPr>
+        <w:pStyle w:val="ListParagraph"/>
+        <w:numPr>
+          <w:ilvl w:val="0"/>
+          <w:numId w:val="59"/>
+        </w:numPr>
+        <w:spacing w:after="0"/>
+      </w:pPr>
+      <w:r>
+        <w:t>Antony</w:t>
+      </w:r>
+    </w:p>
+    <w:p>
+      <w:pPr>
+        <w:pStyle w:val="ListParagraph"/>
+        <w:numPr>
+          <w:ilvl w:val="0"/>
+          <w:numId w:val="59"/>
+        </w:numPr>
+        <w:spacing w:after="0"/>
+      </w:pPr>
+      <w:r>
+        <w:t>David</w:t>
+      </w:r>
+    </w:p>
+    <w:p>
+      <w:pPr>
+        <w:pStyle w:val="ListParagraph"/>
+        <w:numPr>
+          <w:ilvl w:val="0"/>
+          <w:numId w:val="59"/>
+        </w:numPr>
+        <w:spacing w:after="0"/>
+      </w:pPr>
+      <w:r>
+        <w:t>Nidha</w:t>
+      </w:r>
+    </w:p>
+    <w:p>
+      <w:pPr>
+        <w:pStyle w:val="ListParagraph"/>
+        <w:numPr>
+          <w:ilvl w:val="0"/>
+          <w:numId w:val="59"/>
+        </w:numPr>
+        <w:spacing w:after="0"/>
+      </w:pPr>
+      <w:r>
+        <w:t>Tony</w:t>
+      </w:r>
+    </w:p>
+    <w:p>
+      <w:pPr>
+        <w:spacing w:after="0"/>
+      </w:pPr>
+    </w:p>
+    <w:p>
+      <w:pPr>
+        <w:spacing w:after="0"/>
+      </w:pPr>
+    </w:p>
+    <w:p>
+      <w:pPr>
+        <w:spacing w:after="0"/>
+      </w:pPr>
+      <w:r>
+        <w:t>**New Button**</w:t>
+      </w:r>
+    </w:p>
+    <w:p>
+      <w:pPr>
+        <w:spacing w:after="0"/>
+      </w:pPr>
+      <w:r>
+        <w:t>Add a button labelled:</w:t>
+      </w:r>
+      <w:r>
+        <w:t xml:space="preserve"> </w:t>
+      </w:r>
       <w:proofErr w:type="spellStart"/>
       <w:r>
         <w:t>ct</w:t>
       </w:r>
       <w:proofErr w:type="spellEnd"/>
       <w:r>
-        <w:t xml:space="preserve"> -&gt; temp`. It should help an enrolment officer locate or create a student’s credit-transfer working folder, then move/copy/open the right folder and Credit (HE) form depending on where the student’s existing credit-transfer material is found.</w:t>
+        <w:t xml:space="preserve"> -&gt; temp</w:t>
       </w:r>
     </w:p>
     <w:p>
       <w:pPr>
         <w:spacing w:after="0"/>
       </w:pPr>
+      <w:r>
+        <w:t>Student credit-transfer working folders are named starting with the student ID without the leading `S`.</w:t>
+      </w:r>
     </w:p>
     <w:p>
       <w:pPr>
         <w:spacing w:after="0"/>
       </w:pPr>
       <w:r>
-        <w:t>**Folder Context**</w:t>
-      </w:r>
+        <w:t>The button should search for the active student’s credit-transfer folder in two places:</w:t>
+      </w:r>
+    </w:p>
+    <w:p>
+      <w:pPr>
+        <w:spacing w:after="0"/>
+      </w:pPr>
+      <w:r>
+        <w:t>1. The top-level `credit transfers` folder, which is one level above the current semester enrolment folder.</w:t>
+      </w:r>
+    </w:p>
+    <w:p>
+      <w:pPr>
+        <w:spacing w:after="0"/>
+      </w:pPr>
+      <w:r>
+        <w:t>2. All teacher folders inside the current semester’s `Our temp and working files`.</w:t>
+      </w:r>
+    </w:p>
+    <w:p>
+      <w:pPr>
+        <w:spacing w:after="0"/>
+      </w:pPr>
+    </w:p>
+    <w:p>
+      <w:pPr>
+        <w:spacing w:after="0"/>
+      </w:pPr>
+      <w:r>
+        <w:t>Search rules:</w:t>
+      </w:r>
+    </w:p>
+    <w:p>
+      <w:pPr>
+        <w:spacing w:after="0"/>
+      </w:pPr>
+      <w:r>
+        <w:t>- Search by normalized student ID without leading `S`.</w:t>
+      </w:r>
+    </w:p>
+    <w:p>
+      <w:pPr>
+        <w:spacing w:after="0"/>
+      </w:pPr>
+      <w:r>
+        <w:t>- Match folders whose name starts with the student ID.</w:t>
+      </w:r>
+    </w:p>
+    <w:p>
+      <w:pPr>
+        <w:spacing w:after="0"/>
+      </w:pPr>
+      <w:r>
+        <w:t>- Search no deeper than 2 folder levels in both locations.</w:t>
+      </w:r>
+    </w:p>
+    <w:p>
+      <w:pPr>
+        <w:spacing w:after="0"/>
+      </w:pPr>
+      <w:r>
+        <w:t>- A student ID appearing in subfolder names should count as an extra match.</w:t>
+      </w:r>
+    </w:p>
+    <w:p>
+      <w:pPr>
+        <w:spacing w:after="0"/>
+      </w:pPr>
+    </w:p>
+    <w:p>
+      <w:pPr>
+        <w:spacing w:after="0"/>
+      </w:pPr>
+      <w:r>
+        <w:lastRenderedPageBreak/>
+        <w:t>**If Multiple Matches Are Found**</w:t>
+      </w:r>
+    </w:p>
+    <w:p>
+      <w:pPr>
+        <w:spacing w:after="0"/>
+      </w:pPr>
+      <w:r>
+        <w:t>If 2 or more matching folders are found:</w:t>
+      </w:r>
+    </w:p>
+    <w:p>
+      <w:pPr>
+        <w:spacing w:after="0"/>
+      </w:pPr>
+      <w:r>
+        <w:t>- Show a</w:t>
+      </w:r>
+      <w:r>
+        <w:t xml:space="preserve"> dialog with “Open” and “Cancel” dialog </w:t>
+      </w:r>
+      <w:r>
+        <w:t>explaining that this needs to be fixed manually because there should only be one source of truth.</w:t>
+      </w:r>
+    </w:p>
+    <w:p>
+      <w:pPr>
+        <w:spacing w:after="0"/>
+      </w:pPr>
+      <w:r>
+        <w:t>- Tell the teacher to combine the folders into one.</w:t>
+      </w:r>
+    </w:p>
+    <w:p>
+      <w:pPr>
+        <w:spacing w:after="0"/>
+      </w:pPr>
+      <w:r>
+        <w:t>- Tell them not to name subfolders using the student ID, because future searches should return only one folder for that student.</w:t>
+      </w:r>
+    </w:p>
+    <w:p>
+      <w:pPr>
+        <w:spacing w:after="0"/>
+      </w:pPr>
+      <w:r>
+        <w:t xml:space="preserve">- Tell them that clicking </w:t>
+      </w:r>
+      <w:r>
+        <w:t>Open</w:t>
+      </w:r>
+      <w:r>
+        <w:t xml:space="preserve"> will open all matching folders.</w:t>
+      </w:r>
+    </w:p>
+    <w:p>
+      <w:pPr>
+        <w:spacing w:after="0"/>
+      </w:pPr>
+      <w:r>
+        <w:t xml:space="preserve">- If they click </w:t>
+      </w:r>
+      <w:r>
+        <w:t>Open</w:t>
+      </w:r>
+      <w:r>
+        <w:t>, open all matching folders.</w:t>
+      </w:r>
+    </w:p>
+    <w:p>
+      <w:pPr>
+        <w:spacing w:after="0"/>
+      </w:pPr>
+      <w:r>
+        <w:t>- Stop the script after that and let the teacher finish manually.</w:t>
+      </w:r>
+    </w:p>
+    <w:p>
+      <w:pPr>
+        <w:spacing w:after="0"/>
+      </w:pPr>
+      <w:r>
+        <w:t>- If they click Cancel, do nothing.</w:t>
+      </w:r>
+    </w:p>
+    <w:p>
+      <w:pPr>
+        <w:spacing w:after="0"/>
+      </w:pPr>
+    </w:p>
+    <w:p>
+      <w:pPr>
+        <w:spacing w:after="0"/>
+      </w:pPr>
+      <w:r>
+        <w:t>**If No Folder Is Found**</w:t>
+      </w:r>
+    </w:p>
+    <w:p>
+      <w:pPr>
+        <w:spacing w:after="0"/>
+      </w:pPr>
+      <w:r>
+        <w:t xml:space="preserve">Show </w:t>
+      </w:r>
+      <w:proofErr w:type="gramStart"/>
+      <w:r>
+        <w:t>a</w:t>
+      </w:r>
+      <w:r>
+        <w:t>n</w:t>
+      </w:r>
+      <w:proofErr w:type="gramEnd"/>
       <w:r>
         <w:t xml:space="preserve"> </w:t>
       </w:r>
+      <w:r>
+        <w:t>Create</w:t>
+      </w:r>
+      <w:r>
+        <w:t xml:space="preserve"> Cancel</w:t>
+      </w:r>
+      <w:r>
+        <w:t xml:space="preserve"> dialog explaining:</w:t>
+      </w:r>
     </w:p>
     <w:p>
       <w:pPr>
         <w:spacing w:after="0"/>
       </w:pPr>
       <w:r>
-        <w:t xml:space="preserve">The current semester enrolment folder is </w:t>
-      </w:r>
-      <w:r>
-        <w:t>named with this convention: “Enrol 26_S1”, Enrol 26_S2” (the current enrolment folder), “Enrol 26_SS”, “Enrol 27_S1”</w:t>
+        <w:t>- No existing credit-transfer folder was found.</w:t>
       </w:r>
     </w:p>
     <w:p>
       <w:pPr>
         <w:spacing w:after="0"/>
       </w:pPr>
+      <w:r>
+        <w:t>- A new student folder will be created in the current teacher’s temp folder.</w:t>
+      </w:r>
     </w:p>
     <w:p>
       <w:pPr>
         <w:spacing w:after="0"/>
       </w:pPr>
       <w:r>
-        <w:t>At the same level as that folder is:</w:t>
-      </w:r>
-      <w:r>
-        <w:t xml:space="preserve"> </w:t>
-      </w:r>
-      <w:r>
-        <w:t>credit transfers</w:t>
-      </w:r>
-      <w:r>
-        <w:t>.</w:t>
-      </w:r>
-    </w:p>
-    <w:p>
-      <w:pPr>
-        <w:spacing w:after="0"/>
-      </w:pPr>
-    </w:p>
-    <w:p>
-      <w:pPr>
-        <w:spacing w:after="0"/>
-      </w:pPr>
-      <w:r>
-        <w:t xml:space="preserve">Inside the current semester </w:t>
-      </w:r>
-      <w:r>
-        <w:t xml:space="preserve">enrolment </w:t>
-      </w:r>
-      <w:r>
-        <w:t xml:space="preserve">folder </w:t>
-      </w:r>
-      <w:r>
-        <w:t>are the folders:</w:t>
-      </w:r>
-    </w:p>
-    <w:p>
-      <w:pPr>
-        <w:pStyle w:val="ListParagraph"/>
-        <w:numPr>
-          <w:ilvl w:val="0"/>
-          <w:numId w:val="58"/>
-        </w:numPr>
-        <w:spacing w:after="0"/>
-      </w:pPr>
-      <w:r>
-        <w:t>Enrolment System\site</w:t>
-      </w:r>
-    </w:p>
-    <w:p>
-      <w:pPr>
-        <w:pStyle w:val="ListParagraph"/>
-        <w:numPr>
-          <w:ilvl w:val="0"/>
-          <w:numId w:val="58"/>
-        </w:numPr>
-        <w:spacing w:after="0"/>
-      </w:pPr>
-      <w:r>
-        <w:t>Our temp and working files</w:t>
-      </w:r>
-    </w:p>
-    <w:p>
-      <w:pPr>
-        <w:pStyle w:val="ListParagraph"/>
-        <w:numPr>
-          <w:ilvl w:val="0"/>
-          <w:numId w:val="58"/>
-        </w:numPr>
-        <w:spacing w:after="0"/>
-      </w:pPr>
-      <w:r>
-        <w:t>Supporting Documents\Credits Transfers</w:t>
-      </w:r>
-    </w:p>
-    <w:p>
-      <w:pPr>
-        <w:pStyle w:val="ListParagraph"/>
-        <w:numPr>
-          <w:ilvl w:val="0"/>
-          <w:numId w:val="58"/>
-        </w:numPr>
-        <w:spacing w:after="0"/>
-      </w:pPr>
-      <w:r>
-        <w:t>Student Forms</w:t>
-      </w:r>
-    </w:p>
-    <w:p>
-      <w:pPr>
-        <w:spacing w:after="0"/>
-      </w:pPr>
-      <w:r>
-        <w:t>I</w:t>
-      </w:r>
-      <w:r>
-        <w:t>nside `Our temp and working files` are teacher folders such as:</w:t>
-      </w:r>
-    </w:p>
-    <w:p>
-      <w:pPr>
-        <w:pStyle w:val="ListParagraph"/>
-        <w:numPr>
-          <w:ilvl w:val="0"/>
-          <w:numId w:val="59"/>
-        </w:numPr>
-        <w:spacing w:after="0"/>
-      </w:pPr>
-      <w:r>
-        <w:t>Antony</w:t>
-      </w:r>
-    </w:p>
-    <w:p>
-      <w:pPr>
-        <w:pStyle w:val="ListParagraph"/>
-        <w:numPr>
-          <w:ilvl w:val="0"/>
-          <w:numId w:val="59"/>
-        </w:numPr>
-        <w:spacing w:after="0"/>
-      </w:pPr>
-      <w:r>
-        <w:t>David</w:t>
-      </w:r>
-    </w:p>
-    <w:p>
-      <w:pPr>
-        <w:pStyle w:val="ListParagraph"/>
-        <w:numPr>
-          <w:ilvl w:val="0"/>
-          <w:numId w:val="59"/>
-        </w:numPr>
-        <w:spacing w:after="0"/>
-      </w:pPr>
-      <w:r>
-        <w:t>Nidha</w:t>
-      </w:r>
-    </w:p>
-    <w:p>
-      <w:pPr>
-        <w:pStyle w:val="ListParagraph"/>
-        <w:numPr>
-          <w:ilvl w:val="0"/>
-          <w:numId w:val="59"/>
-        </w:numPr>
-        <w:spacing w:after="0"/>
-      </w:pPr>
-      <w:r>
-        <w:t>Tony</w:t>
-      </w:r>
-    </w:p>
-    <w:p>
-      <w:pPr>
-        <w:spacing w:after="0"/>
-      </w:pPr>
-    </w:p>
-    <w:p>
-      <w:pPr>
-        <w:spacing w:after="0"/>
-      </w:pPr>
-    </w:p>
-    <w:p>
-      <w:pPr>
-        <w:spacing w:after="0"/>
-      </w:pPr>
-      <w:r>
-        <w:t>**New Button**</w:t>
-      </w:r>
-    </w:p>
-    <w:p>
-      <w:pPr>
-        <w:spacing w:after="0"/>
-      </w:pPr>
-      <w:r>
-        <w:t>Add a button labelled:</w:t>
-      </w:r>
-      <w:r>
-        <w:t xml:space="preserve"> </w:t>
-      </w:r>
-      <w:proofErr w:type="spellStart"/>
-      <w:r>
-        <w:t>ct</w:t>
-      </w:r>
-      <w:proofErr w:type="spellEnd"/>
-      <w:r>
-        <w:t xml:space="preserve"> -&gt; temp</w:t>
-      </w:r>
-    </w:p>
-    <w:p>
-      <w:pPr>
-        <w:spacing w:after="0"/>
-      </w:pPr>
-      <w:r>
-        <w:t>Student credit-transfer working folders are named starting with the student ID without the leading `S`.</w:t>
-      </w:r>
-    </w:p>
-    <w:p>
-      <w:pPr>
-        <w:spacing w:after="0"/>
-      </w:pPr>
-      <w:r>
-        <w:t>The button should search for the active student’s credit-transfer folder in two places:</w:t>
-      </w:r>
-    </w:p>
-    <w:p>
-      <w:pPr>
-        <w:spacing w:after="0"/>
-      </w:pPr>
-      <w:r>
-        <w:t>1. The top-level `credit transfers` folder, which is one level above the current semester enrolment folder.</w:t>
-      </w:r>
-    </w:p>
-    <w:p>
-      <w:pPr>
-        <w:spacing w:after="0"/>
-      </w:pPr>
-      <w:r>
-        <w:t>2. All teacher folders inside the current semester’s `Our temp and working files`.</w:t>
-      </w:r>
-    </w:p>
-    <w:p>
-      <w:pPr>
-        <w:spacing w:after="0"/>
-      </w:pPr>
-    </w:p>
-    <w:p>
-      <w:pPr>
-        <w:spacing w:after="0"/>
-      </w:pPr>
-      <w:r>
-        <w:t>Search rules:</w:t>
-      </w:r>
-    </w:p>
-    <w:p>
-      <w:pPr>
-        <w:spacing w:after="0"/>
-      </w:pPr>
-      <w:r>
-        <w:t>- Search by normalized student ID without leading `S`.</w:t>
-      </w:r>
-    </w:p>
-    <w:p>
-      <w:pPr>
-        <w:spacing w:after="0"/>
-      </w:pPr>
-      <w:r>
-        <w:t>- Match folders whose name starts with the student ID.</w:t>
-      </w:r>
-    </w:p>
-    <w:p>
-      <w:pPr>
-        <w:spacing w:after="0"/>
-      </w:pPr>
-      <w:r>
-        <w:t>- Search no deeper than 2 folder levels in both locations.</w:t>
-      </w:r>
-    </w:p>
-    <w:p>
-      <w:pPr>
-        <w:spacing w:after="0"/>
-      </w:pPr>
-      <w:r>
-        <w:t>- A student ID appearing in subfolder names should count as an extra match.</w:t>
-      </w:r>
-    </w:p>
-    <w:p>
-      <w:pPr>
-        <w:spacing w:after="0"/>
-      </w:pPr>
-    </w:p>
-    <w:p>
-      <w:pPr>
-        <w:spacing w:after="0"/>
-      </w:pPr>
-      <w:r>
-        <w:t>**If Multiple Matches Are Found**</w:t>
-      </w:r>
-    </w:p>
-    <w:p>
-      <w:pPr>
-        <w:spacing w:after="0"/>
-      </w:pPr>
-      <w:r>
-        <w:t>If 2 or more matching folders are found:</w:t>
-      </w:r>
-    </w:p>
-    <w:p>
-      <w:pPr>
-        <w:spacing w:after="0"/>
-      </w:pPr>
-      <w:r>
-        <w:t>- Show a</w:t>
-      </w:r>
-      <w:r>
-        <w:t xml:space="preserve"> dialog with “Open” and “Cancel” dialog </w:t>
-      </w:r>
-      <w:r>
-        <w:t>explaining that this needs to be fixed manually because there should only be one source of truth.</w:t>
-      </w:r>
-    </w:p>
-    <w:p>
-      <w:pPr>
-        <w:spacing w:after="0"/>
-      </w:pPr>
-      <w:r>
-        <w:t>- Tell the teacher to combine the folders into one.</w:t>
-      </w:r>
-    </w:p>
-    <w:p>
-      <w:pPr>
-        <w:spacing w:after="0"/>
-      </w:pPr>
-      <w:r>
-        <w:t>- Tell them not to name subfolders using the student ID, because future searches should return only one folder for that student.</w:t>
-      </w:r>
-    </w:p>
-    <w:p>
-      <w:pPr>
-        <w:spacing w:after="0"/>
-      </w:pPr>
-      <w:r>
-        <w:t xml:space="preserve">- Tell them that clicking </w:t>
-      </w:r>
-      <w:r>
-        <w:t>Open</w:t>
-      </w:r>
-      <w:r>
-        <w:t xml:space="preserve"> will open all matching folders.</w:t>
-      </w:r>
-    </w:p>
-    <w:p>
-      <w:pPr>
-        <w:spacing w:after="0"/>
-      </w:pPr>
-      <w:r>
-        <w:t xml:space="preserve">- If they click </w:t>
-      </w:r>
-      <w:r>
-        <w:t>Open</w:t>
-      </w:r>
-      <w:r>
-        <w:t>, open all matching folders.</w:t>
-      </w:r>
-    </w:p>
-    <w:p>
-      <w:pPr>
-        <w:spacing w:after="0"/>
-      </w:pPr>
-      <w:r>
-        <w:t>- Stop the script after that and let the teacher finish manually.</w:t>
-      </w:r>
-    </w:p>
-    <w:p>
-      <w:pPr>
-        <w:spacing w:after="0"/>
-      </w:pPr>
-      <w:r>
-        <w:t>- If they click Cancel, do nothing.</w:t>
-      </w:r>
-    </w:p>
-    <w:p>
-      <w:pPr>
-        <w:spacing w:after="0"/>
-      </w:pPr>
-    </w:p>
-    <w:p>
-      <w:pPr>
-        <w:spacing w:after="0"/>
-      </w:pPr>
-      <w:r>
-        <w:t>**If No Folder Is Found**</w:t>
-      </w:r>
-    </w:p>
-    <w:p>
-      <w:pPr>
-        <w:spacing w:after="0"/>
-      </w:pPr>
-      <w:r>
-        <w:t xml:space="preserve">Show </w:t>
-      </w:r>
-      <w:proofErr w:type="gramStart"/>
-      <w:r>
-        <w:t>a</w:t>
-      </w:r>
-      <w:r>
-        <w:t>n</w:t>
-      </w:r>
-      <w:proofErr w:type="gramEnd"/>
-      <w:r>
-        <w:t xml:space="preserve"> </w:t>
-      </w:r>
-      <w:r>
-        <w:t>Create</w:t>
-      </w:r>
-      <w:r>
-        <w:t xml:space="preserve"> Cancel</w:t>
-      </w:r>
-      <w:r>
-        <w:t xml:space="preserve"> dialog explaining:</w:t>
-      </w:r>
-    </w:p>
-    <w:p>
-      <w:pPr>
-        <w:spacing w:after="0"/>
-      </w:pPr>
-      <w:r>
-        <w:t>- No existing credit-transfer folder was found.</w:t>
-      </w:r>
-    </w:p>
-    <w:p>
-      <w:pPr>
-        <w:spacing w:after="0"/>
-      </w:pPr>
-      <w:r>
-        <w:t>- A new student folder will be created in the current teacher’s temp folder.</w:t>
-      </w:r>
-    </w:p>
-    <w:p>
-      <w:pPr>
-        <w:spacing w:after="0"/>
-      </w:pPr>
-      <w:r>
-        <w:lastRenderedPageBreak/>
         <w:t>- A Credit (HE) form will also be created there by copying the template.</w:t>
       </w:r>
     </w:p>
@@ -1917,155 +1891,6 @@
         <w:spacing w:after="0"/>
       </w:pPr>
       <w:r>
-        <w:t>If Cancel:</w:t>
-      </w:r>
-    </w:p>
-    <w:p>
-      <w:pPr>
-        <w:spacing w:after="0"/>
-      </w:pPr>
-      <w:r>
-        <w:t>- Do nothing.</w:t>
-      </w:r>
-    </w:p>
-    <w:p>
-      <w:pPr>
-        <w:spacing w:after="0"/>
-      </w:pPr>
-    </w:p>
-    <w:p>
-      <w:pPr>
-        <w:spacing w:after="0"/>
-      </w:pPr>
-      <w:r>
-        <w:t xml:space="preserve">**If Folder Is Found Only </w:t>
-      </w:r>
-      <w:proofErr w:type="gramStart"/>
-      <w:r>
-        <w:t>In</w:t>
-      </w:r>
-      <w:proofErr w:type="gramEnd"/>
-      <w:r>
-        <w:t xml:space="preserve"> Credit Transfers**</w:t>
-      </w:r>
-    </w:p>
-    <w:p>
-      <w:pPr>
-        <w:spacing w:after="0"/>
-      </w:pPr>
-      <w:r>
-        <w:t>Show a dialog</w:t>
-      </w:r>
-      <w:r>
-        <w:t xml:space="preserve"> with Move, Just Open, Cancel</w:t>
-      </w:r>
-      <w:r>
-        <w:t xml:space="preserve"> explaining:</w:t>
-      </w:r>
-    </w:p>
-    <w:p>
-      <w:pPr>
-        <w:spacing w:after="0"/>
-      </w:pPr>
-      <w:r>
-        <w:t>- The student’s folder is in `credit transfers` folder.</w:t>
-      </w:r>
-      <w:r>
-        <w:t xml:space="preserve">  Specify the name of the sub-folder that it’s in if it’s in a sub-folder.</w:t>
-      </w:r>
-    </w:p>
-    <w:p>
-      <w:pPr>
-        <w:spacing w:after="0"/>
-      </w:pPr>
-      <w:r>
-        <w:t>- If the teacher wants to work on it, it should be shifted into their own temp folder.</w:t>
-      </w:r>
-    </w:p>
-    <w:p>
-      <w:pPr>
-        <w:spacing w:after="0"/>
-      </w:pPr>
-      <w:r>
-        <w:t xml:space="preserve">- Include </w:t>
-      </w:r>
-      <w:r>
-        <w:t xml:space="preserve">in message </w:t>
-      </w:r>
-      <w:r>
-        <w:t>whether a matching Credit (HE) document was found.</w:t>
-      </w:r>
-    </w:p>
-    <w:p>
-      <w:pPr>
-        <w:spacing w:after="0"/>
-      </w:pPr>
-      <w:r>
-        <w:t xml:space="preserve">If </w:t>
-      </w:r>
-      <w:r>
-        <w:t>Move</w:t>
-      </w:r>
-      <w:r>
-        <w:t>:</w:t>
-      </w:r>
-    </w:p>
-    <w:p>
-      <w:pPr>
-        <w:spacing w:after="0"/>
-      </w:pPr>
-      <w:r>
-        <w:t>- If they choose to shift it, move the folder into the current teacher’s temp folder.</w:t>
-      </w:r>
-    </w:p>
-    <w:p>
-      <w:pPr>
-        <w:spacing w:after="0"/>
-      </w:pPr>
-      <w:r>
-        <w:t>- Open the folder, whether shifted or not.</w:t>
-      </w:r>
-    </w:p>
-    <w:p>
-      <w:pPr>
-        <w:spacing w:after="0"/>
-      </w:pPr>
-      <w:r>
-        <w:t>- If the Credit (HE) document exists, open it.</w:t>
-      </w:r>
-    </w:p>
-    <w:p>
-      <w:pPr>
-        <w:spacing w:after="0"/>
-      </w:pPr>
-      <w:r>
-        <w:t>- If it does not exist, create it from the template, then open it.</w:t>
-      </w:r>
-    </w:p>
-    <w:p>
-      <w:pPr>
-        <w:spacing w:after="0"/>
-      </w:pPr>
-      <w:r>
-        <w:t>If Just Open:</w:t>
-      </w:r>
-    </w:p>
-    <w:p>
-      <w:pPr>
-        <w:spacing w:after="0"/>
-      </w:pPr>
-      <w:r>
-        <w:t xml:space="preserve">- Open the </w:t>
-      </w:r>
-      <w:r>
-        <w:t>student’s folder and their Credit (HE) file if they have one</w:t>
-      </w:r>
-    </w:p>
-    <w:p>
-      <w:pPr>
-        <w:spacing w:after="0"/>
-      </w:pPr>
-      <w:r>
         <w:lastRenderedPageBreak/>
         <w:t>If Cancel:</w:t>
       </w:r>
@@ -2088,6 +1913,155 @@
         <w:spacing w:after="0"/>
       </w:pPr>
       <w:r>
+        <w:t xml:space="preserve">**If Folder Is Found Only </w:t>
+      </w:r>
+      <w:proofErr w:type="gramStart"/>
+      <w:r>
+        <w:t>In</w:t>
+      </w:r>
+      <w:proofErr w:type="gramEnd"/>
+      <w:r>
+        <w:t xml:space="preserve"> Credit Transfers**</w:t>
+      </w:r>
+    </w:p>
+    <w:p>
+      <w:pPr>
+        <w:spacing w:after="0"/>
+      </w:pPr>
+      <w:r>
+        <w:t>Show a dialog</w:t>
+      </w:r>
+      <w:r>
+        <w:t xml:space="preserve"> with Move, Just Open, Cancel</w:t>
+      </w:r>
+      <w:r>
+        <w:t xml:space="preserve"> explaining:</w:t>
+      </w:r>
+    </w:p>
+    <w:p>
+      <w:pPr>
+        <w:spacing w:after="0"/>
+      </w:pPr>
+      <w:r>
+        <w:t>- The student’s folder is in `credit transfers` folder.</w:t>
+      </w:r>
+      <w:r>
+        <w:t xml:space="preserve">  Specify the name of the sub-folder that it’s in if it’s in a sub-folder.</w:t>
+      </w:r>
+    </w:p>
+    <w:p>
+      <w:pPr>
+        <w:spacing w:after="0"/>
+      </w:pPr>
+      <w:r>
+        <w:t>- If the teacher wants to work on it, it should be shifted into their own temp folder.</w:t>
+      </w:r>
+    </w:p>
+    <w:p>
+      <w:pPr>
+        <w:spacing w:after="0"/>
+      </w:pPr>
+      <w:r>
+        <w:t xml:space="preserve">- Include </w:t>
+      </w:r>
+      <w:r>
+        <w:t xml:space="preserve">in message </w:t>
+      </w:r>
+      <w:r>
+        <w:t>whether a matching Credit (HE) document was found.</w:t>
+      </w:r>
+    </w:p>
+    <w:p>
+      <w:pPr>
+        <w:spacing w:after="0"/>
+      </w:pPr>
+      <w:r>
+        <w:t xml:space="preserve">If </w:t>
+      </w:r>
+      <w:r>
+        <w:t>Move</w:t>
+      </w:r>
+      <w:r>
+        <w:t>:</w:t>
+      </w:r>
+    </w:p>
+    <w:p>
+      <w:pPr>
+        <w:spacing w:after="0"/>
+      </w:pPr>
+      <w:r>
+        <w:t>- If they choose to shift it, move the folder into the current teacher’s temp folder.</w:t>
+      </w:r>
+    </w:p>
+    <w:p>
+      <w:pPr>
+        <w:spacing w:after="0"/>
+      </w:pPr>
+      <w:r>
+        <w:t>- Open the folder, whether shifted or not.</w:t>
+      </w:r>
+    </w:p>
+    <w:p>
+      <w:pPr>
+        <w:spacing w:after="0"/>
+      </w:pPr>
+      <w:r>
+        <w:t>- If the Credit (HE) document exists, open it.</w:t>
+      </w:r>
+    </w:p>
+    <w:p>
+      <w:pPr>
+        <w:spacing w:after="0"/>
+      </w:pPr>
+      <w:r>
+        <w:t>- If it does not exist, create it from the template, then open it.</w:t>
+      </w:r>
+    </w:p>
+    <w:p>
+      <w:pPr>
+        <w:spacing w:after="0"/>
+      </w:pPr>
+      <w:r>
+        <w:t>If Just Open:</w:t>
+      </w:r>
+    </w:p>
+    <w:p>
+      <w:pPr>
+        <w:spacing w:after="0"/>
+      </w:pPr>
+      <w:r>
+        <w:t xml:space="preserve">- Open the </w:t>
+      </w:r>
+      <w:r>
+        <w:t>student’s folder and their Credit (HE) file if they have one</w:t>
+      </w:r>
+    </w:p>
+    <w:p>
+      <w:pPr>
+        <w:spacing w:after="0"/>
+      </w:pPr>
+      <w:r>
+        <w:t>If Cancel:</w:t>
+      </w:r>
+    </w:p>
+    <w:p>
+      <w:pPr>
+        <w:spacing w:after="0"/>
+      </w:pPr>
+      <w:r>
+        <w:t>- Do nothing.</w:t>
+      </w:r>
+    </w:p>
+    <w:p>
+      <w:pPr>
+        <w:spacing w:after="0"/>
+      </w:pPr>
+    </w:p>
+    <w:p>
+      <w:pPr>
+        <w:spacing w:after="0"/>
+      </w:pPr>
+      <w:r>
         <w:t>**Credit (HE) Document Handling**</w:t>
       </w:r>
     </w:p>
@@ -2341,6 +2315,7 @@
         <w:spacing w:after="0"/>
       </w:pPr>
       <w:r>
+        <w:lastRenderedPageBreak/>
         <w:t>- If the folder label is longer than 50 characters, keep the first 47 characters and append `...`.</w:t>
       </w:r>
     </w:p>
@@ -2492,7 +2467,6 @@
         <w:spacing w:after="0"/>
       </w:pPr>
       <w:r>
-        <w:lastRenderedPageBreak/>
         <w:t>- Maximum document filename length is 50 characters inclusive of any fixed suffix.</w:t>
       </w:r>
     </w:p>
@@ -2777,314 +2751,6 @@
       <w:pPr>
         <w:spacing w:after="0"/>
       </w:pPr>
-      <w:r>
-        <w:t>------------------------------------------</w:t>
-      </w:r>
-    </w:p>
-    <w:p>
-      <w:pPr>
-        <w:pStyle w:val="Heading1"/>
-      </w:pPr>
-      <w:r>
-        <w:t>Course Map:</w:t>
-      </w:r>
-      <w:r>
-        <w:tab/>
-      </w:r>
-    </w:p>
-    <w:p>
-      <w:pPr>
-        <w:spacing w:after="0"/>
-      </w:pPr>
-      <w:r>
-        <w:t>1. Place conditional Alert, Caution, Info, Data Error buttons (only when content exists) in the top panel.</w:t>
-      </w:r>
-    </w:p>
-    <w:p>
-      <w:pPr>
-        <w:spacing w:after="0"/>
-      </w:pPr>
-      <w:r>
-        <w:t>2. Next Sem button below the table that shows the selected subjects</w:t>
-      </w:r>
-    </w:p>
-    <w:p>
-      <w:pPr>
-        <w:spacing w:after="0"/>
-      </w:pPr>
-      <w:r>
-        <w:t>3. Bottom panel tweaks: •</w:t>
-      </w:r>
-      <w:r>
-        <w:tab/>
-        <w:t>reduce bottom padding (half)</w:t>
-      </w:r>
-    </w:p>
-    <w:p>
-      <w:pPr>
-        <w:spacing w:after="0"/>
-      </w:pPr>
-      <w:r>
-        <w:t xml:space="preserve">4. Bottom and top panels.  Double-clicking whitespace in the bars transform them into a right-edge vertical panel, buttons 100px wide and use right-edge text fade behavior.  </w:t>
-      </w:r>
-      <w:proofErr w:type="spellStart"/>
-      <w:r>
-        <w:t>GIve</w:t>
-      </w:r>
-      <w:proofErr w:type="spellEnd"/>
-      <w:r>
-        <w:t xml:space="preserve"> them toggle behaviour so </w:t>
-      </w:r>
-      <w:proofErr w:type="spellStart"/>
-      <w:r>
-        <w:t>tha</w:t>
-      </w:r>
-      <w:proofErr w:type="spellEnd"/>
-      <w:r>
-        <w:t xml:space="preserve"> they return.  They should toggle independently and if both are toggled to sidebars place the "top panel" to the left of the "bottom panel".</w:t>
-      </w:r>
-    </w:p>
-    <w:p>
-      <w:pPr>
-        <w:spacing w:after="0"/>
-      </w:pPr>
-    </w:p>
-    <w:p>
-      <w:pPr>
-        <w:spacing w:after="0"/>
-      </w:pPr>
-      <w:r>
-        <w:t>------------------</w:t>
-      </w:r>
-    </w:p>
-    <w:p>
-      <w:pPr>
-        <w:spacing w:after="0"/>
-      </w:pPr>
-      <w:r>
-        <w:t>Button tidy up at top left of left sidebar (that is, the sidebar that appears in staff mode):</w:t>
-      </w:r>
-    </w:p>
-    <w:p>
-      <w:pPr>
-        <w:spacing w:after="0"/>
-      </w:pPr>
-      <w:r>
-        <w:lastRenderedPageBreak/>
-        <w:t xml:space="preserve">There are at least 16 buttons there and I'd like to have them placed on 3 </w:t>
-      </w:r>
-      <w:proofErr w:type="spellStart"/>
-      <w:r>
-        <w:t>modals</w:t>
-      </w:r>
-      <w:proofErr w:type="spellEnd"/>
-      <w:r>
-        <w:t xml:space="preserve">, with 3 buttons for activating those </w:t>
-      </w:r>
-      <w:proofErr w:type="spellStart"/>
-      <w:r>
-        <w:t>modals</w:t>
-      </w:r>
-      <w:proofErr w:type="spellEnd"/>
-      <w:r>
-        <w:t xml:space="preserve">. </w:t>
-      </w:r>
-    </w:p>
-    <w:p>
-      <w:pPr>
-        <w:spacing w:after="0"/>
-      </w:pPr>
-      <w:r>
-        <w:t xml:space="preserve">One of them already behaves this way - the (data-action="email-actions") button </w:t>
-      </w:r>
-      <w:proofErr w:type="spellStart"/>
-      <w:r>
-        <w:t>popus</w:t>
-      </w:r>
-      <w:proofErr w:type="spellEnd"/>
-      <w:r>
-        <w:t xml:space="preserve"> open a modal. I'd like to keep that and not change its design or behaviour despite what I say below here about how to create the other 2 modals. Do though </w:t>
-      </w:r>
-      <w:proofErr w:type="spellStart"/>
-      <w:r>
-        <w:t>renamethe</w:t>
-      </w:r>
-      <w:proofErr w:type="spellEnd"/>
-      <w:r>
-        <w:t xml:space="preserve"> button "Email Scripts".</w:t>
-      </w:r>
-    </w:p>
-    <w:p>
-      <w:pPr>
-        <w:spacing w:after="0"/>
-      </w:pPr>
-      <w:r>
-        <w:t>So, there should be 3 buttons named "folders/files", "Credits", "Email scripts", in that order.</w:t>
-      </w:r>
-    </w:p>
-    <w:p>
-      <w:pPr>
-        <w:spacing w:after="0"/>
-      </w:pPr>
-      <w:r>
-        <w:t>Place the buttons in the "folder-shortcuts-row" div and rename that div "shortcuts-file-folder-scripts".</w:t>
-      </w:r>
-    </w:p>
-    <w:p>
-      <w:pPr>
-        <w:spacing w:after="0"/>
-      </w:pPr>
-      <w:r>
-        <w:t xml:space="preserve">What should appear on the 2 new </w:t>
-      </w:r>
-      <w:proofErr w:type="spellStart"/>
-      <w:r>
-        <w:t>modals</w:t>
-      </w:r>
-      <w:proofErr w:type="spellEnd"/>
-      <w:r>
-        <w:t>:</w:t>
-      </w:r>
-    </w:p>
-    <w:p>
-      <w:pPr>
-        <w:spacing w:after="0"/>
-      </w:pPr>
-      <w:r>
-        <w:t>1.</w:t>
-      </w:r>
-      <w:r>
-        <w:tab/>
-        <w:t xml:space="preserve">"credits" - all buttons in the 'folder-shortcuts-row folder-shortcuts-row-credit' div.  This div should then be removed.  </w:t>
-      </w:r>
-    </w:p>
-    <w:p>
-      <w:pPr>
-        <w:spacing w:after="0"/>
-      </w:pPr>
-      <w:r>
-        <w:t>2.  "folders/files" all other buttons, (including those that appear when the triage, email scripts, and source load.</w:t>
-      </w:r>
-    </w:p>
-    <w:p>
-      <w:pPr>
-        <w:spacing w:after="0"/>
-      </w:pPr>
-      <w:r>
-        <w:t xml:space="preserve">Modal behaviour for the 2 new </w:t>
-      </w:r>
-      <w:proofErr w:type="spellStart"/>
-      <w:r>
-        <w:t>modals</w:t>
-      </w:r>
-      <w:proofErr w:type="spellEnd"/>
-      <w:r>
-        <w:t xml:space="preserve">:  </w:t>
-      </w:r>
-    </w:p>
-    <w:p>
-      <w:pPr>
-        <w:spacing w:after="0"/>
-      </w:pPr>
-      <w:r>
-        <w:t>1. Give them a closing modal cross at top right (but no close button at bottom)</w:t>
-      </w:r>
-    </w:p>
-    <w:p>
-      <w:pPr>
-        <w:spacing w:after="0"/>
-      </w:pPr>
-      <w:r>
-        <w:t xml:space="preserve">2. The modals should close when a selection is made on them or when esc is clicked or a cross in top right corner is clicked or when the mouse enters and then leaves the modal.  </w:t>
-      </w:r>
-    </w:p>
-    <w:p>
-      <w:pPr>
-        <w:spacing w:after="0"/>
-      </w:pPr>
-      <w:r>
-        <w:t>3. Size them to just fit the buttons.  No scrollbars.</w:t>
-      </w:r>
-    </w:p>
-    <w:p>
-      <w:pPr>
-        <w:spacing w:after="0"/>
-      </w:pPr>
-      <w:r>
-        <w:t xml:space="preserve">Regarding the buttons on the 2 new </w:t>
-      </w:r>
-      <w:proofErr w:type="spellStart"/>
-      <w:r>
-        <w:t>modals</w:t>
-      </w:r>
-      <w:proofErr w:type="spellEnd"/>
-      <w:r>
-        <w:t>:</w:t>
-      </w:r>
-    </w:p>
-    <w:p>
-      <w:pPr>
-        <w:spacing w:after="0"/>
-      </w:pPr>
-      <w:r>
-        <w:t>1. Give the buttons more expansive/</w:t>
-      </w:r>
-      <w:proofErr w:type="gramStart"/>
-      <w:r>
-        <w:t>descriptive  names</w:t>
-      </w:r>
-      <w:proofErr w:type="gramEnd"/>
-      <w:r>
-        <w:t xml:space="preserve"> of less than 20 characters</w:t>
-      </w:r>
-    </w:p>
-    <w:p>
-      <w:pPr>
-        <w:spacing w:after="0"/>
-      </w:pPr>
-      <w:r>
-        <w:t xml:space="preserve">2. Give each button a tooltip that will explain what will </w:t>
-      </w:r>
-      <w:r>
-        <w:t>happened</w:t>
-      </w:r>
-      <w:r>
-        <w:t xml:space="preserve"> when clicked (and where relevant discuss the </w:t>
-      </w:r>
-      <w:proofErr w:type="gramStart"/>
-      <w:r>
-        <w:t>teacher</w:t>
-      </w:r>
-      <w:proofErr w:type="gramEnd"/>
-      <w:r>
-        <w:t xml:space="preserve"> name and path that will be used).</w:t>
-      </w:r>
-    </w:p>
-    <w:p>
-      <w:pPr>
-        <w:spacing w:after="0"/>
-      </w:pPr>
-      <w:r>
-        <w:t>3. Give each button horizontal padding of 12px and vertical of 4px.</w:t>
-      </w:r>
-    </w:p>
-    <w:p>
-      <w:pPr>
-        <w:spacing w:after="0"/>
-      </w:pPr>
-    </w:p>
-    <w:p>
-      <w:pPr>
-        <w:spacing w:after="0"/>
-      </w:pPr>
-    </w:p>
-    <w:p>
-      <w:pPr>
-        <w:spacing w:after="0"/>
-      </w:pPr>
-      <w:r>
-        <w:t>----------------</w:t>
-      </w:r>
     </w:p>
     <w:p>
       <w:pPr>
@@ -3207,13 +2873,16 @@
       <w:pPr>
         <w:spacing w:after="0"/>
       </w:pPr>
+      <w:r>
+        <w:t>AI handles natural language.</w:t>
+      </w:r>
     </w:p>
     <w:p>
       <w:pPr>
         <w:spacing w:after="0"/>
       </w:pPr>
       <w:r>
-        <w:t>AI handles natural language.</w:t>
+        <w:t>Your codebase keeps control of business rules/prerequisites.</w:t>
       </w:r>
     </w:p>
     <w:p>
@@ -3221,13 +2890,7 @@
         <w:spacing w:after="0"/>
       </w:pPr>
       <w:r>
-        <w:t>Your codebase keeps control of business rules/prereq</w:t>
-      </w:r>
-      <w:r>
-        <w:t>uisite</w:t>
-      </w:r>
-      <w:r>
-        <w:t>s.</w:t>
+        <w:t>More reliable than letting AI “pick” subjects on its own.</w:t>
       </w:r>
     </w:p>
     <w:p>
@@ -3235,7 +2898,7 @@
         <w:spacing w:after="0"/>
       </w:pPr>
       <w:r>
-        <w:t>More reliable than letting AI “pick” subjects on its own.</w:t>
+        <w:t>If you want, I can next give you a minimal backend + prompt/schema design tailored to your current script.js flow without changing anything yet.</w:t>
       </w:r>
     </w:p>
     <w:p>
@@ -3243,33 +2906,39 @@
         <w:spacing w:after="0"/>
       </w:pPr>
       <w:r>
-        <w:t>If you want, I can next give you a minimal backend + prompt/schema design tailored to your current script.js flow without changing anything yet.</w:t>
+        <w:t>Short answer:</w:t>
       </w:r>
     </w:p>
     <w:p>
       <w:pPr>
         <w:spacing w:after="0"/>
       </w:pPr>
+      <w:r>
+        <w:t>Do you need a paid API key?</w:t>
+      </w:r>
     </w:p>
     <w:p>
       <w:pPr>
         <w:spacing w:after="0"/>
       </w:pPr>
       <w:r>
-        <w:t>Short answer:</w:t>
+        <w:t>Yes, typically yes. API usage is billed separately from ChatGPT subscriptions. So even if someone has ChatGPT Plus/Business/Edu, API costs are a different billing stream.</w:t>
       </w:r>
     </w:p>
     <w:p>
       <w:pPr>
         <w:spacing w:after="0"/>
       </w:pPr>
+      <w:r>
+        <w:t>(There may be limited trial/contract credit situations, but production use is usually paid.)</w:t>
+      </w:r>
     </w:p>
     <w:p>
       <w:pPr>
         <w:spacing w:after="0"/>
       </w:pPr>
       <w:r>
-        <w:t>Do you need a paid API key?</w:t>
+        <w:t>How it works for colleagues/students</w:t>
       </w:r>
     </w:p>
     <w:p>
@@ -3277,8 +2946,141 @@
         <w:spacing w:after="0"/>
       </w:pPr>
       <w:r>
+        <w:t>Best setup: one backend-owned API key (your org), not user keys in browsers.</w:t>
+      </w:r>
+    </w:p>
+    <w:p>
+      <w:pPr>
+        <w:spacing w:after="0"/>
+      </w:pPr>
+      <w:r>
+        <w:t>Your app users (staff/students) use the UI normally; your server calls the API and enforces:</w:t>
+      </w:r>
+    </w:p>
+    <w:p>
+      <w:pPr>
+        <w:spacing w:after="0"/>
+      </w:pPr>
+      <w:r>
+        <w:t>per-user limits</w:t>
+      </w:r>
+    </w:p>
+    <w:p>
+      <w:pPr>
+        <w:spacing w:after="0"/>
+      </w:pPr>
+      <w:r>
+        <w:t>role rules (staff vs student)</w:t>
+      </w:r>
+    </w:p>
+    <w:p>
+      <w:pPr>
+        <w:spacing w:after="0"/>
+      </w:pPr>
+      <w:r>
+        <w:t>logging/audit</w:t>
+      </w:r>
+    </w:p>
+    <w:p>
+      <w:pPr>
+        <w:spacing w:after="0"/>
+      </w:pPr>
+      <w:r>
+        <w:t>spend caps/rate limits</w:t>
+      </w:r>
+    </w:p>
+    <w:p>
+      <w:pPr>
+        <w:spacing w:after="0"/>
+      </w:pPr>
+      <w:r>
+        <w:t>Should you predefine JSON possibilities?</w:t>
+      </w:r>
+    </w:p>
+    <w:p>
+      <w:pPr>
+        <w:spacing w:after="0"/>
+      </w:pPr>
+      <w:r>
+        <w:t xml:space="preserve">Yes. Use a </w:t>
+      </w:r>
+      <w:proofErr w:type="gramStart"/>
+      <w:r>
+        <w:t>small fixed</w:t>
+      </w:r>
+      <w:proofErr w:type="gramEnd"/>
+      <w:r>
+        <w:t xml:space="preserve"> schema (intents + constrained fields) and let AI map free text into that schema.</w:t>
+      </w:r>
+    </w:p>
+    <w:p>
+      <w:pPr>
+        <w:spacing w:after="0"/>
+      </w:pPr>
+      <w:r>
+        <w:t>Also give users clickable suggested options (“2-day timetable”, “avoid Friday”, etc.) that populate the same JSON structure.</w:t>
+      </w:r>
+    </w:p>
+    <w:p>
+      <w:pPr>
+        <w:spacing w:after="0"/>
+      </w:pPr>
+      <w:r>
+        <w:t>So: not endless custom JSON per user, but one controlled schema for everyone.</w:t>
+      </w:r>
+    </w:p>
+    <w:p>
+      <w:pPr>
+        <w:spacing w:after="0"/>
+      </w:pPr>
+      <w:r>
+        <w:t>Disclaimer: Create a tooltip popup that addresses this concern: "As more companies turn to generative AI to communicate with their customers, experts say a generic disclaimer like 'AI makes mistakes' isn’t good enough." Add that ultimately, it's the student's responsibility to choose their own timetable.  AI can help you and enrolment officers will double-check your selections and try to assist. If you are uncertain about your choices or options, please write to enrol_bit@ to ask for clarification.</w:t>
+      </w:r>
+    </w:p>
+    <w:p>
+      <w:pPr>
+        <w:pStyle w:val="Heading1"/>
+      </w:pPr>
+      <w:r>
         <w:lastRenderedPageBreak/>
-        <w:t>Yes, typically yes. API usage is billed separately from ChatGPT subscriptions. So even if someone has ChatGPT Plus/Business/Edu, API costs are a different billing stream.</w:t>
+        <w:t>Database or Excel</w:t>
+      </w:r>
+    </w:p>
+    <w:p>
+      <w:pPr>
+        <w:pStyle w:val="NormalWeb"/>
+      </w:pPr>
+      <w:r>
+        <w:t xml:space="preserve">I </w:t>
+      </w:r>
+      <w:proofErr w:type="gramStart"/>
+      <w:r>
+        <w:t>would</w:t>
+      </w:r>
+      <w:proofErr w:type="gramEnd"/>
+      <w:r>
+        <w:t xml:space="preserve"> not make a </w:t>
+      </w:r>
+      <w:r>
+        <w:rPr>
+          <w:rStyle w:val="Strong"/>
+        </w:rPr>
+        <w:t>local MS Access database</w:t>
+      </w:r>
+      <w:r>
+        <w:t xml:space="preserve"> the main answer if several workers need to update it. It may improve your personal workflow, but it does not solve the multi-user/OneDrive conflict problem unless everyone writes to one shared backend safely.</w:t>
+      </w:r>
+    </w:p>
+    <w:p>
+      <w:pPr>
+        <w:pStyle w:val="NormalWeb"/>
+      </w:pPr>
+      <w:r>
+        <w:t>Better options</w:t>
+      </w:r>
+      <w:r>
+        <w:br/>
+        <w:t>Longer term: SharePoint List, Dataverse, SQL Server, or another API-backed database. Then Triage.xlsx becomes an export/report/tooling workbook, not the live shared database. This avoids the OneDrive and multi-user risks while preserving your existing workbook tools.</w:t>
       </w:r>
     </w:p>
     <w:p>
@@ -3286,1188 +3088,13 @@
         <w:spacing w:after="0"/>
       </w:pPr>
       <w:r>
-        <w:t>(There may be limited trial/contract credit situations, but production use is usually paid.)</w:t>
+        <w:t>For your current Microsoft/OneDrive/SharePoint-heavy setup, a SharePoint List is probably the most pragmatic first DB-like option. It is independently openable, editable outside the site, and easier to integrate operationally than standing up a full custom database server.</w:t>
       </w:r>
     </w:p>
     <w:p>
       <w:pPr>
         <w:spacing w:after="0"/>
       </w:pPr>
-    </w:p>
-    <w:p>
-      <w:pPr>
-        <w:spacing w:after="0"/>
-      </w:pPr>
-      <w:r>
-        <w:t>How it works for colleagues/students</w:t>
-      </w:r>
-    </w:p>
-    <w:p>
-      <w:pPr>
-        <w:spacing w:after="0"/>
-      </w:pPr>
-      <w:r>
-        <w:t>Best setup: one backend-owned API key (your org), not user keys in browsers.</w:t>
-      </w:r>
-    </w:p>
-    <w:p>
-      <w:pPr>
-        <w:spacing w:after="0"/>
-      </w:pPr>
-      <w:r>
-        <w:t>Your app users (staff/students) use the UI normally; your server calls the API and enforces:</w:t>
-      </w:r>
-    </w:p>
-    <w:p>
-      <w:pPr>
-        <w:spacing w:after="0"/>
-      </w:pPr>
-    </w:p>
-    <w:p>
-      <w:pPr>
-        <w:spacing w:after="0"/>
-      </w:pPr>
-      <w:r>
-        <w:t>per-user limits</w:t>
-      </w:r>
-    </w:p>
-    <w:p>
-      <w:pPr>
-        <w:spacing w:after="0"/>
-      </w:pPr>
-      <w:r>
-        <w:t>role rules (staff vs student)</w:t>
-      </w:r>
-    </w:p>
-    <w:p>
-      <w:pPr>
-        <w:spacing w:after="0"/>
-      </w:pPr>
-      <w:r>
-        <w:t>logging/audit</w:t>
-      </w:r>
-    </w:p>
-    <w:p>
-      <w:pPr>
-        <w:spacing w:after="0"/>
-      </w:pPr>
-      <w:r>
-        <w:t>spend caps/rate limits</w:t>
-      </w:r>
-    </w:p>
-    <w:p>
-      <w:pPr>
-        <w:spacing w:after="0"/>
-      </w:pPr>
-      <w:r>
-        <w:t>Should you predefine JSON possibilities?</w:t>
-      </w:r>
-    </w:p>
-    <w:p>
-      <w:pPr>
-        <w:spacing w:after="0"/>
-      </w:pPr>
-      <w:r>
-        <w:t xml:space="preserve">Yes. Use a </w:t>
-      </w:r>
-      <w:proofErr w:type="gramStart"/>
-      <w:r>
-        <w:t>small fixed</w:t>
-      </w:r>
-      <w:proofErr w:type="gramEnd"/>
-      <w:r>
-        <w:t xml:space="preserve"> schema (intents + constrained fields</w:t>
-      </w:r>
-      <w:r>
-        <w:t>) and</w:t>
-      </w:r>
-      <w:r>
-        <w:t xml:space="preserve"> let AI map free text into that schema.</w:t>
-      </w:r>
-    </w:p>
-    <w:p>
-      <w:pPr>
-        <w:spacing w:after="0"/>
-      </w:pPr>
-      <w:r>
-        <w:t>Also give users clickable suggested options (“2-day timetable”, “avoid Friday”, etc.) that populate the same JSON structure.</w:t>
-      </w:r>
-    </w:p>
-    <w:p>
-      <w:pPr>
-        <w:spacing w:after="0"/>
-      </w:pPr>
-      <w:r>
-        <w:t>So: not endless custom JSON per user, but one controlled schema for everyone.</w:t>
-      </w:r>
-    </w:p>
-    <w:p>
-      <w:pPr>
-        <w:spacing w:after="0"/>
-      </w:pPr>
-    </w:p>
-    <w:p>
-      <w:pPr>
-        <w:spacing w:after="0"/>
-      </w:pPr>
-      <w:r>
-        <w:t xml:space="preserve">Disclaimer: Create a tooltip popup that addresses this concern: "As more companies turn to generative AI to communicate with their customers, experts say a generic disclaimer like 'AI makes mistakes' isn’t good enough." Add that </w:t>
-      </w:r>
-      <w:r>
-        <w:t>ultimately,</w:t>
-      </w:r>
-      <w:r>
-        <w:t xml:space="preserve"> it's the student's responsibility to choose their own timetable.  AI can help you and enrolment officers will double-check your selections and try to assist. If you are uncertain about your choices or options, please write to enrol_bit@ to ask for clarification.</w:t>
-      </w:r>
-    </w:p>
-    <w:p>
-      <w:pPr>
-        <w:pBdr>
-          <w:bottom w:val="single" w:sz="6" w:space="1" w:color="auto"/>
-        </w:pBdr>
-        <w:spacing w:after="0"/>
-      </w:pPr>
-    </w:p>
-    <w:p>
-      <w:pPr>
-        <w:pStyle w:val="Heading1"/>
-      </w:pPr>
-      <w:r>
-        <w:t>Tooltips</w:t>
-      </w:r>
-    </w:p>
-    <w:p>
-      <w:pPr>
-        <w:spacing w:after="0"/>
-      </w:pPr>
-      <w:r>
-        <w:t>Check all tooltips and button names for reflection of what is done, ensuring accuracy, and fullness of explanation.</w:t>
-      </w:r>
-    </w:p>
-    <w:p>
-      <w:pPr>
-        <w:spacing w:after="0"/>
-      </w:pPr>
-      <w:r>
-        <w:t>------------------------</w:t>
-      </w:r>
-    </w:p>
-    <w:p>
-      <w:pPr>
-        <w:pStyle w:val="Heading1"/>
-      </w:pPr>
-      <w:r>
-        <w:t xml:space="preserve">Colour blindness </w:t>
-      </w:r>
-      <w:proofErr w:type="spellStart"/>
-      <w:r>
-        <w:t>accomodation</w:t>
-      </w:r>
-      <w:proofErr w:type="spellEnd"/>
-      <w:r>
-        <w:t>:</w:t>
-      </w:r>
-    </w:p>
-    <w:p>
-      <w:pPr>
-        <w:spacing w:after="0"/>
-      </w:pPr>
-      <w:r>
-        <w:t>Here is the same **soft, colour-blind safe palette**, now with a **light orange** added that remains clearly distinguishable from all three blues and both greys.</w:t>
-      </w:r>
-    </w:p>
-    <w:p>
-      <w:pPr>
-        <w:spacing w:after="0"/>
-      </w:pPr>
-    </w:p>
-    <w:p>
-      <w:pPr>
-        <w:spacing w:after="0"/>
-      </w:pPr>
-      <w:r>
-        <w:t>Background</w:t>
-      </w:r>
-    </w:p>
-    <w:p>
-      <w:pPr>
-        <w:spacing w:after="0"/>
-      </w:pPr>
-      <w:r>
-        <w:t>#ffffff</w:t>
-      </w:r>
-    </w:p>
-    <w:p>
-      <w:pPr>
-        <w:spacing w:after="0"/>
-      </w:pPr>
-    </w:p>
-    <w:p>
-      <w:pPr>
-        <w:spacing w:after="0"/>
-      </w:pPr>
-      <w:r>
-        <w:t>Text</w:t>
-      </w:r>
-    </w:p>
-    <w:p>
-      <w:pPr>
-        <w:spacing w:after="0"/>
-      </w:pPr>
-      <w:r>
-        <w:t>#000000</w:t>
-      </w:r>
-    </w:p>
-    <w:p>
-      <w:pPr>
-        <w:spacing w:after="0"/>
-      </w:pPr>
-    </w:p>
-    <w:p>
-      <w:pPr>
-        <w:spacing w:after="0"/>
-      </w:pPr>
-      <w:r>
-        <w:t>Blues</w:t>
-      </w:r>
-    </w:p>
-    <w:p>
-      <w:pPr>
-        <w:spacing w:after="0"/>
-      </w:pPr>
-    </w:p>
-    <w:p>
-      <w:pPr>
-        <w:spacing w:after="0"/>
-      </w:pPr>
-      <w:r>
-        <w:t>Light Blue</w:t>
-      </w:r>
-    </w:p>
-    <w:p>
-      <w:pPr>
-        <w:spacing w:after="0"/>
-      </w:pPr>
-      <w:r>
-        <w:t>#dbe9f6</w:t>
-      </w:r>
-    </w:p>
-    <w:p>
-      <w:pPr>
-        <w:spacing w:after="0"/>
-      </w:pPr>
-    </w:p>
-    <w:p>
-      <w:pPr>
-        <w:spacing w:after="0"/>
-      </w:pPr>
-      <w:r>
-        <w:t>Mid Blue</w:t>
-      </w:r>
-    </w:p>
-    <w:p>
-      <w:pPr>
-        <w:spacing w:after="0"/>
-      </w:pPr>
-      <w:r>
-        <w:lastRenderedPageBreak/>
-        <w:t>#a9c8e8</w:t>
-      </w:r>
-    </w:p>
-    <w:p>
-      <w:pPr>
-        <w:spacing w:after="0"/>
-      </w:pPr>
-    </w:p>
-    <w:p>
-      <w:pPr>
-        <w:spacing w:after="0"/>
-      </w:pPr>
-      <w:r>
-        <w:t>Soft Steel Blue</w:t>
-      </w:r>
-    </w:p>
-    <w:p>
-      <w:pPr>
-        <w:spacing w:after="0"/>
-      </w:pPr>
-      <w:r>
-        <w:t>#6fa8dc</w:t>
-      </w:r>
-    </w:p>
-    <w:p>
-      <w:pPr>
-        <w:spacing w:after="0"/>
-      </w:pPr>
-    </w:p>
-    <w:p>
-      <w:pPr>
-        <w:spacing w:after="0"/>
-      </w:pPr>
-      <w:r>
-        <w:t>Greys</w:t>
-      </w:r>
-    </w:p>
-    <w:p>
-      <w:pPr>
-        <w:spacing w:after="0"/>
-      </w:pPr>
-    </w:p>
-    <w:p>
-      <w:pPr>
-        <w:spacing w:after="0"/>
-      </w:pPr>
-      <w:r>
-        <w:t>Light Grey</w:t>
-      </w:r>
-    </w:p>
-    <w:p>
-      <w:pPr>
-        <w:spacing w:after="0"/>
-      </w:pPr>
-      <w:r>
-        <w:t>#e2e2e2</w:t>
-      </w:r>
-    </w:p>
-    <w:p>
-      <w:pPr>
-        <w:spacing w:after="0"/>
-      </w:pPr>
-    </w:p>
-    <w:p>
-      <w:pPr>
-        <w:spacing w:after="0"/>
-      </w:pPr>
-      <w:r>
-        <w:t>Mid Grey</w:t>
-      </w:r>
-    </w:p>
-    <w:p>
-      <w:pPr>
-        <w:spacing w:after="0"/>
-      </w:pPr>
-      <w:r>
-        <w:t>#9e9e9e</w:t>
-      </w:r>
-    </w:p>
-    <w:p>
-      <w:pPr>
-        <w:spacing w:after="0"/>
-      </w:pPr>
-    </w:p>
-    <w:p>
-      <w:pPr>
-        <w:spacing w:after="0"/>
-      </w:pPr>
-      <w:r>
-        <w:t>Orange</w:t>
-      </w:r>
-    </w:p>
-    <w:p>
-      <w:pPr>
-        <w:spacing w:after="0"/>
-      </w:pPr>
-    </w:p>
-    <w:p>
-      <w:pPr>
-        <w:spacing w:after="0"/>
-      </w:pPr>
-      <w:r>
-        <w:t>Light Soft Orange</w:t>
-      </w:r>
-    </w:p>
-    <w:p>
-      <w:pPr>
-        <w:spacing w:after="0"/>
-      </w:pPr>
-      <w:r>
-        <w:t>#f6d3b3</w:t>
-      </w:r>
-    </w:p>
-    <w:p>
-      <w:pPr>
-        <w:spacing w:after="0"/>
-      </w:pPr>
-    </w:p>
-    <w:p>
-      <w:pPr>
-        <w:spacing w:after="0"/>
-      </w:pPr>
-      <w:r>
-        <w:t>---</w:t>
-      </w:r>
-    </w:p>
-    <w:p>
-      <w:pPr>
-        <w:spacing w:after="0"/>
-      </w:pPr>
-    </w:p>
-    <w:p>
-      <w:pPr>
-        <w:spacing w:after="0"/>
-      </w:pPr>
-      <w:r>
-        <w:t>**Why this orange works**</w:t>
-      </w:r>
-    </w:p>
-    <w:p>
-      <w:pPr>
-        <w:spacing w:after="0"/>
-      </w:pPr>
-    </w:p>
-    <w:p>
-      <w:pPr>
-        <w:spacing w:after="0"/>
-      </w:pPr>
-      <w:r>
-        <w:t>It is light, warm, and muted.</w:t>
-      </w:r>
-    </w:p>
-    <w:p>
-      <w:pPr>
-        <w:spacing w:after="0"/>
-      </w:pPr>
-      <w:r>
-        <w:t>It stays distinct from all blues under colour-blind simulation.</w:t>
-      </w:r>
-    </w:p>
-    <w:p>
-      <w:pPr>
-        <w:spacing w:after="0"/>
-      </w:pPr>
-      <w:r>
-        <w:t>It does not overpower the interface.</w:t>
-      </w:r>
-    </w:p>
-    <w:p>
-      <w:pPr>
-        <w:spacing w:after="0"/>
-      </w:pPr>
-      <w:r>
-        <w:t>It remains readable with black text.</w:t>
-      </w:r>
-    </w:p>
-    <w:p>
-      <w:pPr>
-        <w:spacing w:after="0"/>
-      </w:pPr>
-    </w:p>
-    <w:p>
-      <w:pPr>
-        <w:spacing w:after="0"/>
-      </w:pPr>
-      <w:r>
-        <w:t>---</w:t>
-      </w:r>
-    </w:p>
-    <w:p>
-      <w:pPr>
-        <w:spacing w:after="0"/>
-      </w:pPr>
-    </w:p>
-    <w:p>
-      <w:pPr>
-        <w:spacing w:after="0"/>
-      </w:pPr>
-      <w:r>
-        <w:t>**Suggested usage**</w:t>
-      </w:r>
-    </w:p>
-    <w:p>
-      <w:pPr>
-        <w:spacing w:after="0"/>
-      </w:pPr>
-    </w:p>
-    <w:p>
-      <w:pPr>
-        <w:spacing w:after="0"/>
-      </w:pPr>
-      <w:r>
-        <w:t>Highlight panels or warnings</w:t>
-      </w:r>
-    </w:p>
-    <w:p>
-      <w:pPr>
-        <w:spacing w:after="0"/>
-      </w:pPr>
-      <w:r>
-        <w:t>#f6d3b3</w:t>
-      </w:r>
-    </w:p>
-    <w:p>
-      <w:pPr>
-        <w:spacing w:after="0"/>
-      </w:pPr>
-    </w:p>
-    <w:p>
-      <w:pPr>
-        <w:spacing w:after="0"/>
-      </w:pPr>
-      <w:r>
-        <w:t>Accent icons or tags</w:t>
-      </w:r>
-    </w:p>
-    <w:p>
-      <w:pPr>
-        <w:spacing w:after="0"/>
-      </w:pPr>
-      <w:r>
-        <w:t>#6fa8dc or #f6d3b3</w:t>
-      </w:r>
-    </w:p>
-    <w:p>
-      <w:pPr>
-        <w:spacing w:after="0"/>
-      </w:pPr>
-    </w:p>
-    <w:p>
-      <w:pPr>
-        <w:spacing w:after="0"/>
-      </w:pPr>
-      <w:r>
-        <w:t>Structural separators</w:t>
-      </w:r>
-    </w:p>
-    <w:p>
-      <w:pPr>
-        <w:spacing w:after="0"/>
-      </w:pPr>
-      <w:r>
-        <w:t>#e2e2e2</w:t>
-      </w:r>
-    </w:p>
-    <w:p>
-      <w:pPr>
-        <w:spacing w:after="0"/>
-      </w:pPr>
-    </w:p>
-    <w:p>
-      <w:pPr>
-        <w:spacing w:after="0"/>
-      </w:pPr>
-      <w:r>
-        <w:t>Secondary UI elements</w:t>
-      </w:r>
-    </w:p>
-    <w:p>
-      <w:pPr>
-        <w:spacing w:after="0"/>
-      </w:pPr>
-      <w:r>
-        <w:t>#a9c8e8</w:t>
-      </w:r>
-    </w:p>
-    <w:p>
-      <w:pPr>
-        <w:spacing w:after="0"/>
-      </w:pPr>
-    </w:p>
-    <w:p>
-      <w:pPr>
-        <w:spacing w:after="0"/>
-      </w:pPr>
-      <w:r>
-        <w:t>---</w:t>
-      </w:r>
-    </w:p>
-    <w:p>
-      <w:pPr>
-        <w:spacing w:after="0"/>
-      </w:pPr>
-    </w:p>
-    <w:p>
-      <w:pPr>
-        <w:spacing w:after="0"/>
-      </w:pPr>
-      <w:r>
-        <w:t>**Final accessible set**</w:t>
-      </w:r>
-    </w:p>
-    <w:p>
-      <w:pPr>
-        <w:spacing w:after="0"/>
-      </w:pPr>
-    </w:p>
-    <w:p>
-      <w:pPr>
-        <w:spacing w:after="0"/>
-      </w:pPr>
-      <w:r>
-        <w:t>#dbe9f6</w:t>
-      </w:r>
-    </w:p>
-    <w:p>
-      <w:pPr>
-        <w:spacing w:after="0"/>
-      </w:pPr>
-      <w:r>
-        <w:t>#a9c8e8</w:t>
-      </w:r>
-    </w:p>
-    <w:p>
-      <w:pPr>
-        <w:spacing w:after="0"/>
-      </w:pPr>
-      <w:r>
-        <w:t>#6fa8dc</w:t>
-      </w:r>
-    </w:p>
-    <w:p>
-      <w:pPr>
-        <w:spacing w:after="0"/>
-      </w:pPr>
-      <w:r>
-        <w:t>#f6d3b3</w:t>
-      </w:r>
-    </w:p>
-    <w:p>
-      <w:pPr>
-        <w:spacing w:after="0"/>
-      </w:pPr>
-      <w:r>
-        <w:lastRenderedPageBreak/>
-        <w:t>#e2e2e2</w:t>
-      </w:r>
-    </w:p>
-    <w:p>
-      <w:pPr>
-        <w:spacing w:after="0"/>
-      </w:pPr>
-      <w:r>
-        <w:t>#9e9e9e</w:t>
-      </w:r>
-    </w:p>
-    <w:p>
-      <w:pPr>
-        <w:spacing w:after="0"/>
-      </w:pPr>
-    </w:p>
-    <w:p>
-      <w:pPr>
-        <w:pStyle w:val="Heading1"/>
-      </w:pPr>
-      <w:r>
-        <w:t>Database or Excel</w:t>
-      </w:r>
-    </w:p>
-    <w:p>
-      <w:pPr>
-        <w:spacing w:after="0"/>
-      </w:pPr>
-      <w:r>
-        <w:t>given how this site is built now, the key decision is not “DB or Excel” in isolation, but where the single source of truth lives.</w:t>
-      </w:r>
-    </w:p>
-    <w:p>
-      <w:pPr>
-        <w:spacing w:after="0"/>
-      </w:pPr>
-    </w:p>
-    <w:p>
-      <w:pPr>
-        <w:spacing w:after="0"/>
-      </w:pPr>
-      <w:r>
-        <w:t xml:space="preserve">Right </w:t>
-      </w:r>
-      <w:proofErr w:type="gramStart"/>
-      <w:r>
-        <w:t>now</w:t>
-      </w:r>
-      <w:proofErr w:type="gramEnd"/>
-      <w:r>
-        <w:t xml:space="preserve"> the app is a large static website that already knows how to read Source.xlsx and Triage.xlsx. That makes an Excel-based replacement easier in the short term. But if you want data to be edited reliably from the website, opened independently, and stay consistent over time, a database-backed model is the stronger design.</w:t>
-      </w:r>
-    </w:p>
-    <w:p>
-      <w:pPr>
-        <w:spacing w:after="0"/>
-      </w:pPr>
-    </w:p>
-    <w:p>
-      <w:pPr>
-        <w:spacing w:after="0"/>
-      </w:pPr>
-      <w:r>
-        <w:t>My recommendation is:</w:t>
-      </w:r>
-    </w:p>
-    <w:p>
-      <w:pPr>
-        <w:spacing w:after="0"/>
-      </w:pPr>
-    </w:p>
-    <w:p>
-      <w:pPr>
-        <w:spacing w:after="0"/>
-      </w:pPr>
-      <w:r>
-        <w:t>Make a database table the source of truth for triage data.</w:t>
-      </w:r>
-    </w:p>
-    <w:p>
-      <w:pPr>
-        <w:spacing w:after="0"/>
-      </w:pPr>
-      <w:r>
-        <w:t>Let the website load and edit that table through a small backend/API.</w:t>
-      </w:r>
-    </w:p>
-    <w:p>
-      <w:pPr>
-        <w:spacing w:after="0"/>
-      </w:pPr>
-      <w:r>
-        <w:t>Add Excel import/export so staff can still open the data independently in Excel when needed.</w:t>
-      </w:r>
-    </w:p>
-    <w:p>
-      <w:pPr>
-        <w:spacing w:after="0"/>
-      </w:pPr>
-    </w:p>
-    <w:p>
-      <w:pPr>
-        <w:spacing w:after="0"/>
-      </w:pPr>
-      <w:r>
-        <w:t>Best long-term: Database + API</w:t>
-      </w:r>
-    </w:p>
-    <w:p>
-      <w:pPr>
-        <w:spacing w:after="0"/>
-      </w:pPr>
-      <w:r>
-        <w:t>Store one row per student triage record.</w:t>
-      </w:r>
-    </w:p>
-    <w:p>
-      <w:pPr>
-        <w:spacing w:after="0"/>
-      </w:pPr>
-      <w:r>
-        <w:t>Include fields like student ID, friendly name, handled by, status, altered status, comments, in-strata, SharePoint link, modified by, modified at.</w:t>
-      </w:r>
-    </w:p>
-    <w:p>
-      <w:pPr>
-        <w:spacing w:after="0"/>
-      </w:pPr>
-      <w:r>
-        <w:t>Website reads and updates via API.</w:t>
-      </w:r>
-    </w:p>
-    <w:p>
-      <w:pPr>
-        <w:spacing w:after="0"/>
-      </w:pPr>
-      <w:r>
-        <w:t>Add “Export to Excel” and optionally “Import from Excel”.</w:t>
-      </w:r>
-    </w:p>
-    <w:p>
-      <w:pPr>
-        <w:spacing w:after="0"/>
-      </w:pPr>
-      <w:r>
-        <w:t>Best if multiple staff use it or data quality matters.</w:t>
-      </w:r>
-    </w:p>
-    <w:p>
-      <w:pPr>
-        <w:spacing w:after="0"/>
-      </w:pPr>
-    </w:p>
-    <w:p>
-      <w:pPr>
-        <w:spacing w:after="0"/>
-      </w:pPr>
-    </w:p>
-    <w:p>
-      <w:pPr>
-        <w:spacing w:after="0"/>
-      </w:pPr>
-      <w:r>
-        <w:t>Middle ground: Local database file</w:t>
-      </w:r>
-    </w:p>
-    <w:p>
-      <w:pPr>
-        <w:spacing w:after="0"/>
-      </w:pPr>
-      <w:r>
-        <w:t xml:space="preserve">Use something like SQLite as a single file that can be opened independently </w:t>
-      </w:r>
-      <w:proofErr w:type="gramStart"/>
-      <w:r>
-        <w:t>and also</w:t>
-      </w:r>
-      <w:proofErr w:type="gramEnd"/>
-      <w:r>
-        <w:t xml:space="preserve"> used by the site through a small local helper app.</w:t>
-      </w:r>
-    </w:p>
-    <w:p>
-      <w:pPr>
-        <w:spacing w:after="0"/>
-      </w:pPr>
-      <w:r>
-        <w:t>Better structure than Excel, simpler than a server DB.</w:t>
-      </w:r>
-    </w:p>
-    <w:p>
-      <w:pPr>
-        <w:spacing w:after="0"/>
-      </w:pPr>
-      <w:r>
-        <w:t>Good if this is mostly one user on one machine, or a shared file with very limited simultaneous editing.</w:t>
-      </w:r>
-    </w:p>
-    <w:p>
-      <w:pPr>
-        <w:spacing w:after="0"/>
-      </w:pPr>
-      <w:r>
-        <w:t>Still not ideal for multi-user concurrent staff access over OneDrive/SharePoint.</w:t>
-      </w:r>
-    </w:p>
-    <w:p>
-      <w:pPr>
-        <w:spacing w:after="0"/>
-      </w:pPr>
-    </w:p>
-    <w:p>
-      <w:pPr>
-        <w:spacing w:after="0"/>
-      </w:pPr>
-      <w:r>
-        <w:t>A practical rollout path would be:</w:t>
-      </w:r>
-    </w:p>
-    <w:p>
-      <w:pPr>
-        <w:spacing w:after="0"/>
-      </w:pPr>
-    </w:p>
-    <w:p>
-      <w:pPr>
-        <w:spacing w:after="0"/>
-      </w:pPr>
-      <w:r>
-        <w:t>Define the triage columns and rules clearly.</w:t>
-      </w:r>
-    </w:p>
-    <w:p>
-      <w:pPr>
-        <w:spacing w:after="0"/>
-      </w:pPr>
-      <w:r>
-        <w:t>Build a DB schema that mirrors the current Triage workbook fields.</w:t>
-      </w:r>
-    </w:p>
-    <w:p>
-      <w:pPr>
-        <w:spacing w:after="0"/>
-      </w:pPr>
-      <w:r>
-        <w:t>Import the current Triage.xlsx once.</w:t>
-      </w:r>
-    </w:p>
-    <w:p>
-      <w:pPr>
-        <w:spacing w:after="0"/>
-      </w:pPr>
-      <w:r>
-        <w:t>Make the site read from the DB instead of parsing the workbook.</w:t>
-      </w:r>
-    </w:p>
-    <w:p>
-      <w:pPr>
-        <w:spacing w:after="0"/>
-      </w:pPr>
-      <w:r>
-        <w:t>Add edit/save from the site.</w:t>
-      </w:r>
-    </w:p>
-    <w:p>
-      <w:pPr>
-        <w:spacing w:after="0"/>
-      </w:pPr>
-      <w:r>
-        <w:t>Add export to .xlsx for offline/open-independent use.</w:t>
-      </w:r>
-    </w:p>
-    <w:p>
-      <w:pPr>
-        <w:spacing w:after="0"/>
-      </w:pPr>
-      <w:r>
-        <w:t>If you want, I can next help you choose between three concrete implementations for your environment:</w:t>
-      </w:r>
-    </w:p>
-    <w:p>
-      <w:pPr>
-        <w:spacing w:after="0"/>
-      </w:pPr>
-    </w:p>
-    <w:p>
-      <w:pPr>
-        <w:spacing w:after="0"/>
-      </w:pPr>
-    </w:p>
-    <w:p>
-      <w:pPr>
-        <w:spacing w:after="0"/>
-      </w:pPr>
-      <w:r>
-        <w:lastRenderedPageBreak/>
-        <w:t>For your current Microsoft/OneDrive/SharePoint-heavy setup, a SharePoint List is probably the most pragmatic first DB-like option. It is independently openable, editable outside the site, and easier to integrate operationally than standing up a full custom database server.</w:t>
-      </w:r>
-    </w:p>
-    <w:p>
-      <w:pPr>
-        <w:spacing w:after="0"/>
-      </w:pPr>
-    </w:p>
-    <w:p>
-      <w:pPr>
-        <w:spacing w:after="0"/>
-      </w:pPr>
-    </w:p>
-    <w:p>
-      <w:pPr>
-        <w:spacing w:after="0"/>
-      </w:pPr>
-      <w:r>
-        <w:t>---</w:t>
-      </w:r>
-    </w:p>
-    <w:p>
-      <w:pPr>
-        <w:spacing w:after="0"/>
-      </w:pPr>
-      <w:r>
-        <w:t>I think I would:</w:t>
-      </w:r>
-    </w:p>
-    <w:p>
-      <w:pPr>
-        <w:spacing w:after="0"/>
-      </w:pPr>
-      <w:r>
-        <w:t xml:space="preserve"> - when a student id is entered that doesn't exist in </w:t>
-      </w:r>
-      <w:proofErr w:type="spellStart"/>
-      <w:r>
-        <w:t>db</w:t>
-      </w:r>
-      <w:proofErr w:type="spellEnd"/>
-      <w:r>
-        <w:t xml:space="preserve">, auto add them and auto-add teacher to "Handled by" along with a cancel, and </w:t>
-      </w:r>
-      <w:proofErr w:type="gramStart"/>
-      <w:r>
-        <w:t>add  to</w:t>
-      </w:r>
-      <w:proofErr w:type="gramEnd"/>
-      <w:r>
-        <w:t xml:space="preserve"> website a remove from Triage button.  Also add a button to changed "Handled by".</w:t>
-      </w:r>
-    </w:p>
-    <w:p>
-      <w:pPr>
-        <w:spacing w:after="0"/>
-      </w:pPr>
-      <w:r>
-        <w:t xml:space="preserve"> - create an interaction table that lists all teachers that interact with the student</w:t>
-      </w:r>
-    </w:p>
-    <w:p>
-      <w:pPr>
-        <w:spacing w:after="0"/>
-      </w:pPr>
-      <w:r>
-        <w:t xml:space="preserve"> - when new student, present all the info </w:t>
-      </w:r>
-      <w:proofErr w:type="spellStart"/>
-      <w:r>
-        <w:t>abot</w:t>
-      </w:r>
-      <w:proofErr w:type="spellEnd"/>
-      <w:r>
-        <w:t xml:space="preserve"> that student and create a popup with 3 columns with radio buttons for int/</w:t>
-      </w:r>
-      <w:proofErr w:type="spellStart"/>
-      <w:r>
-        <w:t>dom</w:t>
-      </w:r>
-      <w:proofErr w:type="spellEnd"/>
-      <w:r>
-        <w:t>, new/ongoing, credits/not, FMP, Dip, Deferred, Unknown.</w:t>
-      </w:r>
-    </w:p>
-    <w:p>
-      <w:pPr>
-        <w:spacing w:after="0"/>
-      </w:pPr>
-      <w:r>
-        <w:t xml:space="preserve"> - create a window that display all Triage data for a student where each entry is editable, </w:t>
-      </w:r>
-      <w:proofErr w:type="spellStart"/>
-      <w:r>
-        <w:t>deleteable</w:t>
-      </w:r>
-      <w:proofErr w:type="spellEnd"/>
-    </w:p>
-    <w:p>
-      <w:pPr>
-        <w:spacing w:after="0"/>
-      </w:pPr>
-      <w:r>
-        <w:t xml:space="preserve"> - where person doesn't exist in Source.xlsx, names and email must be manually don't exist, ask for manual entries and mark them as manual with a marker in DB.</w:t>
-      </w:r>
-    </w:p>
-    <w:p>
-      <w:pPr>
-        <w:spacing w:after="0"/>
-      </w:pPr>
-      <w:r>
-        <w:t>----------------------------------------------------------------</w:t>
-      </w:r>
-    </w:p>
-    <w:p>
-      <w:pPr>
-        <w:pStyle w:val="Heading1"/>
-      </w:pPr>
-      <w:r>
-        <w:t>Dark/Light mode</w:t>
-      </w:r>
-    </w:p>
-    <w:p>
-      <w:pPr>
-        <w:spacing w:after="0"/>
-      </w:pPr>
-      <w:r>
-        <w:t xml:space="preserve">Add a dark/light mode to settings.  </w:t>
-      </w:r>
-    </w:p>
-    <w:p>
-      <w:pPr>
-        <w:spacing w:after="0"/>
-      </w:pPr>
-      <w:r>
-        <w:t xml:space="preserve">Light mode should retain dark grey backgrounds for sidebars and </w:t>
-      </w:r>
-      <w:proofErr w:type="spellStart"/>
-      <w:r>
-        <w:t>maingrid</w:t>
-      </w:r>
-      <w:proofErr w:type="spellEnd"/>
-      <w:r>
-        <w:t>.  We can call the current setup light mode.  Dark mode should give the main grid and course map and other dialogs dark backgrounds with light text.</w:t>
-      </w:r>
-    </w:p>
-    <w:p>
-      <w:pPr>
-        <w:spacing w:after="0"/>
-      </w:pPr>
-      <w:r>
-        <w:t xml:space="preserve">Use this SVG.  </w:t>
-      </w:r>
-    </w:p>
-    <w:p>
-      <w:pPr>
-        <w:spacing w:after="0"/>
-      </w:pPr>
-      <w:r>
-        <w:t xml:space="preserve">Night day </w:t>
-      </w:r>
-      <w:proofErr w:type="spellStart"/>
-      <w:r>
-        <w:t>svg</w:t>
-      </w:r>
-      <w:proofErr w:type="spellEnd"/>
-    </w:p>
-    <w:p>
-      <w:pPr>
-        <w:spacing w:after="0"/>
-      </w:pPr>
-      <w:r>
-        <w:t>&lt;</w:t>
-      </w:r>
-      <w:proofErr w:type="spellStart"/>
-      <w:r>
-        <w:t>svg</w:t>
-      </w:r>
-      <w:proofErr w:type="spellEnd"/>
-      <w:r>
-        <w:t xml:space="preserve"> </w:t>
-      </w:r>
-      <w:proofErr w:type="spellStart"/>
-      <w:r>
-        <w:t>viewBox</w:t>
-      </w:r>
-      <w:proofErr w:type="spellEnd"/>
-      <w:r>
-        <w:t xml:space="preserve">="0 0 24 24" style="width: 24px; height: 24px; fill: </w:t>
-      </w:r>
-      <w:proofErr w:type="spellStart"/>
-      <w:r>
-        <w:t>currentColor</w:t>
-      </w:r>
-      <w:proofErr w:type="spellEnd"/>
-      <w:r>
-        <w:t>;"&gt;</w:t>
-      </w:r>
-    </w:p>
-    <w:p>
-      <w:pPr>
-        <w:spacing w:after="0"/>
-      </w:pPr>
-      <w:r>
-        <w:t xml:space="preserve">    &lt;path fill="</w:t>
-      </w:r>
-      <w:proofErr w:type="spellStart"/>
-      <w:r>
-        <w:t>currentColor</w:t>
-      </w:r>
-      <w:proofErr w:type="spellEnd"/>
-      <w:r>
-        <w:t>"</w:t>
-      </w:r>
-    </w:p>
-    <w:p>
-      <w:pPr>
-        <w:spacing w:after="0"/>
-      </w:pPr>
-      <w:r>
-        <w:t xml:space="preserve">        d="M7.5,2C5.71,3.15 4.5,5.18 4.5,7.5C4.5,9.82 5.71,11.85 7.53,13C4.46,13 2,10.54 2,7.5A5.5,5.5 0 0,1 7.5,2M19.07,3.5L20.5,4.93L4.93,20.5L3.5,19.07L19.07,3.5M12.89,5.93L11.41,5L9.97,6L10.39,4.3L9,3.24L10.75,3.12L11.33,1.47L12,3.1L13.73,3.13L12.38,4.26L12.89,5.93M9.59,9.54L8.43,8.81L7.31,9.59L7.65,8.27L6.56,7.44L7.92,7.35L8.37,6.06L8.88,7.33L10.24,7.36L9.19,8.23L9.59,9.54M19,13.5A5.5,5.5 0 0,1 13.5,19C12.28,19 11.15,18.6 10.24,17.93L17.93,10.24C18.6,11.15 19,12.28 19,13.5M14.6,20.08L17.37,18.93L17.13,22.28L14.6,20.08M18.93,17.38L20.08,14.61L22.28,17.15L18.93,17.38M20.08,12.42L18.94,9.64L22.28,9.88L20.08,12.42M9.63,18.93L12.4,20.08L9.87,22.27L9.63,18.93Z"&gt;</w:t>
-      </w:r>
-    </w:p>
-    <w:p>
-      <w:pPr>
-        <w:spacing w:after="0"/>
-      </w:pPr>
-      <w:r>
-        <w:t xml:space="preserve">    &lt;/path&gt;</w:t>
-      </w:r>
-    </w:p>
-    <w:p>
-      <w:pPr>
-        <w:spacing w:after="0"/>
-      </w:pPr>
-      <w:r>
-        <w:t>&lt;/</w:t>
-      </w:r>
-      <w:proofErr w:type="spellStart"/>
-      <w:r>
-        <w:t>svg</w:t>
-      </w:r>
-      <w:proofErr w:type="spellEnd"/>
-      <w:r>
-        <w:t>&gt;</w:t>
-      </w:r>
     </w:p>
     <w:p>
       <w:pPr>
@@ -4543,421 +3170,421 @@
         <w:rPr>
           <w:rFonts w:ascii="Calibri" w:hAnsi="Calibri" w:cs="Calibri"/>
         </w:rPr>
+        <w:t>The enrolment process typically involved:</w:t>
+      </w:r>
+    </w:p>
+    <w:p>
+      <w:pPr>
+        <w:pStyle w:val="NormalWeb"/>
+        <w:numPr>
+          <w:ilvl w:val="0"/>
+          <w:numId w:val="28"/>
+        </w:numPr>
+        <w:spacing w:before="0" w:beforeAutospacing="0" w:after="0" w:afterAutospacing="0"/>
+        <w:rPr>
+          <w:rFonts w:ascii="Calibri" w:hAnsi="Calibri" w:cs="Calibri"/>
+        </w:rPr>
+      </w:pPr>
+      <w:r>
+        <w:rPr>
+          <w:rFonts w:ascii="Calibri" w:hAnsi="Calibri" w:cs="Calibri"/>
+        </w:rPr>
+        <w:t>opening the Strata student system</w:t>
+      </w:r>
+    </w:p>
+    <w:p>
+      <w:pPr>
+        <w:pStyle w:val="NormalWeb"/>
+        <w:numPr>
+          <w:ilvl w:val="0"/>
+          <w:numId w:val="28"/>
+        </w:numPr>
+        <w:spacing w:before="0" w:beforeAutospacing="0" w:after="0" w:afterAutospacing="0"/>
+        <w:rPr>
+          <w:rFonts w:ascii="Calibri" w:hAnsi="Calibri" w:cs="Calibri"/>
+        </w:rPr>
+      </w:pPr>
+      <w:r>
+        <w:rPr>
+          <w:rFonts w:ascii="Calibri" w:hAnsi="Calibri" w:cs="Calibri"/>
+        </w:rPr>
+        <w:t>searching for individual students</w:t>
+      </w:r>
+    </w:p>
+    <w:p>
+      <w:pPr>
+        <w:pStyle w:val="NormalWeb"/>
+        <w:numPr>
+          <w:ilvl w:val="0"/>
+          <w:numId w:val="28"/>
+        </w:numPr>
+        <w:spacing w:before="0" w:beforeAutospacing="0" w:after="0" w:afterAutospacing="0"/>
+        <w:rPr>
+          <w:rFonts w:ascii="Calibri" w:hAnsi="Calibri" w:cs="Calibri"/>
+        </w:rPr>
+      </w:pPr>
+      <w:r>
+        <w:rPr>
+          <w:rFonts w:ascii="Calibri" w:hAnsi="Calibri" w:cs="Calibri"/>
+        </w:rPr>
+        <w:t>navigating multiple tabs and screens</w:t>
+      </w:r>
+    </w:p>
+    <w:p>
+      <w:pPr>
+        <w:pStyle w:val="NormalWeb"/>
+        <w:numPr>
+          <w:ilvl w:val="0"/>
+          <w:numId w:val="28"/>
+        </w:numPr>
+        <w:spacing w:before="0" w:beforeAutospacing="0" w:after="0" w:afterAutospacing="0"/>
+        <w:rPr>
+          <w:rFonts w:ascii="Calibri" w:hAnsi="Calibri" w:cs="Calibri"/>
+        </w:rPr>
+      </w:pPr>
+      <w:r>
+        <w:rPr>
+          <w:rFonts w:ascii="Calibri" w:hAnsi="Calibri" w:cs="Calibri"/>
+        </w:rPr>
+        <w:t>exporting student histories to Excel</w:t>
+      </w:r>
+    </w:p>
+    <w:p>
+      <w:pPr>
+        <w:pStyle w:val="NormalWeb"/>
+        <w:numPr>
+          <w:ilvl w:val="0"/>
+          <w:numId w:val="28"/>
+        </w:numPr>
+        <w:spacing w:before="0" w:beforeAutospacing="0" w:after="0" w:afterAutospacing="0"/>
+        <w:rPr>
+          <w:rFonts w:ascii="Calibri" w:hAnsi="Calibri" w:cs="Calibri"/>
+        </w:rPr>
+      </w:pPr>
+      <w:r>
+        <w:rPr>
+          <w:rFonts w:ascii="Calibri" w:hAnsi="Calibri" w:cs="Calibri"/>
+        </w:rPr>
+        <w:t>manually sorting and interpreting data</w:t>
+      </w:r>
+    </w:p>
+    <w:p>
+      <w:pPr>
+        <w:pStyle w:val="NormalWeb"/>
+        <w:numPr>
+          <w:ilvl w:val="0"/>
+          <w:numId w:val="28"/>
+        </w:numPr>
+        <w:spacing w:before="0" w:beforeAutospacing="0" w:after="0" w:afterAutospacing="0"/>
+        <w:rPr>
+          <w:rFonts w:ascii="Calibri" w:hAnsi="Calibri" w:cs="Calibri"/>
+        </w:rPr>
+      </w:pPr>
+      <w:r>
+        <w:rPr>
+          <w:rFonts w:ascii="Calibri" w:hAnsi="Calibri" w:cs="Calibri"/>
+        </w:rPr>
+        <w:t>cross-checking PDF course maps</w:t>
+      </w:r>
+    </w:p>
+    <w:p>
+      <w:pPr>
+        <w:pStyle w:val="NormalWeb"/>
+        <w:numPr>
+          <w:ilvl w:val="0"/>
+          <w:numId w:val="28"/>
+        </w:numPr>
+        <w:spacing w:before="0" w:beforeAutospacing="0" w:after="0" w:afterAutospacing="0"/>
+        <w:rPr>
+          <w:rFonts w:ascii="Calibri" w:hAnsi="Calibri" w:cs="Calibri"/>
+        </w:rPr>
+      </w:pPr>
+      <w:r>
+        <w:rPr>
+          <w:rFonts w:ascii="Calibri" w:hAnsi="Calibri" w:cs="Calibri"/>
+        </w:rPr>
+        <w:t>manually crossing off completed subjects</w:t>
+      </w:r>
+    </w:p>
+    <w:p>
+      <w:pPr>
+        <w:pStyle w:val="NormalWeb"/>
+        <w:numPr>
+          <w:ilvl w:val="0"/>
+          <w:numId w:val="28"/>
+        </w:numPr>
+        <w:spacing w:before="0" w:beforeAutospacing="0" w:after="0" w:afterAutospacing="0"/>
+        <w:rPr>
+          <w:rFonts w:ascii="Calibri" w:hAnsi="Calibri" w:cs="Calibri"/>
+        </w:rPr>
+      </w:pPr>
+      <w:r>
+        <w:rPr>
+          <w:rFonts w:ascii="Calibri" w:hAnsi="Calibri" w:cs="Calibri"/>
+        </w:rPr>
+        <w:t>comparing enrolment possibilities against PDF timetables</w:t>
+      </w:r>
+    </w:p>
+    <w:p>
+      <w:pPr>
+        <w:pStyle w:val="NormalWeb"/>
+        <w:numPr>
+          <w:ilvl w:val="0"/>
+          <w:numId w:val="28"/>
+        </w:numPr>
+        <w:spacing w:before="0" w:beforeAutospacing="0" w:after="0" w:afterAutospacing="0"/>
+        <w:rPr>
+          <w:rFonts w:ascii="Calibri" w:hAnsi="Calibri" w:cs="Calibri"/>
+        </w:rPr>
+      </w:pPr>
+      <w:r>
+        <w:rPr>
+          <w:rFonts w:ascii="Calibri" w:hAnsi="Calibri" w:cs="Calibri"/>
+        </w:rPr>
+        <w:t>searching through disconnected folders, SharePoint locations, emails, spreadsheets, and operational documents</w:t>
+      </w:r>
+    </w:p>
+    <w:p>
+      <w:pPr>
+        <w:pStyle w:val="NormalWeb"/>
+        <w:spacing w:before="0" w:beforeAutospacing="0" w:after="0" w:afterAutospacing="0"/>
+        <w:rPr>
+          <w:rFonts w:ascii="Calibri" w:hAnsi="Calibri" w:cs="Calibri"/>
+        </w:rPr>
+      </w:pPr>
+      <w:r>
+        <w:rPr>
+          <w:rFonts w:ascii="Calibri" w:hAnsi="Calibri" w:cs="Calibri"/>
+        </w:rPr>
+        <w:t>At the same time, enrolment officers needed to mentally combine many additional considerations, including:</w:t>
+      </w:r>
+    </w:p>
+    <w:p>
+      <w:pPr>
+        <w:pStyle w:val="NormalWeb"/>
+        <w:numPr>
+          <w:ilvl w:val="0"/>
+          <w:numId w:val="29"/>
+        </w:numPr>
+        <w:spacing w:before="0" w:beforeAutospacing="0" w:after="0" w:afterAutospacing="0"/>
+        <w:rPr>
+          <w:rFonts w:ascii="Calibri" w:hAnsi="Calibri" w:cs="Calibri"/>
+        </w:rPr>
+      </w:pPr>
+      <w:r>
+        <w:rPr>
+          <w:rFonts w:ascii="Calibri" w:hAnsi="Calibri" w:cs="Calibri"/>
+        </w:rPr>
+        <w:t>prerequisite satisfaction</w:t>
+      </w:r>
+    </w:p>
+    <w:p>
+      <w:pPr>
+        <w:pStyle w:val="NormalWeb"/>
+        <w:numPr>
+          <w:ilvl w:val="0"/>
+          <w:numId w:val="29"/>
+        </w:numPr>
+        <w:spacing w:before="0" w:beforeAutospacing="0" w:after="0" w:afterAutospacing="0"/>
+        <w:rPr>
+          <w:rFonts w:ascii="Calibri" w:hAnsi="Calibri" w:cs="Calibri"/>
+        </w:rPr>
+      </w:pPr>
+      <w:r>
+        <w:rPr>
+          <w:rFonts w:ascii="Calibri" w:hAnsi="Calibri" w:cs="Calibri"/>
+        </w:rPr>
+        <w:t>failed and withdrawn subjects</w:t>
+      </w:r>
+    </w:p>
+    <w:p>
+      <w:pPr>
+        <w:pStyle w:val="NormalWeb"/>
+        <w:numPr>
+          <w:ilvl w:val="0"/>
+          <w:numId w:val="29"/>
+        </w:numPr>
+        <w:spacing w:before="0" w:beforeAutospacing="0" w:after="0" w:afterAutospacing="0"/>
+        <w:rPr>
+          <w:rFonts w:ascii="Calibri" w:hAnsi="Calibri" w:cs="Calibri"/>
+        </w:rPr>
+      </w:pPr>
+      <w:r>
+        <w:rPr>
+          <w:rFonts w:ascii="Calibri" w:hAnsi="Calibri" w:cs="Calibri"/>
+        </w:rPr>
+        <w:t>old and replacement subject codes</w:t>
+      </w:r>
+    </w:p>
+    <w:p>
+      <w:pPr>
+        <w:pStyle w:val="NormalWeb"/>
+        <w:numPr>
+          <w:ilvl w:val="0"/>
+          <w:numId w:val="29"/>
+        </w:numPr>
+        <w:spacing w:before="0" w:beforeAutospacing="0" w:after="0" w:afterAutospacing="0"/>
+        <w:rPr>
+          <w:rFonts w:ascii="Calibri" w:hAnsi="Calibri" w:cs="Calibri"/>
+        </w:rPr>
+      </w:pPr>
+      <w:r>
+        <w:rPr>
+          <w:rFonts w:ascii="Calibri" w:hAnsi="Calibri" w:cs="Calibri"/>
+        </w:rPr>
+        <w:t>articulation and accreditation agreements</w:t>
+      </w:r>
+    </w:p>
+    <w:p>
+      <w:pPr>
+        <w:pStyle w:val="NormalWeb"/>
+        <w:numPr>
+          <w:ilvl w:val="0"/>
+          <w:numId w:val="29"/>
+        </w:numPr>
+        <w:spacing w:before="0" w:beforeAutospacing="0" w:after="0" w:afterAutospacing="0"/>
+        <w:rPr>
+          <w:rFonts w:ascii="Calibri" w:hAnsi="Calibri" w:cs="Calibri"/>
+        </w:rPr>
+      </w:pPr>
+      <w:r>
+        <w:rPr>
+          <w:rFonts w:ascii="Calibri" w:hAnsi="Calibri" w:cs="Calibri"/>
+        </w:rPr>
+        <w:t>major and elective impacts</w:t>
+      </w:r>
+    </w:p>
+    <w:p>
+      <w:pPr>
+        <w:pStyle w:val="NormalWeb"/>
+        <w:numPr>
+          <w:ilvl w:val="0"/>
+          <w:numId w:val="29"/>
+        </w:numPr>
+        <w:spacing w:before="0" w:beforeAutospacing="0" w:after="0" w:afterAutospacing="0"/>
+        <w:rPr>
+          <w:rFonts w:ascii="Calibri" w:hAnsi="Calibri" w:cs="Calibri"/>
+        </w:rPr>
+      </w:pPr>
+      <w:r>
+        <w:rPr>
+          <w:rFonts w:ascii="Calibri" w:hAnsi="Calibri" w:cs="Calibri"/>
+        </w:rPr>
+        <w:t>course completion timelines</w:t>
+      </w:r>
+    </w:p>
+    <w:p>
+      <w:pPr>
+        <w:pStyle w:val="NormalWeb"/>
+        <w:numPr>
+          <w:ilvl w:val="0"/>
+          <w:numId w:val="29"/>
+        </w:numPr>
+        <w:spacing w:before="0" w:beforeAutospacing="0" w:after="0" w:afterAutospacing="0"/>
+        <w:rPr>
+          <w:rFonts w:ascii="Calibri" w:hAnsi="Calibri" w:cs="Calibri"/>
+        </w:rPr>
+      </w:pPr>
+      <w:r>
+        <w:rPr>
+          <w:rFonts w:ascii="Calibri" w:hAnsi="Calibri" w:cs="Calibri"/>
+        </w:rPr>
+        <w:t>timetable clashes</w:t>
+      </w:r>
+    </w:p>
+    <w:p>
+      <w:pPr>
+        <w:pStyle w:val="NormalWeb"/>
+        <w:numPr>
+          <w:ilvl w:val="0"/>
+          <w:numId w:val="29"/>
+        </w:numPr>
+        <w:spacing w:before="0" w:beforeAutospacing="0" w:after="0" w:afterAutospacing="0"/>
+        <w:rPr>
+          <w:rFonts w:ascii="Calibri" w:hAnsi="Calibri" w:cs="Calibri"/>
+        </w:rPr>
+      </w:pPr>
+      <w:r>
+        <w:rPr>
+          <w:rFonts w:ascii="Calibri" w:hAnsi="Calibri" w:cs="Calibri"/>
+        </w:rPr>
+        <w:t>semester availability constraints</w:t>
+      </w:r>
+    </w:p>
+    <w:p>
+      <w:pPr>
+        <w:pStyle w:val="NormalWeb"/>
+        <w:numPr>
+          <w:ilvl w:val="0"/>
+          <w:numId w:val="29"/>
+        </w:numPr>
+        <w:spacing w:before="0" w:beforeAutospacing="0" w:after="0" w:afterAutospacing="0"/>
+        <w:rPr>
+          <w:rFonts w:ascii="Calibri" w:hAnsi="Calibri" w:cs="Calibri"/>
+        </w:rPr>
+      </w:pPr>
+      <w:r>
+        <w:rPr>
+          <w:rFonts w:ascii="Calibri" w:hAnsi="Calibri" w:cs="Calibri"/>
+        </w:rPr>
+        <w:t>overloaded subjects</w:t>
+      </w:r>
+    </w:p>
+    <w:p>
+      <w:pPr>
+        <w:pStyle w:val="NormalWeb"/>
+        <w:numPr>
+          <w:ilvl w:val="0"/>
+          <w:numId w:val="29"/>
+        </w:numPr>
+        <w:spacing w:before="0" w:beforeAutospacing="0" w:after="0" w:afterAutospacing="0"/>
+        <w:rPr>
+          <w:rFonts w:ascii="Calibri" w:hAnsi="Calibri" w:cs="Calibri"/>
+        </w:rPr>
+      </w:pPr>
+      <w:r>
+        <w:rPr>
+          <w:rFonts w:ascii="Calibri" w:hAnsi="Calibri" w:cs="Calibri"/>
+        </w:rPr>
+        <w:t>Capstone sequencing</w:t>
+      </w:r>
+    </w:p>
+    <w:p>
+      <w:pPr>
+        <w:pStyle w:val="NormalWeb"/>
+        <w:numPr>
+          <w:ilvl w:val="0"/>
+          <w:numId w:val="29"/>
+        </w:numPr>
+        <w:spacing w:before="0" w:beforeAutospacing="0" w:after="0" w:afterAutospacing="0"/>
+        <w:rPr>
+          <w:rFonts w:ascii="Calibri" w:hAnsi="Calibri" w:cs="Calibri"/>
+        </w:rPr>
+      </w:pPr>
+      <w:r>
+        <w:rPr>
+          <w:rFonts w:ascii="Calibri" w:hAnsi="Calibri" w:cs="Calibri"/>
+        </w:rPr>
+        <w:t>suspension status</w:t>
+      </w:r>
+    </w:p>
+    <w:p>
+      <w:pPr>
+        <w:pStyle w:val="NormalWeb"/>
+        <w:numPr>
+          <w:ilvl w:val="0"/>
+          <w:numId w:val="29"/>
+        </w:numPr>
+        <w:spacing w:before="0" w:beforeAutospacing="0" w:after="0" w:afterAutospacing="0"/>
+        <w:rPr>
+          <w:rFonts w:ascii="Calibri" w:hAnsi="Calibri" w:cs="Calibri"/>
+        </w:rPr>
+      </w:pPr>
+      <w:r>
+        <w:rPr>
+          <w:rFonts w:ascii="Calibri" w:hAnsi="Calibri" w:cs="Calibri"/>
+        </w:rPr>
         <w:lastRenderedPageBreak/>
-        <w:t>The enrolment process typically involved:</w:t>
-      </w:r>
-    </w:p>
-    <w:p>
-      <w:pPr>
-        <w:pStyle w:val="NormalWeb"/>
-        <w:numPr>
-          <w:ilvl w:val="0"/>
-          <w:numId w:val="28"/>
-        </w:numPr>
-        <w:spacing w:before="0" w:beforeAutospacing="0" w:after="0" w:afterAutospacing="0"/>
-        <w:rPr>
-          <w:rFonts w:ascii="Calibri" w:hAnsi="Calibri" w:cs="Calibri"/>
-        </w:rPr>
-      </w:pPr>
-      <w:r>
-        <w:rPr>
-          <w:rFonts w:ascii="Calibri" w:hAnsi="Calibri" w:cs="Calibri"/>
-        </w:rPr>
-        <w:t>opening the Strata student system</w:t>
-      </w:r>
-    </w:p>
-    <w:p>
-      <w:pPr>
-        <w:pStyle w:val="NormalWeb"/>
-        <w:numPr>
-          <w:ilvl w:val="0"/>
-          <w:numId w:val="28"/>
-        </w:numPr>
-        <w:spacing w:before="0" w:beforeAutospacing="0" w:after="0" w:afterAutospacing="0"/>
-        <w:rPr>
-          <w:rFonts w:ascii="Calibri" w:hAnsi="Calibri" w:cs="Calibri"/>
-        </w:rPr>
-      </w:pPr>
-      <w:r>
-        <w:rPr>
-          <w:rFonts w:ascii="Calibri" w:hAnsi="Calibri" w:cs="Calibri"/>
-        </w:rPr>
-        <w:t>searching for individual students</w:t>
-      </w:r>
-    </w:p>
-    <w:p>
-      <w:pPr>
-        <w:pStyle w:val="NormalWeb"/>
-        <w:numPr>
-          <w:ilvl w:val="0"/>
-          <w:numId w:val="28"/>
-        </w:numPr>
-        <w:spacing w:before="0" w:beforeAutospacing="0" w:after="0" w:afterAutospacing="0"/>
-        <w:rPr>
-          <w:rFonts w:ascii="Calibri" w:hAnsi="Calibri" w:cs="Calibri"/>
-        </w:rPr>
-      </w:pPr>
-      <w:r>
-        <w:rPr>
-          <w:rFonts w:ascii="Calibri" w:hAnsi="Calibri" w:cs="Calibri"/>
-        </w:rPr>
-        <w:t>navigating multiple tabs and screens</w:t>
-      </w:r>
-    </w:p>
-    <w:p>
-      <w:pPr>
-        <w:pStyle w:val="NormalWeb"/>
-        <w:numPr>
-          <w:ilvl w:val="0"/>
-          <w:numId w:val="28"/>
-        </w:numPr>
-        <w:spacing w:before="0" w:beforeAutospacing="0" w:after="0" w:afterAutospacing="0"/>
-        <w:rPr>
-          <w:rFonts w:ascii="Calibri" w:hAnsi="Calibri" w:cs="Calibri"/>
-        </w:rPr>
-      </w:pPr>
-      <w:r>
-        <w:rPr>
-          <w:rFonts w:ascii="Calibri" w:hAnsi="Calibri" w:cs="Calibri"/>
-        </w:rPr>
-        <w:t>exporting student histories to Excel</w:t>
-      </w:r>
-    </w:p>
-    <w:p>
-      <w:pPr>
-        <w:pStyle w:val="NormalWeb"/>
-        <w:numPr>
-          <w:ilvl w:val="0"/>
-          <w:numId w:val="28"/>
-        </w:numPr>
-        <w:spacing w:before="0" w:beforeAutospacing="0" w:after="0" w:afterAutospacing="0"/>
-        <w:rPr>
-          <w:rFonts w:ascii="Calibri" w:hAnsi="Calibri" w:cs="Calibri"/>
-        </w:rPr>
-      </w:pPr>
-      <w:r>
-        <w:rPr>
-          <w:rFonts w:ascii="Calibri" w:hAnsi="Calibri" w:cs="Calibri"/>
-        </w:rPr>
-        <w:t>manually sorting and interpreting data</w:t>
-      </w:r>
-    </w:p>
-    <w:p>
-      <w:pPr>
-        <w:pStyle w:val="NormalWeb"/>
-        <w:numPr>
-          <w:ilvl w:val="0"/>
-          <w:numId w:val="28"/>
-        </w:numPr>
-        <w:spacing w:before="0" w:beforeAutospacing="0" w:after="0" w:afterAutospacing="0"/>
-        <w:rPr>
-          <w:rFonts w:ascii="Calibri" w:hAnsi="Calibri" w:cs="Calibri"/>
-        </w:rPr>
-      </w:pPr>
-      <w:r>
-        <w:rPr>
-          <w:rFonts w:ascii="Calibri" w:hAnsi="Calibri" w:cs="Calibri"/>
-        </w:rPr>
-        <w:t>cross-checking PDF course maps</w:t>
-      </w:r>
-    </w:p>
-    <w:p>
-      <w:pPr>
-        <w:pStyle w:val="NormalWeb"/>
-        <w:numPr>
-          <w:ilvl w:val="0"/>
-          <w:numId w:val="28"/>
-        </w:numPr>
-        <w:spacing w:before="0" w:beforeAutospacing="0" w:after="0" w:afterAutospacing="0"/>
-        <w:rPr>
-          <w:rFonts w:ascii="Calibri" w:hAnsi="Calibri" w:cs="Calibri"/>
-        </w:rPr>
-      </w:pPr>
-      <w:r>
-        <w:rPr>
-          <w:rFonts w:ascii="Calibri" w:hAnsi="Calibri" w:cs="Calibri"/>
-        </w:rPr>
-        <w:t>manually crossing off completed subjects</w:t>
-      </w:r>
-    </w:p>
-    <w:p>
-      <w:pPr>
-        <w:pStyle w:val="NormalWeb"/>
-        <w:numPr>
-          <w:ilvl w:val="0"/>
-          <w:numId w:val="28"/>
-        </w:numPr>
-        <w:spacing w:before="0" w:beforeAutospacing="0" w:after="0" w:afterAutospacing="0"/>
-        <w:rPr>
-          <w:rFonts w:ascii="Calibri" w:hAnsi="Calibri" w:cs="Calibri"/>
-        </w:rPr>
-      </w:pPr>
-      <w:r>
-        <w:rPr>
-          <w:rFonts w:ascii="Calibri" w:hAnsi="Calibri" w:cs="Calibri"/>
-        </w:rPr>
-        <w:t>comparing enrolment possibilities against PDF timetables</w:t>
-      </w:r>
-    </w:p>
-    <w:p>
-      <w:pPr>
-        <w:pStyle w:val="NormalWeb"/>
-        <w:numPr>
-          <w:ilvl w:val="0"/>
-          <w:numId w:val="28"/>
-        </w:numPr>
-        <w:spacing w:before="0" w:beforeAutospacing="0" w:after="0" w:afterAutospacing="0"/>
-        <w:rPr>
-          <w:rFonts w:ascii="Calibri" w:hAnsi="Calibri" w:cs="Calibri"/>
-        </w:rPr>
-      </w:pPr>
-      <w:r>
-        <w:rPr>
-          <w:rFonts w:ascii="Calibri" w:hAnsi="Calibri" w:cs="Calibri"/>
-        </w:rPr>
-        <w:t>searching through disconnected folders, SharePoint locations, emails, spreadsheets, and operational documents</w:t>
-      </w:r>
-    </w:p>
-    <w:p>
-      <w:pPr>
-        <w:pStyle w:val="NormalWeb"/>
-        <w:spacing w:before="0" w:beforeAutospacing="0" w:after="0" w:afterAutospacing="0"/>
-        <w:rPr>
-          <w:rFonts w:ascii="Calibri" w:hAnsi="Calibri" w:cs="Calibri"/>
-        </w:rPr>
-      </w:pPr>
-      <w:r>
-        <w:rPr>
-          <w:rFonts w:ascii="Calibri" w:hAnsi="Calibri" w:cs="Calibri"/>
-        </w:rPr>
-        <w:t>At the same time, enrolment officers needed to mentally combine many additional considerations, including:</w:t>
-      </w:r>
-    </w:p>
-    <w:p>
-      <w:pPr>
-        <w:pStyle w:val="NormalWeb"/>
-        <w:numPr>
-          <w:ilvl w:val="0"/>
-          <w:numId w:val="29"/>
-        </w:numPr>
-        <w:spacing w:before="0" w:beforeAutospacing="0" w:after="0" w:afterAutospacing="0"/>
-        <w:rPr>
-          <w:rFonts w:ascii="Calibri" w:hAnsi="Calibri" w:cs="Calibri"/>
-        </w:rPr>
-      </w:pPr>
-      <w:r>
-        <w:rPr>
-          <w:rFonts w:ascii="Calibri" w:hAnsi="Calibri" w:cs="Calibri"/>
-        </w:rPr>
-        <w:t>prerequisite satisfaction</w:t>
-      </w:r>
-    </w:p>
-    <w:p>
-      <w:pPr>
-        <w:pStyle w:val="NormalWeb"/>
-        <w:numPr>
-          <w:ilvl w:val="0"/>
-          <w:numId w:val="29"/>
-        </w:numPr>
-        <w:spacing w:before="0" w:beforeAutospacing="0" w:after="0" w:afterAutospacing="0"/>
-        <w:rPr>
-          <w:rFonts w:ascii="Calibri" w:hAnsi="Calibri" w:cs="Calibri"/>
-        </w:rPr>
-      </w:pPr>
-      <w:r>
-        <w:rPr>
-          <w:rFonts w:ascii="Calibri" w:hAnsi="Calibri" w:cs="Calibri"/>
-        </w:rPr>
-        <w:t>failed and withdrawn subjects</w:t>
-      </w:r>
-    </w:p>
-    <w:p>
-      <w:pPr>
-        <w:pStyle w:val="NormalWeb"/>
-        <w:numPr>
-          <w:ilvl w:val="0"/>
-          <w:numId w:val="29"/>
-        </w:numPr>
-        <w:spacing w:before="0" w:beforeAutospacing="0" w:after="0" w:afterAutospacing="0"/>
-        <w:rPr>
-          <w:rFonts w:ascii="Calibri" w:hAnsi="Calibri" w:cs="Calibri"/>
-        </w:rPr>
-      </w:pPr>
-      <w:r>
-        <w:rPr>
-          <w:rFonts w:ascii="Calibri" w:hAnsi="Calibri" w:cs="Calibri"/>
-        </w:rPr>
-        <w:t>old and replacement subject codes</w:t>
-      </w:r>
-    </w:p>
-    <w:p>
-      <w:pPr>
-        <w:pStyle w:val="NormalWeb"/>
-        <w:numPr>
-          <w:ilvl w:val="0"/>
-          <w:numId w:val="29"/>
-        </w:numPr>
-        <w:spacing w:before="0" w:beforeAutospacing="0" w:after="0" w:afterAutospacing="0"/>
-        <w:rPr>
-          <w:rFonts w:ascii="Calibri" w:hAnsi="Calibri" w:cs="Calibri"/>
-        </w:rPr>
-      </w:pPr>
-      <w:r>
-        <w:rPr>
-          <w:rFonts w:ascii="Calibri" w:hAnsi="Calibri" w:cs="Calibri"/>
-        </w:rPr>
-        <w:t>articulation and accreditation agreements</w:t>
-      </w:r>
-    </w:p>
-    <w:p>
-      <w:pPr>
-        <w:pStyle w:val="NormalWeb"/>
-        <w:numPr>
-          <w:ilvl w:val="0"/>
-          <w:numId w:val="29"/>
-        </w:numPr>
-        <w:spacing w:before="0" w:beforeAutospacing="0" w:after="0" w:afterAutospacing="0"/>
-        <w:rPr>
-          <w:rFonts w:ascii="Calibri" w:hAnsi="Calibri" w:cs="Calibri"/>
-        </w:rPr>
-      </w:pPr>
-      <w:r>
-        <w:rPr>
-          <w:rFonts w:ascii="Calibri" w:hAnsi="Calibri" w:cs="Calibri"/>
-        </w:rPr>
-        <w:t>major and elective impacts</w:t>
-      </w:r>
-    </w:p>
-    <w:p>
-      <w:pPr>
-        <w:pStyle w:val="NormalWeb"/>
-        <w:numPr>
-          <w:ilvl w:val="0"/>
-          <w:numId w:val="29"/>
-        </w:numPr>
-        <w:spacing w:before="0" w:beforeAutospacing="0" w:after="0" w:afterAutospacing="0"/>
-        <w:rPr>
-          <w:rFonts w:ascii="Calibri" w:hAnsi="Calibri" w:cs="Calibri"/>
-        </w:rPr>
-      </w:pPr>
-      <w:r>
-        <w:rPr>
-          <w:rFonts w:ascii="Calibri" w:hAnsi="Calibri" w:cs="Calibri"/>
-        </w:rPr>
-        <w:t>course completion timelines</w:t>
-      </w:r>
-    </w:p>
-    <w:p>
-      <w:pPr>
-        <w:pStyle w:val="NormalWeb"/>
-        <w:numPr>
-          <w:ilvl w:val="0"/>
-          <w:numId w:val="29"/>
-        </w:numPr>
-        <w:spacing w:before="0" w:beforeAutospacing="0" w:after="0" w:afterAutospacing="0"/>
-        <w:rPr>
-          <w:rFonts w:ascii="Calibri" w:hAnsi="Calibri" w:cs="Calibri"/>
-        </w:rPr>
-      </w:pPr>
-      <w:r>
-        <w:rPr>
-          <w:rFonts w:ascii="Calibri" w:hAnsi="Calibri" w:cs="Calibri"/>
-        </w:rPr>
-        <w:t>timetable clashes</w:t>
-      </w:r>
-    </w:p>
-    <w:p>
-      <w:pPr>
-        <w:pStyle w:val="NormalWeb"/>
-        <w:numPr>
-          <w:ilvl w:val="0"/>
-          <w:numId w:val="29"/>
-        </w:numPr>
-        <w:spacing w:before="0" w:beforeAutospacing="0" w:after="0" w:afterAutospacing="0"/>
-        <w:rPr>
-          <w:rFonts w:ascii="Calibri" w:hAnsi="Calibri" w:cs="Calibri"/>
-        </w:rPr>
-      </w:pPr>
-      <w:r>
-        <w:rPr>
-          <w:rFonts w:ascii="Calibri" w:hAnsi="Calibri" w:cs="Calibri"/>
-        </w:rPr>
-        <w:t>semester availability constraints</w:t>
-      </w:r>
-    </w:p>
-    <w:p>
-      <w:pPr>
-        <w:pStyle w:val="NormalWeb"/>
-        <w:numPr>
-          <w:ilvl w:val="0"/>
-          <w:numId w:val="29"/>
-        </w:numPr>
-        <w:spacing w:before="0" w:beforeAutospacing="0" w:after="0" w:afterAutospacing="0"/>
-        <w:rPr>
-          <w:rFonts w:ascii="Calibri" w:hAnsi="Calibri" w:cs="Calibri"/>
-        </w:rPr>
-      </w:pPr>
-      <w:r>
-        <w:rPr>
-          <w:rFonts w:ascii="Calibri" w:hAnsi="Calibri" w:cs="Calibri"/>
-        </w:rPr>
-        <w:t>overloaded subjects</w:t>
-      </w:r>
-    </w:p>
-    <w:p>
-      <w:pPr>
-        <w:pStyle w:val="NormalWeb"/>
-        <w:numPr>
-          <w:ilvl w:val="0"/>
-          <w:numId w:val="29"/>
-        </w:numPr>
-        <w:spacing w:before="0" w:beforeAutospacing="0" w:after="0" w:afterAutospacing="0"/>
-        <w:rPr>
-          <w:rFonts w:ascii="Calibri" w:hAnsi="Calibri" w:cs="Calibri"/>
-        </w:rPr>
-      </w:pPr>
-      <w:r>
-        <w:rPr>
-          <w:rFonts w:ascii="Calibri" w:hAnsi="Calibri" w:cs="Calibri"/>
-        </w:rPr>
-        <w:t>Capstone sequencing</w:t>
-      </w:r>
-    </w:p>
-    <w:p>
-      <w:pPr>
-        <w:pStyle w:val="NormalWeb"/>
-        <w:numPr>
-          <w:ilvl w:val="0"/>
-          <w:numId w:val="29"/>
-        </w:numPr>
-        <w:spacing w:before="0" w:beforeAutospacing="0" w:after="0" w:afterAutospacing="0"/>
-        <w:rPr>
-          <w:rFonts w:ascii="Calibri" w:hAnsi="Calibri" w:cs="Calibri"/>
-        </w:rPr>
-      </w:pPr>
-      <w:r>
-        <w:rPr>
-          <w:rFonts w:ascii="Calibri" w:hAnsi="Calibri" w:cs="Calibri"/>
-        </w:rPr>
-        <w:t>suspension status</w:t>
-      </w:r>
-    </w:p>
-    <w:p>
-      <w:pPr>
-        <w:pStyle w:val="NormalWeb"/>
-        <w:numPr>
-          <w:ilvl w:val="0"/>
-          <w:numId w:val="29"/>
-        </w:numPr>
-        <w:spacing w:before="0" w:beforeAutospacing="0" w:after="0" w:afterAutospacing="0"/>
-        <w:rPr>
-          <w:rFonts w:ascii="Calibri" w:hAnsi="Calibri" w:cs="Calibri"/>
-        </w:rPr>
-      </w:pPr>
-      <w:r>
-        <w:rPr>
-          <w:rFonts w:ascii="Calibri" w:hAnsi="Calibri" w:cs="Calibri"/>
-        </w:rPr>
         <w:t>visa status (e.g. Bridging or Student)</w:t>
       </w:r>
     </w:p>
@@ -5404,7 +4031,6 @@
         <w:rPr>
           <w:rFonts w:ascii="Calibri" w:hAnsi="Calibri" w:cs="Calibri"/>
         </w:rPr>
-        <w:lastRenderedPageBreak/>
         <w:t>credit transfers were not entered into institutional systems promptly</w:t>
       </w:r>
     </w:p>
@@ -5762,6 +4388,7 @@
         <w:rPr>
           <w:rFonts w:ascii="Calibri" w:hAnsi="Calibri" w:cs="Calibri"/>
         </w:rPr>
+        <w:lastRenderedPageBreak/>
         <w:t>repeated requests for the same information</w:t>
       </w:r>
     </w:p>
@@ -6171,7 +4798,6 @@
         <w:rPr>
           <w:rFonts w:ascii="Calibri" w:hAnsi="Calibri" w:cs="Calibri"/>
         </w:rPr>
-        <w:lastRenderedPageBreak/>
         <w:t>Enrolment officers could also become unfairly blamed when complex progression possibilities or edge cases were missed, despite operating within fragmented and difficult systems.</w:t>
       </w:r>
     </w:p>
@@ -6506,6 +5132,7 @@
         <w:rPr>
           <w:rFonts w:ascii="Calibri" w:hAnsi="Calibri" w:cs="Calibri"/>
         </w:rPr>
+        <w:lastRenderedPageBreak/>
         <w:t>ongoing students</w:t>
       </w:r>
     </w:p>
@@ -6893,412 +5520,412 @@
         <w:rPr>
           <w:rFonts w:ascii="Calibri" w:hAnsi="Calibri" w:cs="Calibri"/>
         </w:rPr>
+        <w:t>For example:</w:t>
+      </w:r>
+    </w:p>
+    <w:p>
+      <w:pPr>
+        <w:pStyle w:val="NormalWeb"/>
+        <w:numPr>
+          <w:ilvl w:val="0"/>
+          <w:numId w:val="41"/>
+        </w:numPr>
+        <w:spacing w:before="0" w:beforeAutospacing="0" w:after="0" w:afterAutospacing="0"/>
+        <w:rPr>
+          <w:rFonts w:ascii="Calibri" w:hAnsi="Calibri" w:cs="Calibri"/>
+        </w:rPr>
+      </w:pPr>
+      <w:r>
+        <w:rPr>
+          <w:rFonts w:ascii="Calibri" w:hAnsi="Calibri" w:cs="Calibri"/>
+        </w:rPr>
+        <w:t>Strata data might contain newer enrolment information than International Office spreadsheets</w:t>
+      </w:r>
+    </w:p>
+    <w:p>
+      <w:pPr>
+        <w:pStyle w:val="NormalWeb"/>
+        <w:numPr>
+          <w:ilvl w:val="0"/>
+          <w:numId w:val="41"/>
+        </w:numPr>
+        <w:spacing w:before="0" w:beforeAutospacing="0" w:after="0" w:afterAutospacing="0"/>
+        <w:rPr>
+          <w:rFonts w:ascii="Calibri" w:hAnsi="Calibri" w:cs="Calibri"/>
+        </w:rPr>
+      </w:pPr>
+      <w:r>
+        <w:rPr>
+          <w:rFonts w:ascii="Calibri" w:hAnsi="Calibri" w:cs="Calibri"/>
+        </w:rPr>
+        <w:t>students might email staff requesting inclusion or exclusion from future communication lists</w:t>
+      </w:r>
+    </w:p>
+    <w:p>
+      <w:pPr>
+        <w:pStyle w:val="NormalWeb"/>
+        <w:numPr>
+          <w:ilvl w:val="0"/>
+          <w:numId w:val="41"/>
+        </w:numPr>
+        <w:spacing w:before="0" w:beforeAutospacing="0" w:after="0" w:afterAutospacing="0"/>
+        <w:rPr>
+          <w:rFonts w:ascii="Calibri" w:hAnsi="Calibri" w:cs="Calibri"/>
+        </w:rPr>
+      </w:pPr>
+      <w:r>
+        <w:rPr>
+          <w:rFonts w:ascii="Calibri" w:hAnsi="Calibri" w:cs="Calibri"/>
+        </w:rPr>
+        <w:t>communication preferences might exist only within individual email threads</w:t>
+      </w:r>
+    </w:p>
+    <w:p>
+      <w:pPr>
+        <w:pStyle w:val="NormalWeb"/>
+        <w:numPr>
+          <w:ilvl w:val="0"/>
+          <w:numId w:val="41"/>
+        </w:numPr>
+        <w:spacing w:before="0" w:beforeAutospacing="0" w:after="0" w:afterAutospacing="0"/>
+        <w:rPr>
+          <w:rFonts w:ascii="Calibri" w:hAnsi="Calibri" w:cs="Calibri"/>
+        </w:rPr>
+      </w:pPr>
+      <w:r>
+        <w:rPr>
+          <w:rFonts w:ascii="Calibri" w:hAnsi="Calibri" w:cs="Calibri"/>
+        </w:rPr>
+        <w:t>some students existed in one operational dataset but not another</w:t>
+      </w:r>
+    </w:p>
+    <w:p>
+      <w:pPr>
+        <w:pStyle w:val="NormalWeb"/>
+        <w:spacing w:before="0" w:beforeAutospacing="0" w:after="0" w:afterAutospacing="0"/>
+        <w:rPr>
+          <w:rFonts w:ascii="Calibri" w:hAnsi="Calibri" w:cs="Calibri"/>
+        </w:rPr>
+      </w:pPr>
+      <w:r>
+        <w:rPr>
+          <w:rFonts w:ascii="Calibri" w:hAnsi="Calibri" w:cs="Calibri"/>
+        </w:rPr>
+        <w:t>Additionally,</w:t>
+      </w:r>
+      <w:r>
+        <w:rPr>
+          <w:rFonts w:ascii="Calibri" w:hAnsi="Calibri" w:cs="Calibri"/>
+        </w:rPr>
+        <w:t xml:space="preserve"> staff often needed to repeatedly rebuild communication lists from scratch each time a </w:t>
+      </w:r>
+      <w:r>
+        <w:rPr>
+          <w:rFonts w:ascii="Calibri" w:hAnsi="Calibri" w:cs="Calibri"/>
+        </w:rPr>
+        <w:t>new email needed to be sent to the current groups</w:t>
+      </w:r>
+      <w:r>
+        <w:rPr>
+          <w:rFonts w:ascii="Calibri" w:hAnsi="Calibri" w:cs="Calibri"/>
+        </w:rPr>
+        <w:t>.</w:t>
+      </w:r>
+    </w:p>
+    <w:p>
+      <w:pPr>
+        <w:pStyle w:val="NormalWeb"/>
+        <w:spacing w:before="0" w:beforeAutospacing="0" w:after="0" w:afterAutospacing="0"/>
+        <w:rPr>
+          <w:rFonts w:ascii="Calibri" w:hAnsi="Calibri" w:cs="Calibri"/>
+        </w:rPr>
+      </w:pPr>
+      <w:r>
+        <w:rPr>
+          <w:rFonts w:ascii="Calibri" w:hAnsi="Calibri" w:cs="Calibri"/>
+        </w:rPr>
+        <w:t>This created:</w:t>
+      </w:r>
+    </w:p>
+    <w:p>
+      <w:pPr>
+        <w:pStyle w:val="NormalWeb"/>
+        <w:numPr>
+          <w:ilvl w:val="0"/>
+          <w:numId w:val="42"/>
+        </w:numPr>
+        <w:spacing w:before="0" w:beforeAutospacing="0" w:after="0" w:afterAutospacing="0"/>
+        <w:rPr>
+          <w:rFonts w:ascii="Calibri" w:hAnsi="Calibri" w:cs="Calibri"/>
+        </w:rPr>
+      </w:pPr>
+      <w:r>
+        <w:rPr>
+          <w:rFonts w:ascii="Calibri" w:hAnsi="Calibri" w:cs="Calibri"/>
+        </w:rPr>
+        <w:t>missed enrolment opportunities</w:t>
+      </w:r>
+    </w:p>
+    <w:p>
+      <w:pPr>
+        <w:pStyle w:val="NormalWeb"/>
+        <w:numPr>
+          <w:ilvl w:val="0"/>
+          <w:numId w:val="42"/>
+        </w:numPr>
+        <w:spacing w:before="0" w:beforeAutospacing="0" w:after="0" w:afterAutospacing="0"/>
+        <w:rPr>
+          <w:rFonts w:ascii="Calibri" w:hAnsi="Calibri" w:cs="Calibri"/>
+        </w:rPr>
+      </w:pPr>
+      <w:r>
+        <w:rPr>
+          <w:rFonts w:ascii="Calibri" w:hAnsi="Calibri" w:cs="Calibri"/>
+        </w:rPr>
+        <w:t>substantial staff workload</w:t>
+      </w:r>
+    </w:p>
+    <w:p>
+      <w:pPr>
+        <w:pStyle w:val="NormalWeb"/>
+        <w:numPr>
+          <w:ilvl w:val="0"/>
+          <w:numId w:val="42"/>
+        </w:numPr>
+        <w:spacing w:before="0" w:beforeAutospacing="0" w:after="0" w:afterAutospacing="0"/>
+        <w:rPr>
+          <w:rFonts w:ascii="Calibri" w:hAnsi="Calibri" w:cs="Calibri"/>
+        </w:rPr>
+      </w:pPr>
+      <w:r>
+        <w:rPr>
+          <w:rFonts w:ascii="Calibri" w:hAnsi="Calibri" w:cs="Calibri"/>
+        </w:rPr>
+        <w:t>repeated duplication of effort</w:t>
+      </w:r>
+    </w:p>
+    <w:p>
+      <w:pPr>
+        <w:pStyle w:val="NormalWeb"/>
+        <w:numPr>
+          <w:ilvl w:val="0"/>
+          <w:numId w:val="42"/>
+        </w:numPr>
+        <w:spacing w:before="0" w:beforeAutospacing="0" w:after="0" w:afterAutospacing="0"/>
+        <w:rPr>
+          <w:rFonts w:ascii="Calibri" w:hAnsi="Calibri" w:cs="Calibri"/>
+        </w:rPr>
+      </w:pPr>
+      <w:r>
+        <w:rPr>
+          <w:rFonts w:ascii="Calibri" w:hAnsi="Calibri" w:cs="Calibri"/>
+        </w:rPr>
+        <w:t>increased likelihood of missed students</w:t>
+      </w:r>
+    </w:p>
+    <w:p>
+      <w:pPr>
+        <w:pStyle w:val="NormalWeb"/>
+        <w:numPr>
+          <w:ilvl w:val="0"/>
+          <w:numId w:val="42"/>
+        </w:numPr>
+        <w:spacing w:before="0" w:beforeAutospacing="0" w:after="0" w:afterAutospacing="0"/>
+        <w:rPr>
+          <w:rFonts w:ascii="Calibri" w:hAnsi="Calibri" w:cs="Calibri"/>
+        </w:rPr>
+      </w:pPr>
+      <w:r>
+        <w:rPr>
+          <w:rFonts w:ascii="Calibri" w:hAnsi="Calibri" w:cs="Calibri"/>
+        </w:rPr>
+        <w:t>duplicate emails being sent</w:t>
+      </w:r>
+    </w:p>
+    <w:p>
+      <w:pPr>
+        <w:pStyle w:val="NormalWeb"/>
+        <w:numPr>
+          <w:ilvl w:val="0"/>
+          <w:numId w:val="42"/>
+        </w:numPr>
+        <w:spacing w:before="0" w:beforeAutospacing="0" w:after="0" w:afterAutospacing="0"/>
+        <w:rPr>
+          <w:rFonts w:ascii="Calibri" w:hAnsi="Calibri" w:cs="Calibri"/>
+        </w:rPr>
+      </w:pPr>
+      <w:r>
+        <w:rPr>
+          <w:rFonts w:ascii="Calibri" w:hAnsi="Calibri" w:cs="Calibri"/>
+        </w:rPr>
+        <w:t>incorrect email addresses being used</w:t>
+      </w:r>
+    </w:p>
+    <w:p>
+      <w:pPr>
+        <w:pStyle w:val="NormalWeb"/>
+        <w:numPr>
+          <w:ilvl w:val="0"/>
+          <w:numId w:val="42"/>
+        </w:numPr>
+        <w:spacing w:before="0" w:beforeAutospacing="0" w:after="0" w:afterAutospacing="0"/>
+        <w:rPr>
+          <w:rFonts w:ascii="Calibri" w:hAnsi="Calibri" w:cs="Calibri"/>
+        </w:rPr>
+      </w:pPr>
+      <w:r>
+        <w:rPr>
+          <w:rFonts w:ascii="Calibri" w:hAnsi="Calibri" w:cs="Calibri"/>
+        </w:rPr>
+        <w:t>inconsistent communication coverage</w:t>
+      </w:r>
+    </w:p>
+    <w:p>
+      <w:pPr>
+        <w:pStyle w:val="NormalWeb"/>
+        <w:numPr>
+          <w:ilvl w:val="0"/>
+          <w:numId w:val="42"/>
+        </w:numPr>
+        <w:spacing w:before="0" w:beforeAutospacing="0" w:after="0" w:afterAutospacing="0"/>
+        <w:rPr>
+          <w:rFonts w:ascii="Calibri" w:hAnsi="Calibri" w:cs="Calibri"/>
+        </w:rPr>
+      </w:pPr>
+      <w:r>
+        <w:rPr>
+          <w:rFonts w:ascii="Calibri" w:hAnsi="Calibri" w:cs="Calibri"/>
+        </w:rPr>
+        <w:t>reduced communication confidence</w:t>
+      </w:r>
+    </w:p>
+    <w:p>
+      <w:pPr>
+        <w:pStyle w:val="NormalWeb"/>
+        <w:numPr>
+          <w:ilvl w:val="0"/>
+          <w:numId w:val="42"/>
+        </w:numPr>
+        <w:spacing w:before="0" w:beforeAutospacing="0" w:after="0" w:afterAutospacing="0"/>
+        <w:rPr>
+          <w:rFonts w:ascii="Calibri" w:hAnsi="Calibri" w:cs="Calibri"/>
+        </w:rPr>
+      </w:pPr>
+      <w:r>
+        <w:rPr>
+          <w:rFonts w:ascii="Calibri" w:hAnsi="Calibri" w:cs="Calibri"/>
+        </w:rPr>
+        <w:t>operational stress during enrolment periods</w:t>
+      </w:r>
+    </w:p>
+    <w:p>
+      <w:pPr>
+        <w:pStyle w:val="NormalWeb"/>
+        <w:spacing w:before="0" w:beforeAutospacing="0" w:after="0" w:afterAutospacing="0"/>
+        <w:rPr>
+          <w:rFonts w:ascii="Calibri" w:hAnsi="Calibri" w:cs="Calibri"/>
+        </w:rPr>
+      </w:pPr>
+      <w:r>
+        <w:rPr>
+          <w:rFonts w:ascii="Calibri" w:hAnsi="Calibri" w:cs="Calibri"/>
+        </w:rPr>
+        <w:t>The process also introduced institutional risks associated with:</w:t>
+      </w:r>
+    </w:p>
+    <w:p>
+      <w:pPr>
+        <w:pStyle w:val="NormalWeb"/>
+        <w:numPr>
+          <w:ilvl w:val="0"/>
+          <w:numId w:val="43"/>
+        </w:numPr>
+        <w:spacing w:before="0" w:beforeAutospacing="0" w:after="0" w:afterAutospacing="0"/>
+        <w:rPr>
+          <w:rFonts w:ascii="Calibri" w:hAnsi="Calibri" w:cs="Calibri"/>
+        </w:rPr>
+      </w:pPr>
+      <w:r>
+        <w:rPr>
+          <w:rFonts w:ascii="Calibri" w:hAnsi="Calibri" w:cs="Calibri"/>
+        </w:rPr>
+        <w:t>students not receiving critical enrolment information</w:t>
+      </w:r>
+    </w:p>
+    <w:p>
+      <w:pPr>
+        <w:pStyle w:val="NormalWeb"/>
+        <w:numPr>
+          <w:ilvl w:val="0"/>
+          <w:numId w:val="43"/>
+        </w:numPr>
+        <w:spacing w:before="0" w:beforeAutospacing="0" w:after="0" w:afterAutospacing="0"/>
+        <w:rPr>
+          <w:rFonts w:ascii="Calibri" w:hAnsi="Calibri" w:cs="Calibri"/>
+        </w:rPr>
+      </w:pPr>
+      <w:r>
+        <w:rPr>
+          <w:rFonts w:ascii="Calibri" w:hAnsi="Calibri" w:cs="Calibri"/>
+        </w:rPr>
+        <w:t>reduced responsiveness from students due to incorrect contact methods</w:t>
+      </w:r>
+    </w:p>
+    <w:p>
+      <w:pPr>
+        <w:pStyle w:val="NormalWeb"/>
+        <w:numPr>
+          <w:ilvl w:val="0"/>
+          <w:numId w:val="43"/>
+        </w:numPr>
+        <w:spacing w:before="0" w:beforeAutospacing="0" w:after="0" w:afterAutospacing="0"/>
+        <w:rPr>
+          <w:rFonts w:ascii="Calibri" w:hAnsi="Calibri" w:cs="Calibri"/>
+        </w:rPr>
+      </w:pPr>
+      <w:r>
+        <w:rPr>
+          <w:rFonts w:ascii="Calibri" w:hAnsi="Calibri" w:cs="Calibri"/>
+        </w:rPr>
+        <w:t>reduced conversion and retention opportunities</w:t>
+      </w:r>
+    </w:p>
+    <w:p>
+      <w:pPr>
+        <w:pStyle w:val="NormalWeb"/>
+        <w:numPr>
+          <w:ilvl w:val="0"/>
+          <w:numId w:val="43"/>
+        </w:numPr>
+        <w:spacing w:before="0" w:beforeAutospacing="0" w:after="0" w:afterAutospacing="0"/>
+        <w:rPr>
+          <w:rFonts w:ascii="Calibri" w:hAnsi="Calibri" w:cs="Calibri"/>
+        </w:rPr>
+      </w:pPr>
+      <w:r>
+        <w:rPr>
+          <w:rFonts w:ascii="Calibri" w:hAnsi="Calibri" w:cs="Calibri"/>
+        </w:rPr>
+        <w:t>inconsistent student engagement</w:t>
+      </w:r>
+    </w:p>
+    <w:p>
+      <w:pPr>
+        <w:pStyle w:val="NormalWeb"/>
+        <w:numPr>
+          <w:ilvl w:val="0"/>
+          <w:numId w:val="43"/>
+        </w:numPr>
+        <w:spacing w:before="0" w:beforeAutospacing="0" w:after="0" w:afterAutospacing="0"/>
+        <w:rPr>
+          <w:rFonts w:ascii="Calibri" w:hAnsi="Calibri" w:cs="Calibri"/>
+        </w:rPr>
+      </w:pPr>
+      <w:r>
+        <w:rPr>
+          <w:rFonts w:ascii="Calibri" w:hAnsi="Calibri" w:cs="Calibri"/>
+        </w:rPr>
         <w:lastRenderedPageBreak/>
-        <w:t>For example:</w:t>
-      </w:r>
-    </w:p>
-    <w:p>
-      <w:pPr>
-        <w:pStyle w:val="NormalWeb"/>
-        <w:numPr>
-          <w:ilvl w:val="0"/>
-          <w:numId w:val="41"/>
-        </w:numPr>
-        <w:spacing w:before="0" w:beforeAutospacing="0" w:after="0" w:afterAutospacing="0"/>
-        <w:rPr>
-          <w:rFonts w:ascii="Calibri" w:hAnsi="Calibri" w:cs="Calibri"/>
-        </w:rPr>
-      </w:pPr>
-      <w:r>
-        <w:rPr>
-          <w:rFonts w:ascii="Calibri" w:hAnsi="Calibri" w:cs="Calibri"/>
-        </w:rPr>
-        <w:t>Strata data might contain newer enrolment information than International Office spreadsheets</w:t>
-      </w:r>
-    </w:p>
-    <w:p>
-      <w:pPr>
-        <w:pStyle w:val="NormalWeb"/>
-        <w:numPr>
-          <w:ilvl w:val="0"/>
-          <w:numId w:val="41"/>
-        </w:numPr>
-        <w:spacing w:before="0" w:beforeAutospacing="0" w:after="0" w:afterAutospacing="0"/>
-        <w:rPr>
-          <w:rFonts w:ascii="Calibri" w:hAnsi="Calibri" w:cs="Calibri"/>
-        </w:rPr>
-      </w:pPr>
-      <w:r>
-        <w:rPr>
-          <w:rFonts w:ascii="Calibri" w:hAnsi="Calibri" w:cs="Calibri"/>
-        </w:rPr>
-        <w:t>students might email staff requesting inclusion or exclusion from future communication lists</w:t>
-      </w:r>
-    </w:p>
-    <w:p>
-      <w:pPr>
-        <w:pStyle w:val="NormalWeb"/>
-        <w:numPr>
-          <w:ilvl w:val="0"/>
-          <w:numId w:val="41"/>
-        </w:numPr>
-        <w:spacing w:before="0" w:beforeAutospacing="0" w:after="0" w:afterAutospacing="0"/>
-        <w:rPr>
-          <w:rFonts w:ascii="Calibri" w:hAnsi="Calibri" w:cs="Calibri"/>
-        </w:rPr>
-      </w:pPr>
-      <w:r>
-        <w:rPr>
-          <w:rFonts w:ascii="Calibri" w:hAnsi="Calibri" w:cs="Calibri"/>
-        </w:rPr>
-        <w:t>communication preferences might exist only within individual email threads</w:t>
-      </w:r>
-    </w:p>
-    <w:p>
-      <w:pPr>
-        <w:pStyle w:val="NormalWeb"/>
-        <w:numPr>
-          <w:ilvl w:val="0"/>
-          <w:numId w:val="41"/>
-        </w:numPr>
-        <w:spacing w:before="0" w:beforeAutospacing="0" w:after="0" w:afterAutospacing="0"/>
-        <w:rPr>
-          <w:rFonts w:ascii="Calibri" w:hAnsi="Calibri" w:cs="Calibri"/>
-        </w:rPr>
-      </w:pPr>
-      <w:r>
-        <w:rPr>
-          <w:rFonts w:ascii="Calibri" w:hAnsi="Calibri" w:cs="Calibri"/>
-        </w:rPr>
-        <w:t>some students existed in one operational dataset but not another</w:t>
-      </w:r>
-    </w:p>
-    <w:p>
-      <w:pPr>
-        <w:pStyle w:val="NormalWeb"/>
-        <w:spacing w:before="0" w:beforeAutospacing="0" w:after="0" w:afterAutospacing="0"/>
-        <w:rPr>
-          <w:rFonts w:ascii="Calibri" w:hAnsi="Calibri" w:cs="Calibri"/>
-        </w:rPr>
-      </w:pPr>
-      <w:r>
-        <w:rPr>
-          <w:rFonts w:ascii="Calibri" w:hAnsi="Calibri" w:cs="Calibri"/>
-        </w:rPr>
-        <w:t>Additionally,</w:t>
-      </w:r>
-      <w:r>
-        <w:rPr>
-          <w:rFonts w:ascii="Calibri" w:hAnsi="Calibri" w:cs="Calibri"/>
-        </w:rPr>
-        <w:t xml:space="preserve"> staff often needed to repeatedly rebuild communication lists from scratch each time a </w:t>
-      </w:r>
-      <w:r>
-        <w:rPr>
-          <w:rFonts w:ascii="Calibri" w:hAnsi="Calibri" w:cs="Calibri"/>
-        </w:rPr>
-        <w:t>new email needed to be sent to the current groups</w:t>
-      </w:r>
-      <w:r>
-        <w:rPr>
-          <w:rFonts w:ascii="Calibri" w:hAnsi="Calibri" w:cs="Calibri"/>
-        </w:rPr>
-        <w:t>.</w:t>
-      </w:r>
-    </w:p>
-    <w:p>
-      <w:pPr>
-        <w:pStyle w:val="NormalWeb"/>
-        <w:spacing w:before="0" w:beforeAutospacing="0" w:after="0" w:afterAutospacing="0"/>
-        <w:rPr>
-          <w:rFonts w:ascii="Calibri" w:hAnsi="Calibri" w:cs="Calibri"/>
-        </w:rPr>
-      </w:pPr>
-      <w:r>
-        <w:rPr>
-          <w:rFonts w:ascii="Calibri" w:hAnsi="Calibri" w:cs="Calibri"/>
-        </w:rPr>
-        <w:t>This created:</w:t>
-      </w:r>
-    </w:p>
-    <w:p>
-      <w:pPr>
-        <w:pStyle w:val="NormalWeb"/>
-        <w:numPr>
-          <w:ilvl w:val="0"/>
-          <w:numId w:val="42"/>
-        </w:numPr>
-        <w:spacing w:before="0" w:beforeAutospacing="0" w:after="0" w:afterAutospacing="0"/>
-        <w:rPr>
-          <w:rFonts w:ascii="Calibri" w:hAnsi="Calibri" w:cs="Calibri"/>
-        </w:rPr>
-      </w:pPr>
-      <w:r>
-        <w:rPr>
-          <w:rFonts w:ascii="Calibri" w:hAnsi="Calibri" w:cs="Calibri"/>
-        </w:rPr>
-        <w:t>missed enrolment opportunities</w:t>
-      </w:r>
-    </w:p>
-    <w:p>
-      <w:pPr>
-        <w:pStyle w:val="NormalWeb"/>
-        <w:numPr>
-          <w:ilvl w:val="0"/>
-          <w:numId w:val="42"/>
-        </w:numPr>
-        <w:spacing w:before="0" w:beforeAutospacing="0" w:after="0" w:afterAutospacing="0"/>
-        <w:rPr>
-          <w:rFonts w:ascii="Calibri" w:hAnsi="Calibri" w:cs="Calibri"/>
-        </w:rPr>
-      </w:pPr>
-      <w:r>
-        <w:rPr>
-          <w:rFonts w:ascii="Calibri" w:hAnsi="Calibri" w:cs="Calibri"/>
-        </w:rPr>
-        <w:t>substantial staff workload</w:t>
-      </w:r>
-    </w:p>
-    <w:p>
-      <w:pPr>
-        <w:pStyle w:val="NormalWeb"/>
-        <w:numPr>
-          <w:ilvl w:val="0"/>
-          <w:numId w:val="42"/>
-        </w:numPr>
-        <w:spacing w:before="0" w:beforeAutospacing="0" w:after="0" w:afterAutospacing="0"/>
-        <w:rPr>
-          <w:rFonts w:ascii="Calibri" w:hAnsi="Calibri" w:cs="Calibri"/>
-        </w:rPr>
-      </w:pPr>
-      <w:r>
-        <w:rPr>
-          <w:rFonts w:ascii="Calibri" w:hAnsi="Calibri" w:cs="Calibri"/>
-        </w:rPr>
-        <w:t>repeated duplication of effort</w:t>
-      </w:r>
-    </w:p>
-    <w:p>
-      <w:pPr>
-        <w:pStyle w:val="NormalWeb"/>
-        <w:numPr>
-          <w:ilvl w:val="0"/>
-          <w:numId w:val="42"/>
-        </w:numPr>
-        <w:spacing w:before="0" w:beforeAutospacing="0" w:after="0" w:afterAutospacing="0"/>
-        <w:rPr>
-          <w:rFonts w:ascii="Calibri" w:hAnsi="Calibri" w:cs="Calibri"/>
-        </w:rPr>
-      </w:pPr>
-      <w:r>
-        <w:rPr>
-          <w:rFonts w:ascii="Calibri" w:hAnsi="Calibri" w:cs="Calibri"/>
-        </w:rPr>
-        <w:t>increased likelihood of missed students</w:t>
-      </w:r>
-    </w:p>
-    <w:p>
-      <w:pPr>
-        <w:pStyle w:val="NormalWeb"/>
-        <w:numPr>
-          <w:ilvl w:val="0"/>
-          <w:numId w:val="42"/>
-        </w:numPr>
-        <w:spacing w:before="0" w:beforeAutospacing="0" w:after="0" w:afterAutospacing="0"/>
-        <w:rPr>
-          <w:rFonts w:ascii="Calibri" w:hAnsi="Calibri" w:cs="Calibri"/>
-        </w:rPr>
-      </w:pPr>
-      <w:r>
-        <w:rPr>
-          <w:rFonts w:ascii="Calibri" w:hAnsi="Calibri" w:cs="Calibri"/>
-        </w:rPr>
-        <w:t>duplicate emails being sent</w:t>
-      </w:r>
-    </w:p>
-    <w:p>
-      <w:pPr>
-        <w:pStyle w:val="NormalWeb"/>
-        <w:numPr>
-          <w:ilvl w:val="0"/>
-          <w:numId w:val="42"/>
-        </w:numPr>
-        <w:spacing w:before="0" w:beforeAutospacing="0" w:after="0" w:afterAutospacing="0"/>
-        <w:rPr>
-          <w:rFonts w:ascii="Calibri" w:hAnsi="Calibri" w:cs="Calibri"/>
-        </w:rPr>
-      </w:pPr>
-      <w:r>
-        <w:rPr>
-          <w:rFonts w:ascii="Calibri" w:hAnsi="Calibri" w:cs="Calibri"/>
-        </w:rPr>
-        <w:t>incorrect email addresses being used</w:t>
-      </w:r>
-    </w:p>
-    <w:p>
-      <w:pPr>
-        <w:pStyle w:val="NormalWeb"/>
-        <w:numPr>
-          <w:ilvl w:val="0"/>
-          <w:numId w:val="42"/>
-        </w:numPr>
-        <w:spacing w:before="0" w:beforeAutospacing="0" w:after="0" w:afterAutospacing="0"/>
-        <w:rPr>
-          <w:rFonts w:ascii="Calibri" w:hAnsi="Calibri" w:cs="Calibri"/>
-        </w:rPr>
-      </w:pPr>
-      <w:r>
-        <w:rPr>
-          <w:rFonts w:ascii="Calibri" w:hAnsi="Calibri" w:cs="Calibri"/>
-        </w:rPr>
-        <w:t>inconsistent communication coverage</w:t>
-      </w:r>
-    </w:p>
-    <w:p>
-      <w:pPr>
-        <w:pStyle w:val="NormalWeb"/>
-        <w:numPr>
-          <w:ilvl w:val="0"/>
-          <w:numId w:val="42"/>
-        </w:numPr>
-        <w:spacing w:before="0" w:beforeAutospacing="0" w:after="0" w:afterAutospacing="0"/>
-        <w:rPr>
-          <w:rFonts w:ascii="Calibri" w:hAnsi="Calibri" w:cs="Calibri"/>
-        </w:rPr>
-      </w:pPr>
-      <w:r>
-        <w:rPr>
-          <w:rFonts w:ascii="Calibri" w:hAnsi="Calibri" w:cs="Calibri"/>
-        </w:rPr>
-        <w:t>reduced communication confidence</w:t>
-      </w:r>
-    </w:p>
-    <w:p>
-      <w:pPr>
-        <w:pStyle w:val="NormalWeb"/>
-        <w:numPr>
-          <w:ilvl w:val="0"/>
-          <w:numId w:val="42"/>
-        </w:numPr>
-        <w:spacing w:before="0" w:beforeAutospacing="0" w:after="0" w:afterAutospacing="0"/>
-        <w:rPr>
-          <w:rFonts w:ascii="Calibri" w:hAnsi="Calibri" w:cs="Calibri"/>
-        </w:rPr>
-      </w:pPr>
-      <w:r>
-        <w:rPr>
-          <w:rFonts w:ascii="Calibri" w:hAnsi="Calibri" w:cs="Calibri"/>
-        </w:rPr>
-        <w:t>operational stress during enrolment periods</w:t>
-      </w:r>
-    </w:p>
-    <w:p>
-      <w:pPr>
-        <w:pStyle w:val="NormalWeb"/>
-        <w:spacing w:before="0" w:beforeAutospacing="0" w:after="0" w:afterAutospacing="0"/>
-        <w:rPr>
-          <w:rFonts w:ascii="Calibri" w:hAnsi="Calibri" w:cs="Calibri"/>
-        </w:rPr>
-      </w:pPr>
-      <w:r>
-        <w:rPr>
-          <w:rFonts w:ascii="Calibri" w:hAnsi="Calibri" w:cs="Calibri"/>
-        </w:rPr>
-        <w:t>The process also introduced institutional risks associated with:</w:t>
-      </w:r>
-    </w:p>
-    <w:p>
-      <w:pPr>
-        <w:pStyle w:val="NormalWeb"/>
-        <w:numPr>
-          <w:ilvl w:val="0"/>
-          <w:numId w:val="43"/>
-        </w:numPr>
-        <w:spacing w:before="0" w:beforeAutospacing="0" w:after="0" w:afterAutospacing="0"/>
-        <w:rPr>
-          <w:rFonts w:ascii="Calibri" w:hAnsi="Calibri" w:cs="Calibri"/>
-        </w:rPr>
-      </w:pPr>
-      <w:r>
-        <w:rPr>
-          <w:rFonts w:ascii="Calibri" w:hAnsi="Calibri" w:cs="Calibri"/>
-        </w:rPr>
-        <w:t>students not receiving critical enrolment information</w:t>
-      </w:r>
-    </w:p>
-    <w:p>
-      <w:pPr>
-        <w:pStyle w:val="NormalWeb"/>
-        <w:numPr>
-          <w:ilvl w:val="0"/>
-          <w:numId w:val="43"/>
-        </w:numPr>
-        <w:spacing w:before="0" w:beforeAutospacing="0" w:after="0" w:afterAutospacing="0"/>
-        <w:rPr>
-          <w:rFonts w:ascii="Calibri" w:hAnsi="Calibri" w:cs="Calibri"/>
-        </w:rPr>
-      </w:pPr>
-      <w:r>
-        <w:rPr>
-          <w:rFonts w:ascii="Calibri" w:hAnsi="Calibri" w:cs="Calibri"/>
-        </w:rPr>
-        <w:t>reduced responsiveness from students due to incorrect contact methods</w:t>
-      </w:r>
-    </w:p>
-    <w:p>
-      <w:pPr>
-        <w:pStyle w:val="NormalWeb"/>
-        <w:numPr>
-          <w:ilvl w:val="0"/>
-          <w:numId w:val="43"/>
-        </w:numPr>
-        <w:spacing w:before="0" w:beforeAutospacing="0" w:after="0" w:afterAutospacing="0"/>
-        <w:rPr>
-          <w:rFonts w:ascii="Calibri" w:hAnsi="Calibri" w:cs="Calibri"/>
-        </w:rPr>
-      </w:pPr>
-      <w:r>
-        <w:rPr>
-          <w:rFonts w:ascii="Calibri" w:hAnsi="Calibri" w:cs="Calibri"/>
-        </w:rPr>
-        <w:t>reduced conversion and retention opportunities</w:t>
-      </w:r>
-    </w:p>
-    <w:p>
-      <w:pPr>
-        <w:pStyle w:val="NormalWeb"/>
-        <w:numPr>
-          <w:ilvl w:val="0"/>
-          <w:numId w:val="43"/>
-        </w:numPr>
-        <w:spacing w:before="0" w:beforeAutospacing="0" w:after="0" w:afterAutospacing="0"/>
-        <w:rPr>
-          <w:rFonts w:ascii="Calibri" w:hAnsi="Calibri" w:cs="Calibri"/>
-        </w:rPr>
-      </w:pPr>
-      <w:r>
-        <w:rPr>
-          <w:rFonts w:ascii="Calibri" w:hAnsi="Calibri" w:cs="Calibri"/>
-        </w:rPr>
-        <w:t>inconsistent student engagement</w:t>
-      </w:r>
-    </w:p>
-    <w:p>
-      <w:pPr>
-        <w:pStyle w:val="NormalWeb"/>
-        <w:numPr>
-          <w:ilvl w:val="0"/>
-          <w:numId w:val="43"/>
-        </w:numPr>
-        <w:spacing w:before="0" w:beforeAutospacing="0" w:after="0" w:afterAutospacing="0"/>
-        <w:rPr>
-          <w:rFonts w:ascii="Calibri" w:hAnsi="Calibri" w:cs="Calibri"/>
-        </w:rPr>
-      </w:pPr>
-      <w:r>
-        <w:rPr>
-          <w:rFonts w:ascii="Calibri" w:hAnsi="Calibri" w:cs="Calibri"/>
-        </w:rPr>
         <w:t>reputational impacts from poor communication experiences</w:t>
       </w:r>
     </w:p>
@@ -7604,348 +6231,348 @@
         <w:rPr>
           <w:rFonts w:ascii="Calibri" w:hAnsi="Calibri" w:cs="Calibri"/>
         </w:rPr>
+        <w:t>Previously, these situations often relied on staff memory, manual checking, email histories, or disconnected notes distributed across multiple systems and documents.</w:t>
+      </w:r>
+    </w:p>
+    <w:p>
+      <w:pPr>
+        <w:pStyle w:val="NormalWeb"/>
+        <w:spacing w:before="0" w:beforeAutospacing="0" w:after="0" w:afterAutospacing="0"/>
+        <w:rPr>
+          <w:rFonts w:ascii="Calibri" w:hAnsi="Calibri" w:cs="Calibri"/>
+        </w:rPr>
+      </w:pPr>
+      <w:r>
+        <w:rPr>
+          <w:rFonts w:ascii="Calibri" w:hAnsi="Calibri" w:cs="Calibri"/>
+        </w:rPr>
+        <w:t>As a result, important contextual information could easily be overlooked during busy enrolment periods, particularly when staff were handling large volumes of students simultaneously.</w:t>
+      </w:r>
+    </w:p>
+    <w:p>
+      <w:pPr>
+        <w:pStyle w:val="NormalWeb"/>
+        <w:spacing w:before="0" w:beforeAutospacing="0" w:after="0" w:afterAutospacing="0"/>
+        <w:rPr>
+          <w:rFonts w:ascii="Calibri" w:hAnsi="Calibri" w:cs="Calibri"/>
+        </w:rPr>
+      </w:pPr>
+      <w:r>
+        <w:rPr>
+          <w:rFonts w:ascii="Calibri" w:hAnsi="Calibri" w:cs="Calibri"/>
+        </w:rPr>
+        <w:t>The newer enrolment platform assists by actively surfacing exceptional cases, contextual warnings, operational notes, and required administrative processes directly within the enrolment workflow.</w:t>
+      </w:r>
+    </w:p>
+    <w:p>
+      <w:pPr>
+        <w:pStyle w:val="NormalWeb"/>
+        <w:spacing w:before="0" w:beforeAutospacing="0" w:after="0" w:afterAutospacing="0"/>
+        <w:rPr>
+          <w:rFonts w:ascii="Calibri" w:hAnsi="Calibri" w:cs="Calibri"/>
+        </w:rPr>
+      </w:pPr>
+      <w:r>
+        <w:rPr>
+          <w:rFonts w:ascii="Calibri" w:hAnsi="Calibri" w:cs="Calibri"/>
+        </w:rPr>
+        <w:t>This helps enrolment officers identify when:</w:t>
+      </w:r>
+    </w:p>
+    <w:p>
+      <w:pPr>
+        <w:pStyle w:val="NormalWeb"/>
+        <w:numPr>
+          <w:ilvl w:val="0"/>
+          <w:numId w:val="48"/>
+        </w:numPr>
+        <w:spacing w:before="0" w:beforeAutospacing="0" w:after="0" w:afterAutospacing="0"/>
+        <w:rPr>
+          <w:rFonts w:ascii="Calibri" w:hAnsi="Calibri" w:cs="Calibri"/>
+        </w:rPr>
+      </w:pPr>
+      <w:r>
+        <w:rPr>
+          <w:rFonts w:ascii="Calibri" w:hAnsi="Calibri" w:cs="Calibri"/>
+        </w:rPr>
+        <w:t>additional forms or approvals may be required</w:t>
+      </w:r>
+    </w:p>
+    <w:p>
+      <w:pPr>
+        <w:pStyle w:val="NormalWeb"/>
+        <w:numPr>
+          <w:ilvl w:val="0"/>
+          <w:numId w:val="48"/>
+        </w:numPr>
+        <w:spacing w:before="0" w:beforeAutospacing="0" w:after="0" w:afterAutospacing="0"/>
+        <w:rPr>
+          <w:rFonts w:ascii="Calibri" w:hAnsi="Calibri" w:cs="Calibri"/>
+        </w:rPr>
+      </w:pPr>
+      <w:r>
+        <w:rPr>
+          <w:rFonts w:ascii="Calibri" w:hAnsi="Calibri" w:cs="Calibri"/>
+        </w:rPr>
+        <w:t>special progression handling is necessary</w:t>
+      </w:r>
+    </w:p>
+    <w:p>
+      <w:pPr>
+        <w:pStyle w:val="NormalWeb"/>
+        <w:numPr>
+          <w:ilvl w:val="0"/>
+          <w:numId w:val="48"/>
+        </w:numPr>
+        <w:spacing w:before="0" w:beforeAutospacing="0" w:after="0" w:afterAutospacing="0"/>
+        <w:rPr>
+          <w:rFonts w:ascii="Calibri" w:hAnsi="Calibri" w:cs="Calibri"/>
+        </w:rPr>
+      </w:pPr>
+      <w:r>
+        <w:rPr>
+          <w:rFonts w:ascii="Calibri" w:hAnsi="Calibri" w:cs="Calibri"/>
+        </w:rPr>
+        <w:t>welfare or operational concerns should be considered</w:t>
+      </w:r>
+    </w:p>
+    <w:p>
+      <w:pPr>
+        <w:pStyle w:val="NormalWeb"/>
+        <w:numPr>
+          <w:ilvl w:val="0"/>
+          <w:numId w:val="48"/>
+        </w:numPr>
+        <w:spacing w:before="0" w:beforeAutospacing="0" w:after="0" w:afterAutospacing="0"/>
+        <w:rPr>
+          <w:rFonts w:ascii="Calibri" w:hAnsi="Calibri" w:cs="Calibri"/>
+        </w:rPr>
+      </w:pPr>
+      <w:r>
+        <w:rPr>
+          <w:rFonts w:ascii="Calibri" w:hAnsi="Calibri" w:cs="Calibri"/>
+        </w:rPr>
+        <w:t>further coordination with institutional teams is needed</w:t>
+      </w:r>
+    </w:p>
+    <w:p>
+      <w:pPr>
+        <w:pStyle w:val="NormalWeb"/>
+        <w:spacing w:before="0" w:beforeAutospacing="0" w:after="0" w:afterAutospacing="0"/>
+        <w:rPr>
+          <w:rFonts w:ascii="Calibri" w:hAnsi="Calibri" w:cs="Calibri"/>
+        </w:rPr>
+      </w:pPr>
+      <w:r>
+        <w:rPr>
+          <w:rFonts w:ascii="Calibri" w:hAnsi="Calibri" w:cs="Calibri"/>
+        </w:rPr>
+        <w:t>The system therefore improves:</w:t>
+      </w:r>
+    </w:p>
+    <w:p>
+      <w:pPr>
+        <w:pStyle w:val="NormalWeb"/>
+        <w:numPr>
+          <w:ilvl w:val="0"/>
+          <w:numId w:val="49"/>
+        </w:numPr>
+        <w:spacing w:before="0" w:beforeAutospacing="0" w:after="0" w:afterAutospacing="0"/>
+        <w:rPr>
+          <w:rFonts w:ascii="Calibri" w:hAnsi="Calibri" w:cs="Calibri"/>
+        </w:rPr>
+      </w:pPr>
+      <w:r>
+        <w:rPr>
+          <w:rFonts w:ascii="Calibri" w:hAnsi="Calibri" w:cs="Calibri"/>
+        </w:rPr>
+        <w:t>consistency of enrolment handling</w:t>
+      </w:r>
+    </w:p>
+    <w:p>
+      <w:pPr>
+        <w:pStyle w:val="NormalWeb"/>
+        <w:numPr>
+          <w:ilvl w:val="0"/>
+          <w:numId w:val="49"/>
+        </w:numPr>
+        <w:spacing w:before="0" w:beforeAutospacing="0" w:after="0" w:afterAutospacing="0"/>
+        <w:rPr>
+          <w:rFonts w:ascii="Calibri" w:hAnsi="Calibri" w:cs="Calibri"/>
+        </w:rPr>
+      </w:pPr>
+      <w:r>
+        <w:rPr>
+          <w:rFonts w:ascii="Calibri" w:hAnsi="Calibri" w:cs="Calibri"/>
+        </w:rPr>
+        <w:t>visibility of exceptional student circumstances</w:t>
+      </w:r>
+    </w:p>
+    <w:p>
+      <w:pPr>
+        <w:pStyle w:val="NormalWeb"/>
+        <w:numPr>
+          <w:ilvl w:val="0"/>
+          <w:numId w:val="49"/>
+        </w:numPr>
+        <w:spacing w:before="0" w:beforeAutospacing="0" w:after="0" w:afterAutospacing="0"/>
+        <w:rPr>
+          <w:rFonts w:ascii="Calibri" w:hAnsi="Calibri" w:cs="Calibri"/>
+        </w:rPr>
+      </w:pPr>
+      <w:r>
+        <w:rPr>
+          <w:rFonts w:ascii="Calibri" w:hAnsi="Calibri" w:cs="Calibri"/>
+        </w:rPr>
+        <w:t>workflow coordination</w:t>
+      </w:r>
+    </w:p>
+    <w:p>
+      <w:pPr>
+        <w:pStyle w:val="NormalWeb"/>
+        <w:numPr>
+          <w:ilvl w:val="0"/>
+          <w:numId w:val="49"/>
+        </w:numPr>
+        <w:spacing w:before="0" w:beforeAutospacing="0" w:after="0" w:afterAutospacing="0"/>
+        <w:rPr>
+          <w:rFonts w:ascii="Calibri" w:hAnsi="Calibri" w:cs="Calibri"/>
+        </w:rPr>
+      </w:pPr>
+      <w:r>
+        <w:rPr>
+          <w:rFonts w:ascii="Calibri" w:hAnsi="Calibri" w:cs="Calibri"/>
+        </w:rPr>
+        <w:t>administrative accuracy</w:t>
+      </w:r>
+    </w:p>
+    <w:p>
+      <w:pPr>
+        <w:pStyle w:val="NormalWeb"/>
+        <w:numPr>
+          <w:ilvl w:val="0"/>
+          <w:numId w:val="49"/>
+        </w:numPr>
+        <w:spacing w:before="0" w:beforeAutospacing="0" w:after="0" w:afterAutospacing="0"/>
+        <w:rPr>
+          <w:rFonts w:ascii="Calibri" w:hAnsi="Calibri" w:cs="Calibri"/>
+        </w:rPr>
+      </w:pPr>
+      <w:r>
+        <w:rPr>
+          <w:rFonts w:ascii="Calibri" w:hAnsi="Calibri" w:cs="Calibri"/>
+        </w:rPr>
+        <w:t>communication quality</w:t>
+      </w:r>
+    </w:p>
+    <w:p>
+      <w:pPr>
+        <w:pStyle w:val="NormalWeb"/>
+        <w:numPr>
+          <w:ilvl w:val="0"/>
+          <w:numId w:val="49"/>
+        </w:numPr>
+        <w:spacing w:before="0" w:beforeAutospacing="0" w:after="0" w:afterAutospacing="0"/>
+        <w:rPr>
+          <w:rFonts w:ascii="Calibri" w:hAnsi="Calibri" w:cs="Calibri"/>
+        </w:rPr>
+      </w:pPr>
+      <w:r>
+        <w:rPr>
+          <w:rFonts w:ascii="Calibri" w:hAnsi="Calibri" w:cs="Calibri"/>
+        </w:rPr>
+        <w:t>institutional knowledge sharing</w:t>
+      </w:r>
+    </w:p>
+    <w:p>
+      <w:pPr>
+        <w:pStyle w:val="NormalWeb"/>
+        <w:spacing w:before="0" w:beforeAutospacing="0" w:after="0" w:afterAutospacing="0"/>
+        <w:rPr>
+          <w:rFonts w:ascii="Calibri" w:hAnsi="Calibri" w:cs="Calibri"/>
+        </w:rPr>
+      </w:pPr>
+      <w:r>
+        <w:rPr>
+          <w:rFonts w:ascii="Calibri" w:hAnsi="Calibri" w:cs="Calibri"/>
+        </w:rPr>
+        <w:t>while reducing:</w:t>
+      </w:r>
+    </w:p>
+    <w:p>
+      <w:pPr>
+        <w:pStyle w:val="NormalWeb"/>
+        <w:numPr>
+          <w:ilvl w:val="0"/>
+          <w:numId w:val="50"/>
+        </w:numPr>
+        <w:spacing w:before="0" w:beforeAutospacing="0" w:after="0" w:afterAutospacing="0"/>
+        <w:rPr>
+          <w:rFonts w:ascii="Calibri" w:hAnsi="Calibri" w:cs="Calibri"/>
+        </w:rPr>
+      </w:pPr>
+      <w:r>
+        <w:rPr>
+          <w:rFonts w:ascii="Calibri" w:hAnsi="Calibri" w:cs="Calibri"/>
+        </w:rPr>
+        <w:t>missed approvals</w:t>
+      </w:r>
+    </w:p>
+    <w:p>
+      <w:pPr>
+        <w:pStyle w:val="NormalWeb"/>
+        <w:numPr>
+          <w:ilvl w:val="0"/>
+          <w:numId w:val="50"/>
+        </w:numPr>
+        <w:spacing w:before="0" w:beforeAutospacing="0" w:after="0" w:afterAutospacing="0"/>
+        <w:rPr>
+          <w:rFonts w:ascii="Calibri" w:hAnsi="Calibri" w:cs="Calibri"/>
+        </w:rPr>
+      </w:pPr>
+      <w:r>
+        <w:rPr>
+          <w:rFonts w:ascii="Calibri" w:hAnsi="Calibri" w:cs="Calibri"/>
+        </w:rPr>
+        <w:t>enrolment delays</w:t>
+      </w:r>
+    </w:p>
+    <w:p>
+      <w:pPr>
+        <w:pStyle w:val="NormalWeb"/>
+        <w:numPr>
+          <w:ilvl w:val="0"/>
+          <w:numId w:val="50"/>
+        </w:numPr>
+        <w:spacing w:before="0" w:beforeAutospacing="0" w:after="0" w:afterAutospacing="0"/>
+        <w:rPr>
+          <w:rFonts w:ascii="Calibri" w:hAnsi="Calibri" w:cs="Calibri"/>
+        </w:rPr>
+      </w:pPr>
+      <w:r>
+        <w:rPr>
+          <w:rFonts w:ascii="Calibri" w:hAnsi="Calibri" w:cs="Calibri"/>
+        </w:rPr>
+        <w:t>unnecessary follow-up communication</w:t>
+      </w:r>
+    </w:p>
+    <w:p>
+      <w:pPr>
+        <w:pStyle w:val="NormalWeb"/>
+        <w:numPr>
+          <w:ilvl w:val="0"/>
+          <w:numId w:val="50"/>
+        </w:numPr>
+        <w:spacing w:before="0" w:beforeAutospacing="0" w:after="0" w:afterAutospacing="0"/>
+        <w:rPr>
+          <w:rFonts w:ascii="Calibri" w:hAnsi="Calibri" w:cs="Calibri"/>
+        </w:rPr>
+      </w:pPr>
+      <w:r>
+        <w:rPr>
+          <w:rFonts w:ascii="Calibri" w:hAnsi="Calibri" w:cs="Calibri"/>
+        </w:rPr>
         <w:lastRenderedPageBreak/>
-        <w:t>Previously, these situations often relied on staff memory, manual checking, email histories, or disconnected notes distributed across multiple systems and documents.</w:t>
-      </w:r>
-    </w:p>
-    <w:p>
-      <w:pPr>
-        <w:pStyle w:val="NormalWeb"/>
-        <w:spacing w:before="0" w:beforeAutospacing="0" w:after="0" w:afterAutospacing="0"/>
-        <w:rPr>
-          <w:rFonts w:ascii="Calibri" w:hAnsi="Calibri" w:cs="Calibri"/>
-        </w:rPr>
-      </w:pPr>
-      <w:r>
-        <w:rPr>
-          <w:rFonts w:ascii="Calibri" w:hAnsi="Calibri" w:cs="Calibri"/>
-        </w:rPr>
-        <w:t>As a result, important contextual information could easily be overlooked during busy enrolment periods, particularly when staff were handling large volumes of students simultaneously.</w:t>
-      </w:r>
-    </w:p>
-    <w:p>
-      <w:pPr>
-        <w:pStyle w:val="NormalWeb"/>
-        <w:spacing w:before="0" w:beforeAutospacing="0" w:after="0" w:afterAutospacing="0"/>
-        <w:rPr>
-          <w:rFonts w:ascii="Calibri" w:hAnsi="Calibri" w:cs="Calibri"/>
-        </w:rPr>
-      </w:pPr>
-      <w:r>
-        <w:rPr>
-          <w:rFonts w:ascii="Calibri" w:hAnsi="Calibri" w:cs="Calibri"/>
-        </w:rPr>
-        <w:t>The newer enrolment platform assists by actively surfacing exceptional cases, contextual warnings, operational notes, and required administrative processes directly within the enrolment workflow.</w:t>
-      </w:r>
-    </w:p>
-    <w:p>
-      <w:pPr>
-        <w:pStyle w:val="NormalWeb"/>
-        <w:spacing w:before="0" w:beforeAutospacing="0" w:after="0" w:afterAutospacing="0"/>
-        <w:rPr>
-          <w:rFonts w:ascii="Calibri" w:hAnsi="Calibri" w:cs="Calibri"/>
-        </w:rPr>
-      </w:pPr>
-      <w:r>
-        <w:rPr>
-          <w:rFonts w:ascii="Calibri" w:hAnsi="Calibri" w:cs="Calibri"/>
-        </w:rPr>
-        <w:t>This helps enrolment officers identify when:</w:t>
-      </w:r>
-    </w:p>
-    <w:p>
-      <w:pPr>
-        <w:pStyle w:val="NormalWeb"/>
-        <w:numPr>
-          <w:ilvl w:val="0"/>
-          <w:numId w:val="48"/>
-        </w:numPr>
-        <w:spacing w:before="0" w:beforeAutospacing="0" w:after="0" w:afterAutospacing="0"/>
-        <w:rPr>
-          <w:rFonts w:ascii="Calibri" w:hAnsi="Calibri" w:cs="Calibri"/>
-        </w:rPr>
-      </w:pPr>
-      <w:r>
-        <w:rPr>
-          <w:rFonts w:ascii="Calibri" w:hAnsi="Calibri" w:cs="Calibri"/>
-        </w:rPr>
-        <w:t>additional forms or approvals may be required</w:t>
-      </w:r>
-    </w:p>
-    <w:p>
-      <w:pPr>
-        <w:pStyle w:val="NormalWeb"/>
-        <w:numPr>
-          <w:ilvl w:val="0"/>
-          <w:numId w:val="48"/>
-        </w:numPr>
-        <w:spacing w:before="0" w:beforeAutospacing="0" w:after="0" w:afterAutospacing="0"/>
-        <w:rPr>
-          <w:rFonts w:ascii="Calibri" w:hAnsi="Calibri" w:cs="Calibri"/>
-        </w:rPr>
-      </w:pPr>
-      <w:r>
-        <w:rPr>
-          <w:rFonts w:ascii="Calibri" w:hAnsi="Calibri" w:cs="Calibri"/>
-        </w:rPr>
-        <w:t>special progression handling is necessary</w:t>
-      </w:r>
-    </w:p>
-    <w:p>
-      <w:pPr>
-        <w:pStyle w:val="NormalWeb"/>
-        <w:numPr>
-          <w:ilvl w:val="0"/>
-          <w:numId w:val="48"/>
-        </w:numPr>
-        <w:spacing w:before="0" w:beforeAutospacing="0" w:after="0" w:afterAutospacing="0"/>
-        <w:rPr>
-          <w:rFonts w:ascii="Calibri" w:hAnsi="Calibri" w:cs="Calibri"/>
-        </w:rPr>
-      </w:pPr>
-      <w:r>
-        <w:rPr>
-          <w:rFonts w:ascii="Calibri" w:hAnsi="Calibri" w:cs="Calibri"/>
-        </w:rPr>
-        <w:t>welfare or operational concerns should be considered</w:t>
-      </w:r>
-    </w:p>
-    <w:p>
-      <w:pPr>
-        <w:pStyle w:val="NormalWeb"/>
-        <w:numPr>
-          <w:ilvl w:val="0"/>
-          <w:numId w:val="48"/>
-        </w:numPr>
-        <w:spacing w:before="0" w:beforeAutospacing="0" w:after="0" w:afterAutospacing="0"/>
-        <w:rPr>
-          <w:rFonts w:ascii="Calibri" w:hAnsi="Calibri" w:cs="Calibri"/>
-        </w:rPr>
-      </w:pPr>
-      <w:r>
-        <w:rPr>
-          <w:rFonts w:ascii="Calibri" w:hAnsi="Calibri" w:cs="Calibri"/>
-        </w:rPr>
-        <w:t>further coordination with institutional teams is needed</w:t>
-      </w:r>
-    </w:p>
-    <w:p>
-      <w:pPr>
-        <w:pStyle w:val="NormalWeb"/>
-        <w:spacing w:before="0" w:beforeAutospacing="0" w:after="0" w:afterAutospacing="0"/>
-        <w:rPr>
-          <w:rFonts w:ascii="Calibri" w:hAnsi="Calibri" w:cs="Calibri"/>
-        </w:rPr>
-      </w:pPr>
-      <w:r>
-        <w:rPr>
-          <w:rFonts w:ascii="Calibri" w:hAnsi="Calibri" w:cs="Calibri"/>
-        </w:rPr>
-        <w:t>The system therefore improves:</w:t>
-      </w:r>
-    </w:p>
-    <w:p>
-      <w:pPr>
-        <w:pStyle w:val="NormalWeb"/>
-        <w:numPr>
-          <w:ilvl w:val="0"/>
-          <w:numId w:val="49"/>
-        </w:numPr>
-        <w:spacing w:before="0" w:beforeAutospacing="0" w:after="0" w:afterAutospacing="0"/>
-        <w:rPr>
-          <w:rFonts w:ascii="Calibri" w:hAnsi="Calibri" w:cs="Calibri"/>
-        </w:rPr>
-      </w:pPr>
-      <w:r>
-        <w:rPr>
-          <w:rFonts w:ascii="Calibri" w:hAnsi="Calibri" w:cs="Calibri"/>
-        </w:rPr>
-        <w:t>consistency of enrolment handling</w:t>
-      </w:r>
-    </w:p>
-    <w:p>
-      <w:pPr>
-        <w:pStyle w:val="NormalWeb"/>
-        <w:numPr>
-          <w:ilvl w:val="0"/>
-          <w:numId w:val="49"/>
-        </w:numPr>
-        <w:spacing w:before="0" w:beforeAutospacing="0" w:after="0" w:afterAutospacing="0"/>
-        <w:rPr>
-          <w:rFonts w:ascii="Calibri" w:hAnsi="Calibri" w:cs="Calibri"/>
-        </w:rPr>
-      </w:pPr>
-      <w:r>
-        <w:rPr>
-          <w:rFonts w:ascii="Calibri" w:hAnsi="Calibri" w:cs="Calibri"/>
-        </w:rPr>
-        <w:t>visibility of exceptional student circumstances</w:t>
-      </w:r>
-    </w:p>
-    <w:p>
-      <w:pPr>
-        <w:pStyle w:val="NormalWeb"/>
-        <w:numPr>
-          <w:ilvl w:val="0"/>
-          <w:numId w:val="49"/>
-        </w:numPr>
-        <w:spacing w:before="0" w:beforeAutospacing="0" w:after="0" w:afterAutospacing="0"/>
-        <w:rPr>
-          <w:rFonts w:ascii="Calibri" w:hAnsi="Calibri" w:cs="Calibri"/>
-        </w:rPr>
-      </w:pPr>
-      <w:r>
-        <w:rPr>
-          <w:rFonts w:ascii="Calibri" w:hAnsi="Calibri" w:cs="Calibri"/>
-        </w:rPr>
-        <w:t>workflow coordination</w:t>
-      </w:r>
-    </w:p>
-    <w:p>
-      <w:pPr>
-        <w:pStyle w:val="NormalWeb"/>
-        <w:numPr>
-          <w:ilvl w:val="0"/>
-          <w:numId w:val="49"/>
-        </w:numPr>
-        <w:spacing w:before="0" w:beforeAutospacing="0" w:after="0" w:afterAutospacing="0"/>
-        <w:rPr>
-          <w:rFonts w:ascii="Calibri" w:hAnsi="Calibri" w:cs="Calibri"/>
-        </w:rPr>
-      </w:pPr>
-      <w:r>
-        <w:rPr>
-          <w:rFonts w:ascii="Calibri" w:hAnsi="Calibri" w:cs="Calibri"/>
-        </w:rPr>
-        <w:t>administrative accuracy</w:t>
-      </w:r>
-    </w:p>
-    <w:p>
-      <w:pPr>
-        <w:pStyle w:val="NormalWeb"/>
-        <w:numPr>
-          <w:ilvl w:val="0"/>
-          <w:numId w:val="49"/>
-        </w:numPr>
-        <w:spacing w:before="0" w:beforeAutospacing="0" w:after="0" w:afterAutospacing="0"/>
-        <w:rPr>
-          <w:rFonts w:ascii="Calibri" w:hAnsi="Calibri" w:cs="Calibri"/>
-        </w:rPr>
-      </w:pPr>
-      <w:r>
-        <w:rPr>
-          <w:rFonts w:ascii="Calibri" w:hAnsi="Calibri" w:cs="Calibri"/>
-        </w:rPr>
-        <w:t>communication quality</w:t>
-      </w:r>
-    </w:p>
-    <w:p>
-      <w:pPr>
-        <w:pStyle w:val="NormalWeb"/>
-        <w:numPr>
-          <w:ilvl w:val="0"/>
-          <w:numId w:val="49"/>
-        </w:numPr>
-        <w:spacing w:before="0" w:beforeAutospacing="0" w:after="0" w:afterAutospacing="0"/>
-        <w:rPr>
-          <w:rFonts w:ascii="Calibri" w:hAnsi="Calibri" w:cs="Calibri"/>
-        </w:rPr>
-      </w:pPr>
-      <w:r>
-        <w:rPr>
-          <w:rFonts w:ascii="Calibri" w:hAnsi="Calibri" w:cs="Calibri"/>
-        </w:rPr>
-        <w:t>institutional knowledge sharing</w:t>
-      </w:r>
-    </w:p>
-    <w:p>
-      <w:pPr>
-        <w:pStyle w:val="NormalWeb"/>
-        <w:spacing w:before="0" w:beforeAutospacing="0" w:after="0" w:afterAutospacing="0"/>
-        <w:rPr>
-          <w:rFonts w:ascii="Calibri" w:hAnsi="Calibri" w:cs="Calibri"/>
-        </w:rPr>
-      </w:pPr>
-      <w:r>
-        <w:rPr>
-          <w:rFonts w:ascii="Calibri" w:hAnsi="Calibri" w:cs="Calibri"/>
-        </w:rPr>
-        <w:t>while reducing:</w:t>
-      </w:r>
-    </w:p>
-    <w:p>
-      <w:pPr>
-        <w:pStyle w:val="NormalWeb"/>
-        <w:numPr>
-          <w:ilvl w:val="0"/>
-          <w:numId w:val="50"/>
-        </w:numPr>
-        <w:spacing w:before="0" w:beforeAutospacing="0" w:after="0" w:afterAutospacing="0"/>
-        <w:rPr>
-          <w:rFonts w:ascii="Calibri" w:hAnsi="Calibri" w:cs="Calibri"/>
-        </w:rPr>
-      </w:pPr>
-      <w:r>
-        <w:rPr>
-          <w:rFonts w:ascii="Calibri" w:hAnsi="Calibri" w:cs="Calibri"/>
-        </w:rPr>
-        <w:t>missed approvals</w:t>
-      </w:r>
-    </w:p>
-    <w:p>
-      <w:pPr>
-        <w:pStyle w:val="NormalWeb"/>
-        <w:numPr>
-          <w:ilvl w:val="0"/>
-          <w:numId w:val="50"/>
-        </w:numPr>
-        <w:spacing w:before="0" w:beforeAutospacing="0" w:after="0" w:afterAutospacing="0"/>
-        <w:rPr>
-          <w:rFonts w:ascii="Calibri" w:hAnsi="Calibri" w:cs="Calibri"/>
-        </w:rPr>
-      </w:pPr>
-      <w:r>
-        <w:rPr>
-          <w:rFonts w:ascii="Calibri" w:hAnsi="Calibri" w:cs="Calibri"/>
-        </w:rPr>
-        <w:t>enrolment delays</w:t>
-      </w:r>
-    </w:p>
-    <w:p>
-      <w:pPr>
-        <w:pStyle w:val="NormalWeb"/>
-        <w:numPr>
-          <w:ilvl w:val="0"/>
-          <w:numId w:val="50"/>
-        </w:numPr>
-        <w:spacing w:before="0" w:beforeAutospacing="0" w:after="0" w:afterAutospacing="0"/>
-        <w:rPr>
-          <w:rFonts w:ascii="Calibri" w:hAnsi="Calibri" w:cs="Calibri"/>
-        </w:rPr>
-      </w:pPr>
-      <w:r>
-        <w:rPr>
-          <w:rFonts w:ascii="Calibri" w:hAnsi="Calibri" w:cs="Calibri"/>
-        </w:rPr>
-        <w:t>unnecessary follow-up communication</w:t>
-      </w:r>
-    </w:p>
-    <w:p>
-      <w:pPr>
-        <w:pStyle w:val="NormalWeb"/>
-        <w:numPr>
-          <w:ilvl w:val="0"/>
-          <w:numId w:val="50"/>
-        </w:numPr>
-        <w:spacing w:before="0" w:beforeAutospacing="0" w:after="0" w:afterAutospacing="0"/>
-        <w:rPr>
-          <w:rFonts w:ascii="Calibri" w:hAnsi="Calibri" w:cs="Calibri"/>
-        </w:rPr>
-      </w:pPr>
-      <w:r>
-        <w:rPr>
-          <w:rFonts w:ascii="Calibri" w:hAnsi="Calibri" w:cs="Calibri"/>
-        </w:rPr>
         <w:t>duplicated handling</w:t>
       </w:r>
     </w:p>
@@ -8345,7 +6972,6 @@
         <w:rPr>
           <w:rFonts w:ascii="Calibri" w:hAnsi="Calibri" w:cs="Calibri"/>
         </w:rPr>
-        <w:lastRenderedPageBreak/>
         <w:t>online communities</w:t>
       </w:r>
     </w:p>
@@ -8633,6 +7259,7 @@
         <w:rPr>
           <w:rFonts w:ascii="Calibri" w:hAnsi="Calibri" w:cs="Calibri"/>
         </w:rPr>
+        <w:lastRenderedPageBreak/>
         <w:t>enrolment planning</w:t>
       </w:r>
     </w:p>
@@ -9009,7 +7636,6 @@
         <w:rPr>
           <w:rFonts w:ascii="Calibri" w:hAnsi="Calibri" w:cs="Calibri"/>
         </w:rPr>
-        <w:lastRenderedPageBreak/>
         <w:t>progression implications</w:t>
       </w:r>
     </w:p>
@@ -9261,6 +7887,7 @@
         <w:rPr>
           <w:rFonts w:ascii="Calibri" w:hAnsi="Calibri" w:cs="Calibri"/>
         </w:rPr>
+        <w:lastRenderedPageBreak/>
         <w:t>The key innovation is that the website now separates:</w:t>
       </w:r>
     </w:p>
@@ -9649,7 +8276,6 @@
         <w:rPr>
           <w:rFonts w:ascii="Calibri" w:hAnsi="Calibri" w:cs="Calibri"/>
         </w:rPr>
-        <w:lastRenderedPageBreak/>
         <w:t>semester availability problems</w:t>
       </w:r>
     </w:p>
@@ -10034,6 +8660,7 @@
         <w:rPr>
           <w:rFonts w:ascii="Calibri" w:hAnsi="Calibri" w:cs="Calibri"/>
         </w:rPr>
+        <w:lastRenderedPageBreak/>
         <w:t>student-specific operational information</w:t>
       </w:r>
     </w:p>
@@ -10434,7 +9061,6 @@
         <w:rPr>
           <w:rFonts w:ascii="Calibri" w:hAnsi="Calibri" w:cs="Calibri"/>
         </w:rPr>
-        <w:lastRenderedPageBreak/>
         <w:t>prerequisite visibility</w:t>
       </w:r>
     </w:p>
@@ -10837,6 +9463,7 @@
         <w:rPr>
           <w:rFonts w:ascii="Calibri" w:hAnsi="Calibri" w:cs="Calibri"/>
         </w:rPr>
+        <w:lastRenderedPageBreak/>
         <w:t>course-duration warnings</w:t>
       </w:r>
     </w:p>
@@ -11190,7 +9817,6 @@
         <w:rPr>
           <w:rFonts w:ascii="Calibri" w:hAnsi="Calibri" w:cs="Calibri"/>
         </w:rPr>
-        <w:lastRenderedPageBreak/>
         <w:t>returning students requiring reactivation processes</w:t>
       </w:r>
     </w:p>
@@ -11604,6 +10230,7 @@
         <w:rPr>
           <w:rFonts w:ascii="Calibri" w:hAnsi="Calibri" w:cs="Calibri"/>
         </w:rPr>
+        <w:lastRenderedPageBreak/>
         <w:t>processed locally within the browser</w:t>
       </w:r>
     </w:p>
@@ -12011,7 +10638,6 @@
         <w:rPr>
           <w:rFonts w:ascii="Calibri" w:hAnsi="Calibri" w:cs="Calibri"/>
         </w:rPr>
-        <w:lastRenderedPageBreak/>
         <w:t>operational strategy documents</w:t>
       </w:r>
     </w:p>
@@ -12400,6 +11026,7 @@
         <w:rPr>
           <w:rFonts w:ascii="Calibri" w:hAnsi="Calibri" w:cs="Calibri"/>
         </w:rPr>
+        <w:lastRenderedPageBreak/>
         <w:t>operational forecasting</w:t>
       </w:r>
     </w:p>
@@ -12762,7 +11389,6 @@
         <w:rPr>
           <w:rFonts w:ascii="Calibri" w:hAnsi="Calibri" w:cs="Calibri"/>
         </w:rPr>
-        <w:lastRenderedPageBreak/>
         <w:t>operationally resilient system.</w:t>
       </w:r>
     </w:p>
@@ -13082,6 +11708,95 @@
     </w:lvl>
   </w:abstractNum>
   <w:abstractNum w:abstractNumId="2" w15:restartNumberingAfterBreak="0">
+    <w:nsid w:val="064E1ED2"/>
+    <w:multiLevelType w:val="hybridMultilevel"/>
+    <w:tmpl w:val="660424CC"/>
+    <w:lvl w:ilvl="0" w:tplc="0C090015">
+      <w:start w:val="1"/>
+      <w:numFmt w:val="upperLetter"/>
+      <w:lvlText w:val="%1."/>
+      <w:lvlJc w:val="left"/>
+      <w:pPr>
+        <w:ind w:left="720" w:hanging="360"/>
+      </w:pPr>
+      <w:rPr>
+        <w:rFonts w:hint="default"/>
+      </w:rPr>
+    </w:lvl>
+    <w:lvl w:ilvl="1" w:tplc="0C090019" w:tentative="1">
+      <w:start w:val="1"/>
+      <w:numFmt w:val="lowerLetter"/>
+      <w:lvlText w:val="%2."/>
+      <w:lvlJc w:val="left"/>
+      <w:pPr>
+        <w:ind w:left="1440" w:hanging="360"/>
+      </w:pPr>
+    </w:lvl>
+    <w:lvl w:ilvl="2" w:tplc="0C09001B" w:tentative="1">
+      <w:start w:val="1"/>
+      <w:numFmt w:val="lowerRoman"/>
+      <w:lvlText w:val="%3."/>
+      <w:lvlJc w:val="right"/>
+      <w:pPr>
+        <w:ind w:left="2160" w:hanging="180"/>
+      </w:pPr>
+    </w:lvl>
+    <w:lvl w:ilvl="3" w:tplc="0C09000F" w:tentative="1">
+      <w:start w:val="1"/>
+      <w:numFmt w:val="decimal"/>
+      <w:lvlText w:val="%4."/>
+      <w:lvlJc w:val="left"/>
+      <w:pPr>
+        <w:ind w:left="2880" w:hanging="360"/>
+      </w:pPr>
+    </w:lvl>
+    <w:lvl w:ilvl="4" w:tplc="0C090019" w:tentative="1">
+      <w:start w:val="1"/>
+      <w:numFmt w:val="lowerLetter"/>
+      <w:lvlText w:val="%5."/>
+      <w:lvlJc w:val="left"/>
+      <w:pPr>
+        <w:ind w:left="3600" w:hanging="360"/>
+      </w:pPr>
+    </w:lvl>
+    <w:lvl w:ilvl="5" w:tplc="0C09001B" w:tentative="1">
+      <w:start w:val="1"/>
+      <w:numFmt w:val="lowerRoman"/>
+      <w:lvlText w:val="%6."/>
+      <w:lvlJc w:val="right"/>
+      <w:pPr>
+        <w:ind w:left="4320" w:hanging="180"/>
+      </w:pPr>
+    </w:lvl>
+    <w:lvl w:ilvl="6" w:tplc="0C09000F" w:tentative="1">
+      <w:start w:val="1"/>
+      <w:numFmt w:val="decimal"/>
+      <w:lvlText w:val="%7."/>
+      <w:lvlJc w:val="left"/>
+      <w:pPr>
+        <w:ind w:left="5040" w:hanging="360"/>
+      </w:pPr>
+    </w:lvl>
+    <w:lvl w:ilvl="7" w:tplc="0C090019" w:tentative="1">
+      <w:start w:val="1"/>
+      <w:numFmt w:val="lowerLetter"/>
+      <w:lvlText w:val="%8."/>
+      <w:lvlJc w:val="left"/>
+      <w:pPr>
+        <w:ind w:left="5760" w:hanging="360"/>
+      </w:pPr>
+    </w:lvl>
+    <w:lvl w:ilvl="8" w:tplc="0C09001B" w:tentative="1">
+      <w:start w:val="1"/>
+      <w:numFmt w:val="lowerRoman"/>
+      <w:lvlText w:val="%9."/>
+      <w:lvlJc w:val="right"/>
+      <w:pPr>
+        <w:ind w:left="6480" w:hanging="180"/>
+      </w:pPr>
+    </w:lvl>
+  </w:abstractNum>
+  <w:abstractNum w:abstractNumId="3" w15:restartNumberingAfterBreak="0">
     <w:nsid w:val="0A062830"/>
     <w:multiLevelType w:val="multilevel"/>
     <w:tmpl w:val="E21E1EBC"/>
@@ -13230,7 +11945,7 @@
       </w:rPr>
     </w:lvl>
   </w:abstractNum>
-  <w:abstractNum w:abstractNumId="3" w15:restartNumberingAfterBreak="0">
+  <w:abstractNum w:abstractNumId="4" w15:restartNumberingAfterBreak="0">
     <w:nsid w:val="0A0F067D"/>
     <w:multiLevelType w:val="multilevel"/>
     <w:tmpl w:val="2962DED8"/>
@@ -13379,7 +12094,7 @@
       </w:rPr>
     </w:lvl>
   </w:abstractNum>
-  <w:abstractNum w:abstractNumId="4" w15:restartNumberingAfterBreak="0">
+  <w:abstractNum w:abstractNumId="5" w15:restartNumberingAfterBreak="0">
     <w:nsid w:val="0B031A78"/>
     <w:multiLevelType w:val="multilevel"/>
     <w:tmpl w:val="478C25DE"/>
@@ -13528,7 +12243,7 @@
       </w:rPr>
     </w:lvl>
   </w:abstractNum>
-  <w:abstractNum w:abstractNumId="5" w15:restartNumberingAfterBreak="0">
+  <w:abstractNum w:abstractNumId="6" w15:restartNumberingAfterBreak="0">
     <w:nsid w:val="0B572C77"/>
     <w:multiLevelType w:val="multilevel"/>
     <w:tmpl w:val="F75C27E2"/>
@@ -13677,7 +12392,7 @@
       </w:rPr>
     </w:lvl>
   </w:abstractNum>
-  <w:abstractNum w:abstractNumId="6" w15:restartNumberingAfterBreak="0">
+  <w:abstractNum w:abstractNumId="7" w15:restartNumberingAfterBreak="0">
     <w:nsid w:val="0C5D0249"/>
     <w:multiLevelType w:val="hybridMultilevel"/>
     <w:tmpl w:val="BC44212C"/>
@@ -13790,7 +12505,96 @@
       </w:rPr>
     </w:lvl>
   </w:abstractNum>
-  <w:abstractNum w:abstractNumId="7" w15:restartNumberingAfterBreak="0">
+  <w:abstractNum w:abstractNumId="8" w15:restartNumberingAfterBreak="0">
+    <w:nsid w:val="0D0937E5"/>
+    <w:multiLevelType w:val="hybridMultilevel"/>
+    <w:tmpl w:val="3B9897FC"/>
+    <w:lvl w:ilvl="0" w:tplc="0C090019">
+      <w:start w:val="1"/>
+      <w:numFmt w:val="lowerLetter"/>
+      <w:lvlText w:val="%1."/>
+      <w:lvlJc w:val="left"/>
+      <w:pPr>
+        <w:ind w:left="720" w:hanging="360"/>
+      </w:pPr>
+      <w:rPr>
+        <w:rFonts w:hint="default"/>
+      </w:rPr>
+    </w:lvl>
+    <w:lvl w:ilvl="1" w:tplc="0C090019">
+      <w:start w:val="1"/>
+      <w:numFmt w:val="lowerLetter"/>
+      <w:lvlText w:val="%2."/>
+      <w:lvlJc w:val="left"/>
+      <w:pPr>
+        <w:ind w:left="1440" w:hanging="360"/>
+      </w:pPr>
+    </w:lvl>
+    <w:lvl w:ilvl="2" w:tplc="0C09001B">
+      <w:start w:val="1"/>
+      <w:numFmt w:val="lowerRoman"/>
+      <w:lvlText w:val="%3."/>
+      <w:lvlJc w:val="right"/>
+      <w:pPr>
+        <w:ind w:left="2160" w:hanging="180"/>
+      </w:pPr>
+    </w:lvl>
+    <w:lvl w:ilvl="3" w:tplc="0C09000F" w:tentative="1">
+      <w:start w:val="1"/>
+      <w:numFmt w:val="decimal"/>
+      <w:lvlText w:val="%4."/>
+      <w:lvlJc w:val="left"/>
+      <w:pPr>
+        <w:ind w:left="2880" w:hanging="360"/>
+      </w:pPr>
+    </w:lvl>
+    <w:lvl w:ilvl="4" w:tplc="0C090019" w:tentative="1">
+      <w:start w:val="1"/>
+      <w:numFmt w:val="lowerLetter"/>
+      <w:lvlText w:val="%5."/>
+      <w:lvlJc w:val="left"/>
+      <w:pPr>
+        <w:ind w:left="3600" w:hanging="360"/>
+      </w:pPr>
+    </w:lvl>
+    <w:lvl w:ilvl="5" w:tplc="0C09001B" w:tentative="1">
+      <w:start w:val="1"/>
+      <w:numFmt w:val="lowerRoman"/>
+      <w:lvlText w:val="%6."/>
+      <w:lvlJc w:val="right"/>
+      <w:pPr>
+        <w:ind w:left="4320" w:hanging="180"/>
+      </w:pPr>
+    </w:lvl>
+    <w:lvl w:ilvl="6" w:tplc="0C09000F" w:tentative="1">
+      <w:start w:val="1"/>
+      <w:numFmt w:val="decimal"/>
+      <w:lvlText w:val="%7."/>
+      <w:lvlJc w:val="left"/>
+      <w:pPr>
+        <w:ind w:left="5040" w:hanging="360"/>
+      </w:pPr>
+    </w:lvl>
+    <w:lvl w:ilvl="7" w:tplc="0C090019" w:tentative="1">
+      <w:start w:val="1"/>
+      <w:numFmt w:val="lowerLetter"/>
+      <w:lvlText w:val="%8."/>
+      <w:lvlJc w:val="left"/>
+      <w:pPr>
+        <w:ind w:left="5760" w:hanging="360"/>
+      </w:pPr>
+    </w:lvl>
+    <w:lvl w:ilvl="8" w:tplc="0C09001B" w:tentative="1">
+      <w:start w:val="1"/>
+      <w:numFmt w:val="lowerRoman"/>
+      <w:lvlText w:val="%9."/>
+      <w:lvlJc w:val="right"/>
+      <w:pPr>
+        <w:ind w:left="6480" w:hanging="180"/>
+      </w:pPr>
+    </w:lvl>
+  </w:abstractNum>
+  <w:abstractNum w:abstractNumId="9" w15:restartNumberingAfterBreak="0">
     <w:nsid w:val="119F3B30"/>
     <w:multiLevelType w:val="multilevel"/>
     <w:tmpl w:val="B8F069C0"/>
@@ -13939,7 +12743,7 @@
       </w:rPr>
     </w:lvl>
   </w:abstractNum>
-  <w:abstractNum w:abstractNumId="8" w15:restartNumberingAfterBreak="0">
+  <w:abstractNum w:abstractNumId="10" w15:restartNumberingAfterBreak="0">
     <w:nsid w:val="158E2383"/>
     <w:multiLevelType w:val="multilevel"/>
     <w:tmpl w:val="143C8986"/>
@@ -14088,7 +12892,7 @@
       </w:rPr>
     </w:lvl>
   </w:abstractNum>
-  <w:abstractNum w:abstractNumId="9" w15:restartNumberingAfterBreak="0">
+  <w:abstractNum w:abstractNumId="11" w15:restartNumberingAfterBreak="0">
     <w:nsid w:val="171825CE"/>
     <w:multiLevelType w:val="multilevel"/>
     <w:tmpl w:val="2DC40FFC"/>
@@ -14237,7 +13041,7 @@
       </w:rPr>
     </w:lvl>
   </w:abstractNum>
-  <w:abstractNum w:abstractNumId="10" w15:restartNumberingAfterBreak="0">
+  <w:abstractNum w:abstractNumId="12" w15:restartNumberingAfterBreak="0">
     <w:nsid w:val="18896D9F"/>
     <w:multiLevelType w:val="multilevel"/>
     <w:tmpl w:val="6C9E5D4A"/>
@@ -14386,7 +13190,7 @@
       </w:rPr>
     </w:lvl>
   </w:abstractNum>
-  <w:abstractNum w:abstractNumId="11" w15:restartNumberingAfterBreak="0">
+  <w:abstractNum w:abstractNumId="13" w15:restartNumberingAfterBreak="0">
     <w:nsid w:val="19EF12D2"/>
     <w:multiLevelType w:val="multilevel"/>
     <w:tmpl w:val="745C5100"/>
@@ -14535,7 +13339,7 @@
       </w:rPr>
     </w:lvl>
   </w:abstractNum>
-  <w:abstractNum w:abstractNumId="12" w15:restartNumberingAfterBreak="0">
+  <w:abstractNum w:abstractNumId="14" w15:restartNumberingAfterBreak="0">
     <w:nsid w:val="1A3055F2"/>
     <w:multiLevelType w:val="multilevel"/>
     <w:tmpl w:val="FE409368"/>
@@ -14684,7 +13488,7 @@
       </w:rPr>
     </w:lvl>
   </w:abstractNum>
-  <w:abstractNum w:abstractNumId="13" w15:restartNumberingAfterBreak="0">
+  <w:abstractNum w:abstractNumId="15" w15:restartNumberingAfterBreak="0">
     <w:nsid w:val="1D335561"/>
     <w:multiLevelType w:val="multilevel"/>
     <w:tmpl w:val="4B5ECA0E"/>
@@ -14833,7 +13637,7 @@
       </w:rPr>
     </w:lvl>
   </w:abstractNum>
-  <w:abstractNum w:abstractNumId="14" w15:restartNumberingAfterBreak="0">
+  <w:abstractNum w:abstractNumId="16" w15:restartNumberingAfterBreak="0">
     <w:nsid w:val="20505BB5"/>
     <w:multiLevelType w:val="multilevel"/>
     <w:tmpl w:val="127EDA94"/>
@@ -14982,7 +13786,7 @@
       </w:rPr>
     </w:lvl>
   </w:abstractNum>
-  <w:abstractNum w:abstractNumId="15" w15:restartNumberingAfterBreak="0">
+  <w:abstractNum w:abstractNumId="17" w15:restartNumberingAfterBreak="0">
     <w:nsid w:val="215F77E5"/>
     <w:multiLevelType w:val="multilevel"/>
     <w:tmpl w:val="AB7C2512"/>
@@ -15131,7 +13935,7 @@
       </w:rPr>
     </w:lvl>
   </w:abstractNum>
-  <w:abstractNum w:abstractNumId="16" w15:restartNumberingAfterBreak="0">
+  <w:abstractNum w:abstractNumId="18" w15:restartNumberingAfterBreak="0">
     <w:nsid w:val="21AB5C7F"/>
     <w:multiLevelType w:val="multilevel"/>
     <w:tmpl w:val="6CF8DAAA"/>
@@ -15280,7 +14084,7 @@
       </w:rPr>
     </w:lvl>
   </w:abstractNum>
-  <w:abstractNum w:abstractNumId="17" w15:restartNumberingAfterBreak="0">
+  <w:abstractNum w:abstractNumId="19" w15:restartNumberingAfterBreak="0">
     <w:nsid w:val="266A5FB8"/>
     <w:multiLevelType w:val="multilevel"/>
     <w:tmpl w:val="BC104586"/>
@@ -15429,7 +14233,7 @@
       </w:rPr>
     </w:lvl>
   </w:abstractNum>
-  <w:abstractNum w:abstractNumId="18" w15:restartNumberingAfterBreak="0">
+  <w:abstractNum w:abstractNumId="20" w15:restartNumberingAfterBreak="0">
     <w:nsid w:val="297C3248"/>
     <w:multiLevelType w:val="multilevel"/>
     <w:tmpl w:val="41244EDC"/>
@@ -15578,7 +14382,7 @@
       </w:rPr>
     </w:lvl>
   </w:abstractNum>
-  <w:abstractNum w:abstractNumId="19" w15:restartNumberingAfterBreak="0">
+  <w:abstractNum w:abstractNumId="21" w15:restartNumberingAfterBreak="0">
     <w:nsid w:val="2AC45762"/>
     <w:multiLevelType w:val="multilevel"/>
     <w:tmpl w:val="37C027A0"/>
@@ -15727,7 +14531,7 @@
       </w:rPr>
     </w:lvl>
   </w:abstractNum>
-  <w:abstractNum w:abstractNumId="20" w15:restartNumberingAfterBreak="0">
+  <w:abstractNum w:abstractNumId="22" w15:restartNumberingAfterBreak="0">
     <w:nsid w:val="2B6B7419"/>
     <w:multiLevelType w:val="multilevel"/>
     <w:tmpl w:val="7974D950"/>
@@ -15876,7 +14680,7 @@
       </w:rPr>
     </w:lvl>
   </w:abstractNum>
-  <w:abstractNum w:abstractNumId="21" w15:restartNumberingAfterBreak="0">
+  <w:abstractNum w:abstractNumId="23" w15:restartNumberingAfterBreak="0">
     <w:nsid w:val="2FE35322"/>
     <w:multiLevelType w:val="multilevel"/>
     <w:tmpl w:val="1EA2A00A"/>
@@ -16025,7 +14829,7 @@
       </w:rPr>
     </w:lvl>
   </w:abstractNum>
-  <w:abstractNum w:abstractNumId="22" w15:restartNumberingAfterBreak="0">
+  <w:abstractNum w:abstractNumId="24" w15:restartNumberingAfterBreak="0">
     <w:nsid w:val="301D15B5"/>
     <w:multiLevelType w:val="multilevel"/>
     <w:tmpl w:val="EF669DDC"/>
@@ -16174,7 +14978,7 @@
       </w:rPr>
     </w:lvl>
   </w:abstractNum>
-  <w:abstractNum w:abstractNumId="23" w15:restartNumberingAfterBreak="0">
+  <w:abstractNum w:abstractNumId="25" w15:restartNumberingAfterBreak="0">
     <w:nsid w:val="33341D06"/>
     <w:multiLevelType w:val="multilevel"/>
     <w:tmpl w:val="545E0F10"/>
@@ -16323,7 +15127,7 @@
       </w:rPr>
     </w:lvl>
   </w:abstractNum>
-  <w:abstractNum w:abstractNumId="24" w15:restartNumberingAfterBreak="0">
+  <w:abstractNum w:abstractNumId="26" w15:restartNumberingAfterBreak="0">
     <w:nsid w:val="3812557D"/>
     <w:multiLevelType w:val="multilevel"/>
     <w:tmpl w:val="BA1A1856"/>
@@ -16472,7 +15276,96 @@
       </w:rPr>
     </w:lvl>
   </w:abstractNum>
-  <w:abstractNum w:abstractNumId="25" w15:restartNumberingAfterBreak="0">
+  <w:abstractNum w:abstractNumId="27" w15:restartNumberingAfterBreak="0">
+    <w:nsid w:val="38182233"/>
+    <w:multiLevelType w:val="hybridMultilevel"/>
+    <w:tmpl w:val="0D6672C6"/>
+    <w:lvl w:ilvl="0" w:tplc="0C090019">
+      <w:start w:val="1"/>
+      <w:numFmt w:val="lowerLetter"/>
+      <w:lvlText w:val="%1."/>
+      <w:lvlJc w:val="left"/>
+      <w:pPr>
+        <w:ind w:left="720" w:hanging="360"/>
+      </w:pPr>
+      <w:rPr>
+        <w:rFonts w:hint="default"/>
+      </w:rPr>
+    </w:lvl>
+    <w:lvl w:ilvl="1" w:tplc="0C090019" w:tentative="1">
+      <w:start w:val="1"/>
+      <w:numFmt w:val="lowerLetter"/>
+      <w:lvlText w:val="%2."/>
+      <w:lvlJc w:val="left"/>
+      <w:pPr>
+        <w:ind w:left="1440" w:hanging="360"/>
+      </w:pPr>
+    </w:lvl>
+    <w:lvl w:ilvl="2" w:tplc="0C09001B" w:tentative="1">
+      <w:start w:val="1"/>
+      <w:numFmt w:val="lowerRoman"/>
+      <w:lvlText w:val="%3."/>
+      <w:lvlJc w:val="right"/>
+      <w:pPr>
+        <w:ind w:left="2160" w:hanging="180"/>
+      </w:pPr>
+    </w:lvl>
+    <w:lvl w:ilvl="3" w:tplc="0C09000F" w:tentative="1">
+      <w:start w:val="1"/>
+      <w:numFmt w:val="decimal"/>
+      <w:lvlText w:val="%4."/>
+      <w:lvlJc w:val="left"/>
+      <w:pPr>
+        <w:ind w:left="2880" w:hanging="360"/>
+      </w:pPr>
+    </w:lvl>
+    <w:lvl w:ilvl="4" w:tplc="0C090019" w:tentative="1">
+      <w:start w:val="1"/>
+      <w:numFmt w:val="lowerLetter"/>
+      <w:lvlText w:val="%5."/>
+      <w:lvlJc w:val="left"/>
+      <w:pPr>
+        <w:ind w:left="3600" w:hanging="360"/>
+      </w:pPr>
+    </w:lvl>
+    <w:lvl w:ilvl="5" w:tplc="0C09001B" w:tentative="1">
+      <w:start w:val="1"/>
+      <w:numFmt w:val="lowerRoman"/>
+      <w:lvlText w:val="%6."/>
+      <w:lvlJc w:val="right"/>
+      <w:pPr>
+        <w:ind w:left="4320" w:hanging="180"/>
+      </w:pPr>
+    </w:lvl>
+    <w:lvl w:ilvl="6" w:tplc="0C09000F" w:tentative="1">
+      <w:start w:val="1"/>
+      <w:numFmt w:val="decimal"/>
+      <w:lvlText w:val="%7."/>
+      <w:lvlJc w:val="left"/>
+      <w:pPr>
+        <w:ind w:left="5040" w:hanging="360"/>
+      </w:pPr>
+    </w:lvl>
+    <w:lvl w:ilvl="7" w:tplc="0C090019" w:tentative="1">
+      <w:start w:val="1"/>
+      <w:numFmt w:val="lowerLetter"/>
+      <w:lvlText w:val="%8."/>
+      <w:lvlJc w:val="left"/>
+      <w:pPr>
+        <w:ind w:left="5760" w:hanging="360"/>
+      </w:pPr>
+    </w:lvl>
+    <w:lvl w:ilvl="8" w:tplc="0C09001B" w:tentative="1">
+      <w:start w:val="1"/>
+      <w:numFmt w:val="lowerRoman"/>
+      <w:lvlText w:val="%9."/>
+      <w:lvlJc w:val="right"/>
+      <w:pPr>
+        <w:ind w:left="6480" w:hanging="180"/>
+      </w:pPr>
+    </w:lvl>
+  </w:abstractNum>
+  <w:abstractNum w:abstractNumId="28" w15:restartNumberingAfterBreak="0">
     <w:nsid w:val="3BE27A41"/>
     <w:multiLevelType w:val="multilevel"/>
     <w:tmpl w:val="E8349946"/>
@@ -16586,7 +15479,7 @@
       </w:pPr>
     </w:lvl>
   </w:abstractNum>
-  <w:abstractNum w:abstractNumId="26" w15:restartNumberingAfterBreak="0">
+  <w:abstractNum w:abstractNumId="29" w15:restartNumberingAfterBreak="0">
     <w:nsid w:val="3C781902"/>
     <w:multiLevelType w:val="multilevel"/>
     <w:tmpl w:val="360A930C"/>
@@ -16735,7 +15628,7 @@
       </w:rPr>
     </w:lvl>
   </w:abstractNum>
-  <w:abstractNum w:abstractNumId="27" w15:restartNumberingAfterBreak="0">
+  <w:abstractNum w:abstractNumId="30" w15:restartNumberingAfterBreak="0">
     <w:nsid w:val="3E6D1029"/>
     <w:multiLevelType w:val="multilevel"/>
     <w:tmpl w:val="6B8411B2"/>
@@ -16884,7 +15777,7 @@
       </w:rPr>
     </w:lvl>
   </w:abstractNum>
-  <w:abstractNum w:abstractNumId="28" w15:restartNumberingAfterBreak="0">
+  <w:abstractNum w:abstractNumId="31" w15:restartNumberingAfterBreak="0">
     <w:nsid w:val="40DB4A54"/>
     <w:multiLevelType w:val="multilevel"/>
     <w:tmpl w:val="58ECA840"/>
@@ -17033,7 +15926,7 @@
       </w:rPr>
     </w:lvl>
   </w:abstractNum>
-  <w:abstractNum w:abstractNumId="29" w15:restartNumberingAfterBreak="0">
+  <w:abstractNum w:abstractNumId="32" w15:restartNumberingAfterBreak="0">
     <w:nsid w:val="41EC2B65"/>
     <w:multiLevelType w:val="multilevel"/>
     <w:tmpl w:val="DBAAB2EA"/>
@@ -17182,7 +16075,7 @@
       </w:rPr>
     </w:lvl>
   </w:abstractNum>
-  <w:abstractNum w:abstractNumId="30" w15:restartNumberingAfterBreak="0">
+  <w:abstractNum w:abstractNumId="33" w15:restartNumberingAfterBreak="0">
     <w:nsid w:val="440B119F"/>
     <w:multiLevelType w:val="multilevel"/>
     <w:tmpl w:val="81423480"/>
@@ -17331,7 +16224,7 @@
       </w:rPr>
     </w:lvl>
   </w:abstractNum>
-  <w:abstractNum w:abstractNumId="31" w15:restartNumberingAfterBreak="0">
+  <w:abstractNum w:abstractNumId="34" w15:restartNumberingAfterBreak="0">
     <w:nsid w:val="455E6FF3"/>
     <w:multiLevelType w:val="multilevel"/>
     <w:tmpl w:val="2CFC0F42"/>
@@ -17480,7 +16373,7 @@
       </w:rPr>
     </w:lvl>
   </w:abstractNum>
-  <w:abstractNum w:abstractNumId="32" w15:restartNumberingAfterBreak="0">
+  <w:abstractNum w:abstractNumId="35" w15:restartNumberingAfterBreak="0">
     <w:nsid w:val="4BF82FAA"/>
     <w:multiLevelType w:val="multilevel"/>
     <w:tmpl w:val="76E48EC0"/>
@@ -17629,7 +16522,7 @@
       </w:rPr>
     </w:lvl>
   </w:abstractNum>
-  <w:abstractNum w:abstractNumId="33" w15:restartNumberingAfterBreak="0">
+  <w:abstractNum w:abstractNumId="36" w15:restartNumberingAfterBreak="0">
     <w:nsid w:val="4E491BA8"/>
     <w:multiLevelType w:val="multilevel"/>
     <w:tmpl w:val="4244B5FA"/>
@@ -17778,7 +16671,7 @@
       </w:rPr>
     </w:lvl>
   </w:abstractNum>
-  <w:abstractNum w:abstractNumId="34" w15:restartNumberingAfterBreak="0">
+  <w:abstractNum w:abstractNumId="37" w15:restartNumberingAfterBreak="0">
     <w:nsid w:val="4EE84E73"/>
     <w:multiLevelType w:val="multilevel"/>
     <w:tmpl w:val="4080E134"/>
@@ -17928,7 +16821,7 @@
       </w:rPr>
     </w:lvl>
   </w:abstractNum>
-  <w:abstractNum w:abstractNumId="35" w15:restartNumberingAfterBreak="0">
+  <w:abstractNum w:abstractNumId="38" w15:restartNumberingAfterBreak="0">
     <w:nsid w:val="4F583675"/>
     <w:multiLevelType w:val="multilevel"/>
     <w:tmpl w:val="EB8016C6"/>
@@ -18077,7 +16970,7 @@
       </w:rPr>
     </w:lvl>
   </w:abstractNum>
-  <w:abstractNum w:abstractNumId="36" w15:restartNumberingAfterBreak="0">
+  <w:abstractNum w:abstractNumId="39" w15:restartNumberingAfterBreak="0">
     <w:nsid w:val="51197277"/>
     <w:multiLevelType w:val="multilevel"/>
     <w:tmpl w:val="029ED840"/>
@@ -18226,7 +17119,7 @@
       </w:rPr>
     </w:lvl>
   </w:abstractNum>
-  <w:abstractNum w:abstractNumId="37" w15:restartNumberingAfterBreak="0">
+  <w:abstractNum w:abstractNumId="40" w15:restartNumberingAfterBreak="0">
     <w:nsid w:val="51F61331"/>
     <w:multiLevelType w:val="multilevel"/>
     <w:tmpl w:val="06789C22"/>
@@ -18339,7 +17232,7 @@
       </w:pPr>
     </w:lvl>
   </w:abstractNum>
-  <w:abstractNum w:abstractNumId="38" w15:restartNumberingAfterBreak="0">
+  <w:abstractNum w:abstractNumId="41" w15:restartNumberingAfterBreak="0">
     <w:nsid w:val="55590DF5"/>
     <w:multiLevelType w:val="multilevel"/>
     <w:tmpl w:val="5E869D38"/>
@@ -18488,7 +17381,7 @@
       </w:rPr>
     </w:lvl>
   </w:abstractNum>
-  <w:abstractNum w:abstractNumId="39" w15:restartNumberingAfterBreak="0">
+  <w:abstractNum w:abstractNumId="42" w15:restartNumberingAfterBreak="0">
     <w:nsid w:val="56827C6B"/>
     <w:multiLevelType w:val="multilevel"/>
     <w:tmpl w:val="B21A46C6"/>
@@ -18602,7 +17495,7 @@
       </w:pPr>
     </w:lvl>
   </w:abstractNum>
-  <w:abstractNum w:abstractNumId="40" w15:restartNumberingAfterBreak="0">
+  <w:abstractNum w:abstractNumId="43" w15:restartNumberingAfterBreak="0">
     <w:nsid w:val="5A6B1561"/>
     <w:multiLevelType w:val="multilevel"/>
     <w:tmpl w:val="DC3EE7E2"/>
@@ -18751,7 +17644,7 @@
       </w:rPr>
     </w:lvl>
   </w:abstractNum>
-  <w:abstractNum w:abstractNumId="41" w15:restartNumberingAfterBreak="0">
+  <w:abstractNum w:abstractNumId="44" w15:restartNumberingAfterBreak="0">
     <w:nsid w:val="5BCB3B64"/>
     <w:multiLevelType w:val="multilevel"/>
     <w:tmpl w:val="3566EDC6"/>
@@ -18900,7 +17793,7 @@
       </w:rPr>
     </w:lvl>
   </w:abstractNum>
-  <w:abstractNum w:abstractNumId="42" w15:restartNumberingAfterBreak="0">
+  <w:abstractNum w:abstractNumId="45" w15:restartNumberingAfterBreak="0">
     <w:nsid w:val="5D2A65AF"/>
     <w:multiLevelType w:val="multilevel"/>
     <w:tmpl w:val="7B4CA7A4"/>
@@ -19049,7 +17942,7 @@
       </w:rPr>
     </w:lvl>
   </w:abstractNum>
-  <w:abstractNum w:abstractNumId="43" w15:restartNumberingAfterBreak="0">
+  <w:abstractNum w:abstractNumId="46" w15:restartNumberingAfterBreak="0">
     <w:nsid w:val="616521DF"/>
     <w:multiLevelType w:val="multilevel"/>
     <w:tmpl w:val="3964073A"/>
@@ -19198,7 +18091,7 @@
       </w:rPr>
     </w:lvl>
   </w:abstractNum>
-  <w:abstractNum w:abstractNumId="44" w15:restartNumberingAfterBreak="0">
+  <w:abstractNum w:abstractNumId="47" w15:restartNumberingAfterBreak="0">
     <w:nsid w:val="61D61596"/>
     <w:multiLevelType w:val="multilevel"/>
     <w:tmpl w:val="9D74F8CA"/>
@@ -19347,7 +18240,7 @@
       </w:rPr>
     </w:lvl>
   </w:abstractNum>
-  <w:abstractNum w:abstractNumId="45" w15:restartNumberingAfterBreak="0">
+  <w:abstractNum w:abstractNumId="48" w15:restartNumberingAfterBreak="0">
     <w:nsid w:val="61E021C7"/>
     <w:multiLevelType w:val="multilevel"/>
     <w:tmpl w:val="0A107D7C"/>
@@ -19496,7 +18389,7 @@
       </w:rPr>
     </w:lvl>
   </w:abstractNum>
-  <w:abstractNum w:abstractNumId="46" w15:restartNumberingAfterBreak="0">
+  <w:abstractNum w:abstractNumId="49" w15:restartNumberingAfterBreak="0">
     <w:nsid w:val="64596423"/>
     <w:multiLevelType w:val="multilevel"/>
     <w:tmpl w:val="C8C23534"/>
@@ -19645,7 +18538,96 @@
       </w:rPr>
     </w:lvl>
   </w:abstractNum>
-  <w:abstractNum w:abstractNumId="47" w15:restartNumberingAfterBreak="0">
+  <w:abstractNum w:abstractNumId="50" w15:restartNumberingAfterBreak="0">
+    <w:nsid w:val="65A9409A"/>
+    <w:multiLevelType w:val="hybridMultilevel"/>
+    <w:tmpl w:val="C45C89EA"/>
+    <w:lvl w:ilvl="0" w:tplc="0C09000F">
+      <w:start w:val="1"/>
+      <w:numFmt w:val="decimal"/>
+      <w:lvlText w:val="%1."/>
+      <w:lvlJc w:val="left"/>
+      <w:pPr>
+        <w:ind w:left="720" w:hanging="360"/>
+      </w:pPr>
+      <w:rPr>
+        <w:rFonts w:hint="default"/>
+      </w:rPr>
+    </w:lvl>
+    <w:lvl w:ilvl="1" w:tplc="0C090019" w:tentative="1">
+      <w:start w:val="1"/>
+      <w:numFmt w:val="lowerLetter"/>
+      <w:lvlText w:val="%2."/>
+      <w:lvlJc w:val="left"/>
+      <w:pPr>
+        <w:ind w:left="1440" w:hanging="360"/>
+      </w:pPr>
+    </w:lvl>
+    <w:lvl w:ilvl="2" w:tplc="0C09001B" w:tentative="1">
+      <w:start w:val="1"/>
+      <w:numFmt w:val="lowerRoman"/>
+      <w:lvlText w:val="%3."/>
+      <w:lvlJc w:val="right"/>
+      <w:pPr>
+        <w:ind w:left="2160" w:hanging="180"/>
+      </w:pPr>
+    </w:lvl>
+    <w:lvl w:ilvl="3" w:tplc="0C09000F" w:tentative="1">
+      <w:start w:val="1"/>
+      <w:numFmt w:val="decimal"/>
+      <w:lvlText w:val="%4."/>
+      <w:lvlJc w:val="left"/>
+      <w:pPr>
+        <w:ind w:left="2880" w:hanging="360"/>
+      </w:pPr>
+    </w:lvl>
+    <w:lvl w:ilvl="4" w:tplc="0C090019" w:tentative="1">
+      <w:start w:val="1"/>
+      <w:numFmt w:val="lowerLetter"/>
+      <w:lvlText w:val="%5."/>
+      <w:lvlJc w:val="left"/>
+      <w:pPr>
+        <w:ind w:left="3600" w:hanging="360"/>
+      </w:pPr>
+    </w:lvl>
+    <w:lvl w:ilvl="5" w:tplc="0C09001B" w:tentative="1">
+      <w:start w:val="1"/>
+      <w:numFmt w:val="lowerRoman"/>
+      <w:lvlText w:val="%6."/>
+      <w:lvlJc w:val="right"/>
+      <w:pPr>
+        <w:ind w:left="4320" w:hanging="180"/>
+      </w:pPr>
+    </w:lvl>
+    <w:lvl w:ilvl="6" w:tplc="0C09000F" w:tentative="1">
+      <w:start w:val="1"/>
+      <w:numFmt w:val="decimal"/>
+      <w:lvlText w:val="%7."/>
+      <w:lvlJc w:val="left"/>
+      <w:pPr>
+        <w:ind w:left="5040" w:hanging="360"/>
+      </w:pPr>
+    </w:lvl>
+    <w:lvl w:ilvl="7" w:tplc="0C090019" w:tentative="1">
+      <w:start w:val="1"/>
+      <w:numFmt w:val="lowerLetter"/>
+      <w:lvlText w:val="%8."/>
+      <w:lvlJc w:val="left"/>
+      <w:pPr>
+        <w:ind w:left="5760" w:hanging="360"/>
+      </w:pPr>
+    </w:lvl>
+    <w:lvl w:ilvl="8" w:tplc="0C09001B" w:tentative="1">
+      <w:start w:val="1"/>
+      <w:numFmt w:val="lowerRoman"/>
+      <w:lvlText w:val="%9."/>
+      <w:lvlJc w:val="right"/>
+      <w:pPr>
+        <w:ind w:left="6480" w:hanging="180"/>
+      </w:pPr>
+    </w:lvl>
+  </w:abstractNum>
+  <w:abstractNum w:abstractNumId="51" w15:restartNumberingAfterBreak="0">
     <w:nsid w:val="667E2B70"/>
     <w:multiLevelType w:val="multilevel"/>
     <w:tmpl w:val="21482F50"/>
@@ -19794,7 +18776,7 @@
       </w:rPr>
     </w:lvl>
   </w:abstractNum>
-  <w:abstractNum w:abstractNumId="48" w15:restartNumberingAfterBreak="0">
+  <w:abstractNum w:abstractNumId="52" w15:restartNumberingAfterBreak="0">
     <w:nsid w:val="673E14B9"/>
     <w:multiLevelType w:val="multilevel"/>
     <w:tmpl w:val="7A860504"/>
@@ -19943,7 +18925,7 @@
       </w:rPr>
     </w:lvl>
   </w:abstractNum>
-  <w:abstractNum w:abstractNumId="49" w15:restartNumberingAfterBreak="0">
+  <w:abstractNum w:abstractNumId="53" w15:restartNumberingAfterBreak="0">
     <w:nsid w:val="67841290"/>
     <w:multiLevelType w:val="multilevel"/>
     <w:tmpl w:val="B1CC7EB6"/>
@@ -20092,7 +19074,7 @@
       </w:rPr>
     </w:lvl>
   </w:abstractNum>
-  <w:abstractNum w:abstractNumId="50" w15:restartNumberingAfterBreak="0">
+  <w:abstractNum w:abstractNumId="54" w15:restartNumberingAfterBreak="0">
     <w:nsid w:val="6A1D2D0C"/>
     <w:multiLevelType w:val="hybridMultilevel"/>
     <w:tmpl w:val="E0EC71FC"/>
@@ -20205,7 +19187,96 @@
       </w:rPr>
     </w:lvl>
   </w:abstractNum>
-  <w:abstractNum w:abstractNumId="51" w15:restartNumberingAfterBreak="0">
+  <w:abstractNum w:abstractNumId="55" w15:restartNumberingAfterBreak="0">
+    <w:nsid w:val="6E237C46"/>
+    <w:multiLevelType w:val="hybridMultilevel"/>
+    <w:tmpl w:val="C45C89EA"/>
+    <w:lvl w:ilvl="0" w:tplc="FFFFFFFF">
+      <w:start w:val="1"/>
+      <w:numFmt w:val="decimal"/>
+      <w:lvlText w:val="%1."/>
+      <w:lvlJc w:val="left"/>
+      <w:pPr>
+        <w:ind w:left="720" w:hanging="360"/>
+      </w:pPr>
+      <w:rPr>
+        <w:rFonts w:hint="default"/>
+      </w:rPr>
+    </w:lvl>
+    <w:lvl w:ilvl="1" w:tplc="FFFFFFFF" w:tentative="1">
+      <w:start w:val="1"/>
+      <w:numFmt w:val="lowerLetter"/>
+      <w:lvlText w:val="%2."/>
+      <w:lvlJc w:val="left"/>
+      <w:pPr>
+        <w:ind w:left="1440" w:hanging="360"/>
+      </w:pPr>
+    </w:lvl>
+    <w:lvl w:ilvl="2" w:tplc="FFFFFFFF" w:tentative="1">
+      <w:start w:val="1"/>
+      <w:numFmt w:val="lowerRoman"/>
+      <w:lvlText w:val="%3."/>
+      <w:lvlJc w:val="right"/>
+      <w:pPr>
+        <w:ind w:left="2160" w:hanging="180"/>
+      </w:pPr>
+    </w:lvl>
+    <w:lvl w:ilvl="3" w:tplc="FFFFFFFF" w:tentative="1">
+      <w:start w:val="1"/>
+      <w:numFmt w:val="decimal"/>
+      <w:lvlText w:val="%4."/>
+      <w:lvlJc w:val="left"/>
+      <w:pPr>
+        <w:ind w:left="2880" w:hanging="360"/>
+      </w:pPr>
+    </w:lvl>
+    <w:lvl w:ilvl="4" w:tplc="FFFFFFFF" w:tentative="1">
+      <w:start w:val="1"/>
+      <w:numFmt w:val="lowerLetter"/>
+      <w:lvlText w:val="%5."/>
+      <w:lvlJc w:val="left"/>
+      <w:pPr>
+        <w:ind w:left="3600" w:hanging="360"/>
+      </w:pPr>
+    </w:lvl>
+    <w:lvl w:ilvl="5" w:tplc="FFFFFFFF" w:tentative="1">
+      <w:start w:val="1"/>
+      <w:numFmt w:val="lowerRoman"/>
+      <w:lvlText w:val="%6."/>
+      <w:lvlJc w:val="right"/>
+      <w:pPr>
+        <w:ind w:left="4320" w:hanging="180"/>
+      </w:pPr>
+    </w:lvl>
+    <w:lvl w:ilvl="6" w:tplc="FFFFFFFF" w:tentative="1">
+      <w:start w:val="1"/>
+      <w:numFmt w:val="decimal"/>
+      <w:lvlText w:val="%7."/>
+      <w:lvlJc w:val="left"/>
+      <w:pPr>
+        <w:ind w:left="5040" w:hanging="360"/>
+      </w:pPr>
+    </w:lvl>
+    <w:lvl w:ilvl="7" w:tplc="FFFFFFFF" w:tentative="1">
+      <w:start w:val="1"/>
+      <w:numFmt w:val="lowerLetter"/>
+      <w:lvlText w:val="%8."/>
+      <w:lvlJc w:val="left"/>
+      <w:pPr>
+        <w:ind w:left="5760" w:hanging="360"/>
+      </w:pPr>
+    </w:lvl>
+    <w:lvl w:ilvl="8" w:tplc="FFFFFFFF" w:tentative="1">
+      <w:start w:val="1"/>
+      <w:numFmt w:val="lowerRoman"/>
+      <w:lvlText w:val="%9."/>
+      <w:lvlJc w:val="right"/>
+      <w:pPr>
+        <w:ind w:left="6480" w:hanging="180"/>
+      </w:pPr>
+    </w:lvl>
+  </w:abstractNum>
+  <w:abstractNum w:abstractNumId="56" w15:restartNumberingAfterBreak="0">
     <w:nsid w:val="6F235560"/>
     <w:multiLevelType w:val="multilevel"/>
     <w:tmpl w:val="30BA9F1C"/>
@@ -20354,7 +19425,7 @@
       </w:rPr>
     </w:lvl>
   </w:abstractNum>
-  <w:abstractNum w:abstractNumId="52" w15:restartNumberingAfterBreak="0">
+  <w:abstractNum w:abstractNumId="57" w15:restartNumberingAfterBreak="0">
     <w:nsid w:val="70FC3E84"/>
     <w:multiLevelType w:val="multilevel"/>
     <w:tmpl w:val="008A0D08"/>
@@ -20503,7 +19574,7 @@
       </w:rPr>
     </w:lvl>
   </w:abstractNum>
-  <w:abstractNum w:abstractNumId="53" w15:restartNumberingAfterBreak="0">
+  <w:abstractNum w:abstractNumId="58" w15:restartNumberingAfterBreak="0">
     <w:nsid w:val="73154946"/>
     <w:multiLevelType w:val="hybridMultilevel"/>
     <w:tmpl w:val="7F14B1EC"/>
@@ -20616,7 +19687,7 @@
       </w:rPr>
     </w:lvl>
   </w:abstractNum>
-  <w:abstractNum w:abstractNumId="54" w15:restartNumberingAfterBreak="0">
+  <w:abstractNum w:abstractNumId="59" w15:restartNumberingAfterBreak="0">
     <w:nsid w:val="7423309C"/>
     <w:multiLevelType w:val="hybridMultilevel"/>
     <w:tmpl w:val="08AE53E0"/>
@@ -20729,7 +19800,7 @@
       </w:rPr>
     </w:lvl>
   </w:abstractNum>
-  <w:abstractNum w:abstractNumId="55" w15:restartNumberingAfterBreak="0">
+  <w:abstractNum w:abstractNumId="60" w15:restartNumberingAfterBreak="0">
     <w:nsid w:val="74ED69B8"/>
     <w:multiLevelType w:val="multilevel"/>
     <w:tmpl w:val="F85A19AA"/>
@@ -20878,7 +19949,7 @@
       </w:rPr>
     </w:lvl>
   </w:abstractNum>
-  <w:abstractNum w:abstractNumId="56" w15:restartNumberingAfterBreak="0">
+  <w:abstractNum w:abstractNumId="61" w15:restartNumberingAfterBreak="0">
     <w:nsid w:val="774B42D4"/>
     <w:multiLevelType w:val="multilevel"/>
     <w:tmpl w:val="16982A4E"/>
@@ -21027,7 +20098,120 @@
       </w:rPr>
     </w:lvl>
   </w:abstractNum>
-  <w:abstractNum w:abstractNumId="57" w15:restartNumberingAfterBreak="0">
+  <w:abstractNum w:abstractNumId="62" w15:restartNumberingAfterBreak="0">
+    <w:nsid w:val="77BE0B7F"/>
+    <w:multiLevelType w:val="multilevel"/>
+    <w:tmpl w:val="59826B5A"/>
+    <w:lvl w:ilvl="0">
+      <w:start w:val="1"/>
+      <w:numFmt w:val="decimal"/>
+      <w:lvlText w:val="%1."/>
+      <w:lvlJc w:val="left"/>
+      <w:pPr>
+        <w:tabs>
+          <w:tab w:val="num" w:pos="720"/>
+        </w:tabs>
+        <w:ind w:left="720" w:hanging="360"/>
+      </w:pPr>
+    </w:lvl>
+    <w:lvl w:ilvl="1" w:tentative="1">
+      <w:start w:val="1"/>
+      <w:numFmt w:val="decimal"/>
+      <w:lvlText w:val="%2."/>
+      <w:lvlJc w:val="left"/>
+      <w:pPr>
+        <w:tabs>
+          <w:tab w:val="num" w:pos="1440"/>
+        </w:tabs>
+        <w:ind w:left="1440" w:hanging="360"/>
+      </w:pPr>
+    </w:lvl>
+    <w:lvl w:ilvl="2" w:tentative="1">
+      <w:start w:val="1"/>
+      <w:numFmt w:val="decimal"/>
+      <w:lvlText w:val="%3."/>
+      <w:lvlJc w:val="left"/>
+      <w:pPr>
+        <w:tabs>
+          <w:tab w:val="num" w:pos="2160"/>
+        </w:tabs>
+        <w:ind w:left="2160" w:hanging="360"/>
+      </w:pPr>
+    </w:lvl>
+    <w:lvl w:ilvl="3" w:tentative="1">
+      <w:start w:val="1"/>
+      <w:numFmt w:val="decimal"/>
+      <w:lvlText w:val="%4."/>
+      <w:lvlJc w:val="left"/>
+      <w:pPr>
+        <w:tabs>
+          <w:tab w:val="num" w:pos="2880"/>
+        </w:tabs>
+        <w:ind w:left="2880" w:hanging="360"/>
+      </w:pPr>
+    </w:lvl>
+    <w:lvl w:ilvl="4" w:tentative="1">
+      <w:start w:val="1"/>
+      <w:numFmt w:val="decimal"/>
+      <w:lvlText w:val="%5."/>
+      <w:lvlJc w:val="left"/>
+      <w:pPr>
+        <w:tabs>
+          <w:tab w:val="num" w:pos="3600"/>
+        </w:tabs>
+        <w:ind w:left="3600" w:hanging="360"/>
+      </w:pPr>
+    </w:lvl>
+    <w:lvl w:ilvl="5" w:tentative="1">
+      <w:start w:val="1"/>
+      <w:numFmt w:val="decimal"/>
+      <w:lvlText w:val="%6."/>
+      <w:lvlJc w:val="left"/>
+      <w:pPr>
+        <w:tabs>
+          <w:tab w:val="num" w:pos="4320"/>
+        </w:tabs>
+        <w:ind w:left="4320" w:hanging="360"/>
+      </w:pPr>
+    </w:lvl>
+    <w:lvl w:ilvl="6" w:tentative="1">
+      <w:start w:val="1"/>
+      <w:numFmt w:val="decimal"/>
+      <w:lvlText w:val="%7."/>
+      <w:lvlJc w:val="left"/>
+      <w:pPr>
+        <w:tabs>
+          <w:tab w:val="num" w:pos="5040"/>
+        </w:tabs>
+        <w:ind w:left="5040" w:hanging="360"/>
+      </w:pPr>
+    </w:lvl>
+    <w:lvl w:ilvl="7" w:tentative="1">
+      <w:start w:val="1"/>
+      <w:numFmt w:val="decimal"/>
+      <w:lvlText w:val="%8."/>
+      <w:lvlJc w:val="left"/>
+      <w:pPr>
+        <w:tabs>
+          <w:tab w:val="num" w:pos="5760"/>
+        </w:tabs>
+        <w:ind w:left="5760" w:hanging="360"/>
+      </w:pPr>
+    </w:lvl>
+    <w:lvl w:ilvl="8" w:tentative="1">
+      <w:start w:val="1"/>
+      <w:numFmt w:val="decimal"/>
+      <w:lvlText w:val="%9."/>
+      <w:lvlJc w:val="left"/>
+      <w:pPr>
+        <w:tabs>
+          <w:tab w:val="num" w:pos="6480"/>
+        </w:tabs>
+        <w:ind w:left="6480" w:hanging="360"/>
+      </w:pPr>
+    </w:lvl>
+  </w:abstractNum>
+  <w:abstractNum w:abstractNumId="63" w15:restartNumberingAfterBreak="0">
     <w:nsid w:val="7955750F"/>
     <w:multiLevelType w:val="multilevel"/>
     <w:tmpl w:val="407C312E"/>
@@ -21176,7 +20360,7 @@
       </w:rPr>
     </w:lvl>
   </w:abstractNum>
-  <w:abstractNum w:abstractNumId="58" w15:restartNumberingAfterBreak="0">
+  <w:abstractNum w:abstractNumId="64" w15:restartNumberingAfterBreak="0">
     <w:nsid w:val="7A142429"/>
     <w:multiLevelType w:val="multilevel"/>
     <w:tmpl w:val="F43C5016"/>
@@ -21326,181 +20510,199 @@
     </w:lvl>
   </w:abstractNum>
   <w:num w:numId="1" w16cid:durableId="180971734">
-    <w:abstractNumId w:val="34"/>
+    <w:abstractNumId w:val="37"/>
   </w:num>
   <w:num w:numId="2" w16cid:durableId="1072115904">
-    <w:abstractNumId w:val="25"/>
+    <w:abstractNumId w:val="28"/>
   </w:num>
   <w:num w:numId="3" w16cid:durableId="1042095427">
-    <w:abstractNumId w:val="39"/>
+    <w:abstractNumId w:val="42"/>
   </w:num>
   <w:num w:numId="4" w16cid:durableId="2108109634">
-    <w:abstractNumId w:val="14"/>
+    <w:abstractNumId w:val="16"/>
   </w:num>
   <w:num w:numId="5" w16cid:durableId="67728321">
-    <w:abstractNumId w:val="21"/>
+    <w:abstractNumId w:val="23"/>
   </w:num>
   <w:num w:numId="6" w16cid:durableId="2146965391">
-    <w:abstractNumId w:val="55"/>
+    <w:abstractNumId w:val="60"/>
   </w:num>
   <w:num w:numId="7" w16cid:durableId="877814289">
-    <w:abstractNumId w:val="56"/>
+    <w:abstractNumId w:val="61"/>
   </w:num>
   <w:num w:numId="8" w16cid:durableId="896162481">
-    <w:abstractNumId w:val="49"/>
+    <w:abstractNumId w:val="53"/>
   </w:num>
   <w:num w:numId="9" w16cid:durableId="1095709633">
-    <w:abstractNumId w:val="7"/>
+    <w:abstractNumId w:val="9"/>
   </w:num>
   <w:num w:numId="10" w16cid:durableId="64031031">
-    <w:abstractNumId w:val="24"/>
+    <w:abstractNumId w:val="26"/>
   </w:num>
   <w:num w:numId="11" w16cid:durableId="372341307">
-    <w:abstractNumId w:val="29"/>
+    <w:abstractNumId w:val="32"/>
   </w:num>
   <w:num w:numId="12" w16cid:durableId="1436293904">
     <w:abstractNumId w:val="0"/>
   </w:num>
   <w:num w:numId="13" w16cid:durableId="1452626576">
-    <w:abstractNumId w:val="48"/>
+    <w:abstractNumId w:val="52"/>
   </w:num>
   <w:num w:numId="14" w16cid:durableId="1256548454">
+    <w:abstractNumId w:val="19"/>
+  </w:num>
+  <w:num w:numId="15" w16cid:durableId="875387511">
+    <w:abstractNumId w:val="57"/>
+  </w:num>
+  <w:num w:numId="16" w16cid:durableId="575476238">
+    <w:abstractNumId w:val="44"/>
+  </w:num>
+  <w:num w:numId="17" w16cid:durableId="1543442884">
+    <w:abstractNumId w:val="45"/>
+  </w:num>
+  <w:num w:numId="18" w16cid:durableId="562759544">
+    <w:abstractNumId w:val="30"/>
+  </w:num>
+  <w:num w:numId="19" w16cid:durableId="1231575148">
+    <w:abstractNumId w:val="49"/>
+  </w:num>
+  <w:num w:numId="20" w16cid:durableId="156846458">
+    <w:abstractNumId w:val="5"/>
+  </w:num>
+  <w:num w:numId="21" w16cid:durableId="1813062287">
+    <w:abstractNumId w:val="13"/>
+  </w:num>
+  <w:num w:numId="22" w16cid:durableId="242420351">
+    <w:abstractNumId w:val="63"/>
+  </w:num>
+  <w:num w:numId="23" w16cid:durableId="129173135">
+    <w:abstractNumId w:val="38"/>
+  </w:num>
+  <w:num w:numId="24" w16cid:durableId="1859738226">
+    <w:abstractNumId w:val="35"/>
+  </w:num>
+  <w:num w:numId="25" w16cid:durableId="1192493386">
+    <w:abstractNumId w:val="6"/>
+  </w:num>
+  <w:num w:numId="26" w16cid:durableId="685403330">
+    <w:abstractNumId w:val="25"/>
+  </w:num>
+  <w:num w:numId="27" w16cid:durableId="1224098897">
+    <w:abstractNumId w:val="14"/>
+  </w:num>
+  <w:num w:numId="28" w16cid:durableId="337580017">
+    <w:abstractNumId w:val="31"/>
+  </w:num>
+  <w:num w:numId="29" w16cid:durableId="1459958781">
+    <w:abstractNumId w:val="36"/>
+  </w:num>
+  <w:num w:numId="30" w16cid:durableId="2062823218">
+    <w:abstractNumId w:val="15"/>
+  </w:num>
+  <w:num w:numId="31" w16cid:durableId="1857571318">
+    <w:abstractNumId w:val="34"/>
+  </w:num>
+  <w:num w:numId="32" w16cid:durableId="1420828690">
     <w:abstractNumId w:val="17"/>
   </w:num>
-  <w:num w:numId="15" w16cid:durableId="875387511">
-    <w:abstractNumId w:val="52"/>
+  <w:num w:numId="33" w16cid:durableId="938370460">
+    <w:abstractNumId w:val="3"/>
   </w:num>
-  <w:num w:numId="16" w16cid:durableId="575476238">
-    <w:abstractNumId w:val="41"/>
+  <w:num w:numId="34" w16cid:durableId="1126582060">
+    <w:abstractNumId w:val="43"/>
   </w:num>
-  <w:num w:numId="17" w16cid:durableId="1543442884">
-    <w:abstractNumId w:val="42"/>
+  <w:num w:numId="35" w16cid:durableId="913783612">
+    <w:abstractNumId w:val="10"/>
   </w:num>
-  <w:num w:numId="18" w16cid:durableId="562759544">
-    <w:abstractNumId w:val="27"/>
+  <w:num w:numId="36" w16cid:durableId="596407372">
+    <w:abstractNumId w:val="18"/>
   </w:num>
-  <w:num w:numId="19" w16cid:durableId="1231575148">
+  <w:num w:numId="37" w16cid:durableId="778135994">
+    <w:abstractNumId w:val="51"/>
+  </w:num>
+  <w:num w:numId="38" w16cid:durableId="1466896348">
     <w:abstractNumId w:val="46"/>
   </w:num>
-  <w:num w:numId="20" w16cid:durableId="156846458">
-    <w:abstractNumId w:val="4"/>
-  </w:num>
-  <w:num w:numId="21" w16cid:durableId="1813062287">
-    <w:abstractNumId w:val="11"/>
-  </w:num>
-  <w:num w:numId="22" w16cid:durableId="242420351">
-    <w:abstractNumId w:val="57"/>
-  </w:num>
-  <w:num w:numId="23" w16cid:durableId="129173135">
-    <w:abstractNumId w:val="35"/>
-  </w:num>
-  <w:num w:numId="24" w16cid:durableId="1859738226">
-    <w:abstractNumId w:val="32"/>
-  </w:num>
-  <w:num w:numId="25" w16cid:durableId="1192493386">
-    <w:abstractNumId w:val="5"/>
-  </w:num>
-  <w:num w:numId="26" w16cid:durableId="685403330">
-    <w:abstractNumId w:val="23"/>
-  </w:num>
-  <w:num w:numId="27" w16cid:durableId="1224098897">
+  <w:num w:numId="39" w16cid:durableId="716054976">
     <w:abstractNumId w:val="12"/>
   </w:num>
-  <w:num w:numId="28" w16cid:durableId="337580017">
-    <w:abstractNumId w:val="28"/>
-  </w:num>
-  <w:num w:numId="29" w16cid:durableId="1459958781">
-    <w:abstractNumId w:val="33"/>
-  </w:num>
-  <w:num w:numId="30" w16cid:durableId="2062823218">
-    <w:abstractNumId w:val="13"/>
-  </w:num>
-  <w:num w:numId="31" w16cid:durableId="1857571318">
-    <w:abstractNumId w:val="31"/>
-  </w:num>
-  <w:num w:numId="32" w16cid:durableId="1420828690">
-    <w:abstractNumId w:val="15"/>
-  </w:num>
-  <w:num w:numId="33" w16cid:durableId="938370460">
-    <w:abstractNumId w:val="2"/>
-  </w:num>
-  <w:num w:numId="34" w16cid:durableId="1126582060">
-    <w:abstractNumId w:val="40"/>
-  </w:num>
-  <w:num w:numId="35" w16cid:durableId="913783612">
-    <w:abstractNumId w:val="8"/>
-  </w:num>
-  <w:num w:numId="36" w16cid:durableId="596407372">
-    <w:abstractNumId w:val="16"/>
-  </w:num>
-  <w:num w:numId="37" w16cid:durableId="778135994">
-    <w:abstractNumId w:val="47"/>
-  </w:num>
-  <w:num w:numId="38" w16cid:durableId="1466896348">
-    <w:abstractNumId w:val="43"/>
-  </w:num>
-  <w:num w:numId="39" w16cid:durableId="716054976">
-    <w:abstractNumId w:val="10"/>
-  </w:num>
   <w:num w:numId="40" w16cid:durableId="1536239020">
-    <w:abstractNumId w:val="58"/>
+    <w:abstractNumId w:val="64"/>
   </w:num>
   <w:num w:numId="41" w16cid:durableId="529606214">
     <w:abstractNumId w:val="1"/>
   </w:num>
   <w:num w:numId="42" w16cid:durableId="1150438417">
-    <w:abstractNumId w:val="3"/>
+    <w:abstractNumId w:val="4"/>
   </w:num>
   <w:num w:numId="43" w16cid:durableId="1170876986">
-    <w:abstractNumId w:val="51"/>
+    <w:abstractNumId w:val="56"/>
   </w:num>
   <w:num w:numId="44" w16cid:durableId="1463617778">
-    <w:abstractNumId w:val="18"/>
+    <w:abstractNumId w:val="20"/>
   </w:num>
   <w:num w:numId="45" w16cid:durableId="1037702105">
-    <w:abstractNumId w:val="45"/>
+    <w:abstractNumId w:val="48"/>
   </w:num>
   <w:num w:numId="46" w16cid:durableId="1476533758">
+    <w:abstractNumId w:val="24"/>
+  </w:num>
+  <w:num w:numId="47" w16cid:durableId="1156216794">
+    <w:abstractNumId w:val="33"/>
+  </w:num>
+  <w:num w:numId="48" w16cid:durableId="1472870375">
+    <w:abstractNumId w:val="21"/>
+  </w:num>
+  <w:num w:numId="49" w16cid:durableId="2126147488">
+    <w:abstractNumId w:val="47"/>
+  </w:num>
+  <w:num w:numId="50" w16cid:durableId="1294218590">
+    <w:abstractNumId w:val="11"/>
+  </w:num>
+  <w:num w:numId="51" w16cid:durableId="665473745">
     <w:abstractNumId w:val="22"/>
   </w:num>
-  <w:num w:numId="47" w16cid:durableId="1156216794">
-    <w:abstractNumId w:val="30"/>
-  </w:num>
-  <w:num w:numId="48" w16cid:durableId="1472870375">
-    <w:abstractNumId w:val="19"/>
-  </w:num>
-  <w:num w:numId="49" w16cid:durableId="2126147488">
-    <w:abstractNumId w:val="44"/>
-  </w:num>
-  <w:num w:numId="50" w16cid:durableId="1294218590">
-    <w:abstractNumId w:val="9"/>
-  </w:num>
-  <w:num w:numId="51" w16cid:durableId="665473745">
-    <w:abstractNumId w:val="20"/>
-  </w:num>
   <w:num w:numId="52" w16cid:durableId="1845704966">
-    <w:abstractNumId w:val="38"/>
+    <w:abstractNumId w:val="41"/>
   </w:num>
   <w:num w:numId="53" w16cid:durableId="1464881218">
-    <w:abstractNumId w:val="36"/>
+    <w:abstractNumId w:val="39"/>
   </w:num>
   <w:num w:numId="54" w16cid:durableId="1790590591">
-    <w:abstractNumId w:val="26"/>
+    <w:abstractNumId w:val="29"/>
   </w:num>
   <w:num w:numId="55" w16cid:durableId="445126389">
+    <w:abstractNumId w:val="54"/>
+  </w:num>
+  <w:num w:numId="56" w16cid:durableId="314992125">
+    <w:abstractNumId w:val="58"/>
+  </w:num>
+  <w:num w:numId="57" w16cid:durableId="554467152">
+    <w:abstractNumId w:val="40"/>
+  </w:num>
+  <w:num w:numId="58" w16cid:durableId="876283246">
+    <w:abstractNumId w:val="7"/>
+  </w:num>
+  <w:num w:numId="59" w16cid:durableId="1764767383">
+    <w:abstractNumId w:val="59"/>
+  </w:num>
+  <w:num w:numId="60" w16cid:durableId="1683436813">
     <w:abstractNumId w:val="50"/>
   </w:num>
-  <w:num w:numId="56" w16cid:durableId="314992125">
-    <w:abstractNumId w:val="53"/>
+  <w:num w:numId="61" w16cid:durableId="1635872794">
+    <w:abstractNumId w:val="55"/>
   </w:num>
-  <w:num w:numId="57" w16cid:durableId="554467152">
-    <w:abstractNumId w:val="37"/>
+  <w:num w:numId="62" w16cid:durableId="1559515352">
+    <w:abstractNumId w:val="62"/>
   </w:num>
-  <w:num w:numId="58" w16cid:durableId="876283246">
-    <w:abstractNumId w:val="6"/>
+  <w:num w:numId="63" w16cid:durableId="81337236">
+    <w:abstractNumId w:val="2"/>
   </w:num>
-  <w:num w:numId="59" w16cid:durableId="1764767383">
-    <w:abstractNumId w:val="54"/>
+  <w:num w:numId="64" w16cid:durableId="2112167561">
+    <w:abstractNumId w:val="8"/>
+  </w:num>
+  <w:num w:numId="65" w16cid:durableId="1853646414">
+    <w:abstractNumId w:val="27"/>
   </w:num>
   <w:numIdMacAtCleanup w:val="59"/>
 </w:numbering>
@@ -21906,7 +21108,7 @@
   <w:style w:type="paragraph" w:default="1" w:styleId="Normal">
     <w:name w:val="Normal"/>
     <w:qFormat/>
-    <w:rsid w:val="006C2B1D"/>
+    <w:rsid w:val="0072334C"/>
     <w:pPr>
       <w:spacing w:line="276" w:lineRule="auto"/>
     </w:pPr>
@@ -23045,6 +22247,11 @@
       <w:szCs w:val="20"/>
     </w:rPr>
   </w:style>
+  <w:style w:type="character" w:customStyle="1" w:styleId="student-summary-lead">
+    <w:name w:val="student-summary-lead"/>
+    <w:basedOn w:val="DefaultParagraphFont"/>
+    <w:rsid w:val="00BE6987"/>
+  </w:style>
 </w:styles>
 </file>
 

--- a/to do - Subject Planner.docx
+++ b/to do - Subject Planner.docx
@@ -22,147 +22,1493 @@
       </w:r>
     </w:p>
     <w:p>
-      <w:r>
-        <w:t>Best semester-change candidates to move into settings.txt are:</w:t>
-      </w:r>
-    </w:p>
-    <w:p>
-      <w:pPr>
-        <w:pStyle w:val="ListParagraph"/>
-        <w:numPr>
-          <w:ilvl w:val="0"/>
-          <w:numId w:val="55"/>
-        </w:numPr>
-        <w:spacing w:after="0"/>
+      <w:pPr>
+        <w:spacing w:before="100" w:beforeAutospacing="1" w:after="100" w:afterAutospacing="1" w:line="240" w:lineRule="auto"/>
+        <w:rPr>
+          <w:rFonts w:asciiTheme="minorHAnsi" w:eastAsia="Times New Roman" w:hAnsiTheme="minorHAnsi" w:cs="Times New Roman"/>
+          <w:sz w:val="24"/>
+          <w:szCs w:val="24"/>
+          <w:lang w:eastAsia="en-AU"/>
+        </w:rPr>
+      </w:pPr>
+      <w:r>
+        <w:rPr>
+          <w:rFonts w:asciiTheme="minorHAnsi" w:eastAsia="Times New Roman" w:hAnsiTheme="minorHAnsi" w:cs="Times New Roman"/>
+          <w:sz w:val="24"/>
+          <w:szCs w:val="24"/>
+          <w:lang w:eastAsia="en-AU"/>
+        </w:rPr>
+        <w:t>Best things to externalise for semester handover:</w:t>
+      </w:r>
+    </w:p>
+    <w:p>
+      <w:pPr>
+        <w:numPr>
+          <w:ilvl w:val="0"/>
+          <w:numId w:val="66"/>
+        </w:numPr>
+        <w:spacing w:before="100" w:beforeAutospacing="1" w:after="100" w:afterAutospacing="1" w:line="240" w:lineRule="auto"/>
+        <w:rPr>
+          <w:rFonts w:asciiTheme="minorHAnsi" w:eastAsia="Times New Roman" w:hAnsiTheme="minorHAnsi" w:cs="Times New Roman"/>
+          <w:sz w:val="24"/>
+          <w:szCs w:val="24"/>
+          <w:lang w:eastAsia="en-AU"/>
+        </w:rPr>
+      </w:pPr>
+      <w:r>
+        <w:rPr>
+          <w:rFonts w:asciiTheme="minorHAnsi" w:eastAsia="Times New Roman" w:hAnsiTheme="minorHAnsi" w:cs="Times New Roman"/>
+          <w:b/>
+          <w:bCs/>
+          <w:sz w:val="24"/>
+          <w:szCs w:val="24"/>
+          <w:lang w:eastAsia="en-AU"/>
+        </w:rPr>
+        <w:t>Semester timetable data</w:t>
+      </w:r>
+      <w:r>
+        <w:rPr>
+          <w:rFonts w:asciiTheme="minorHAnsi" w:eastAsia="Times New Roman" w:hAnsiTheme="minorHAnsi" w:cs="Times New Roman"/>
+          <w:sz w:val="24"/>
+          <w:szCs w:val="24"/>
+          <w:lang w:eastAsia="en-AU"/>
+        </w:rPr>
+        <w:br/>
+        <w:t>Still the biggest win:</w:t>
+      </w:r>
+    </w:p>
+    <w:p>
+      <w:pPr>
+        <w:numPr>
+          <w:ilvl w:val="1"/>
+          <w:numId w:val="66"/>
+        </w:numPr>
+        <w:spacing w:before="100" w:beforeAutospacing="1" w:after="100" w:afterAutospacing="1" w:line="240" w:lineRule="auto"/>
+        <w:rPr>
+          <w:rFonts w:asciiTheme="minorHAnsi" w:eastAsia="Times New Roman" w:hAnsiTheme="minorHAnsi" w:cs="Times New Roman"/>
+          <w:sz w:val="24"/>
+          <w:szCs w:val="24"/>
+          <w:lang w:eastAsia="en-AU"/>
+        </w:rPr>
       </w:pPr>
       <w:proofErr w:type="spellStart"/>
       <w:r>
+        <w:rPr>
+          <w:rFonts w:asciiTheme="minorHAnsi" w:eastAsia="Times New Roman" w:hAnsiTheme="minorHAnsi" w:cs="Courier New"/>
+          <w:sz w:val="20"/>
+          <w:szCs w:val="20"/>
+          <w:lang w:eastAsia="en-AU"/>
+        </w:rPr>
         <w:t>timeSlots</w:t>
       </w:r>
       <w:proofErr w:type="spellEnd"/>
-      <w:r>
-        <w:t xml:space="preserve"> and full timetable object (day/slot/room/lecturer per subject): script.js:164, script.js:169</w:t>
-      </w:r>
-    </w:p>
-    <w:p>
-      <w:pPr>
-        <w:pStyle w:val="ListParagraph"/>
-        <w:numPr>
-          <w:ilvl w:val="0"/>
-          <w:numId w:val="55"/>
-        </w:numPr>
-        <w:spacing w:after="0"/>
-      </w:pPr>
-      <w:r>
-        <w:t xml:space="preserve">semester1OnlyIds, semester2OnlyIds, </w:t>
+    </w:p>
+    <w:p>
+      <w:pPr>
+        <w:numPr>
+          <w:ilvl w:val="1"/>
+          <w:numId w:val="66"/>
+        </w:numPr>
+        <w:spacing w:before="100" w:beforeAutospacing="1" w:after="100" w:afterAutospacing="1" w:line="240" w:lineRule="auto"/>
+        <w:rPr>
+          <w:rFonts w:asciiTheme="minorHAnsi" w:eastAsia="Times New Roman" w:hAnsiTheme="minorHAnsi" w:cs="Times New Roman"/>
+          <w:sz w:val="24"/>
+          <w:szCs w:val="24"/>
+          <w:lang w:eastAsia="en-AU"/>
+        </w:rPr>
+      </w:pPr>
+      <w:r>
+        <w:rPr>
+          <w:rFonts w:asciiTheme="minorHAnsi" w:eastAsia="Times New Roman" w:hAnsiTheme="minorHAnsi" w:cs="Times New Roman"/>
+          <w:sz w:val="24"/>
+          <w:szCs w:val="24"/>
+          <w:lang w:eastAsia="en-AU"/>
+        </w:rPr>
+        <w:t>subject timetable entries: day, slot, room, teacher</w:t>
+      </w:r>
+    </w:p>
+    <w:p>
+      <w:pPr>
+        <w:numPr>
+          <w:ilvl w:val="1"/>
+          <w:numId w:val="66"/>
+        </w:numPr>
+        <w:spacing w:before="100" w:beforeAutospacing="1" w:after="100" w:afterAutospacing="1" w:line="240" w:lineRule="auto"/>
+        <w:rPr>
+          <w:rFonts w:asciiTheme="minorHAnsi" w:eastAsia="Times New Roman" w:hAnsiTheme="minorHAnsi" w:cs="Times New Roman"/>
+          <w:sz w:val="24"/>
+          <w:szCs w:val="24"/>
+          <w:lang w:eastAsia="en-AU"/>
+        </w:rPr>
+      </w:pPr>
+      <w:r>
+        <w:rPr>
+          <w:rFonts w:asciiTheme="minorHAnsi" w:eastAsia="Times New Roman" w:hAnsiTheme="minorHAnsi" w:cs="Times New Roman"/>
+          <w:sz w:val="24"/>
+          <w:szCs w:val="24"/>
+          <w:lang w:eastAsia="en-AU"/>
+        </w:rPr>
+        <w:t>“</w:t>
+      </w:r>
+      <w:proofErr w:type="gramStart"/>
+      <w:r>
+        <w:rPr>
+          <w:rFonts w:asciiTheme="minorHAnsi" w:eastAsia="Times New Roman" w:hAnsiTheme="minorHAnsi" w:cs="Times New Roman"/>
+          <w:sz w:val="24"/>
+          <w:szCs w:val="24"/>
+          <w:lang w:eastAsia="en-AU"/>
+        </w:rPr>
+        <w:t>not</w:t>
+      </w:r>
+      <w:proofErr w:type="gramEnd"/>
+      <w:r>
+        <w:rPr>
+          <w:rFonts w:asciiTheme="minorHAnsi" w:eastAsia="Times New Roman" w:hAnsiTheme="minorHAnsi" w:cs="Times New Roman"/>
+          <w:sz w:val="24"/>
+          <w:szCs w:val="24"/>
+          <w:lang w:eastAsia="en-AU"/>
+        </w:rPr>
+        <w:t xml:space="preserve"> running this semester” / semester-only rules like </w:t>
+      </w:r>
+      <w:r>
+        <w:rPr>
+          <w:rFonts w:asciiTheme="minorHAnsi" w:eastAsia="Times New Roman" w:hAnsiTheme="minorHAnsi" w:cs="Courier New"/>
+          <w:sz w:val="20"/>
+          <w:szCs w:val="20"/>
+          <w:lang w:eastAsia="en-AU"/>
+        </w:rPr>
+        <w:t>semester1OnlyIds</w:t>
+      </w:r>
+      <w:r>
+        <w:rPr>
+          <w:rFonts w:asciiTheme="minorHAnsi" w:eastAsia="Times New Roman" w:hAnsiTheme="minorHAnsi" w:cs="Times New Roman"/>
+          <w:sz w:val="24"/>
+          <w:szCs w:val="24"/>
+          <w:lang w:eastAsia="en-AU"/>
+        </w:rPr>
+        <w:t xml:space="preserve">, </w:t>
+      </w:r>
+      <w:r>
+        <w:rPr>
+          <w:rFonts w:asciiTheme="minorHAnsi" w:eastAsia="Times New Roman" w:hAnsiTheme="minorHAnsi" w:cs="Courier New"/>
+          <w:sz w:val="20"/>
+          <w:szCs w:val="20"/>
+          <w:lang w:eastAsia="en-AU"/>
+        </w:rPr>
+        <w:t>semester2OnlyIds</w:t>
+      </w:r>
+    </w:p>
+    <w:p>
+      <w:pPr>
+        <w:spacing w:before="100" w:beforeAutospacing="1" w:after="100" w:afterAutospacing="1" w:line="240" w:lineRule="auto"/>
+        <w:ind w:left="720"/>
+        <w:rPr>
+          <w:rFonts w:asciiTheme="minorHAnsi" w:eastAsia="Times New Roman" w:hAnsiTheme="minorHAnsi" w:cs="Times New Roman"/>
+          <w:sz w:val="24"/>
+          <w:szCs w:val="24"/>
+          <w:lang w:eastAsia="en-AU"/>
+        </w:rPr>
+      </w:pPr>
+      <w:r>
+        <w:rPr>
+          <w:rFonts w:asciiTheme="minorHAnsi" w:eastAsia="Times New Roman" w:hAnsiTheme="minorHAnsi" w:cs="Times New Roman"/>
+          <w:sz w:val="24"/>
+          <w:szCs w:val="24"/>
+          <w:lang w:eastAsia="en-AU"/>
+        </w:rPr>
+        <w:t xml:space="preserve">This is exactly the kind of data that should not require editing </w:t>
+      </w:r>
+      <w:r>
+        <w:rPr>
+          <w:rFonts w:asciiTheme="minorHAnsi" w:eastAsia="Times New Roman" w:hAnsiTheme="minorHAnsi" w:cs="Courier New"/>
+          <w:sz w:val="20"/>
+          <w:szCs w:val="20"/>
+          <w:lang w:eastAsia="en-AU"/>
+        </w:rPr>
+        <w:t>script.js</w:t>
+      </w:r>
+      <w:r>
+        <w:rPr>
+          <w:rFonts w:asciiTheme="minorHAnsi" w:eastAsia="Times New Roman" w:hAnsiTheme="minorHAnsi" w:cs="Times New Roman"/>
+          <w:sz w:val="24"/>
+          <w:szCs w:val="24"/>
+          <w:lang w:eastAsia="en-AU"/>
+        </w:rPr>
+        <w:t>.</w:t>
+      </w:r>
+    </w:p>
+    <w:p>
+      <w:pPr>
+        <w:numPr>
+          <w:ilvl w:val="0"/>
+          <w:numId w:val="66"/>
+        </w:numPr>
+        <w:spacing w:before="100" w:beforeAutospacing="1" w:after="100" w:afterAutospacing="1" w:line="240" w:lineRule="auto"/>
+        <w:rPr>
+          <w:rFonts w:asciiTheme="minorHAnsi" w:eastAsia="Times New Roman" w:hAnsiTheme="minorHAnsi" w:cs="Times New Roman"/>
+          <w:sz w:val="24"/>
+          <w:szCs w:val="24"/>
+          <w:lang w:eastAsia="en-AU"/>
+        </w:rPr>
+      </w:pPr>
+      <w:r>
+        <w:rPr>
+          <w:rFonts w:asciiTheme="minorHAnsi" w:eastAsia="Times New Roman" w:hAnsiTheme="minorHAnsi" w:cs="Times New Roman"/>
+          <w:b/>
+          <w:bCs/>
+          <w:sz w:val="24"/>
+          <w:szCs w:val="24"/>
+          <w:lang w:eastAsia="en-AU"/>
+        </w:rPr>
+        <w:t>Current semester / intake rules</w:t>
+      </w:r>
+      <w:r>
+        <w:rPr>
+          <w:rFonts w:asciiTheme="minorHAnsi" w:eastAsia="Times New Roman" w:hAnsiTheme="minorHAnsi" w:cs="Times New Roman"/>
+          <w:sz w:val="24"/>
+          <w:szCs w:val="24"/>
+          <w:lang w:eastAsia="en-AU"/>
+        </w:rPr>
+        <w:br/>
+      </w:r>
+      <w:r>
+        <w:rPr>
+          <w:rFonts w:asciiTheme="minorHAnsi" w:eastAsia="Times New Roman" w:hAnsiTheme="minorHAnsi" w:cs="Courier New"/>
+          <w:sz w:val="20"/>
+          <w:szCs w:val="20"/>
+          <w:lang w:eastAsia="en-AU"/>
+        </w:rPr>
+        <w:t>settings.txt</w:t>
+      </w:r>
+      <w:r>
+        <w:rPr>
+          <w:rFonts w:asciiTheme="minorHAnsi" w:eastAsia="Times New Roman" w:hAnsiTheme="minorHAnsi" w:cs="Times New Roman"/>
+          <w:sz w:val="24"/>
+          <w:szCs w:val="24"/>
+          <w:lang w:eastAsia="en-AU"/>
+        </w:rPr>
+        <w:t xml:space="preserve"> currently has:</w:t>
+      </w:r>
+    </w:p>
+    <w:p>
+      <w:pPr>
+        <w:tabs>
+          <w:tab w:val="left" w:pos="916"/>
+          <w:tab w:val="left" w:pos="1832"/>
+          <w:tab w:val="left" w:pos="2748"/>
+          <w:tab w:val="left" w:pos="3664"/>
+          <w:tab w:val="left" w:pos="4580"/>
+          <w:tab w:val="left" w:pos="5496"/>
+          <w:tab w:val="left" w:pos="6412"/>
+          <w:tab w:val="left" w:pos="7328"/>
+          <w:tab w:val="left" w:pos="8244"/>
+          <w:tab w:val="left" w:pos="9160"/>
+          <w:tab w:val="left" w:pos="10076"/>
+          <w:tab w:val="left" w:pos="10992"/>
+          <w:tab w:val="left" w:pos="11908"/>
+          <w:tab w:val="left" w:pos="12824"/>
+          <w:tab w:val="left" w:pos="13740"/>
+          <w:tab w:val="left" w:pos="14656"/>
+        </w:tabs>
+        <w:spacing w:after="0" w:line="240" w:lineRule="auto"/>
+        <w:ind w:left="720"/>
+        <w:rPr>
+          <w:rFonts w:asciiTheme="minorHAnsi" w:eastAsia="Times New Roman" w:hAnsiTheme="minorHAnsi" w:cs="Courier New"/>
+          <w:sz w:val="20"/>
+          <w:szCs w:val="20"/>
+          <w:lang w:eastAsia="en-AU"/>
+        </w:rPr>
+      </w:pPr>
+      <w:r>
+        <w:rPr>
+          <w:rFonts w:asciiTheme="minorHAnsi" w:eastAsia="Times New Roman" w:hAnsiTheme="minorHAnsi" w:cs="Courier New"/>
+          <w:sz w:val="20"/>
+          <w:szCs w:val="20"/>
+          <w:lang w:eastAsia="en-AU"/>
+        </w:rPr>
+        <w:t>intake=Enrol 26_S1</w:t>
+      </w:r>
+    </w:p>
+    <w:p>
+      <w:pPr>
+        <w:spacing w:before="100" w:beforeAutospacing="1" w:after="100" w:afterAutospacing="1" w:line="240" w:lineRule="auto"/>
+        <w:ind w:left="720"/>
+        <w:rPr>
+          <w:rFonts w:asciiTheme="minorHAnsi" w:eastAsia="Times New Roman" w:hAnsiTheme="minorHAnsi" w:cs="Times New Roman"/>
+          <w:sz w:val="24"/>
+          <w:szCs w:val="24"/>
+          <w:lang w:eastAsia="en-AU"/>
+        </w:rPr>
+      </w:pPr>
+      <w:r>
+        <w:rPr>
+          <w:rFonts w:asciiTheme="minorHAnsi" w:eastAsia="Times New Roman" w:hAnsiTheme="minorHAnsi" w:cs="Times New Roman"/>
+          <w:sz w:val="24"/>
+          <w:szCs w:val="24"/>
+          <w:lang w:eastAsia="en-AU"/>
+        </w:rPr>
+        <w:t xml:space="preserve">but your app has been working around </w:t>
+      </w:r>
+      <w:r>
+        <w:rPr>
+          <w:rFonts w:asciiTheme="minorHAnsi" w:eastAsia="Times New Roman" w:hAnsiTheme="minorHAnsi" w:cs="Courier New"/>
+          <w:sz w:val="20"/>
+          <w:szCs w:val="20"/>
+          <w:lang w:eastAsia="en-AU"/>
+        </w:rPr>
+        <w:t>2026 S2</w:t>
+      </w:r>
+      <w:r>
+        <w:rPr>
+          <w:rFonts w:asciiTheme="minorHAnsi" w:eastAsia="Times New Roman" w:hAnsiTheme="minorHAnsi" w:cs="Times New Roman"/>
+          <w:sz w:val="24"/>
+          <w:szCs w:val="24"/>
+          <w:lang w:eastAsia="en-AU"/>
+        </w:rPr>
+        <w:t xml:space="preserve"> data lately. That mismatch is a handover risk. I’d make </w:t>
+      </w:r>
+      <w:r>
+        <w:rPr>
+          <w:rFonts w:asciiTheme="minorHAnsi" w:eastAsia="Times New Roman" w:hAnsiTheme="minorHAnsi" w:cs="Courier New"/>
+          <w:sz w:val="20"/>
+          <w:szCs w:val="20"/>
+          <w:lang w:eastAsia="en-AU"/>
+        </w:rPr>
+        <w:t>settings.txt</w:t>
+      </w:r>
+      <w:r>
+        <w:rPr>
+          <w:rFonts w:asciiTheme="minorHAnsi" w:eastAsia="Times New Roman" w:hAnsiTheme="minorHAnsi" w:cs="Times New Roman"/>
+          <w:sz w:val="24"/>
+          <w:szCs w:val="24"/>
+          <w:lang w:eastAsia="en-AU"/>
+        </w:rPr>
+        <w:t xml:space="preserve"> the single source of truth for:</w:t>
+      </w:r>
+    </w:p>
+    <w:p>
+      <w:pPr>
+        <w:numPr>
+          <w:ilvl w:val="1"/>
+          <w:numId w:val="66"/>
+        </w:numPr>
+        <w:spacing w:before="100" w:beforeAutospacing="1" w:after="100" w:afterAutospacing="1" w:line="240" w:lineRule="auto"/>
+        <w:rPr>
+          <w:rFonts w:asciiTheme="minorHAnsi" w:eastAsia="Times New Roman" w:hAnsiTheme="minorHAnsi" w:cs="Times New Roman"/>
+          <w:sz w:val="24"/>
+          <w:szCs w:val="24"/>
+          <w:lang w:eastAsia="en-AU"/>
+        </w:rPr>
+      </w:pPr>
+      <w:r>
+        <w:rPr>
+          <w:rFonts w:asciiTheme="minorHAnsi" w:eastAsia="Times New Roman" w:hAnsiTheme="minorHAnsi" w:cs="Times New Roman"/>
+          <w:sz w:val="24"/>
+          <w:szCs w:val="24"/>
+          <w:lang w:eastAsia="en-AU"/>
+        </w:rPr>
+        <w:t>academic year</w:t>
+      </w:r>
+    </w:p>
+    <w:p>
+      <w:pPr>
+        <w:numPr>
+          <w:ilvl w:val="1"/>
+          <w:numId w:val="66"/>
+        </w:numPr>
+        <w:spacing w:before="100" w:beforeAutospacing="1" w:after="100" w:afterAutospacing="1" w:line="240" w:lineRule="auto"/>
+        <w:rPr>
+          <w:rFonts w:asciiTheme="minorHAnsi" w:eastAsia="Times New Roman" w:hAnsiTheme="minorHAnsi" w:cs="Times New Roman"/>
+          <w:sz w:val="24"/>
+          <w:szCs w:val="24"/>
+          <w:lang w:eastAsia="en-AU"/>
+        </w:rPr>
+      </w:pPr>
+      <w:r>
+        <w:rPr>
+          <w:rFonts w:asciiTheme="minorHAnsi" w:eastAsia="Times New Roman" w:hAnsiTheme="minorHAnsi" w:cs="Times New Roman"/>
+          <w:sz w:val="24"/>
+          <w:szCs w:val="24"/>
+          <w:lang w:eastAsia="en-AU"/>
+        </w:rPr>
+        <w:t xml:space="preserve">semester code: </w:t>
+      </w:r>
+      <w:r>
+        <w:rPr>
+          <w:rFonts w:asciiTheme="minorHAnsi" w:eastAsia="Times New Roman" w:hAnsiTheme="minorHAnsi" w:cs="Courier New"/>
+          <w:sz w:val="20"/>
+          <w:szCs w:val="20"/>
+          <w:lang w:eastAsia="en-AU"/>
+        </w:rPr>
+        <w:t>S1</w:t>
+      </w:r>
+      <w:r>
+        <w:rPr>
+          <w:rFonts w:asciiTheme="minorHAnsi" w:eastAsia="Times New Roman" w:hAnsiTheme="minorHAnsi" w:cs="Times New Roman"/>
+          <w:sz w:val="24"/>
+          <w:szCs w:val="24"/>
+          <w:lang w:eastAsia="en-AU"/>
+        </w:rPr>
+        <w:t xml:space="preserve">, </w:t>
+      </w:r>
+      <w:r>
+        <w:rPr>
+          <w:rFonts w:asciiTheme="minorHAnsi" w:eastAsia="Times New Roman" w:hAnsiTheme="minorHAnsi" w:cs="Courier New"/>
+          <w:sz w:val="20"/>
+          <w:szCs w:val="20"/>
+          <w:lang w:eastAsia="en-AU"/>
+        </w:rPr>
+        <w:t>S2</w:t>
+      </w:r>
+      <w:r>
+        <w:rPr>
+          <w:rFonts w:asciiTheme="minorHAnsi" w:eastAsia="Times New Roman" w:hAnsiTheme="minorHAnsi" w:cs="Times New Roman"/>
+          <w:sz w:val="24"/>
+          <w:szCs w:val="24"/>
+          <w:lang w:eastAsia="en-AU"/>
+        </w:rPr>
+        <w:t xml:space="preserve">, </w:t>
+      </w:r>
+      <w:r>
+        <w:rPr>
+          <w:rFonts w:asciiTheme="minorHAnsi" w:eastAsia="Times New Roman" w:hAnsiTheme="minorHAnsi" w:cs="Courier New"/>
+          <w:sz w:val="20"/>
+          <w:szCs w:val="20"/>
+          <w:lang w:eastAsia="en-AU"/>
+        </w:rPr>
+        <w:t>SS</w:t>
+      </w:r>
+    </w:p>
+    <w:p>
+      <w:pPr>
+        <w:numPr>
+          <w:ilvl w:val="1"/>
+          <w:numId w:val="66"/>
+        </w:numPr>
+        <w:spacing w:before="100" w:beforeAutospacing="1" w:after="100" w:afterAutospacing="1" w:line="240" w:lineRule="auto"/>
+        <w:rPr>
+          <w:rFonts w:asciiTheme="minorHAnsi" w:eastAsia="Times New Roman" w:hAnsiTheme="minorHAnsi" w:cs="Times New Roman"/>
+          <w:sz w:val="24"/>
+          <w:szCs w:val="24"/>
+          <w:lang w:eastAsia="en-AU"/>
+        </w:rPr>
+      </w:pPr>
+      <w:r>
+        <w:rPr>
+          <w:rFonts w:asciiTheme="minorHAnsi" w:eastAsia="Times New Roman" w:hAnsiTheme="minorHAnsi" w:cs="Times New Roman"/>
+          <w:sz w:val="24"/>
+          <w:szCs w:val="24"/>
+          <w:lang w:eastAsia="en-AU"/>
+        </w:rPr>
+        <w:t xml:space="preserve">display label: </w:t>
+      </w:r>
+      <w:r>
+        <w:rPr>
+          <w:rFonts w:asciiTheme="minorHAnsi" w:eastAsia="Times New Roman" w:hAnsiTheme="minorHAnsi" w:cs="Courier New"/>
+          <w:sz w:val="20"/>
+          <w:szCs w:val="20"/>
+          <w:lang w:eastAsia="en-AU"/>
+        </w:rPr>
+        <w:t>2026 Semester 2</w:t>
+      </w:r>
+    </w:p>
+    <w:p>
+      <w:pPr>
+        <w:numPr>
+          <w:ilvl w:val="1"/>
+          <w:numId w:val="66"/>
+        </w:numPr>
+        <w:spacing w:before="100" w:beforeAutospacing="1" w:after="100" w:afterAutospacing="1" w:line="240" w:lineRule="auto"/>
+        <w:rPr>
+          <w:rFonts w:asciiTheme="minorHAnsi" w:eastAsia="Times New Roman" w:hAnsiTheme="minorHAnsi" w:cs="Times New Roman"/>
+          <w:sz w:val="24"/>
+          <w:szCs w:val="24"/>
+          <w:lang w:eastAsia="en-AU"/>
+        </w:rPr>
+      </w:pPr>
+      <w:r>
+        <w:rPr>
+          <w:rFonts w:asciiTheme="minorHAnsi" w:eastAsia="Times New Roman" w:hAnsiTheme="minorHAnsi" w:cs="Times New Roman"/>
+          <w:sz w:val="24"/>
+          <w:szCs w:val="24"/>
+          <w:lang w:eastAsia="en-AU"/>
+        </w:rPr>
+        <w:t>intake folder name</w:t>
+      </w:r>
+    </w:p>
+    <w:p>
+      <w:pPr>
+        <w:numPr>
+          <w:ilvl w:val="0"/>
+          <w:numId w:val="66"/>
+        </w:numPr>
+        <w:spacing w:before="100" w:beforeAutospacing="1" w:after="100" w:afterAutospacing="1" w:line="240" w:lineRule="auto"/>
+        <w:rPr>
+          <w:rFonts w:asciiTheme="minorHAnsi" w:eastAsia="Times New Roman" w:hAnsiTheme="minorHAnsi" w:cs="Times New Roman"/>
+          <w:sz w:val="24"/>
+          <w:szCs w:val="24"/>
+          <w:lang w:eastAsia="en-AU"/>
+        </w:rPr>
+      </w:pPr>
+      <w:r>
+        <w:rPr>
+          <w:rFonts w:asciiTheme="minorHAnsi" w:eastAsia="Times New Roman" w:hAnsiTheme="minorHAnsi" w:cs="Times New Roman"/>
+          <w:b/>
+          <w:bCs/>
+          <w:sz w:val="24"/>
+          <w:szCs w:val="24"/>
+          <w:lang w:eastAsia="en-AU"/>
+        </w:rPr>
+        <w:t>Subject availability</w:t>
+      </w:r>
+      <w:r>
+        <w:rPr>
+          <w:rFonts w:asciiTheme="minorHAnsi" w:eastAsia="Times New Roman" w:hAnsiTheme="minorHAnsi" w:cs="Times New Roman"/>
+          <w:sz w:val="24"/>
+          <w:szCs w:val="24"/>
+          <w:lang w:eastAsia="en-AU"/>
+        </w:rPr>
+        <w:br/>
+        <w:t>Move subject availability into config, for example:</w:t>
+      </w:r>
+    </w:p>
+    <w:p>
+      <w:pPr>
+        <w:numPr>
+          <w:ilvl w:val="0"/>
+          <w:numId w:val="66"/>
+        </w:numPr>
+        <w:tabs>
+          <w:tab w:val="clear" w:pos="720"/>
+          <w:tab w:val="left" w:pos="916"/>
+          <w:tab w:val="left" w:pos="1832"/>
+          <w:tab w:val="left" w:pos="2748"/>
+          <w:tab w:val="left" w:pos="3664"/>
+          <w:tab w:val="left" w:pos="4580"/>
+          <w:tab w:val="left" w:pos="5496"/>
+          <w:tab w:val="left" w:pos="6412"/>
+          <w:tab w:val="left" w:pos="7328"/>
+          <w:tab w:val="left" w:pos="8244"/>
+          <w:tab w:val="left" w:pos="9160"/>
+          <w:tab w:val="left" w:pos="10076"/>
+          <w:tab w:val="left" w:pos="10992"/>
+          <w:tab w:val="left" w:pos="11908"/>
+          <w:tab w:val="left" w:pos="12824"/>
+          <w:tab w:val="left" w:pos="13740"/>
+          <w:tab w:val="left" w:pos="14656"/>
+        </w:tabs>
+        <w:spacing w:after="0" w:line="240" w:lineRule="auto"/>
+        <w:rPr>
+          <w:rFonts w:asciiTheme="minorHAnsi" w:eastAsia="Times New Roman" w:hAnsiTheme="minorHAnsi" w:cs="Courier New"/>
+          <w:sz w:val="20"/>
+          <w:szCs w:val="20"/>
+          <w:lang w:eastAsia="en-AU"/>
+        </w:rPr>
+      </w:pPr>
+      <w:r>
+        <w:rPr>
+          <w:rFonts w:asciiTheme="minorHAnsi" w:eastAsia="Times New Roman" w:hAnsiTheme="minorHAnsi" w:cs="Courier New"/>
+          <w:sz w:val="20"/>
+          <w:szCs w:val="20"/>
+          <w:lang w:eastAsia="en-AU"/>
+        </w:rPr>
+        <w:t>[availability]</w:t>
+      </w:r>
+    </w:p>
+    <w:p>
+      <w:pPr>
+        <w:numPr>
+          <w:ilvl w:val="0"/>
+          <w:numId w:val="66"/>
+        </w:numPr>
+        <w:tabs>
+          <w:tab w:val="clear" w:pos="720"/>
+          <w:tab w:val="left" w:pos="916"/>
+          <w:tab w:val="left" w:pos="1832"/>
+          <w:tab w:val="left" w:pos="2748"/>
+          <w:tab w:val="left" w:pos="3664"/>
+          <w:tab w:val="left" w:pos="4580"/>
+          <w:tab w:val="left" w:pos="5496"/>
+          <w:tab w:val="left" w:pos="6412"/>
+          <w:tab w:val="left" w:pos="7328"/>
+          <w:tab w:val="left" w:pos="8244"/>
+          <w:tab w:val="left" w:pos="9160"/>
+          <w:tab w:val="left" w:pos="10076"/>
+          <w:tab w:val="left" w:pos="10992"/>
+          <w:tab w:val="left" w:pos="11908"/>
+          <w:tab w:val="left" w:pos="12824"/>
+          <w:tab w:val="left" w:pos="13740"/>
+          <w:tab w:val="left" w:pos="14656"/>
+        </w:tabs>
+        <w:spacing w:after="0" w:line="240" w:lineRule="auto"/>
+        <w:rPr>
+          <w:rFonts w:asciiTheme="minorHAnsi" w:eastAsia="Times New Roman" w:hAnsiTheme="minorHAnsi" w:cs="Courier New"/>
+          <w:sz w:val="20"/>
+          <w:szCs w:val="20"/>
+          <w:lang w:eastAsia="en-AU"/>
+        </w:rPr>
+      </w:pPr>
+      <w:r>
+        <w:rPr>
+          <w:rFonts w:asciiTheme="minorHAnsi" w:eastAsia="Times New Roman" w:hAnsiTheme="minorHAnsi" w:cs="Courier New"/>
+          <w:sz w:val="20"/>
+          <w:szCs w:val="20"/>
+          <w:lang w:eastAsia="en-AU"/>
+        </w:rPr>
+        <w:t>BIT351=S1</w:t>
+      </w:r>
+    </w:p>
+    <w:p>
+      <w:pPr>
+        <w:numPr>
+          <w:ilvl w:val="0"/>
+          <w:numId w:val="66"/>
+        </w:numPr>
+        <w:tabs>
+          <w:tab w:val="clear" w:pos="720"/>
+          <w:tab w:val="left" w:pos="916"/>
+          <w:tab w:val="left" w:pos="1832"/>
+          <w:tab w:val="left" w:pos="2748"/>
+          <w:tab w:val="left" w:pos="3664"/>
+          <w:tab w:val="left" w:pos="4580"/>
+          <w:tab w:val="left" w:pos="5496"/>
+          <w:tab w:val="left" w:pos="6412"/>
+          <w:tab w:val="left" w:pos="7328"/>
+          <w:tab w:val="left" w:pos="8244"/>
+          <w:tab w:val="left" w:pos="9160"/>
+          <w:tab w:val="left" w:pos="10076"/>
+          <w:tab w:val="left" w:pos="10992"/>
+          <w:tab w:val="left" w:pos="11908"/>
+          <w:tab w:val="left" w:pos="12824"/>
+          <w:tab w:val="left" w:pos="13740"/>
+          <w:tab w:val="left" w:pos="14656"/>
+        </w:tabs>
+        <w:spacing w:after="0" w:line="240" w:lineRule="auto"/>
+        <w:rPr>
+          <w:rFonts w:asciiTheme="minorHAnsi" w:eastAsia="Times New Roman" w:hAnsiTheme="minorHAnsi" w:cs="Courier New"/>
+          <w:sz w:val="20"/>
+          <w:szCs w:val="20"/>
+          <w:lang w:eastAsia="en-AU"/>
+        </w:rPr>
+      </w:pPr>
+      <w:r>
+        <w:rPr>
+          <w:rFonts w:asciiTheme="minorHAnsi" w:eastAsia="Times New Roman" w:hAnsiTheme="minorHAnsi" w:cs="Courier New"/>
+          <w:sz w:val="20"/>
+          <w:szCs w:val="20"/>
+          <w:lang w:eastAsia="en-AU"/>
+        </w:rPr>
+        <w:t>BIT246=S2</w:t>
+      </w:r>
+    </w:p>
+    <w:p>
+      <w:pPr>
+        <w:tabs>
+          <w:tab w:val="left" w:pos="916"/>
+          <w:tab w:val="left" w:pos="1832"/>
+          <w:tab w:val="left" w:pos="2748"/>
+          <w:tab w:val="left" w:pos="3664"/>
+          <w:tab w:val="left" w:pos="4580"/>
+          <w:tab w:val="left" w:pos="5496"/>
+          <w:tab w:val="left" w:pos="6412"/>
+          <w:tab w:val="left" w:pos="7328"/>
+          <w:tab w:val="left" w:pos="8244"/>
+          <w:tab w:val="left" w:pos="9160"/>
+          <w:tab w:val="left" w:pos="10076"/>
+          <w:tab w:val="left" w:pos="10992"/>
+          <w:tab w:val="left" w:pos="11908"/>
+          <w:tab w:val="left" w:pos="12824"/>
+          <w:tab w:val="left" w:pos="13740"/>
+          <w:tab w:val="left" w:pos="14656"/>
+        </w:tabs>
+        <w:spacing w:after="0" w:line="240" w:lineRule="auto"/>
+        <w:ind w:left="720"/>
+        <w:rPr>
+          <w:rFonts w:asciiTheme="minorHAnsi" w:eastAsia="Times New Roman" w:hAnsiTheme="minorHAnsi" w:cs="Courier New"/>
+          <w:sz w:val="20"/>
+          <w:szCs w:val="20"/>
+          <w:lang w:eastAsia="en-AU"/>
+        </w:rPr>
+      </w:pPr>
+      <w:r>
+        <w:rPr>
+          <w:rFonts w:asciiTheme="minorHAnsi" w:eastAsia="Times New Roman" w:hAnsiTheme="minorHAnsi" w:cs="Courier New"/>
+          <w:sz w:val="20"/>
+          <w:szCs w:val="20"/>
+          <w:lang w:eastAsia="en-AU"/>
+        </w:rPr>
+        <w:t>BIT364=S2</w:t>
+      </w:r>
+    </w:p>
+    <w:p>
+      <w:pPr>
+        <w:spacing w:before="100" w:beforeAutospacing="1" w:after="100" w:afterAutospacing="1" w:line="240" w:lineRule="auto"/>
+        <w:ind w:left="720"/>
+        <w:rPr>
+          <w:rFonts w:asciiTheme="minorHAnsi" w:eastAsia="Times New Roman" w:hAnsiTheme="minorHAnsi" w:cs="Times New Roman"/>
+          <w:sz w:val="24"/>
+          <w:szCs w:val="24"/>
+          <w:lang w:eastAsia="en-AU"/>
+        </w:rPr>
+      </w:pPr>
+      <w:r>
+        <w:rPr>
+          <w:rFonts w:asciiTheme="minorHAnsi" w:eastAsia="Times New Roman" w:hAnsiTheme="minorHAnsi" w:cs="Times New Roman"/>
+          <w:sz w:val="24"/>
+          <w:szCs w:val="24"/>
+          <w:lang w:eastAsia="en-AU"/>
+        </w:rPr>
+        <w:t>or a small JSON file if we want structured data. This makes “which subjects are not running this semester” easier to maintain.</w:t>
+      </w:r>
+    </w:p>
+    <w:p>
+      <w:pPr>
+        <w:numPr>
+          <w:ilvl w:val="0"/>
+          <w:numId w:val="66"/>
+        </w:numPr>
+        <w:spacing w:before="100" w:beforeAutospacing="1" w:after="100" w:afterAutospacing="1" w:line="240" w:lineRule="auto"/>
+        <w:rPr>
+          <w:rFonts w:asciiTheme="minorHAnsi" w:eastAsia="Times New Roman" w:hAnsiTheme="minorHAnsi" w:cs="Times New Roman"/>
+          <w:sz w:val="24"/>
+          <w:szCs w:val="24"/>
+          <w:lang w:eastAsia="en-AU"/>
+        </w:rPr>
+      </w:pPr>
+      <w:r>
+        <w:rPr>
+          <w:rFonts w:asciiTheme="minorHAnsi" w:eastAsia="Times New Roman" w:hAnsiTheme="minorHAnsi" w:cs="Times New Roman"/>
+          <w:b/>
+          <w:bCs/>
+          <w:sz w:val="24"/>
+          <w:szCs w:val="24"/>
+          <w:lang w:eastAsia="en-AU"/>
+        </w:rPr>
+        <w:t>Teacher/folder aliases</w:t>
+      </w:r>
+      <w:r>
+        <w:rPr>
+          <w:rFonts w:asciiTheme="minorHAnsi" w:eastAsia="Times New Roman" w:hAnsiTheme="minorHAnsi" w:cs="Times New Roman"/>
+          <w:sz w:val="24"/>
+          <w:szCs w:val="24"/>
+          <w:lang w:eastAsia="en-AU"/>
+        </w:rPr>
+        <w:br/>
+        <w:t>Still worth externalising:</w:t>
+      </w:r>
+    </w:p>
+    <w:p>
+      <w:pPr>
+        <w:numPr>
+          <w:ilvl w:val="1"/>
+          <w:numId w:val="66"/>
+        </w:numPr>
+        <w:spacing w:before="100" w:beforeAutospacing="1" w:after="100" w:afterAutospacing="1" w:line="240" w:lineRule="auto"/>
+        <w:rPr>
+          <w:rFonts w:asciiTheme="minorHAnsi" w:eastAsia="Times New Roman" w:hAnsiTheme="minorHAnsi" w:cs="Times New Roman"/>
+          <w:sz w:val="24"/>
+          <w:szCs w:val="24"/>
+          <w:lang w:eastAsia="en-AU"/>
+        </w:rPr>
+      </w:pPr>
+      <w:r>
+        <w:rPr>
+          <w:rFonts w:asciiTheme="minorHAnsi" w:eastAsia="Times New Roman" w:hAnsiTheme="minorHAnsi" w:cs="Times New Roman"/>
+          <w:sz w:val="24"/>
+          <w:szCs w:val="24"/>
+          <w:lang w:eastAsia="en-AU"/>
+        </w:rPr>
+        <w:t>teacher display names</w:t>
+      </w:r>
+    </w:p>
+    <w:p>
+      <w:pPr>
+        <w:numPr>
+          <w:ilvl w:val="1"/>
+          <w:numId w:val="66"/>
+        </w:numPr>
+        <w:spacing w:before="100" w:beforeAutospacing="1" w:after="100" w:afterAutospacing="1" w:line="240" w:lineRule="auto"/>
+        <w:rPr>
+          <w:rFonts w:asciiTheme="minorHAnsi" w:eastAsia="Times New Roman" w:hAnsiTheme="minorHAnsi" w:cs="Times New Roman"/>
+          <w:sz w:val="24"/>
+          <w:szCs w:val="24"/>
+          <w:lang w:eastAsia="en-AU"/>
+        </w:rPr>
+      </w:pPr>
+      <w:r>
+        <w:rPr>
+          <w:rFonts w:asciiTheme="minorHAnsi" w:eastAsia="Times New Roman" w:hAnsiTheme="minorHAnsi" w:cs="Times New Roman"/>
+          <w:sz w:val="24"/>
+          <w:szCs w:val="24"/>
+          <w:lang w:eastAsia="en-AU"/>
+        </w:rPr>
+        <w:t>profile-to-teacher-folder mapping</w:t>
+      </w:r>
+    </w:p>
+    <w:p>
+      <w:pPr>
+        <w:numPr>
+          <w:ilvl w:val="1"/>
+          <w:numId w:val="66"/>
+        </w:numPr>
+        <w:spacing w:before="100" w:beforeAutospacing="1" w:after="100" w:afterAutospacing="1" w:line="240" w:lineRule="auto"/>
+        <w:rPr>
+          <w:rFonts w:asciiTheme="minorHAnsi" w:eastAsia="Times New Roman" w:hAnsiTheme="minorHAnsi" w:cs="Times New Roman"/>
+          <w:sz w:val="24"/>
+          <w:szCs w:val="24"/>
+          <w:lang w:eastAsia="en-AU"/>
+        </w:rPr>
+      </w:pPr>
+      <w:r>
+        <w:rPr>
+          <w:rFonts w:asciiTheme="minorHAnsi" w:eastAsia="Times New Roman" w:hAnsiTheme="minorHAnsi" w:cs="Times New Roman"/>
+          <w:sz w:val="24"/>
+          <w:szCs w:val="24"/>
+          <w:lang w:eastAsia="en-AU"/>
+        </w:rPr>
+        <w:t>temp folder conventions</w:t>
+      </w:r>
+    </w:p>
+    <w:p>
+      <w:pPr>
+        <w:spacing w:before="100" w:beforeAutospacing="1" w:after="100" w:afterAutospacing="1" w:line="240" w:lineRule="auto"/>
+        <w:ind w:left="720"/>
+        <w:rPr>
+          <w:rFonts w:asciiTheme="minorHAnsi" w:eastAsia="Times New Roman" w:hAnsiTheme="minorHAnsi" w:cs="Times New Roman"/>
+          <w:sz w:val="24"/>
+          <w:szCs w:val="24"/>
+          <w:lang w:eastAsia="en-AU"/>
+        </w:rPr>
+      </w:pPr>
+      <w:r>
+        <w:rPr>
+          <w:rFonts w:asciiTheme="minorHAnsi" w:eastAsia="Times New Roman" w:hAnsiTheme="minorHAnsi" w:cs="Times New Roman"/>
+          <w:sz w:val="24"/>
+          <w:szCs w:val="24"/>
+          <w:lang w:eastAsia="en-AU"/>
+        </w:rPr>
+        <w:lastRenderedPageBreak/>
+        <w:t xml:space="preserve">Some teacher name logic is already derived from </w:t>
+      </w:r>
+      <w:r>
+        <w:rPr>
+          <w:rFonts w:asciiTheme="minorHAnsi" w:eastAsia="Times New Roman" w:hAnsiTheme="minorHAnsi" w:cs="Courier New"/>
+          <w:sz w:val="20"/>
+          <w:szCs w:val="20"/>
+          <w:lang w:eastAsia="en-AU"/>
+        </w:rPr>
+        <w:t>settings.txt</w:t>
+      </w:r>
+      <w:r>
+        <w:rPr>
+          <w:rFonts w:asciiTheme="minorHAnsi" w:eastAsia="Times New Roman" w:hAnsiTheme="minorHAnsi" w:cs="Times New Roman"/>
+          <w:sz w:val="24"/>
+          <w:szCs w:val="24"/>
+          <w:lang w:eastAsia="en-AU"/>
+        </w:rPr>
+        <w:t xml:space="preserve"> sign-off, but fallback aliases still look hard-coded.</w:t>
+      </w:r>
+    </w:p>
+    <w:p>
+      <w:pPr>
+        <w:numPr>
+          <w:ilvl w:val="0"/>
+          <w:numId w:val="66"/>
+        </w:numPr>
+        <w:spacing w:before="100" w:beforeAutospacing="1" w:after="100" w:afterAutospacing="1" w:line="240" w:lineRule="auto"/>
+        <w:rPr>
+          <w:rFonts w:asciiTheme="minorHAnsi" w:eastAsia="Times New Roman" w:hAnsiTheme="minorHAnsi" w:cs="Times New Roman"/>
+          <w:sz w:val="24"/>
+          <w:szCs w:val="24"/>
+          <w:lang w:eastAsia="en-AU"/>
+        </w:rPr>
+      </w:pPr>
+      <w:r>
+        <w:rPr>
+          <w:rFonts w:asciiTheme="minorHAnsi" w:eastAsia="Times New Roman" w:hAnsiTheme="minorHAnsi" w:cs="Times New Roman"/>
+          <w:b/>
+          <w:bCs/>
+          <w:sz w:val="24"/>
+          <w:szCs w:val="24"/>
+          <w:lang w:eastAsia="en-AU"/>
+        </w:rPr>
+        <w:t>Folder/file naming conventions</w:t>
+      </w:r>
+      <w:r>
+        <w:rPr>
+          <w:rFonts w:asciiTheme="minorHAnsi" w:eastAsia="Times New Roman" w:hAnsiTheme="minorHAnsi" w:cs="Times New Roman"/>
+          <w:sz w:val="24"/>
+          <w:szCs w:val="24"/>
+          <w:lang w:eastAsia="en-AU"/>
+        </w:rPr>
+        <w:br/>
+        <w:t>Still useful:</w:t>
+      </w:r>
+    </w:p>
+    <w:p>
+      <w:pPr>
+        <w:numPr>
+          <w:ilvl w:val="1"/>
+          <w:numId w:val="66"/>
+        </w:numPr>
+        <w:spacing w:before="100" w:beforeAutospacing="1" w:after="100" w:afterAutospacing="1" w:line="240" w:lineRule="auto"/>
+        <w:rPr>
+          <w:rFonts w:asciiTheme="minorHAnsi" w:eastAsia="Times New Roman" w:hAnsiTheme="minorHAnsi" w:cs="Times New Roman"/>
+          <w:sz w:val="24"/>
+          <w:szCs w:val="24"/>
+          <w:lang w:eastAsia="en-AU"/>
+        </w:rPr>
+      </w:pPr>
+      <w:r>
+        <w:rPr>
+          <w:rFonts w:asciiTheme="minorHAnsi" w:eastAsia="Times New Roman" w:hAnsiTheme="minorHAnsi" w:cs="Times New Roman"/>
+          <w:sz w:val="24"/>
+          <w:szCs w:val="24"/>
+          <w:lang w:eastAsia="en-AU"/>
+        </w:rPr>
+        <w:t>Triage filename patterns</w:t>
+      </w:r>
+    </w:p>
+    <w:p>
+      <w:pPr>
+        <w:numPr>
+          <w:ilvl w:val="1"/>
+          <w:numId w:val="66"/>
+        </w:numPr>
+        <w:spacing w:before="100" w:beforeAutospacing="1" w:after="100" w:afterAutospacing="1" w:line="240" w:lineRule="auto"/>
+        <w:rPr>
+          <w:rFonts w:asciiTheme="minorHAnsi" w:eastAsia="Times New Roman" w:hAnsiTheme="minorHAnsi" w:cs="Times New Roman"/>
+          <w:sz w:val="24"/>
+          <w:szCs w:val="24"/>
+          <w:lang w:eastAsia="en-AU"/>
+        </w:rPr>
+      </w:pPr>
+      <w:r>
+        <w:rPr>
+          <w:rFonts w:asciiTheme="minorHAnsi" w:eastAsia="Times New Roman" w:hAnsiTheme="minorHAnsi" w:cs="Times New Roman"/>
+          <w:sz w:val="24"/>
+          <w:szCs w:val="24"/>
+          <w:lang w:eastAsia="en-AU"/>
+        </w:rPr>
+        <w:t>Source workbook filename</w:t>
+      </w:r>
+    </w:p>
+    <w:p>
+      <w:pPr>
+        <w:numPr>
+          <w:ilvl w:val="1"/>
+          <w:numId w:val="66"/>
+        </w:numPr>
+        <w:spacing w:before="100" w:beforeAutospacing="1" w:after="100" w:afterAutospacing="1" w:line="240" w:lineRule="auto"/>
+        <w:rPr>
+          <w:rFonts w:asciiTheme="minorHAnsi" w:eastAsia="Times New Roman" w:hAnsiTheme="minorHAnsi" w:cs="Times New Roman"/>
+          <w:sz w:val="24"/>
+          <w:szCs w:val="24"/>
+          <w:lang w:eastAsia="en-AU"/>
+        </w:rPr>
+      </w:pPr>
+      <w:r>
+        <w:rPr>
+          <w:rFonts w:asciiTheme="minorHAnsi" w:eastAsia="Times New Roman" w:hAnsiTheme="minorHAnsi" w:cs="Times New Roman"/>
+          <w:sz w:val="24"/>
+          <w:szCs w:val="24"/>
+          <w:lang w:eastAsia="en-AU"/>
+        </w:rPr>
+        <w:t xml:space="preserve">Email Scripts </w:t>
+      </w:r>
+      <w:r>
+        <w:rPr>
+          <w:rFonts w:asciiTheme="minorHAnsi" w:eastAsia="Times New Roman" w:hAnsiTheme="minorHAnsi" w:cs="Courier New"/>
+          <w:sz w:val="20"/>
+          <w:szCs w:val="20"/>
+          <w:lang w:eastAsia="en-AU"/>
+        </w:rPr>
+        <w:t>.</w:t>
       </w:r>
       <w:proofErr w:type="spellStart"/>
       <w:r>
-        <w:t>currentSemesterKey</w:t>
+        <w:rPr>
+          <w:rFonts w:asciiTheme="minorHAnsi" w:eastAsia="Times New Roman" w:hAnsiTheme="minorHAnsi" w:cs="Courier New"/>
+          <w:sz w:val="20"/>
+          <w:szCs w:val="20"/>
+          <w:lang w:eastAsia="en-AU"/>
+        </w:rPr>
+        <w:t>htm</w:t>
       </w:r>
       <w:proofErr w:type="spellEnd"/>
       <w:r>
-        <w:t>: script.js:199, script.js:200, script.js:201</w:t>
-      </w:r>
-    </w:p>
-    <w:p>
-      <w:pPr>
-        <w:pStyle w:val="ListParagraph"/>
-        <w:numPr>
-          <w:ilvl w:val="0"/>
-          <w:numId w:val="55"/>
-        </w:numPr>
-        <w:spacing w:after="0"/>
-      </w:pPr>
-      <w:r>
-        <w:t>Teacher details?</w:t>
-      </w:r>
-      <w:r>
-        <w:t xml:space="preserve"> </w:t>
-      </w:r>
-      <w:r>
-        <w:t>teacher alias map:</w:t>
-      </w:r>
-    </w:p>
-    <w:p>
-      <w:pPr>
-        <w:pStyle w:val="ListParagraph"/>
-        <w:numPr>
-          <w:ilvl w:val="0"/>
-          <w:numId w:val="55"/>
-        </w:numPr>
-        <w:spacing w:after="0"/>
-      </w:pPr>
-      <w:r>
-        <w:t>Semester-dependent folder conventions and aliases.</w:t>
-      </w:r>
-    </w:p>
-    <w:p>
-      <w:pPr>
-        <w:pStyle w:val="ListParagraph"/>
-        <w:numPr>
-          <w:ilvl w:val="0"/>
-          <w:numId w:val="55"/>
-        </w:numPr>
-        <w:spacing w:after="0"/>
-      </w:pPr>
-      <w:r>
-        <w:t xml:space="preserve">Credit-transfer fallback paths </w:t>
-      </w:r>
-    </w:p>
-    <w:p>
-      <w:pPr>
-        <w:pStyle w:val="ListParagraph"/>
-        <w:numPr>
-          <w:ilvl w:val="0"/>
-          <w:numId w:val="55"/>
-        </w:numPr>
-        <w:spacing w:after="0"/>
-      </w:pPr>
-      <w:r>
-        <w:t>Script cache-buster and “Last Modified” footer: index.html:1310, index.html:1313</w:t>
-      </w:r>
-    </w:p>
-    <w:p>
-      <w:pPr>
-        <w:pStyle w:val="ListParagraph"/>
-        <w:numPr>
-          <w:ilvl w:val="0"/>
-          <w:numId w:val="55"/>
-        </w:numPr>
-        <w:spacing w:after="0"/>
-      </w:pPr>
-      <w:r>
-        <w:t>Worker cache-busters: script.js:717, script.js:724</w:t>
-      </w:r>
-    </w:p>
-    <w:p>
-      <w:pPr>
-        <w:spacing w:after="0"/>
-      </w:pPr>
-      <w:r>
-        <w:t>Already externalized (good as-is):</w:t>
-      </w:r>
-    </w:p>
-    <w:p>
-      <w:pPr>
-        <w:pStyle w:val="ListParagraph"/>
-        <w:numPr>
-          <w:ilvl w:val="0"/>
-          <w:numId w:val="56"/>
-        </w:numPr>
-        <w:spacing w:after="0"/>
-      </w:pPr>
-      <w:r>
-        <w:t xml:space="preserve">profile, intake, </w:t>
-      </w:r>
+        <w:rPr>
+          <w:rFonts w:asciiTheme="minorHAnsi" w:eastAsia="Times New Roman" w:hAnsiTheme="minorHAnsi" w:cs="Courier New"/>
+          <w:sz w:val="20"/>
+          <w:szCs w:val="20"/>
+          <w:lang w:eastAsia="en-AU"/>
+        </w:rPr>
+        <w:t>/.html/.docx</w:t>
+      </w:r>
+    </w:p>
+    <w:p>
+      <w:pPr>
+        <w:numPr>
+          <w:ilvl w:val="1"/>
+          <w:numId w:val="66"/>
+        </w:numPr>
+        <w:spacing w:before="100" w:beforeAutospacing="1" w:after="100" w:afterAutospacing="1" w:line="240" w:lineRule="auto"/>
+        <w:rPr>
+          <w:rFonts w:asciiTheme="minorHAnsi" w:eastAsia="Times New Roman" w:hAnsiTheme="minorHAnsi" w:cs="Times New Roman"/>
+          <w:sz w:val="24"/>
+          <w:szCs w:val="24"/>
+          <w:lang w:eastAsia="en-AU"/>
+        </w:rPr>
+      </w:pPr>
+      <w:r>
+        <w:rPr>
+          <w:rFonts w:asciiTheme="minorHAnsi" w:eastAsia="Times New Roman" w:hAnsiTheme="minorHAnsi" w:cs="Times New Roman"/>
+          <w:sz w:val="24"/>
+          <w:szCs w:val="24"/>
+          <w:lang w:eastAsia="en-AU"/>
+        </w:rPr>
+        <w:t>semester folder conventions</w:t>
+      </w:r>
+    </w:p>
+    <w:p>
+      <w:pPr>
+        <w:numPr>
+          <w:ilvl w:val="0"/>
+          <w:numId w:val="66"/>
+        </w:numPr>
+        <w:spacing w:before="100" w:beforeAutospacing="1" w:after="100" w:afterAutospacing="1" w:line="240" w:lineRule="auto"/>
+        <w:rPr>
+          <w:rFonts w:asciiTheme="minorHAnsi" w:eastAsia="Times New Roman" w:hAnsiTheme="minorHAnsi" w:cs="Times New Roman"/>
+          <w:sz w:val="24"/>
+          <w:szCs w:val="24"/>
+          <w:lang w:eastAsia="en-AU"/>
+        </w:rPr>
+      </w:pPr>
+      <w:r>
+        <w:rPr>
+          <w:rFonts w:asciiTheme="minorHAnsi" w:eastAsia="Times New Roman" w:hAnsiTheme="minorHAnsi" w:cs="Times New Roman"/>
+          <w:b/>
+          <w:bCs/>
+          <w:sz w:val="24"/>
+          <w:szCs w:val="24"/>
+          <w:lang w:eastAsia="en-AU"/>
+        </w:rPr>
+        <w:t>Cache-busters and Last Modified</w:t>
+      </w:r>
+      <w:r>
+        <w:rPr>
+          <w:rFonts w:asciiTheme="minorHAnsi" w:eastAsia="Times New Roman" w:hAnsiTheme="minorHAnsi" w:cs="Times New Roman"/>
+          <w:sz w:val="24"/>
+          <w:szCs w:val="24"/>
+          <w:lang w:eastAsia="en-AU"/>
+        </w:rPr>
+        <w:br/>
+        <w:t>Lower priority, but yes, still a maintenance smell:</w:t>
+      </w:r>
+    </w:p>
+    <w:p>
+      <w:pPr>
+        <w:numPr>
+          <w:ilvl w:val="1"/>
+          <w:numId w:val="66"/>
+        </w:numPr>
+        <w:spacing w:before="100" w:beforeAutospacing="1" w:after="100" w:afterAutospacing="1" w:line="240" w:lineRule="auto"/>
+        <w:rPr>
+          <w:rFonts w:asciiTheme="minorHAnsi" w:eastAsia="Times New Roman" w:hAnsiTheme="minorHAnsi" w:cs="Times New Roman"/>
+          <w:sz w:val="24"/>
+          <w:szCs w:val="24"/>
+          <w:lang w:eastAsia="en-AU"/>
+        </w:rPr>
+      </w:pPr>
+      <w:r>
+        <w:rPr>
+          <w:rFonts w:asciiTheme="minorHAnsi" w:eastAsia="Times New Roman" w:hAnsiTheme="minorHAnsi" w:cs="Courier New"/>
+          <w:sz w:val="20"/>
+          <w:szCs w:val="20"/>
+          <w:lang w:eastAsia="en-AU"/>
+        </w:rPr>
+        <w:t>index.html</w:t>
+      </w:r>
+      <w:r>
+        <w:rPr>
+          <w:rFonts w:asciiTheme="minorHAnsi" w:eastAsia="Times New Roman" w:hAnsiTheme="minorHAnsi" w:cs="Times New Roman"/>
+          <w:sz w:val="24"/>
+          <w:szCs w:val="24"/>
+          <w:lang w:eastAsia="en-AU"/>
+        </w:rPr>
+        <w:t xml:space="preserve"> script version query</w:t>
+      </w:r>
+    </w:p>
+    <w:p>
+      <w:pPr>
+        <w:numPr>
+          <w:ilvl w:val="1"/>
+          <w:numId w:val="66"/>
+        </w:numPr>
+        <w:spacing w:before="100" w:beforeAutospacing="1" w:after="100" w:afterAutospacing="1" w:line="240" w:lineRule="auto"/>
+        <w:rPr>
+          <w:rFonts w:asciiTheme="minorHAnsi" w:eastAsia="Times New Roman" w:hAnsiTheme="minorHAnsi" w:cs="Times New Roman"/>
+          <w:sz w:val="24"/>
+          <w:szCs w:val="24"/>
+          <w:lang w:eastAsia="en-AU"/>
+        </w:rPr>
+      </w:pPr>
+      <w:r>
+        <w:rPr>
+          <w:rFonts w:asciiTheme="minorHAnsi" w:eastAsia="Times New Roman" w:hAnsiTheme="minorHAnsi" w:cs="Times New Roman"/>
+          <w:sz w:val="24"/>
+          <w:szCs w:val="24"/>
+          <w:lang w:eastAsia="en-AU"/>
+        </w:rPr>
+        <w:t>worker query strings</w:t>
+      </w:r>
+    </w:p>
+    <w:p>
+      <w:pPr>
+        <w:numPr>
+          <w:ilvl w:val="1"/>
+          <w:numId w:val="66"/>
+        </w:numPr>
+        <w:spacing w:before="100" w:beforeAutospacing="1" w:after="100" w:afterAutospacing="1" w:line="240" w:lineRule="auto"/>
+        <w:rPr>
+          <w:rFonts w:asciiTheme="minorHAnsi" w:eastAsia="Times New Roman" w:hAnsiTheme="minorHAnsi" w:cs="Times New Roman"/>
+          <w:sz w:val="24"/>
+          <w:szCs w:val="24"/>
+          <w:lang w:eastAsia="en-AU"/>
+        </w:rPr>
+      </w:pPr>
+      <w:r>
+        <w:rPr>
+          <w:rFonts w:asciiTheme="minorHAnsi" w:eastAsia="Times New Roman" w:hAnsiTheme="minorHAnsi" w:cs="Courier New"/>
+          <w:sz w:val="20"/>
+          <w:szCs w:val="20"/>
+          <w:lang w:eastAsia="en-AU"/>
+        </w:rPr>
+        <w:t>Last Modified</w:t>
+      </w:r>
+      <w:r>
+        <w:rPr>
+          <w:rFonts w:asciiTheme="minorHAnsi" w:eastAsia="Times New Roman" w:hAnsiTheme="minorHAnsi" w:cs="Times New Roman"/>
+          <w:sz w:val="24"/>
+          <w:szCs w:val="24"/>
+          <w:lang w:eastAsia="en-AU"/>
+        </w:rPr>
+        <w:t xml:space="preserve"> footer</w:t>
+      </w:r>
+    </w:p>
+    <w:p>
+      <w:pPr>
+        <w:spacing w:before="100" w:beforeAutospacing="1" w:after="100" w:afterAutospacing="1" w:line="240" w:lineRule="auto"/>
+        <w:ind w:left="720"/>
+        <w:rPr>
+          <w:rFonts w:asciiTheme="minorHAnsi" w:eastAsia="Times New Roman" w:hAnsiTheme="minorHAnsi" w:cs="Times New Roman"/>
+          <w:sz w:val="24"/>
+          <w:szCs w:val="24"/>
+          <w:lang w:eastAsia="en-AU"/>
+        </w:rPr>
+      </w:pPr>
+      <w:r>
+        <w:rPr>
+          <w:rFonts w:asciiTheme="minorHAnsi" w:eastAsia="Times New Roman" w:hAnsiTheme="minorHAnsi" w:cs="Times New Roman"/>
+          <w:sz w:val="24"/>
+          <w:szCs w:val="24"/>
+          <w:lang w:eastAsia="en-AU"/>
+        </w:rPr>
+        <w:t>These should ideally be generated or read from one app version constant, not manually hunted down.</w:t>
+      </w:r>
+    </w:p>
+    <w:p>
+      <w:pPr>
+        <w:spacing w:before="100" w:beforeAutospacing="1" w:after="100" w:afterAutospacing="1" w:line="240" w:lineRule="auto"/>
+        <w:rPr>
+          <w:rFonts w:asciiTheme="minorHAnsi" w:eastAsia="Times New Roman" w:hAnsiTheme="minorHAnsi" w:cs="Times New Roman"/>
+          <w:sz w:val="24"/>
+          <w:szCs w:val="24"/>
+          <w:lang w:eastAsia="en-AU"/>
+        </w:rPr>
+      </w:pPr>
+      <w:r>
+        <w:rPr>
+          <w:rFonts w:asciiTheme="minorHAnsi" w:eastAsia="Times New Roman" w:hAnsiTheme="minorHAnsi" w:cs="Times New Roman"/>
+          <w:sz w:val="24"/>
+          <w:szCs w:val="24"/>
+          <w:lang w:eastAsia="en-AU"/>
+        </w:rPr>
+        <w:t xml:space="preserve">What I’d </w:t>
+      </w:r>
+      <w:r>
+        <w:rPr>
+          <w:rFonts w:asciiTheme="minorHAnsi" w:eastAsia="Times New Roman" w:hAnsiTheme="minorHAnsi" w:cs="Times New Roman"/>
+          <w:i/>
+          <w:iCs/>
+          <w:sz w:val="24"/>
+          <w:szCs w:val="24"/>
+          <w:lang w:eastAsia="en-AU"/>
+        </w:rPr>
+        <w:t>not</w:t>
+      </w:r>
+      <w:r>
+        <w:rPr>
+          <w:rFonts w:asciiTheme="minorHAnsi" w:eastAsia="Times New Roman" w:hAnsiTheme="minorHAnsi" w:cs="Times New Roman"/>
+          <w:sz w:val="24"/>
+          <w:szCs w:val="24"/>
+          <w:lang w:eastAsia="en-AU"/>
+        </w:rPr>
+        <w:t xml:space="preserve"> put in </w:t>
+      </w:r>
+      <w:r>
+        <w:rPr>
+          <w:rFonts w:asciiTheme="minorHAnsi" w:eastAsia="Times New Roman" w:hAnsiTheme="minorHAnsi" w:cs="Courier New"/>
+          <w:sz w:val="20"/>
+          <w:szCs w:val="20"/>
+          <w:lang w:eastAsia="en-AU"/>
+        </w:rPr>
+        <w:t>settings.txt</w:t>
+      </w:r>
+      <w:r>
+        <w:rPr>
+          <w:rFonts w:asciiTheme="minorHAnsi" w:eastAsia="Times New Roman" w:hAnsiTheme="minorHAnsi" w:cs="Times New Roman"/>
+          <w:sz w:val="24"/>
+          <w:szCs w:val="24"/>
+          <w:lang w:eastAsia="en-AU"/>
+        </w:rPr>
+        <w:t xml:space="preserve">: </w:t>
+      </w:r>
+      <w:proofErr w:type="gramStart"/>
+      <w:r>
+        <w:rPr>
+          <w:rFonts w:asciiTheme="minorHAnsi" w:eastAsia="Times New Roman" w:hAnsiTheme="minorHAnsi" w:cs="Times New Roman"/>
+          <w:sz w:val="24"/>
+          <w:szCs w:val="24"/>
+          <w:lang w:eastAsia="en-AU"/>
+        </w:rPr>
+        <w:t>large structured</w:t>
+      </w:r>
+      <w:proofErr w:type="gramEnd"/>
+      <w:r>
+        <w:rPr>
+          <w:rFonts w:asciiTheme="minorHAnsi" w:eastAsia="Times New Roman" w:hAnsiTheme="minorHAnsi" w:cs="Times New Roman"/>
+          <w:sz w:val="24"/>
+          <w:szCs w:val="24"/>
+          <w:lang w:eastAsia="en-AU"/>
+        </w:rPr>
+        <w:t xml:space="preserve"> timetable tables. </w:t>
+      </w:r>
+      <w:r>
+        <w:rPr>
+          <w:rFonts w:asciiTheme="minorHAnsi" w:eastAsia="Times New Roman" w:hAnsiTheme="minorHAnsi" w:cs="Courier New"/>
+          <w:sz w:val="20"/>
+          <w:szCs w:val="20"/>
+          <w:lang w:eastAsia="en-AU"/>
+        </w:rPr>
+        <w:t>settings.txt</w:t>
+      </w:r>
+      <w:r>
+        <w:rPr>
+          <w:rFonts w:asciiTheme="minorHAnsi" w:eastAsia="Times New Roman" w:hAnsiTheme="minorHAnsi" w:cs="Times New Roman"/>
+          <w:sz w:val="24"/>
+          <w:szCs w:val="24"/>
+          <w:lang w:eastAsia="en-AU"/>
+        </w:rPr>
+        <w:t xml:space="preserve"> is fine for small key-value settings, but timetable and subject availability would be better in something like:</w:t>
+      </w:r>
+    </w:p>
+    <w:p>
+      <w:pPr>
+        <w:tabs>
+          <w:tab w:val="left" w:pos="916"/>
+          <w:tab w:val="left" w:pos="1832"/>
+          <w:tab w:val="left" w:pos="2748"/>
+          <w:tab w:val="left" w:pos="3664"/>
+          <w:tab w:val="left" w:pos="4580"/>
+          <w:tab w:val="left" w:pos="5496"/>
+          <w:tab w:val="left" w:pos="6412"/>
+          <w:tab w:val="left" w:pos="7328"/>
+          <w:tab w:val="left" w:pos="8244"/>
+          <w:tab w:val="left" w:pos="9160"/>
+          <w:tab w:val="left" w:pos="10076"/>
+          <w:tab w:val="left" w:pos="10992"/>
+          <w:tab w:val="left" w:pos="11908"/>
+          <w:tab w:val="left" w:pos="12824"/>
+          <w:tab w:val="left" w:pos="13740"/>
+          <w:tab w:val="left" w:pos="14656"/>
+        </w:tabs>
+        <w:spacing w:after="0" w:line="240" w:lineRule="auto"/>
+        <w:rPr>
+          <w:rFonts w:asciiTheme="minorHAnsi" w:eastAsia="Times New Roman" w:hAnsiTheme="minorHAnsi" w:cs="Courier New"/>
+          <w:sz w:val="20"/>
+          <w:szCs w:val="20"/>
+          <w:lang w:eastAsia="en-AU"/>
+        </w:rPr>
+      </w:pPr>
       <w:proofErr w:type="spellStart"/>
-      <w:r>
-        <w:t>thisSemestersFolderPath</w:t>
+      <w:proofErr w:type="gramStart"/>
+      <w:r>
+        <w:rPr>
+          <w:rFonts w:asciiTheme="minorHAnsi" w:eastAsia="Times New Roman" w:hAnsiTheme="minorHAnsi" w:cs="Courier New"/>
+          <w:sz w:val="20"/>
+          <w:szCs w:val="20"/>
+          <w:lang w:eastAsia="en-AU"/>
+        </w:rPr>
+        <w:t>semester.json</w:t>
       </w:r>
       <w:proofErr w:type="spellEnd"/>
-      <w:r>
-        <w:t>, and sign-off settings in settings.txt, settings.txt, settings.txt</w:t>
+      <w:proofErr w:type="gramEnd"/>
+    </w:p>
+    <w:p>
+      <w:pPr>
+        <w:spacing w:before="100" w:beforeAutospacing="1" w:after="100" w:afterAutospacing="1" w:line="240" w:lineRule="auto"/>
+        <w:rPr>
+          <w:rFonts w:asciiTheme="minorHAnsi" w:eastAsia="Times New Roman" w:hAnsiTheme="minorHAnsi" w:cs="Times New Roman"/>
+          <w:sz w:val="24"/>
+          <w:szCs w:val="24"/>
+          <w:lang w:eastAsia="en-AU"/>
+        </w:rPr>
+      </w:pPr>
+      <w:r>
+        <w:rPr>
+          <w:rFonts w:asciiTheme="minorHAnsi" w:eastAsia="Times New Roman" w:hAnsiTheme="minorHAnsi" w:cs="Times New Roman"/>
+          <w:sz w:val="24"/>
+          <w:szCs w:val="24"/>
+          <w:lang w:eastAsia="en-AU"/>
+        </w:rPr>
+        <w:t>or:</w:t>
+      </w:r>
+    </w:p>
+    <w:p>
+      <w:pPr>
+        <w:tabs>
+          <w:tab w:val="left" w:pos="916"/>
+          <w:tab w:val="left" w:pos="1832"/>
+          <w:tab w:val="left" w:pos="2748"/>
+          <w:tab w:val="left" w:pos="3664"/>
+          <w:tab w:val="left" w:pos="4580"/>
+          <w:tab w:val="left" w:pos="5496"/>
+          <w:tab w:val="left" w:pos="6412"/>
+          <w:tab w:val="left" w:pos="7328"/>
+          <w:tab w:val="left" w:pos="8244"/>
+          <w:tab w:val="left" w:pos="9160"/>
+          <w:tab w:val="left" w:pos="10076"/>
+          <w:tab w:val="left" w:pos="10992"/>
+          <w:tab w:val="left" w:pos="11908"/>
+          <w:tab w:val="left" w:pos="12824"/>
+          <w:tab w:val="left" w:pos="13740"/>
+          <w:tab w:val="left" w:pos="14656"/>
+        </w:tabs>
+        <w:spacing w:after="0" w:line="240" w:lineRule="auto"/>
+        <w:rPr>
+          <w:rFonts w:asciiTheme="minorHAnsi" w:eastAsia="Times New Roman" w:hAnsiTheme="minorHAnsi" w:cs="Courier New"/>
+          <w:sz w:val="20"/>
+          <w:szCs w:val="20"/>
+          <w:lang w:eastAsia="en-AU"/>
+        </w:rPr>
+      </w:pPr>
+      <w:r>
+        <w:rPr>
+          <w:rFonts w:asciiTheme="minorHAnsi" w:eastAsia="Times New Roman" w:hAnsiTheme="minorHAnsi" w:cs="Courier New"/>
+          <w:sz w:val="20"/>
+          <w:szCs w:val="20"/>
+          <w:lang w:eastAsia="en-AU"/>
+        </w:rPr>
+        <w:t>timetable-2026-S</w:t>
+      </w:r>
+      <w:proofErr w:type="gramStart"/>
+      <w:r>
+        <w:rPr>
+          <w:rFonts w:asciiTheme="minorHAnsi" w:eastAsia="Times New Roman" w:hAnsiTheme="minorHAnsi" w:cs="Courier New"/>
+          <w:sz w:val="20"/>
+          <w:szCs w:val="20"/>
+          <w:lang w:eastAsia="en-AU"/>
+        </w:rPr>
+        <w:t>2.json</w:t>
+      </w:r>
+      <w:proofErr w:type="gramEnd"/>
+    </w:p>
+    <w:p>
+      <w:pPr>
+        <w:spacing w:before="100" w:beforeAutospacing="1" w:after="100" w:afterAutospacing="1" w:line="240" w:lineRule="auto"/>
+        <w:rPr>
+          <w:rFonts w:asciiTheme="minorHAnsi" w:eastAsia="Times New Roman" w:hAnsiTheme="minorHAnsi" w:cs="Times New Roman"/>
+          <w:sz w:val="24"/>
+          <w:szCs w:val="24"/>
+          <w:lang w:eastAsia="en-AU"/>
+        </w:rPr>
+      </w:pPr>
+      <w:r>
+        <w:rPr>
+          <w:rFonts w:asciiTheme="minorHAnsi" w:eastAsia="Times New Roman" w:hAnsiTheme="minorHAnsi" w:cs="Times New Roman"/>
+          <w:sz w:val="24"/>
+          <w:szCs w:val="24"/>
+          <w:lang w:eastAsia="en-AU"/>
+        </w:rPr>
+        <w:t>That would be easier for another person to edit without accidentally breaking the JS.</w:t>
+      </w:r>
+    </w:p>
+    <w:p>
+      <w:pPr>
+        <w:spacing w:before="100" w:beforeAutospacing="1" w:after="100" w:afterAutospacing="1" w:line="240" w:lineRule="auto"/>
+        <w:rPr>
+          <w:rFonts w:asciiTheme="minorHAnsi" w:eastAsia="Times New Roman" w:hAnsiTheme="minorHAnsi" w:cs="Times New Roman"/>
+          <w:sz w:val="24"/>
+          <w:szCs w:val="24"/>
+          <w:lang w:eastAsia="en-AU"/>
+        </w:rPr>
+      </w:pPr>
+      <w:r>
+        <w:rPr>
+          <w:rFonts w:asciiTheme="minorHAnsi" w:eastAsia="Times New Roman" w:hAnsiTheme="minorHAnsi" w:cs="Times New Roman"/>
+          <w:sz w:val="24"/>
+          <w:szCs w:val="24"/>
+          <w:lang w:eastAsia="en-AU"/>
+        </w:rPr>
+        <w:t xml:space="preserve">Suggested practical next step: create a </w:t>
+      </w:r>
+      <w:r>
+        <w:rPr>
+          <w:rFonts w:asciiTheme="minorHAnsi" w:eastAsia="Times New Roman" w:hAnsiTheme="minorHAnsi" w:cs="Courier New"/>
+          <w:sz w:val="20"/>
+          <w:szCs w:val="20"/>
+          <w:lang w:eastAsia="en-AU"/>
+        </w:rPr>
+        <w:t>semester-</w:t>
+      </w:r>
+      <w:proofErr w:type="gramStart"/>
+      <w:r>
+        <w:rPr>
+          <w:rFonts w:asciiTheme="minorHAnsi" w:eastAsia="Times New Roman" w:hAnsiTheme="minorHAnsi" w:cs="Courier New"/>
+          <w:sz w:val="20"/>
+          <w:szCs w:val="20"/>
+          <w:lang w:eastAsia="en-AU"/>
+        </w:rPr>
+        <w:t>config.json</w:t>
+      </w:r>
+      <w:proofErr w:type="gramEnd"/>
+      <w:r>
+        <w:rPr>
+          <w:rFonts w:asciiTheme="minorHAnsi" w:eastAsia="Times New Roman" w:hAnsiTheme="minorHAnsi" w:cs="Times New Roman"/>
+          <w:sz w:val="24"/>
+          <w:szCs w:val="24"/>
+          <w:lang w:eastAsia="en-AU"/>
+        </w:rPr>
+        <w:t xml:space="preserve"> containing semester label, availability, timetable rows, and folder naming defaults. Leave personal/local things in </w:t>
+      </w:r>
+      <w:r>
+        <w:rPr>
+          <w:rFonts w:asciiTheme="minorHAnsi" w:eastAsia="Times New Roman" w:hAnsiTheme="minorHAnsi" w:cs="Courier New"/>
+          <w:sz w:val="20"/>
+          <w:szCs w:val="20"/>
+          <w:lang w:eastAsia="en-AU"/>
+        </w:rPr>
+        <w:t>settings.txt</w:t>
+      </w:r>
+      <w:r>
+        <w:rPr>
+          <w:rFonts w:asciiTheme="minorHAnsi" w:eastAsia="Times New Roman" w:hAnsiTheme="minorHAnsi" w:cs="Times New Roman"/>
+          <w:sz w:val="24"/>
+          <w:szCs w:val="24"/>
+          <w:lang w:eastAsia="en-AU"/>
+        </w:rPr>
+        <w:t>.</w:t>
       </w:r>
     </w:p>
     <w:p>
@@ -221,6 +1567,7 @@
         <w:rPr>
           <w:noProof/>
         </w:rPr>
+        <w:lastRenderedPageBreak/>
         <w:drawing>
           <wp:inline distT="0" distB="0" distL="0" distR="0" wp14:anchorId="2857A49B" wp14:editId="45528E4C">
             <wp:extent cx="1936750" cy="852505"/>
@@ -266,7 +1613,6 @@
         <w:rPr>
           <w:noProof/>
         </w:rPr>
-        <w:lastRenderedPageBreak/>
         <w:drawing>
           <wp:inline distT="0" distB="0" distL="0" distR="0" wp14:anchorId="0B29D819" wp14:editId="5F53EC6E">
             <wp:extent cx="1898650" cy="2157322"/>
@@ -656,6 +2002,7 @@
           <w:szCs w:val="20"/>
           <w:lang w:eastAsia="en-AU"/>
         </w:rPr>
+        <w:lastRenderedPageBreak/>
         <w:t>All </w:t>
       </w:r>
       <w:proofErr w:type="spellStart"/>
@@ -803,7 +2150,6 @@
           <w:szCs w:val="20"/>
           <w:lang w:eastAsia="en-AU"/>
         </w:rPr>
-        <w:lastRenderedPageBreak/>
         <w:t>Otherwise, if the site is running from a path that contains </w:t>
       </w:r>
       <w:r>
@@ -1351,6 +2697,7 @@
         <w:spacing w:after="0"/>
       </w:pPr>
       <w:r>
+        <w:lastRenderedPageBreak/>
         <w:t>- Match folders whose name starts with the student ID.</w:t>
       </w:r>
     </w:p>
@@ -1380,7 +2727,6 @@
         <w:spacing w:after="0"/>
       </w:pPr>
       <w:r>
-        <w:lastRenderedPageBreak/>
         <w:t>**If Multiple Matches Are Found**</w:t>
       </w:r>
     </w:p>
@@ -1853,6 +3199,7 @@
         <w:spacing w:after="0"/>
       </w:pPr>
       <w:r>
+        <w:lastRenderedPageBreak/>
         <w:t>If Open or Take Control clicked</w:t>
       </w:r>
     </w:p>
@@ -1891,8 +3238,399 @@
         <w:spacing w:after="0"/>
       </w:pPr>
       <w:r>
+        <w:t>If Cancel:</w:t>
+      </w:r>
+    </w:p>
+    <w:p>
+      <w:pPr>
+        <w:spacing w:after="0"/>
+      </w:pPr>
+      <w:r>
+        <w:t>- Do nothing.</w:t>
+      </w:r>
+    </w:p>
+    <w:p>
+      <w:pPr>
+        <w:spacing w:after="0"/>
+      </w:pPr>
+    </w:p>
+    <w:p>
+      <w:pPr>
+        <w:spacing w:after="0"/>
+      </w:pPr>
+      <w:r>
+        <w:t xml:space="preserve">**If Folder Is Found Only </w:t>
+      </w:r>
+      <w:proofErr w:type="gramStart"/>
+      <w:r>
+        <w:t>In</w:t>
+      </w:r>
+      <w:proofErr w:type="gramEnd"/>
+      <w:r>
+        <w:t xml:space="preserve"> Credit Transfers**</w:t>
+      </w:r>
+    </w:p>
+    <w:p>
+      <w:pPr>
+        <w:spacing w:after="0"/>
+      </w:pPr>
+      <w:r>
+        <w:t>Show a dialog</w:t>
+      </w:r>
+      <w:r>
+        <w:t xml:space="preserve"> with Move, Just Open, Cancel</w:t>
+      </w:r>
+      <w:r>
+        <w:t xml:space="preserve"> explaining:</w:t>
+      </w:r>
+    </w:p>
+    <w:p>
+      <w:pPr>
+        <w:spacing w:after="0"/>
+      </w:pPr>
+      <w:r>
+        <w:t>- The student’s folder is in `credit transfers` folder.</w:t>
+      </w:r>
+      <w:r>
+        <w:t xml:space="preserve">  Specify the name of the sub-folder that it’s in if it’s in a sub-folder.</w:t>
+      </w:r>
+    </w:p>
+    <w:p>
+      <w:pPr>
+        <w:spacing w:after="0"/>
+      </w:pPr>
+      <w:r>
+        <w:t>- If the teacher wants to work on it, it should be shifted into their own temp folder.</w:t>
+      </w:r>
+    </w:p>
+    <w:p>
+      <w:pPr>
+        <w:spacing w:after="0"/>
+      </w:pPr>
+      <w:r>
+        <w:t xml:space="preserve">- Include </w:t>
+      </w:r>
+      <w:r>
+        <w:t xml:space="preserve">in message </w:t>
+      </w:r>
+      <w:r>
+        <w:t>whether a matching Credit (HE) document was found.</w:t>
+      </w:r>
+    </w:p>
+    <w:p>
+      <w:pPr>
+        <w:spacing w:after="0"/>
+      </w:pPr>
+      <w:r>
+        <w:t xml:space="preserve">If </w:t>
+      </w:r>
+      <w:r>
+        <w:t>Move</w:t>
+      </w:r>
+      <w:r>
+        <w:t>:</w:t>
+      </w:r>
+    </w:p>
+    <w:p>
+      <w:pPr>
+        <w:spacing w:after="0"/>
+      </w:pPr>
+      <w:r>
+        <w:t>- If they choose to shift it, move the folder into the current teacher’s temp folder.</w:t>
+      </w:r>
+    </w:p>
+    <w:p>
+      <w:pPr>
+        <w:spacing w:after="0"/>
+      </w:pPr>
+      <w:r>
+        <w:t>- Open the folder, whether shifted or not.</w:t>
+      </w:r>
+    </w:p>
+    <w:p>
+      <w:pPr>
+        <w:spacing w:after="0"/>
+      </w:pPr>
+      <w:r>
+        <w:t>- If the Credit (HE) document exists, open it.</w:t>
+      </w:r>
+    </w:p>
+    <w:p>
+      <w:pPr>
+        <w:spacing w:after="0"/>
+      </w:pPr>
+      <w:r>
+        <w:t>- If it does not exist, create it from the template, then open it.</w:t>
+      </w:r>
+    </w:p>
+    <w:p>
+      <w:pPr>
+        <w:spacing w:after="0"/>
+      </w:pPr>
+      <w:r>
+        <w:t>If Just Open:</w:t>
+      </w:r>
+    </w:p>
+    <w:p>
+      <w:pPr>
+        <w:spacing w:after="0"/>
+      </w:pPr>
+      <w:r>
+        <w:t xml:space="preserve">- Open the </w:t>
+      </w:r>
+      <w:r>
+        <w:t>student’s folder and their Credit (HE) file if they have one</w:t>
+      </w:r>
+    </w:p>
+    <w:p>
+      <w:pPr>
+        <w:spacing w:after="0"/>
+      </w:pPr>
+      <w:r>
+        <w:t>If Cancel:</w:t>
+      </w:r>
+    </w:p>
+    <w:p>
+      <w:pPr>
+        <w:spacing w:after="0"/>
+      </w:pPr>
+      <w:r>
+        <w:t>- Do nothing.</w:t>
+      </w:r>
+    </w:p>
+    <w:p>
+      <w:pPr>
+        <w:spacing w:after="0"/>
+      </w:pPr>
+    </w:p>
+    <w:p>
+      <w:pPr>
+        <w:spacing w:after="0"/>
+      </w:pPr>
+      <w:r>
+        <w:t>**Credit (HE) Document Handling**</w:t>
+      </w:r>
+    </w:p>
+    <w:p>
+      <w:pPr>
+        <w:spacing w:after="0"/>
+      </w:pPr>
+      <w:r>
+        <w:t>For all relevant cases:</w:t>
+      </w:r>
+    </w:p>
+    <w:p>
+      <w:pPr>
+        <w:spacing w:after="0"/>
+      </w:pPr>
+      <w:r>
+        <w:t>- Look inside the matched or newly created student folder for a Microsoft Word file whose name starts with the student ID and includes/starts with `Credit`.</w:t>
+      </w:r>
+    </w:p>
+    <w:p>
+      <w:pPr>
+        <w:spacing w:after="0"/>
+      </w:pPr>
+      <w:r>
+        <w:t>- This is treated as the official Credit (HE) form.</w:t>
+      </w:r>
+    </w:p>
+    <w:p>
+      <w:pPr>
+        <w:spacing w:after="0"/>
+      </w:pPr>
+      <w:r>
+        <w:t>- The popup should say whether this document was found.</w:t>
+      </w:r>
+    </w:p>
+    <w:p>
+      <w:pPr>
+        <w:spacing w:after="0"/>
+      </w:pPr>
+      <w:r>
+        <w:t>- When proceeding, open the document if it exists.</w:t>
+      </w:r>
+    </w:p>
+    <w:p>
+      <w:pPr>
+        <w:spacing w:after="0"/>
+      </w:pPr>
+      <w:r>
+        <w:t>- If it does not exist, create it by copying the Credit (HE) template into the student folder, then open it.</w:t>
+      </w:r>
+    </w:p>
+    <w:p>
+      <w:pPr>
+        <w:spacing w:after="0"/>
+      </w:pPr>
+    </w:p>
+    <w:p>
+      <w:pPr>
+        <w:spacing w:after="0"/>
+      </w:pPr>
+      <w:r>
+        <w:t>Template lookup order:</w:t>
+      </w:r>
+    </w:p>
+    <w:p>
+      <w:pPr>
+        <w:spacing w:after="0"/>
+      </w:pPr>
+      <w:r>
+        <w:t xml:space="preserve">1. </w:t>
+      </w:r>
+      <w:r>
+        <w:t>First the C</w:t>
+      </w:r>
+      <w:r>
+        <w:t>urrent teacher’s temp folder.</w:t>
+      </w:r>
+    </w:p>
+    <w:p>
+      <w:pPr>
+        <w:spacing w:after="0"/>
+      </w:pPr>
+      <w:r>
+        <w:t>2. Supporting Documents\Credits Transfers\Credit (HE) Form.docx</w:t>
+      </w:r>
+      <w:r>
+        <w:t xml:space="preserve"> </w:t>
+      </w:r>
+      <w:r>
+        <w:t>inside the current semester folder.</w:t>
+      </w:r>
+    </w:p>
+    <w:p>
+      <w:pPr>
+        <w:spacing w:after="0"/>
+      </w:pPr>
+      <w:r>
+        <w:t>Do not create a blank Word file.</w:t>
+      </w:r>
+      <w:r>
+        <w:t xml:space="preserve">  If the template cannot be found, popup a message to say so and instruct the enrolment officer to find it </w:t>
+      </w:r>
+      <w:proofErr w:type="spellStart"/>
+      <w:r>
+        <w:t>it</w:t>
+      </w:r>
+      <w:proofErr w:type="spellEnd"/>
+      <w:r>
+        <w:t xml:space="preserve"> and copy it into the new student folder location.</w:t>
+      </w:r>
+    </w:p>
+    <w:p>
+      <w:pPr>
+        <w:spacing w:after="0"/>
+      </w:pPr>
+    </w:p>
+    <w:p>
+      <w:pPr>
+        <w:spacing w:after="0"/>
+      </w:pPr>
+      <w:r>
+        <w:t xml:space="preserve">**Naming Rules </w:t>
+      </w:r>
+      <w:proofErr w:type="gramStart"/>
+      <w:r>
+        <w:t>For</w:t>
+      </w:r>
+      <w:proofErr w:type="gramEnd"/>
+      <w:r>
+        <w:t xml:space="preserve"> New Student Folders**</w:t>
+      </w:r>
+    </w:p>
+    <w:p>
+      <w:pPr>
+        <w:spacing w:after="0"/>
+      </w:pPr>
+      <w:r>
+        <w:t>Use a shared helper for student folder names:</w:t>
+      </w:r>
+      <w:r>
+        <w:t xml:space="preserve"> </w:t>
+      </w:r>
+      <w:r>
+        <w:t>1234567 FAMILYNAME Givenname</w:t>
+      </w:r>
+    </w:p>
+    <w:p>
+      <w:pPr>
+        <w:spacing w:after="0"/>
+      </w:pPr>
+      <w:r>
+        <w:t>U</w:t>
+      </w:r>
+      <w:r>
+        <w:t>se two separate naming rules: one for **student folders**, and one for **Credit (HE) documents**.</w:t>
+      </w:r>
+    </w:p>
+    <w:p>
+      <w:pPr>
+        <w:spacing w:after="0"/>
+      </w:pPr>
+    </w:p>
+    <w:p>
+      <w:pPr>
+        <w:spacing w:after="0"/>
+      </w:pPr>
+      <w:r>
+        <w:t>**Student Folder Name Rules**</w:t>
+      </w:r>
+    </w:p>
+    <w:p>
+      <w:pPr>
+        <w:spacing w:after="0"/>
+      </w:pPr>
+      <w:r>
+        <w:t>Build the folder label as:</w:t>
+      </w:r>
+      <w:r>
+        <w:t xml:space="preserve"> </w:t>
+      </w:r>
+      <w:r>
+        <w:t>1234567 FAMILYNAME Given Names</w:t>
+      </w:r>
+    </w:p>
+    <w:p>
+      <w:pPr>
+        <w:spacing w:after="0"/>
+      </w:pPr>
+      <w:r>
+        <w:t>Rules:</w:t>
+      </w:r>
+    </w:p>
+    <w:p>
+      <w:pPr>
+        <w:spacing w:after="0"/>
+      </w:pPr>
+      <w:r>
+        <w:t>- Use the normalized 7-digit student ID.</w:t>
+      </w:r>
+    </w:p>
+    <w:p>
+      <w:pPr>
+        <w:spacing w:after="0"/>
+      </w:pPr>
+      <w:r>
+        <w:t>- Add one space after the ID.</w:t>
+      </w:r>
+    </w:p>
+    <w:p>
+      <w:pPr>
+        <w:spacing w:after="0"/>
+      </w:pPr>
+      <w:r>
+        <w:t>- Use family name in all caps.</w:t>
+      </w:r>
+    </w:p>
+    <w:p>
+      <w:pPr>
+        <w:spacing w:after="0"/>
+      </w:pPr>
+      <w:r>
         <w:lastRenderedPageBreak/>
-        <w:t>If Cancel:</w:t>
+        <w:t>- Use given name/given names in proper case.</w:t>
       </w:r>
     </w:p>
     <w:p>
@@ -1900,28 +3638,23 @@
         <w:spacing w:after="0"/>
       </w:pPr>
       <w:r>
-        <w:t>- Do nothing.</w:t>
+        <w:t>- Do **not** add a comma in the folder name.</w:t>
       </w:r>
     </w:p>
     <w:p>
       <w:pPr>
         <w:spacing w:after="0"/>
       </w:pPr>
+      <w:r>
+        <w:t>- Sanitise the final label so it is safe for Windows folder names.</w:t>
+      </w:r>
     </w:p>
     <w:p>
       <w:pPr>
         <w:spacing w:after="0"/>
       </w:pPr>
       <w:r>
-        <w:t xml:space="preserve">**If Folder Is Found Only </w:t>
-      </w:r>
-      <w:proofErr w:type="gramStart"/>
-      <w:r>
-        <w:t>In</w:t>
-      </w:r>
-      <w:proofErr w:type="gramEnd"/>
-      <w:r>
-        <w:t xml:space="preserve"> Credit Transfers**</w:t>
+        <w:t>- Maximum folder label length is 50 characters.</w:t>
       </w:r>
     </w:p>
     <w:p>
@@ -1929,393 +3662,6 @@
         <w:spacing w:after="0"/>
       </w:pPr>
       <w:r>
-        <w:t>Show a dialog</w:t>
-      </w:r>
-      <w:r>
-        <w:t xml:space="preserve"> with Move, Just Open, Cancel</w:t>
-      </w:r>
-      <w:r>
-        <w:t xml:space="preserve"> explaining:</w:t>
-      </w:r>
-    </w:p>
-    <w:p>
-      <w:pPr>
-        <w:spacing w:after="0"/>
-      </w:pPr>
-      <w:r>
-        <w:t>- The student’s folder is in `credit transfers` folder.</w:t>
-      </w:r>
-      <w:r>
-        <w:t xml:space="preserve">  Specify the name of the sub-folder that it’s in if it’s in a sub-folder.</w:t>
-      </w:r>
-    </w:p>
-    <w:p>
-      <w:pPr>
-        <w:spacing w:after="0"/>
-      </w:pPr>
-      <w:r>
-        <w:t>- If the teacher wants to work on it, it should be shifted into their own temp folder.</w:t>
-      </w:r>
-    </w:p>
-    <w:p>
-      <w:pPr>
-        <w:spacing w:after="0"/>
-      </w:pPr>
-      <w:r>
-        <w:t xml:space="preserve">- Include </w:t>
-      </w:r>
-      <w:r>
-        <w:t xml:space="preserve">in message </w:t>
-      </w:r>
-      <w:r>
-        <w:t>whether a matching Credit (HE) document was found.</w:t>
-      </w:r>
-    </w:p>
-    <w:p>
-      <w:pPr>
-        <w:spacing w:after="0"/>
-      </w:pPr>
-      <w:r>
-        <w:t xml:space="preserve">If </w:t>
-      </w:r>
-      <w:r>
-        <w:t>Move</w:t>
-      </w:r>
-      <w:r>
-        <w:t>:</w:t>
-      </w:r>
-    </w:p>
-    <w:p>
-      <w:pPr>
-        <w:spacing w:after="0"/>
-      </w:pPr>
-      <w:r>
-        <w:t>- If they choose to shift it, move the folder into the current teacher’s temp folder.</w:t>
-      </w:r>
-    </w:p>
-    <w:p>
-      <w:pPr>
-        <w:spacing w:after="0"/>
-      </w:pPr>
-      <w:r>
-        <w:t>- Open the folder, whether shifted or not.</w:t>
-      </w:r>
-    </w:p>
-    <w:p>
-      <w:pPr>
-        <w:spacing w:after="0"/>
-      </w:pPr>
-      <w:r>
-        <w:t>- If the Credit (HE) document exists, open it.</w:t>
-      </w:r>
-    </w:p>
-    <w:p>
-      <w:pPr>
-        <w:spacing w:after="0"/>
-      </w:pPr>
-      <w:r>
-        <w:t>- If it does not exist, create it from the template, then open it.</w:t>
-      </w:r>
-    </w:p>
-    <w:p>
-      <w:pPr>
-        <w:spacing w:after="0"/>
-      </w:pPr>
-      <w:r>
-        <w:t>If Just Open:</w:t>
-      </w:r>
-    </w:p>
-    <w:p>
-      <w:pPr>
-        <w:spacing w:after="0"/>
-      </w:pPr>
-      <w:r>
-        <w:t xml:space="preserve">- Open the </w:t>
-      </w:r>
-      <w:r>
-        <w:t>student’s folder and their Credit (HE) file if they have one</w:t>
-      </w:r>
-    </w:p>
-    <w:p>
-      <w:pPr>
-        <w:spacing w:after="0"/>
-      </w:pPr>
-      <w:r>
-        <w:t>If Cancel:</w:t>
-      </w:r>
-    </w:p>
-    <w:p>
-      <w:pPr>
-        <w:spacing w:after="0"/>
-      </w:pPr>
-      <w:r>
-        <w:t>- Do nothing.</w:t>
-      </w:r>
-    </w:p>
-    <w:p>
-      <w:pPr>
-        <w:spacing w:after="0"/>
-      </w:pPr>
-    </w:p>
-    <w:p>
-      <w:pPr>
-        <w:spacing w:after="0"/>
-      </w:pPr>
-      <w:r>
-        <w:t>**Credit (HE) Document Handling**</w:t>
-      </w:r>
-    </w:p>
-    <w:p>
-      <w:pPr>
-        <w:spacing w:after="0"/>
-      </w:pPr>
-      <w:r>
-        <w:t>For all relevant cases:</w:t>
-      </w:r>
-    </w:p>
-    <w:p>
-      <w:pPr>
-        <w:spacing w:after="0"/>
-      </w:pPr>
-      <w:r>
-        <w:t>- Look inside the matched or newly created student folder for a Microsoft Word file whose name starts with the student ID and includes/starts with `Credit`.</w:t>
-      </w:r>
-    </w:p>
-    <w:p>
-      <w:pPr>
-        <w:spacing w:after="0"/>
-      </w:pPr>
-      <w:r>
-        <w:t>- This is treated as the official Credit (HE) form.</w:t>
-      </w:r>
-    </w:p>
-    <w:p>
-      <w:pPr>
-        <w:spacing w:after="0"/>
-      </w:pPr>
-      <w:r>
-        <w:t>- The popup should say whether this document was found.</w:t>
-      </w:r>
-    </w:p>
-    <w:p>
-      <w:pPr>
-        <w:spacing w:after="0"/>
-      </w:pPr>
-      <w:r>
-        <w:t>- When proceeding, open the document if it exists.</w:t>
-      </w:r>
-    </w:p>
-    <w:p>
-      <w:pPr>
-        <w:spacing w:after="0"/>
-      </w:pPr>
-      <w:r>
-        <w:t>- If it does not exist, create it by copying the Credit (HE) template into the student folder, then open it.</w:t>
-      </w:r>
-    </w:p>
-    <w:p>
-      <w:pPr>
-        <w:spacing w:after="0"/>
-      </w:pPr>
-    </w:p>
-    <w:p>
-      <w:pPr>
-        <w:spacing w:after="0"/>
-      </w:pPr>
-      <w:r>
-        <w:t>Template lookup order:</w:t>
-      </w:r>
-    </w:p>
-    <w:p>
-      <w:pPr>
-        <w:spacing w:after="0"/>
-      </w:pPr>
-      <w:r>
-        <w:t xml:space="preserve">1. </w:t>
-      </w:r>
-      <w:r>
-        <w:t>First the C</w:t>
-      </w:r>
-      <w:r>
-        <w:t>urrent teacher’s temp folder.</w:t>
-      </w:r>
-    </w:p>
-    <w:p>
-      <w:pPr>
-        <w:spacing w:after="0"/>
-      </w:pPr>
-      <w:r>
-        <w:t>2. Supporting Documents\Credits Transfers\Credit (HE) Form.docx</w:t>
-      </w:r>
-      <w:r>
-        <w:t xml:space="preserve"> </w:t>
-      </w:r>
-      <w:r>
-        <w:t>inside the current semester folder.</w:t>
-      </w:r>
-    </w:p>
-    <w:p>
-      <w:pPr>
-        <w:spacing w:after="0"/>
-      </w:pPr>
-      <w:r>
-        <w:t>Do not create a blank Word file.</w:t>
-      </w:r>
-      <w:r>
-        <w:t xml:space="preserve">  If the template cannot be found, popup a message to say so and instruct the enrolment officer to find it </w:t>
-      </w:r>
-      <w:proofErr w:type="spellStart"/>
-      <w:r>
-        <w:t>it</w:t>
-      </w:r>
-      <w:proofErr w:type="spellEnd"/>
-      <w:r>
-        <w:t xml:space="preserve"> and copy it into the new student folder location.</w:t>
-      </w:r>
-    </w:p>
-    <w:p>
-      <w:pPr>
-        <w:spacing w:after="0"/>
-      </w:pPr>
-    </w:p>
-    <w:p>
-      <w:pPr>
-        <w:spacing w:after="0"/>
-      </w:pPr>
-      <w:r>
-        <w:t xml:space="preserve">**Naming Rules </w:t>
-      </w:r>
-      <w:proofErr w:type="gramStart"/>
-      <w:r>
-        <w:t>For</w:t>
-      </w:r>
-      <w:proofErr w:type="gramEnd"/>
-      <w:r>
-        <w:t xml:space="preserve"> New Student Folders**</w:t>
-      </w:r>
-    </w:p>
-    <w:p>
-      <w:pPr>
-        <w:spacing w:after="0"/>
-      </w:pPr>
-      <w:r>
-        <w:t>Use a shared helper for student folder names:</w:t>
-      </w:r>
-      <w:r>
-        <w:t xml:space="preserve"> </w:t>
-      </w:r>
-      <w:r>
-        <w:t>1234567 FAMILYNAME Givenname</w:t>
-      </w:r>
-    </w:p>
-    <w:p>
-      <w:pPr>
-        <w:spacing w:after="0"/>
-      </w:pPr>
-      <w:r>
-        <w:t>U</w:t>
-      </w:r>
-      <w:r>
-        <w:t>se two separate naming rules: one for **student folders**, and one for **Credit (HE) documents**.</w:t>
-      </w:r>
-    </w:p>
-    <w:p>
-      <w:pPr>
-        <w:spacing w:after="0"/>
-      </w:pPr>
-    </w:p>
-    <w:p>
-      <w:pPr>
-        <w:spacing w:after="0"/>
-      </w:pPr>
-      <w:r>
-        <w:t>**Student Folder Name Rules**</w:t>
-      </w:r>
-    </w:p>
-    <w:p>
-      <w:pPr>
-        <w:spacing w:after="0"/>
-      </w:pPr>
-      <w:r>
-        <w:t>Build the folder label as:</w:t>
-      </w:r>
-      <w:r>
-        <w:t xml:space="preserve"> </w:t>
-      </w:r>
-      <w:r>
-        <w:t>1234567 FAMILYNAME Given Names</w:t>
-      </w:r>
-    </w:p>
-    <w:p>
-      <w:pPr>
-        <w:spacing w:after="0"/>
-      </w:pPr>
-      <w:r>
-        <w:t>Rules:</w:t>
-      </w:r>
-    </w:p>
-    <w:p>
-      <w:pPr>
-        <w:spacing w:after="0"/>
-      </w:pPr>
-      <w:r>
-        <w:t>- Use the normalized 7-digit student ID.</w:t>
-      </w:r>
-    </w:p>
-    <w:p>
-      <w:pPr>
-        <w:spacing w:after="0"/>
-      </w:pPr>
-      <w:r>
-        <w:t>- Add one space after the ID.</w:t>
-      </w:r>
-    </w:p>
-    <w:p>
-      <w:pPr>
-        <w:spacing w:after="0"/>
-      </w:pPr>
-      <w:r>
-        <w:t>- Use family name in all caps.</w:t>
-      </w:r>
-    </w:p>
-    <w:p>
-      <w:pPr>
-        <w:spacing w:after="0"/>
-      </w:pPr>
-      <w:r>
-        <w:t>- Use given name/given names in proper case.</w:t>
-      </w:r>
-    </w:p>
-    <w:p>
-      <w:pPr>
-        <w:spacing w:after="0"/>
-      </w:pPr>
-      <w:r>
-        <w:t>- Do **not** add a comma in the folder name.</w:t>
-      </w:r>
-    </w:p>
-    <w:p>
-      <w:pPr>
-        <w:spacing w:after="0"/>
-      </w:pPr>
-      <w:r>
-        <w:t>- Sanitise the final label so it is safe for Windows folder names.</w:t>
-      </w:r>
-    </w:p>
-    <w:p>
-      <w:pPr>
-        <w:spacing w:after="0"/>
-      </w:pPr>
-      <w:r>
-        <w:t>- Maximum folder label length is 50 characters.</w:t>
-      </w:r>
-    </w:p>
-    <w:p>
-      <w:pPr>
-        <w:spacing w:after="0"/>
-      </w:pPr>
-      <w:r>
-        <w:lastRenderedPageBreak/>
         <w:t>- If the folder label is longer than 50 characters, keep the first 47 characters and append `...`.</w:t>
       </w:r>
     </w:p>
@@ -13638,6 +14984,123 @@
     </w:lvl>
   </w:abstractNum>
   <w:abstractNum w:abstractNumId="16" w15:restartNumberingAfterBreak="0">
+    <w:nsid w:val="1D493EE6"/>
+    <w:multiLevelType w:val="multilevel"/>
+    <w:tmpl w:val="77CA211C"/>
+    <w:lvl w:ilvl="0">
+      <w:start w:val="1"/>
+      <w:numFmt w:val="decimal"/>
+      <w:lvlText w:val="%1."/>
+      <w:lvlJc w:val="left"/>
+      <w:pPr>
+        <w:tabs>
+          <w:tab w:val="num" w:pos="720"/>
+        </w:tabs>
+        <w:ind w:left="720" w:hanging="360"/>
+      </w:pPr>
+    </w:lvl>
+    <w:lvl w:ilvl="1">
+      <w:start w:val="1"/>
+      <w:numFmt w:val="bullet"/>
+      <w:lvlText w:val="o"/>
+      <w:lvlJc w:val="left"/>
+      <w:pPr>
+        <w:tabs>
+          <w:tab w:val="num" w:pos="1440"/>
+        </w:tabs>
+        <w:ind w:left="1440" w:hanging="360"/>
+      </w:pPr>
+      <w:rPr>
+        <w:rFonts w:ascii="Courier New" w:hAnsi="Courier New" w:hint="default"/>
+        <w:sz w:val="20"/>
+      </w:rPr>
+    </w:lvl>
+    <w:lvl w:ilvl="2" w:tentative="1">
+      <w:start w:val="1"/>
+      <w:numFmt w:val="decimal"/>
+      <w:lvlText w:val="%3."/>
+      <w:lvlJc w:val="left"/>
+      <w:pPr>
+        <w:tabs>
+          <w:tab w:val="num" w:pos="2160"/>
+        </w:tabs>
+        <w:ind w:left="2160" w:hanging="360"/>
+      </w:pPr>
+    </w:lvl>
+    <w:lvl w:ilvl="3" w:tentative="1">
+      <w:start w:val="1"/>
+      <w:numFmt w:val="decimal"/>
+      <w:lvlText w:val="%4."/>
+      <w:lvlJc w:val="left"/>
+      <w:pPr>
+        <w:tabs>
+          <w:tab w:val="num" w:pos="2880"/>
+        </w:tabs>
+        <w:ind w:left="2880" w:hanging="360"/>
+      </w:pPr>
+    </w:lvl>
+    <w:lvl w:ilvl="4" w:tentative="1">
+      <w:start w:val="1"/>
+      <w:numFmt w:val="decimal"/>
+      <w:lvlText w:val="%5."/>
+      <w:lvlJc w:val="left"/>
+      <w:pPr>
+        <w:tabs>
+          <w:tab w:val="num" w:pos="3600"/>
+        </w:tabs>
+        <w:ind w:left="3600" w:hanging="360"/>
+      </w:pPr>
+    </w:lvl>
+    <w:lvl w:ilvl="5" w:tentative="1">
+      <w:start w:val="1"/>
+      <w:numFmt w:val="decimal"/>
+      <w:lvlText w:val="%6."/>
+      <w:lvlJc w:val="left"/>
+      <w:pPr>
+        <w:tabs>
+          <w:tab w:val="num" w:pos="4320"/>
+        </w:tabs>
+        <w:ind w:left="4320" w:hanging="360"/>
+      </w:pPr>
+    </w:lvl>
+    <w:lvl w:ilvl="6" w:tentative="1">
+      <w:start w:val="1"/>
+      <w:numFmt w:val="decimal"/>
+      <w:lvlText w:val="%7."/>
+      <w:lvlJc w:val="left"/>
+      <w:pPr>
+        <w:tabs>
+          <w:tab w:val="num" w:pos="5040"/>
+        </w:tabs>
+        <w:ind w:left="5040" w:hanging="360"/>
+      </w:pPr>
+    </w:lvl>
+    <w:lvl w:ilvl="7" w:tentative="1">
+      <w:start w:val="1"/>
+      <w:numFmt w:val="decimal"/>
+      <w:lvlText w:val="%8."/>
+      <w:lvlJc w:val="left"/>
+      <w:pPr>
+        <w:tabs>
+          <w:tab w:val="num" w:pos="5760"/>
+        </w:tabs>
+        <w:ind w:left="5760" w:hanging="360"/>
+      </w:pPr>
+    </w:lvl>
+    <w:lvl w:ilvl="8" w:tentative="1">
+      <w:start w:val="1"/>
+      <w:numFmt w:val="decimal"/>
+      <w:lvlText w:val="%9."/>
+      <w:lvlJc w:val="left"/>
+      <w:pPr>
+        <w:tabs>
+          <w:tab w:val="num" w:pos="6480"/>
+        </w:tabs>
+        <w:ind w:left="6480" w:hanging="360"/>
+      </w:pPr>
+    </w:lvl>
+  </w:abstractNum>
+  <w:abstractNum w:abstractNumId="17" w15:restartNumberingAfterBreak="0">
     <w:nsid w:val="20505BB5"/>
     <w:multiLevelType w:val="multilevel"/>
     <w:tmpl w:val="127EDA94"/>
@@ -13786,7 +15249,7 @@
       </w:rPr>
     </w:lvl>
   </w:abstractNum>
-  <w:abstractNum w:abstractNumId="17" w15:restartNumberingAfterBreak="0">
+  <w:abstractNum w:abstractNumId="18" w15:restartNumberingAfterBreak="0">
     <w:nsid w:val="215F77E5"/>
     <w:multiLevelType w:val="multilevel"/>
     <w:tmpl w:val="AB7C2512"/>
@@ -13935,7 +15398,7 @@
       </w:rPr>
     </w:lvl>
   </w:abstractNum>
-  <w:abstractNum w:abstractNumId="18" w15:restartNumberingAfterBreak="0">
+  <w:abstractNum w:abstractNumId="19" w15:restartNumberingAfterBreak="0">
     <w:nsid w:val="21AB5C7F"/>
     <w:multiLevelType w:val="multilevel"/>
     <w:tmpl w:val="6CF8DAAA"/>
@@ -14084,7 +15547,7 @@
       </w:rPr>
     </w:lvl>
   </w:abstractNum>
-  <w:abstractNum w:abstractNumId="19" w15:restartNumberingAfterBreak="0">
+  <w:abstractNum w:abstractNumId="20" w15:restartNumberingAfterBreak="0">
     <w:nsid w:val="266A5FB8"/>
     <w:multiLevelType w:val="multilevel"/>
     <w:tmpl w:val="BC104586"/>
@@ -14233,7 +15696,7 @@
       </w:rPr>
     </w:lvl>
   </w:abstractNum>
-  <w:abstractNum w:abstractNumId="20" w15:restartNumberingAfterBreak="0">
+  <w:abstractNum w:abstractNumId="21" w15:restartNumberingAfterBreak="0">
     <w:nsid w:val="297C3248"/>
     <w:multiLevelType w:val="multilevel"/>
     <w:tmpl w:val="41244EDC"/>
@@ -14382,7 +15845,7 @@
       </w:rPr>
     </w:lvl>
   </w:abstractNum>
-  <w:abstractNum w:abstractNumId="21" w15:restartNumberingAfterBreak="0">
+  <w:abstractNum w:abstractNumId="22" w15:restartNumberingAfterBreak="0">
     <w:nsid w:val="2AC45762"/>
     <w:multiLevelType w:val="multilevel"/>
     <w:tmpl w:val="37C027A0"/>
@@ -14531,7 +15994,7 @@
       </w:rPr>
     </w:lvl>
   </w:abstractNum>
-  <w:abstractNum w:abstractNumId="22" w15:restartNumberingAfterBreak="0">
+  <w:abstractNum w:abstractNumId="23" w15:restartNumberingAfterBreak="0">
     <w:nsid w:val="2B6B7419"/>
     <w:multiLevelType w:val="multilevel"/>
     <w:tmpl w:val="7974D950"/>
@@ -14680,7 +16143,7 @@
       </w:rPr>
     </w:lvl>
   </w:abstractNum>
-  <w:abstractNum w:abstractNumId="23" w15:restartNumberingAfterBreak="0">
+  <w:abstractNum w:abstractNumId="24" w15:restartNumberingAfterBreak="0">
     <w:nsid w:val="2FE35322"/>
     <w:multiLevelType w:val="multilevel"/>
     <w:tmpl w:val="1EA2A00A"/>
@@ -14829,7 +16292,7 @@
       </w:rPr>
     </w:lvl>
   </w:abstractNum>
-  <w:abstractNum w:abstractNumId="24" w15:restartNumberingAfterBreak="0">
+  <w:abstractNum w:abstractNumId="25" w15:restartNumberingAfterBreak="0">
     <w:nsid w:val="301D15B5"/>
     <w:multiLevelType w:val="multilevel"/>
     <w:tmpl w:val="EF669DDC"/>
@@ -14978,7 +16441,7 @@
       </w:rPr>
     </w:lvl>
   </w:abstractNum>
-  <w:abstractNum w:abstractNumId="25" w15:restartNumberingAfterBreak="0">
+  <w:abstractNum w:abstractNumId="26" w15:restartNumberingAfterBreak="0">
     <w:nsid w:val="33341D06"/>
     <w:multiLevelType w:val="multilevel"/>
     <w:tmpl w:val="545E0F10"/>
@@ -15127,7 +16590,7 @@
       </w:rPr>
     </w:lvl>
   </w:abstractNum>
-  <w:abstractNum w:abstractNumId="26" w15:restartNumberingAfterBreak="0">
+  <w:abstractNum w:abstractNumId="27" w15:restartNumberingAfterBreak="0">
     <w:nsid w:val="3812557D"/>
     <w:multiLevelType w:val="multilevel"/>
     <w:tmpl w:val="BA1A1856"/>
@@ -15276,7 +16739,7 @@
       </w:rPr>
     </w:lvl>
   </w:abstractNum>
-  <w:abstractNum w:abstractNumId="27" w15:restartNumberingAfterBreak="0">
+  <w:abstractNum w:abstractNumId="28" w15:restartNumberingAfterBreak="0">
     <w:nsid w:val="38182233"/>
     <w:multiLevelType w:val="hybridMultilevel"/>
     <w:tmpl w:val="0D6672C6"/>
@@ -15365,7 +16828,7 @@
       </w:pPr>
     </w:lvl>
   </w:abstractNum>
-  <w:abstractNum w:abstractNumId="28" w15:restartNumberingAfterBreak="0">
+  <w:abstractNum w:abstractNumId="29" w15:restartNumberingAfterBreak="0">
     <w:nsid w:val="3BE27A41"/>
     <w:multiLevelType w:val="multilevel"/>
     <w:tmpl w:val="E8349946"/>
@@ -15479,7 +16942,7 @@
       </w:pPr>
     </w:lvl>
   </w:abstractNum>
-  <w:abstractNum w:abstractNumId="29" w15:restartNumberingAfterBreak="0">
+  <w:abstractNum w:abstractNumId="30" w15:restartNumberingAfterBreak="0">
     <w:nsid w:val="3C781902"/>
     <w:multiLevelType w:val="multilevel"/>
     <w:tmpl w:val="360A930C"/>
@@ -15628,7 +17091,7 @@
       </w:rPr>
     </w:lvl>
   </w:abstractNum>
-  <w:abstractNum w:abstractNumId="30" w15:restartNumberingAfterBreak="0">
+  <w:abstractNum w:abstractNumId="31" w15:restartNumberingAfterBreak="0">
     <w:nsid w:val="3E6D1029"/>
     <w:multiLevelType w:val="multilevel"/>
     <w:tmpl w:val="6B8411B2"/>
@@ -15777,7 +17240,7 @@
       </w:rPr>
     </w:lvl>
   </w:abstractNum>
-  <w:abstractNum w:abstractNumId="31" w15:restartNumberingAfterBreak="0">
+  <w:abstractNum w:abstractNumId="32" w15:restartNumberingAfterBreak="0">
     <w:nsid w:val="40DB4A54"/>
     <w:multiLevelType w:val="multilevel"/>
     <w:tmpl w:val="58ECA840"/>
@@ -15926,7 +17389,7 @@
       </w:rPr>
     </w:lvl>
   </w:abstractNum>
-  <w:abstractNum w:abstractNumId="32" w15:restartNumberingAfterBreak="0">
+  <w:abstractNum w:abstractNumId="33" w15:restartNumberingAfterBreak="0">
     <w:nsid w:val="41EC2B65"/>
     <w:multiLevelType w:val="multilevel"/>
     <w:tmpl w:val="DBAAB2EA"/>
@@ -16075,7 +17538,7 @@
       </w:rPr>
     </w:lvl>
   </w:abstractNum>
-  <w:abstractNum w:abstractNumId="33" w15:restartNumberingAfterBreak="0">
+  <w:abstractNum w:abstractNumId="34" w15:restartNumberingAfterBreak="0">
     <w:nsid w:val="440B119F"/>
     <w:multiLevelType w:val="multilevel"/>
     <w:tmpl w:val="81423480"/>
@@ -16224,7 +17687,7 @@
       </w:rPr>
     </w:lvl>
   </w:abstractNum>
-  <w:abstractNum w:abstractNumId="34" w15:restartNumberingAfterBreak="0">
+  <w:abstractNum w:abstractNumId="35" w15:restartNumberingAfterBreak="0">
     <w:nsid w:val="455E6FF3"/>
     <w:multiLevelType w:val="multilevel"/>
     <w:tmpl w:val="2CFC0F42"/>
@@ -16373,7 +17836,7 @@
       </w:rPr>
     </w:lvl>
   </w:abstractNum>
-  <w:abstractNum w:abstractNumId="35" w15:restartNumberingAfterBreak="0">
+  <w:abstractNum w:abstractNumId="36" w15:restartNumberingAfterBreak="0">
     <w:nsid w:val="4BF82FAA"/>
     <w:multiLevelType w:val="multilevel"/>
     <w:tmpl w:val="76E48EC0"/>
@@ -16522,7 +17985,7 @@
       </w:rPr>
     </w:lvl>
   </w:abstractNum>
-  <w:abstractNum w:abstractNumId="36" w15:restartNumberingAfterBreak="0">
+  <w:abstractNum w:abstractNumId="37" w15:restartNumberingAfterBreak="0">
     <w:nsid w:val="4E491BA8"/>
     <w:multiLevelType w:val="multilevel"/>
     <w:tmpl w:val="4244B5FA"/>
@@ -16671,7 +18134,7 @@
       </w:rPr>
     </w:lvl>
   </w:abstractNum>
-  <w:abstractNum w:abstractNumId="37" w15:restartNumberingAfterBreak="0">
+  <w:abstractNum w:abstractNumId="38" w15:restartNumberingAfterBreak="0">
     <w:nsid w:val="4EE84E73"/>
     <w:multiLevelType w:val="multilevel"/>
     <w:tmpl w:val="4080E134"/>
@@ -16821,7 +18284,7 @@
       </w:rPr>
     </w:lvl>
   </w:abstractNum>
-  <w:abstractNum w:abstractNumId="38" w15:restartNumberingAfterBreak="0">
+  <w:abstractNum w:abstractNumId="39" w15:restartNumberingAfterBreak="0">
     <w:nsid w:val="4F583675"/>
     <w:multiLevelType w:val="multilevel"/>
     <w:tmpl w:val="EB8016C6"/>
@@ -16970,7 +18433,7 @@
       </w:rPr>
     </w:lvl>
   </w:abstractNum>
-  <w:abstractNum w:abstractNumId="39" w15:restartNumberingAfterBreak="0">
+  <w:abstractNum w:abstractNumId="40" w15:restartNumberingAfterBreak="0">
     <w:nsid w:val="51197277"/>
     <w:multiLevelType w:val="multilevel"/>
     <w:tmpl w:val="029ED840"/>
@@ -17119,7 +18582,7 @@
       </w:rPr>
     </w:lvl>
   </w:abstractNum>
-  <w:abstractNum w:abstractNumId="40" w15:restartNumberingAfterBreak="0">
+  <w:abstractNum w:abstractNumId="41" w15:restartNumberingAfterBreak="0">
     <w:nsid w:val="51F61331"/>
     <w:multiLevelType w:val="multilevel"/>
     <w:tmpl w:val="06789C22"/>
@@ -17232,7 +18695,7 @@
       </w:pPr>
     </w:lvl>
   </w:abstractNum>
-  <w:abstractNum w:abstractNumId="41" w15:restartNumberingAfterBreak="0">
+  <w:abstractNum w:abstractNumId="42" w15:restartNumberingAfterBreak="0">
     <w:nsid w:val="55590DF5"/>
     <w:multiLevelType w:val="multilevel"/>
     <w:tmpl w:val="5E869D38"/>
@@ -17381,7 +18844,7 @@
       </w:rPr>
     </w:lvl>
   </w:abstractNum>
-  <w:abstractNum w:abstractNumId="42" w15:restartNumberingAfterBreak="0">
+  <w:abstractNum w:abstractNumId="43" w15:restartNumberingAfterBreak="0">
     <w:nsid w:val="56827C6B"/>
     <w:multiLevelType w:val="multilevel"/>
     <w:tmpl w:val="B21A46C6"/>
@@ -17495,7 +18958,7 @@
       </w:pPr>
     </w:lvl>
   </w:abstractNum>
-  <w:abstractNum w:abstractNumId="43" w15:restartNumberingAfterBreak="0">
+  <w:abstractNum w:abstractNumId="44" w15:restartNumberingAfterBreak="0">
     <w:nsid w:val="5A6B1561"/>
     <w:multiLevelType w:val="multilevel"/>
     <w:tmpl w:val="DC3EE7E2"/>
@@ -17644,7 +19107,7 @@
       </w:rPr>
     </w:lvl>
   </w:abstractNum>
-  <w:abstractNum w:abstractNumId="44" w15:restartNumberingAfterBreak="0">
+  <w:abstractNum w:abstractNumId="45" w15:restartNumberingAfterBreak="0">
     <w:nsid w:val="5BCB3B64"/>
     <w:multiLevelType w:val="multilevel"/>
     <w:tmpl w:val="3566EDC6"/>
@@ -17793,7 +19256,7 @@
       </w:rPr>
     </w:lvl>
   </w:abstractNum>
-  <w:abstractNum w:abstractNumId="45" w15:restartNumberingAfterBreak="0">
+  <w:abstractNum w:abstractNumId="46" w15:restartNumberingAfterBreak="0">
     <w:nsid w:val="5D2A65AF"/>
     <w:multiLevelType w:val="multilevel"/>
     <w:tmpl w:val="7B4CA7A4"/>
@@ -17942,7 +19405,7 @@
       </w:rPr>
     </w:lvl>
   </w:abstractNum>
-  <w:abstractNum w:abstractNumId="46" w15:restartNumberingAfterBreak="0">
+  <w:abstractNum w:abstractNumId="47" w15:restartNumberingAfterBreak="0">
     <w:nsid w:val="616521DF"/>
     <w:multiLevelType w:val="multilevel"/>
     <w:tmpl w:val="3964073A"/>
@@ -18091,7 +19554,7 @@
       </w:rPr>
     </w:lvl>
   </w:abstractNum>
-  <w:abstractNum w:abstractNumId="47" w15:restartNumberingAfterBreak="0">
+  <w:abstractNum w:abstractNumId="48" w15:restartNumberingAfterBreak="0">
     <w:nsid w:val="61D61596"/>
     <w:multiLevelType w:val="multilevel"/>
     <w:tmpl w:val="9D74F8CA"/>
@@ -18240,7 +19703,7 @@
       </w:rPr>
     </w:lvl>
   </w:abstractNum>
-  <w:abstractNum w:abstractNumId="48" w15:restartNumberingAfterBreak="0">
+  <w:abstractNum w:abstractNumId="49" w15:restartNumberingAfterBreak="0">
     <w:nsid w:val="61E021C7"/>
     <w:multiLevelType w:val="multilevel"/>
     <w:tmpl w:val="0A107D7C"/>
@@ -18389,7 +19852,7 @@
       </w:rPr>
     </w:lvl>
   </w:abstractNum>
-  <w:abstractNum w:abstractNumId="49" w15:restartNumberingAfterBreak="0">
+  <w:abstractNum w:abstractNumId="50" w15:restartNumberingAfterBreak="0">
     <w:nsid w:val="64596423"/>
     <w:multiLevelType w:val="multilevel"/>
     <w:tmpl w:val="C8C23534"/>
@@ -18538,7 +20001,7 @@
       </w:rPr>
     </w:lvl>
   </w:abstractNum>
-  <w:abstractNum w:abstractNumId="50" w15:restartNumberingAfterBreak="0">
+  <w:abstractNum w:abstractNumId="51" w15:restartNumberingAfterBreak="0">
     <w:nsid w:val="65A9409A"/>
     <w:multiLevelType w:val="hybridMultilevel"/>
     <w:tmpl w:val="C45C89EA"/>
@@ -18627,7 +20090,7 @@
       </w:pPr>
     </w:lvl>
   </w:abstractNum>
-  <w:abstractNum w:abstractNumId="51" w15:restartNumberingAfterBreak="0">
+  <w:abstractNum w:abstractNumId="52" w15:restartNumberingAfterBreak="0">
     <w:nsid w:val="667E2B70"/>
     <w:multiLevelType w:val="multilevel"/>
     <w:tmpl w:val="21482F50"/>
@@ -18776,7 +20239,7 @@
       </w:rPr>
     </w:lvl>
   </w:abstractNum>
-  <w:abstractNum w:abstractNumId="52" w15:restartNumberingAfterBreak="0">
+  <w:abstractNum w:abstractNumId="53" w15:restartNumberingAfterBreak="0">
     <w:nsid w:val="673E14B9"/>
     <w:multiLevelType w:val="multilevel"/>
     <w:tmpl w:val="7A860504"/>
@@ -18925,7 +20388,7 @@
       </w:rPr>
     </w:lvl>
   </w:abstractNum>
-  <w:abstractNum w:abstractNumId="53" w15:restartNumberingAfterBreak="0">
+  <w:abstractNum w:abstractNumId="54" w15:restartNumberingAfterBreak="0">
     <w:nsid w:val="67841290"/>
     <w:multiLevelType w:val="multilevel"/>
     <w:tmpl w:val="B1CC7EB6"/>
@@ -19074,7 +20537,7 @@
       </w:rPr>
     </w:lvl>
   </w:abstractNum>
-  <w:abstractNum w:abstractNumId="54" w15:restartNumberingAfterBreak="0">
+  <w:abstractNum w:abstractNumId="55" w15:restartNumberingAfterBreak="0">
     <w:nsid w:val="6A1D2D0C"/>
     <w:multiLevelType w:val="hybridMultilevel"/>
     <w:tmpl w:val="E0EC71FC"/>
@@ -19187,7 +20650,7 @@
       </w:rPr>
     </w:lvl>
   </w:abstractNum>
-  <w:abstractNum w:abstractNumId="55" w15:restartNumberingAfterBreak="0">
+  <w:abstractNum w:abstractNumId="56" w15:restartNumberingAfterBreak="0">
     <w:nsid w:val="6E237C46"/>
     <w:multiLevelType w:val="hybridMultilevel"/>
     <w:tmpl w:val="C45C89EA"/>
@@ -19276,7 +20739,7 @@
       </w:pPr>
     </w:lvl>
   </w:abstractNum>
-  <w:abstractNum w:abstractNumId="56" w15:restartNumberingAfterBreak="0">
+  <w:abstractNum w:abstractNumId="57" w15:restartNumberingAfterBreak="0">
     <w:nsid w:val="6F235560"/>
     <w:multiLevelType w:val="multilevel"/>
     <w:tmpl w:val="30BA9F1C"/>
@@ -19425,7 +20888,7 @@
       </w:rPr>
     </w:lvl>
   </w:abstractNum>
-  <w:abstractNum w:abstractNumId="57" w15:restartNumberingAfterBreak="0">
+  <w:abstractNum w:abstractNumId="58" w15:restartNumberingAfterBreak="0">
     <w:nsid w:val="70FC3E84"/>
     <w:multiLevelType w:val="multilevel"/>
     <w:tmpl w:val="008A0D08"/>
@@ -19574,7 +21037,7 @@
       </w:rPr>
     </w:lvl>
   </w:abstractNum>
-  <w:abstractNum w:abstractNumId="58" w15:restartNumberingAfterBreak="0">
+  <w:abstractNum w:abstractNumId="59" w15:restartNumberingAfterBreak="0">
     <w:nsid w:val="73154946"/>
     <w:multiLevelType w:val="hybridMultilevel"/>
     <w:tmpl w:val="7F14B1EC"/>
@@ -19687,7 +21150,7 @@
       </w:rPr>
     </w:lvl>
   </w:abstractNum>
-  <w:abstractNum w:abstractNumId="59" w15:restartNumberingAfterBreak="0">
+  <w:abstractNum w:abstractNumId="60" w15:restartNumberingAfterBreak="0">
     <w:nsid w:val="7423309C"/>
     <w:multiLevelType w:val="hybridMultilevel"/>
     <w:tmpl w:val="08AE53E0"/>
@@ -19800,7 +21263,7 @@
       </w:rPr>
     </w:lvl>
   </w:abstractNum>
-  <w:abstractNum w:abstractNumId="60" w15:restartNumberingAfterBreak="0">
+  <w:abstractNum w:abstractNumId="61" w15:restartNumberingAfterBreak="0">
     <w:nsid w:val="74ED69B8"/>
     <w:multiLevelType w:val="multilevel"/>
     <w:tmpl w:val="F85A19AA"/>
@@ -19949,7 +21412,7 @@
       </w:rPr>
     </w:lvl>
   </w:abstractNum>
-  <w:abstractNum w:abstractNumId="61" w15:restartNumberingAfterBreak="0">
+  <w:abstractNum w:abstractNumId="62" w15:restartNumberingAfterBreak="0">
     <w:nsid w:val="774B42D4"/>
     <w:multiLevelType w:val="multilevel"/>
     <w:tmpl w:val="16982A4E"/>
@@ -20098,7 +21561,7 @@
       </w:rPr>
     </w:lvl>
   </w:abstractNum>
-  <w:abstractNum w:abstractNumId="62" w15:restartNumberingAfterBreak="0">
+  <w:abstractNum w:abstractNumId="63" w15:restartNumberingAfterBreak="0">
     <w:nsid w:val="77BE0B7F"/>
     <w:multiLevelType w:val="multilevel"/>
     <w:tmpl w:val="59826B5A"/>
@@ -20211,7 +21674,7 @@
       </w:pPr>
     </w:lvl>
   </w:abstractNum>
-  <w:abstractNum w:abstractNumId="63" w15:restartNumberingAfterBreak="0">
+  <w:abstractNum w:abstractNumId="64" w15:restartNumberingAfterBreak="0">
     <w:nsid w:val="7955750F"/>
     <w:multiLevelType w:val="multilevel"/>
     <w:tmpl w:val="407C312E"/>
@@ -20360,7 +21823,7 @@
       </w:rPr>
     </w:lvl>
   </w:abstractNum>
-  <w:abstractNum w:abstractNumId="64" w15:restartNumberingAfterBreak="0">
+  <w:abstractNum w:abstractNumId="65" w15:restartNumberingAfterBreak="0">
     <w:nsid w:val="7A142429"/>
     <w:multiLevelType w:val="multilevel"/>
     <w:tmpl w:val="F43C5016"/>
@@ -20510,61 +21973,61 @@
     </w:lvl>
   </w:abstractNum>
   <w:num w:numId="1" w16cid:durableId="180971734">
-    <w:abstractNumId w:val="37"/>
+    <w:abstractNumId w:val="38"/>
   </w:num>
   <w:num w:numId="2" w16cid:durableId="1072115904">
-    <w:abstractNumId w:val="28"/>
+    <w:abstractNumId w:val="29"/>
   </w:num>
   <w:num w:numId="3" w16cid:durableId="1042095427">
-    <w:abstractNumId w:val="42"/>
+    <w:abstractNumId w:val="43"/>
   </w:num>
   <w:num w:numId="4" w16cid:durableId="2108109634">
-    <w:abstractNumId w:val="16"/>
+    <w:abstractNumId w:val="17"/>
   </w:num>
   <w:num w:numId="5" w16cid:durableId="67728321">
-    <w:abstractNumId w:val="23"/>
+    <w:abstractNumId w:val="24"/>
   </w:num>
   <w:num w:numId="6" w16cid:durableId="2146965391">
-    <w:abstractNumId w:val="60"/>
+    <w:abstractNumId w:val="61"/>
   </w:num>
   <w:num w:numId="7" w16cid:durableId="877814289">
-    <w:abstractNumId w:val="61"/>
+    <w:abstractNumId w:val="62"/>
   </w:num>
   <w:num w:numId="8" w16cid:durableId="896162481">
-    <w:abstractNumId w:val="53"/>
+    <w:abstractNumId w:val="54"/>
   </w:num>
   <w:num w:numId="9" w16cid:durableId="1095709633">
     <w:abstractNumId w:val="9"/>
   </w:num>
   <w:num w:numId="10" w16cid:durableId="64031031">
-    <w:abstractNumId w:val="26"/>
+    <w:abstractNumId w:val="27"/>
   </w:num>
   <w:num w:numId="11" w16cid:durableId="372341307">
-    <w:abstractNumId w:val="32"/>
+    <w:abstractNumId w:val="33"/>
   </w:num>
   <w:num w:numId="12" w16cid:durableId="1436293904">
     <w:abstractNumId w:val="0"/>
   </w:num>
   <w:num w:numId="13" w16cid:durableId="1452626576">
-    <w:abstractNumId w:val="52"/>
+    <w:abstractNumId w:val="53"/>
   </w:num>
   <w:num w:numId="14" w16cid:durableId="1256548454">
-    <w:abstractNumId w:val="19"/>
+    <w:abstractNumId w:val="20"/>
   </w:num>
   <w:num w:numId="15" w16cid:durableId="875387511">
-    <w:abstractNumId w:val="57"/>
+    <w:abstractNumId w:val="58"/>
   </w:num>
   <w:num w:numId="16" w16cid:durableId="575476238">
-    <w:abstractNumId w:val="44"/>
+    <w:abstractNumId w:val="45"/>
   </w:num>
   <w:num w:numId="17" w16cid:durableId="1543442884">
-    <w:abstractNumId w:val="45"/>
+    <w:abstractNumId w:val="46"/>
   </w:num>
   <w:num w:numId="18" w16cid:durableId="562759544">
-    <w:abstractNumId w:val="30"/>
+    <w:abstractNumId w:val="31"/>
   </w:num>
   <w:num w:numId="19" w16cid:durableId="1231575148">
-    <w:abstractNumId w:val="49"/>
+    <w:abstractNumId w:val="50"/>
   </w:num>
   <w:num w:numId="20" w16cid:durableId="156846458">
     <w:abstractNumId w:val="5"/>
@@ -20573,61 +22036,61 @@
     <w:abstractNumId w:val="13"/>
   </w:num>
   <w:num w:numId="22" w16cid:durableId="242420351">
-    <w:abstractNumId w:val="63"/>
+    <w:abstractNumId w:val="64"/>
   </w:num>
   <w:num w:numId="23" w16cid:durableId="129173135">
-    <w:abstractNumId w:val="38"/>
+    <w:abstractNumId w:val="39"/>
   </w:num>
   <w:num w:numId="24" w16cid:durableId="1859738226">
-    <w:abstractNumId w:val="35"/>
+    <w:abstractNumId w:val="36"/>
   </w:num>
   <w:num w:numId="25" w16cid:durableId="1192493386">
     <w:abstractNumId w:val="6"/>
   </w:num>
   <w:num w:numId="26" w16cid:durableId="685403330">
-    <w:abstractNumId w:val="25"/>
+    <w:abstractNumId w:val="26"/>
   </w:num>
   <w:num w:numId="27" w16cid:durableId="1224098897">
     <w:abstractNumId w:val="14"/>
   </w:num>
   <w:num w:numId="28" w16cid:durableId="337580017">
-    <w:abstractNumId w:val="31"/>
+    <w:abstractNumId w:val="32"/>
   </w:num>
   <w:num w:numId="29" w16cid:durableId="1459958781">
-    <w:abstractNumId w:val="36"/>
+    <w:abstractNumId w:val="37"/>
   </w:num>
   <w:num w:numId="30" w16cid:durableId="2062823218">
     <w:abstractNumId w:val="15"/>
   </w:num>
   <w:num w:numId="31" w16cid:durableId="1857571318">
-    <w:abstractNumId w:val="34"/>
+    <w:abstractNumId w:val="35"/>
   </w:num>
   <w:num w:numId="32" w16cid:durableId="1420828690">
-    <w:abstractNumId w:val="17"/>
+    <w:abstractNumId w:val="18"/>
   </w:num>
   <w:num w:numId="33" w16cid:durableId="938370460">
     <w:abstractNumId w:val="3"/>
   </w:num>
   <w:num w:numId="34" w16cid:durableId="1126582060">
-    <w:abstractNumId w:val="43"/>
+    <w:abstractNumId w:val="44"/>
   </w:num>
   <w:num w:numId="35" w16cid:durableId="913783612">
     <w:abstractNumId w:val="10"/>
   </w:num>
   <w:num w:numId="36" w16cid:durableId="596407372">
-    <w:abstractNumId w:val="18"/>
+    <w:abstractNumId w:val="19"/>
   </w:num>
   <w:num w:numId="37" w16cid:durableId="778135994">
-    <w:abstractNumId w:val="51"/>
+    <w:abstractNumId w:val="52"/>
   </w:num>
   <w:num w:numId="38" w16cid:durableId="1466896348">
-    <w:abstractNumId w:val="46"/>
+    <w:abstractNumId w:val="47"/>
   </w:num>
   <w:num w:numId="39" w16cid:durableId="716054976">
     <w:abstractNumId w:val="12"/>
   </w:num>
   <w:num w:numId="40" w16cid:durableId="1536239020">
-    <w:abstractNumId w:val="64"/>
+    <w:abstractNumId w:val="65"/>
   </w:num>
   <w:num w:numId="41" w16cid:durableId="529606214">
     <w:abstractNumId w:val="1"/>
@@ -20636,64 +22099,64 @@
     <w:abstractNumId w:val="4"/>
   </w:num>
   <w:num w:numId="43" w16cid:durableId="1170876986">
-    <w:abstractNumId w:val="56"/>
+    <w:abstractNumId w:val="57"/>
   </w:num>
   <w:num w:numId="44" w16cid:durableId="1463617778">
-    <w:abstractNumId w:val="20"/>
+    <w:abstractNumId w:val="21"/>
   </w:num>
   <w:num w:numId="45" w16cid:durableId="1037702105">
-    <w:abstractNumId w:val="48"/>
+    <w:abstractNumId w:val="49"/>
   </w:num>
   <w:num w:numId="46" w16cid:durableId="1476533758">
-    <w:abstractNumId w:val="24"/>
+    <w:abstractNumId w:val="25"/>
   </w:num>
   <w:num w:numId="47" w16cid:durableId="1156216794">
-    <w:abstractNumId w:val="33"/>
+    <w:abstractNumId w:val="34"/>
   </w:num>
   <w:num w:numId="48" w16cid:durableId="1472870375">
-    <w:abstractNumId w:val="21"/>
+    <w:abstractNumId w:val="22"/>
   </w:num>
   <w:num w:numId="49" w16cid:durableId="2126147488">
-    <w:abstractNumId w:val="47"/>
+    <w:abstractNumId w:val="48"/>
   </w:num>
   <w:num w:numId="50" w16cid:durableId="1294218590">
     <w:abstractNumId w:val="11"/>
   </w:num>
   <w:num w:numId="51" w16cid:durableId="665473745">
-    <w:abstractNumId w:val="22"/>
+    <w:abstractNumId w:val="23"/>
   </w:num>
   <w:num w:numId="52" w16cid:durableId="1845704966">
-    <w:abstractNumId w:val="41"/>
+    <w:abstractNumId w:val="42"/>
   </w:num>
   <w:num w:numId="53" w16cid:durableId="1464881218">
-    <w:abstractNumId w:val="39"/>
+    <w:abstractNumId w:val="40"/>
   </w:num>
   <w:num w:numId="54" w16cid:durableId="1790590591">
-    <w:abstractNumId w:val="29"/>
+    <w:abstractNumId w:val="30"/>
   </w:num>
   <w:num w:numId="55" w16cid:durableId="445126389">
-    <w:abstractNumId w:val="54"/>
+    <w:abstractNumId w:val="55"/>
   </w:num>
   <w:num w:numId="56" w16cid:durableId="314992125">
-    <w:abstractNumId w:val="58"/>
+    <w:abstractNumId w:val="59"/>
   </w:num>
   <w:num w:numId="57" w16cid:durableId="554467152">
-    <w:abstractNumId w:val="40"/>
+    <w:abstractNumId w:val="41"/>
   </w:num>
   <w:num w:numId="58" w16cid:durableId="876283246">
     <w:abstractNumId w:val="7"/>
   </w:num>
   <w:num w:numId="59" w16cid:durableId="1764767383">
-    <w:abstractNumId w:val="59"/>
+    <w:abstractNumId w:val="60"/>
   </w:num>
   <w:num w:numId="60" w16cid:durableId="1683436813">
-    <w:abstractNumId w:val="50"/>
+    <w:abstractNumId w:val="51"/>
   </w:num>
   <w:num w:numId="61" w16cid:durableId="1635872794">
-    <w:abstractNumId w:val="55"/>
+    <w:abstractNumId w:val="56"/>
   </w:num>
   <w:num w:numId="62" w16cid:durableId="1559515352">
-    <w:abstractNumId w:val="62"/>
+    <w:abstractNumId w:val="63"/>
   </w:num>
   <w:num w:numId="63" w16cid:durableId="81337236">
     <w:abstractNumId w:val="2"/>
@@ -20702,7 +22165,10 @@
     <w:abstractNumId w:val="8"/>
   </w:num>
   <w:num w:numId="65" w16cid:durableId="1853646414">
-    <w:abstractNumId w:val="27"/>
+    <w:abstractNumId w:val="28"/>
+  </w:num>
+  <w:num w:numId="66" w16cid:durableId="1137533539">
+    <w:abstractNumId w:val="16"/>
   </w:num>
   <w:numIdMacAtCleanup w:val="59"/>
 </w:numbering>
@@ -22252,6 +23718,69 @@
     <w:basedOn w:val="DefaultParagraphFont"/>
     <w:rsid w:val="00BE6987"/>
   </w:style>
+  <w:style w:type="paragraph" w:styleId="HTMLPreformatted">
+    <w:name w:val="HTML Preformatted"/>
+    <w:basedOn w:val="Normal"/>
+    <w:link w:val="HTMLPreformattedChar"/>
+    <w:uiPriority w:val="99"/>
+    <w:semiHidden/>
+    <w:unhideWhenUsed/>
+    <w:rsid w:val="00FA74B5"/>
+    <w:pPr>
+      <w:tabs>
+        <w:tab w:val="left" w:pos="916"/>
+        <w:tab w:val="left" w:pos="1832"/>
+        <w:tab w:val="left" w:pos="2748"/>
+        <w:tab w:val="left" w:pos="3664"/>
+        <w:tab w:val="left" w:pos="4580"/>
+        <w:tab w:val="left" w:pos="5496"/>
+        <w:tab w:val="left" w:pos="6412"/>
+        <w:tab w:val="left" w:pos="7328"/>
+        <w:tab w:val="left" w:pos="8244"/>
+        <w:tab w:val="left" w:pos="9160"/>
+        <w:tab w:val="left" w:pos="10076"/>
+        <w:tab w:val="left" w:pos="10992"/>
+        <w:tab w:val="left" w:pos="11908"/>
+        <w:tab w:val="left" w:pos="12824"/>
+        <w:tab w:val="left" w:pos="13740"/>
+        <w:tab w:val="left" w:pos="14656"/>
+      </w:tabs>
+      <w:spacing w:after="0" w:line="240" w:lineRule="auto"/>
+    </w:pPr>
+    <w:rPr>
+      <w:rFonts w:ascii="Courier New" w:eastAsia="Times New Roman" w:hAnsi="Courier New" w:cs="Courier New"/>
+      <w:sz w:val="20"/>
+      <w:szCs w:val="20"/>
+      <w:lang w:eastAsia="en-AU"/>
+    </w:rPr>
+  </w:style>
+  <w:style w:type="character" w:customStyle="1" w:styleId="HTMLPreformattedChar">
+    <w:name w:val="HTML Preformatted Char"/>
+    <w:basedOn w:val="DefaultParagraphFont"/>
+    <w:link w:val="HTMLPreformatted"/>
+    <w:uiPriority w:val="99"/>
+    <w:semiHidden/>
+    <w:rsid w:val="00FA74B5"/>
+    <w:rPr>
+      <w:rFonts w:ascii="Courier New" w:eastAsia="Times New Roman" w:hAnsi="Courier New" w:cs="Courier New"/>
+      <w:kern w:val="0"/>
+      <w:sz w:val="20"/>
+      <w:szCs w:val="20"/>
+      <w:lang w:eastAsia="en-AU"/>
+      <w14:ligatures w14:val="none"/>
+    </w:rPr>
+  </w:style>
+  <w:style w:type="character" w:styleId="Emphasis">
+    <w:name w:val="Emphasis"/>
+    <w:basedOn w:val="DefaultParagraphFont"/>
+    <w:uiPriority w:val="20"/>
+    <w:qFormat/>
+    <w:rsid w:val="00FA74B5"/>
+    <w:rPr>
+      <w:i/>
+      <w:iCs/>
+    </w:rPr>
+  </w:style>
 </w:styles>
 </file>
 

--- a/to do - Subject Planner.docx
+++ b/to do - Subject Planner.docx
@@ -24097,4 +24097,340 @@
     </a:ext>
   </a:extLst>
 </a:theme>
+</file>
+
+<file path=customXml/item1.xml><?xml version="1.0" encoding="utf-8"?>
+<ct:contentTypeSchema xmlns:ct="http://schemas.microsoft.com/office/2006/metadata/contentType" xmlns:ma="http://schemas.microsoft.com/office/2006/metadata/properties/metaAttributes" ct:_="" ma:_="" ma:contentTypeName="Document" ma:contentTypeID="0x010100DE1FCBAC24ECBC499FCBEC0A550D4CB5" ma:contentTypeVersion="26" ma:contentTypeDescription="Create a new document." ma:contentTypeScope="" ma:versionID="232df77016dc745780e5ab62e4798573">
+  <xsd:schema xmlns:xsd="http://www.w3.org/2001/XMLSchema" xmlns:xs="http://www.w3.org/2001/XMLSchema" xmlns:p="http://schemas.microsoft.com/office/2006/metadata/properties" xmlns:ns2="2c712ec8-b220-476e-85c7-e95e0333af74" xmlns:ns3="b59e3637-39ed-4a0a-8372-7aef286a6886" targetNamespace="http://schemas.microsoft.com/office/2006/metadata/properties" ma:root="true" ma:fieldsID="9e3b9bb17862e74bdc699f7bf487ac4f" ns2:_="" ns3:_="">
+    <xsd:import namespace="2c712ec8-b220-476e-85c7-e95e0333af74"/>
+    <xsd:import namespace="b59e3637-39ed-4a0a-8372-7aef286a6886"/>
+    <xsd:element name="properties">
+      <xsd:complexType>
+        <xsd:sequence>
+          <xsd:element name="documentManagement">
+            <xsd:complexType>
+              <xsd:all>
+                <xsd:element ref="ns2:MediaServiceMetadata" minOccurs="0"/>
+                <xsd:element ref="ns2:MediaServiceFastMetadata" minOccurs="0"/>
+                <xsd:element ref="ns2:MediaServiceAutoKeyPoints" minOccurs="0"/>
+                <xsd:element ref="ns2:MediaServiceKeyPoints" minOccurs="0"/>
+                <xsd:element ref="ns2:MediaServiceDateTaken" minOccurs="0"/>
+                <xsd:element ref="ns2:MediaServiceAutoTags" minOccurs="0"/>
+                <xsd:element ref="ns2:MediaServiceOCR" minOccurs="0"/>
+                <xsd:element ref="ns2:MediaServiceGenerationTime" minOccurs="0"/>
+                <xsd:element ref="ns2:MediaServiceEventHashCode" minOccurs="0"/>
+                <xsd:element ref="ns3:SharedWithUsers" minOccurs="0"/>
+                <xsd:element ref="ns3:SharedWithDetails" minOccurs="0"/>
+                <xsd:element ref="ns2:MediaServiceLocation" minOccurs="0"/>
+                <xsd:element ref="ns2:lcf76f155ced4ddcb4097134ff3c332f" minOccurs="0"/>
+                <xsd:element ref="ns3:TaxCatchAll" minOccurs="0"/>
+                <xsd:element ref="ns2:MediaServiceObjectDetectorVersions" minOccurs="0"/>
+                <xsd:element ref="ns2:MediaLengthInSeconds" minOccurs="0"/>
+                <xsd:element ref="ns2:MediaServiceSearchProperties" minOccurs="0"/>
+                <xsd:element ref="ns2:location" minOccurs="0"/>
+                <xsd:element ref="ns2:CountryOrRegionc04d82f7-6a7e-408e-8a2a-93f02153033e" minOccurs="0"/>
+                <xsd:element ref="ns2:Statec04d82f7-6a7e-408e-8a2a-93f02153033e" minOccurs="0"/>
+                <xsd:element ref="ns2:Cityc04d82f7-6a7e-408e-8a2a-93f02153033e" minOccurs="0"/>
+                <xsd:element ref="ns2:PostalCodec04d82f7-6a7e-408e-8a2a-93f02153033e" minOccurs="0"/>
+                <xsd:element ref="ns2:Streetc04d82f7-6a7e-408e-8a2a-93f02153033e" minOccurs="0"/>
+                <xsd:element ref="ns2:GeoLocc04d82f7-6a7e-408e-8a2a-93f02153033e" minOccurs="0"/>
+                <xsd:element ref="ns2:DispNamec04d82f7-6a7e-408e-8a2a-93f02153033e" minOccurs="0"/>
+              </xsd:all>
+            </xsd:complexType>
+          </xsd:element>
+        </xsd:sequence>
+      </xsd:complexType>
+    </xsd:element>
+  </xsd:schema>
+  <xsd:schema xmlns:xsd="http://www.w3.org/2001/XMLSchema" xmlns:xs="http://www.w3.org/2001/XMLSchema" xmlns:dms="http://schemas.microsoft.com/office/2006/documentManagement/types" xmlns:pc="http://schemas.microsoft.com/office/infopath/2007/PartnerControls" targetNamespace="2c712ec8-b220-476e-85c7-e95e0333af74" elementFormDefault="qualified">
+    <xsd:import namespace="http://schemas.microsoft.com/office/2006/documentManagement/types"/>
+    <xsd:import namespace="http://schemas.microsoft.com/office/infopath/2007/PartnerControls"/>
+    <xsd:element name="MediaServiceMetadata" ma:index="8" nillable="true" ma:displayName="MediaServiceMetadata" ma:hidden="true" ma:internalName="MediaServiceMetadata" ma:readOnly="true">
+      <xsd:simpleType>
+        <xsd:restriction base="dms:Note"/>
+      </xsd:simpleType>
+    </xsd:element>
+    <xsd:element name="MediaServiceFastMetadata" ma:index="9" nillable="true" ma:displayName="MediaServiceFastMetadata" ma:hidden="true" ma:internalName="MediaServiceFastMetadata" ma:readOnly="true">
+      <xsd:simpleType>
+        <xsd:restriction base="dms:Note"/>
+      </xsd:simpleType>
+    </xsd:element>
+    <xsd:element name="MediaServiceAutoKeyPoints" ma:index="10" nillable="true" ma:displayName="MediaServiceAutoKeyPoints" ma:hidden="true" ma:internalName="MediaServiceAutoKeyPoints" ma:readOnly="true">
+      <xsd:simpleType>
+        <xsd:restriction base="dms:Note"/>
+      </xsd:simpleType>
+    </xsd:element>
+    <xsd:element name="MediaServiceKeyPoints" ma:index="11" nillable="true" ma:displayName="KeyPoints" ma:internalName="MediaServiceKeyPoints" ma:readOnly="true">
+      <xsd:simpleType>
+        <xsd:restriction base="dms:Note">
+          <xsd:maxLength value="255"/>
+        </xsd:restriction>
+      </xsd:simpleType>
+    </xsd:element>
+    <xsd:element name="MediaServiceDateTaken" ma:index="12" nillable="true" ma:displayName="MediaServiceDateTaken" ma:hidden="true" ma:internalName="MediaServiceDateTaken" ma:readOnly="true">
+      <xsd:simpleType>
+        <xsd:restriction base="dms:Text"/>
+      </xsd:simpleType>
+    </xsd:element>
+    <xsd:element name="MediaServiceAutoTags" ma:index="13" nillable="true" ma:displayName="Tags" ma:internalName="MediaServiceAutoTags" ma:readOnly="true">
+      <xsd:simpleType>
+        <xsd:restriction base="dms:Text"/>
+      </xsd:simpleType>
+    </xsd:element>
+    <xsd:element name="MediaServiceOCR" ma:index="14" nillable="true" ma:displayName="Extracted Text" ma:internalName="MediaServiceOCR" ma:readOnly="true">
+      <xsd:simpleType>
+        <xsd:restriction base="dms:Note">
+          <xsd:maxLength value="255"/>
+        </xsd:restriction>
+      </xsd:simpleType>
+    </xsd:element>
+    <xsd:element name="MediaServiceGenerationTime" ma:index="15" nillable="true" ma:displayName="MediaServiceGenerationTime" ma:hidden="true" ma:internalName="MediaServiceGenerationTime" ma:readOnly="true">
+      <xsd:simpleType>
+        <xsd:restriction base="dms:Text"/>
+      </xsd:simpleType>
+    </xsd:element>
+    <xsd:element name="MediaServiceEventHashCode" ma:index="16" nillable="true" ma:displayName="MediaServiceEventHashCode" ma:hidden="true" ma:internalName="MediaServiceEventHashCode" ma:readOnly="true">
+      <xsd:simpleType>
+        <xsd:restriction base="dms:Text"/>
+      </xsd:simpleType>
+    </xsd:element>
+    <xsd:element name="MediaServiceLocation" ma:index="19" nillable="true" ma:displayName="Location" ma:internalName="MediaServiceLocation" ma:readOnly="true">
+      <xsd:simpleType>
+        <xsd:restriction base="dms:Text"/>
+      </xsd:simpleType>
+    </xsd:element>
+    <xsd:element name="lcf76f155ced4ddcb4097134ff3c332f" ma:index="21" nillable="true" ma:taxonomy="true" ma:internalName="lcf76f155ced4ddcb4097134ff3c332f" ma:taxonomyFieldName="MediaServiceImageTags" ma:displayName="Image Tags" ma:readOnly="false" ma:fieldId="{5cf76f15-5ced-4ddc-b409-7134ff3c332f}" ma:taxonomyMulti="true" ma:sspId="803c4fc5-b31e-48ae-827a-fc8f2b1e8b20" ma:termSetId="09814cd3-568e-fe90-9814-8d621ff8fb84" ma:anchorId="fba54fb3-c3e1-fe81-a776-ca4b69148c4d" ma:open="true" ma:isKeyword="false">
+      <xsd:complexType>
+        <xsd:sequence>
+          <xsd:element ref="pc:Terms" minOccurs="0" maxOccurs="1"/>
+        </xsd:sequence>
+      </xsd:complexType>
+    </xsd:element>
+    <xsd:element name="MediaServiceObjectDetectorVersions" ma:index="23" nillable="true" ma:displayName="MediaServiceObjectDetectorVersions" ma:hidden="true" ma:indexed="true" ma:internalName="MediaServiceObjectDetectorVersions" ma:readOnly="true">
+      <xsd:simpleType>
+        <xsd:restriction base="dms:Text"/>
+      </xsd:simpleType>
+    </xsd:element>
+    <xsd:element name="MediaLengthInSeconds" ma:index="24" nillable="true" ma:displayName="MediaLengthInSeconds" ma:hidden="true" ma:internalName="MediaLengthInSeconds" ma:readOnly="true">
+      <xsd:simpleType>
+        <xsd:restriction base="dms:Unknown"/>
+      </xsd:simpleType>
+    </xsd:element>
+    <xsd:element name="MediaServiceSearchProperties" ma:index="25" nillable="true" ma:displayName="MediaServiceSearchProperties" ma:hidden="true" ma:internalName="MediaServiceSearchProperties" ma:readOnly="true">
+      <xsd:simpleType>
+        <xsd:restriction base="dms:Note"/>
+      </xsd:simpleType>
+    </xsd:element>
+    <xsd:element name="location" ma:index="26" nillable="true" ma:displayName="location" ma:format="Dropdown" ma:internalName="location">
+      <xsd:simpleType>
+        <xsd:restriction base="dms:Unknown"/>
+      </xsd:simpleType>
+    </xsd:element>
+    <xsd:element name="CountryOrRegionc04d82f7-6a7e-408e-8a2a-93f02153033e" ma:index="27" nillable="true" ma:displayName="location: Country/Region" ma:internalName="CountryOrRegion" ma:readOnly="true">
+      <xsd:simpleType>
+        <xsd:restriction base="dms:Text"/>
+      </xsd:simpleType>
+    </xsd:element>
+    <xsd:element name="Statec04d82f7-6a7e-408e-8a2a-93f02153033e" ma:index="28" nillable="true" ma:displayName="location: State" ma:internalName="State" ma:readOnly="true">
+      <xsd:simpleType>
+        <xsd:restriction base="dms:Text"/>
+      </xsd:simpleType>
+    </xsd:element>
+    <xsd:element name="Cityc04d82f7-6a7e-408e-8a2a-93f02153033e" ma:index="29" nillable="true" ma:displayName="location: City" ma:internalName="City" ma:readOnly="true">
+      <xsd:simpleType>
+        <xsd:restriction base="dms:Text"/>
+      </xsd:simpleType>
+    </xsd:element>
+    <xsd:element name="PostalCodec04d82f7-6a7e-408e-8a2a-93f02153033e" ma:index="30" nillable="true" ma:displayName="location: Postal Code" ma:internalName="PostalCode" ma:readOnly="true">
+      <xsd:simpleType>
+        <xsd:restriction base="dms:Text"/>
+      </xsd:simpleType>
+    </xsd:element>
+    <xsd:element name="Streetc04d82f7-6a7e-408e-8a2a-93f02153033e" ma:index="31" nillable="true" ma:displayName="location: Street" ma:internalName="Street" ma:readOnly="true">
+      <xsd:simpleType>
+        <xsd:restriction base="dms:Text"/>
+      </xsd:simpleType>
+    </xsd:element>
+    <xsd:element name="GeoLocc04d82f7-6a7e-408e-8a2a-93f02153033e" ma:index="32" nillable="true" ma:displayName="location: Coordinates" ma:internalName="GeoLoc" ma:readOnly="true">
+      <xsd:simpleType>
+        <xsd:restriction base="dms:Unknown"/>
+      </xsd:simpleType>
+    </xsd:element>
+    <xsd:element name="DispNamec04d82f7-6a7e-408e-8a2a-93f02153033e" ma:index="33" nillable="true" ma:displayName="location: Name" ma:internalName="DispName" ma:readOnly="true">
+      <xsd:simpleType>
+        <xsd:restriction base="dms:Text"/>
+      </xsd:simpleType>
+    </xsd:element>
+  </xsd:schema>
+  <xsd:schema xmlns:xsd="http://www.w3.org/2001/XMLSchema" xmlns:xs="http://www.w3.org/2001/XMLSchema" xmlns:dms="http://schemas.microsoft.com/office/2006/documentManagement/types" xmlns:pc="http://schemas.microsoft.com/office/infopath/2007/PartnerControls" targetNamespace="b59e3637-39ed-4a0a-8372-7aef286a6886" elementFormDefault="qualified">
+    <xsd:import namespace="http://schemas.microsoft.com/office/2006/documentManagement/types"/>
+    <xsd:import namespace="http://schemas.microsoft.com/office/infopath/2007/PartnerControls"/>
+    <xsd:element name="SharedWithUsers" ma:index="17" nillable="true" ma:displayName="Shared With" ma:internalName="SharedWithUsers" ma:readOnly="true">
+      <xsd:complexType>
+        <xsd:complexContent>
+          <xsd:extension base="dms:UserMulti">
+            <xsd:sequence>
+              <xsd:element name="UserInfo" minOccurs="0" maxOccurs="unbounded">
+                <xsd:complexType>
+                  <xsd:sequence>
+                    <xsd:element name="DisplayName" type="xsd:string" minOccurs="0"/>
+                    <xsd:element name="AccountId" type="dms:UserId" minOccurs="0" nillable="true"/>
+                    <xsd:element name="AccountType" type="xsd:string" minOccurs="0"/>
+                  </xsd:sequence>
+                </xsd:complexType>
+              </xsd:element>
+            </xsd:sequence>
+          </xsd:extension>
+        </xsd:complexContent>
+      </xsd:complexType>
+    </xsd:element>
+    <xsd:element name="SharedWithDetails" ma:index="18" nillable="true" ma:displayName="Shared With Details" ma:internalName="SharedWithDetails" ma:readOnly="true">
+      <xsd:simpleType>
+        <xsd:restriction base="dms:Note">
+          <xsd:maxLength value="255"/>
+        </xsd:restriction>
+      </xsd:simpleType>
+    </xsd:element>
+    <xsd:element name="TaxCatchAll" ma:index="22" nillable="true" ma:displayName="Taxonomy Catch All Column" ma:hidden="true" ma:list="{7766903b-8ae9-4d52-8806-a93305cd8ed9}" ma:internalName="TaxCatchAll" ma:showField="CatchAllData" ma:web="b59e3637-39ed-4a0a-8372-7aef286a6886">
+      <xsd:complexType>
+        <xsd:complexContent>
+          <xsd:extension base="dms:MultiChoiceLookup">
+            <xsd:sequence>
+              <xsd:element name="Value" type="dms:Lookup" maxOccurs="unbounded" minOccurs="0" nillable="true"/>
+            </xsd:sequence>
+          </xsd:extension>
+        </xsd:complexContent>
+      </xsd:complexType>
+    </xsd:element>
+  </xsd:schema>
+  <xsd:schema xmlns="http://schemas.openxmlformats.org/package/2006/metadata/core-properties" xmlns:xsd="http://www.w3.org/2001/XMLSchema" xmlns:xsi="http://www.w3.org/2001/XMLSchema-instance" xmlns:dc="http://purl.org/dc/elements/1.1/" xmlns:dcterms="http://purl.org/dc/terms/" xmlns:odoc="http://schemas.microsoft.com/internal/obd" targetNamespace="http://schemas.openxmlformats.org/package/2006/metadata/core-properties" elementFormDefault="qualified" attributeFormDefault="unqualified" blockDefault="#all">
+    <xsd:import namespace="http://purl.org/dc/elements/1.1/" schemaLocation="http://dublincore.org/schemas/xmls/qdc/2003/04/02/dc.xsd"/>
+    <xsd:import namespace="http://purl.org/dc/terms/" schemaLocation="http://dublincore.org/schemas/xmls/qdc/2003/04/02/dcterms.xsd"/>
+    <xsd:element name="coreProperties" type="CT_coreProperties"/>
+    <xsd:complexType name="CT_coreProperties">
+      <xsd:all>
+        <xsd:element ref="dc:creator" minOccurs="0" maxOccurs="1"/>
+        <xsd:element ref="dcterms:created" minOccurs="0" maxOccurs="1"/>
+        <xsd:element ref="dc:identifier" minOccurs="0" maxOccurs="1"/>
+        <xsd:element name="contentType" minOccurs="0" maxOccurs="1" type="xsd:string" ma:index="0" ma:displayName="Content Type"/>
+        <xsd:element ref="dc:title" minOccurs="0" maxOccurs="1" ma:index="4" ma:displayName="Title"/>
+        <xsd:element ref="dc:subject" minOccurs="0" maxOccurs="1"/>
+        <xsd:element ref="dc:description" minOccurs="0" maxOccurs="1"/>
+        <xsd:element name="keywords" minOccurs="0" maxOccurs="1" type="xsd:string"/>
+        <xsd:element ref="dc:language" minOccurs="0" maxOccurs="1"/>
+        <xsd:element name="category" minOccurs="0" maxOccurs="1" type="xsd:string"/>
+        <xsd:element name="version" minOccurs="0" maxOccurs="1" type="xsd:string"/>
+        <xsd:element name="revision" minOccurs="0" maxOccurs="1" type="xsd:string">
+          <xsd:annotation>
+            <xsd:documentation>
+                        This value indicates the number of saves or revisions. The application is responsible for updating this value after each revision.
+                    </xsd:documentation>
+          </xsd:annotation>
+        </xsd:element>
+        <xsd:element name="lastModifiedBy" minOccurs="0" maxOccurs="1" type="xsd:string"/>
+        <xsd:element ref="dcterms:modified" minOccurs="0" maxOccurs="1"/>
+        <xsd:element name="contentStatus" minOccurs="0" maxOccurs="1" type="xsd:string"/>
+      </xsd:all>
+    </xsd:complexType>
+  </xsd:schema>
+  <xs:schema xmlns:pc="http://schemas.microsoft.com/office/infopath/2007/PartnerControls" xmlns:xs="http://www.w3.org/2001/XMLSchema" targetNamespace="http://schemas.microsoft.com/office/infopath/2007/PartnerControls" elementFormDefault="qualified" attributeFormDefault="unqualified">
+    <xs:element name="Person">
+      <xs:complexType>
+        <xs:sequence>
+          <xs:element ref="pc:DisplayName" minOccurs="0"/>
+          <xs:element ref="pc:AccountId" minOccurs="0"/>
+          <xs:element ref="pc:AccountType" minOccurs="0"/>
+        </xs:sequence>
+      </xs:complexType>
+    </xs:element>
+    <xs:element name="DisplayName" type="xs:string"/>
+    <xs:element name="AccountId" type="xs:string"/>
+    <xs:element name="AccountType" type="xs:string"/>
+    <xs:element name="BDCAssociatedEntity">
+      <xs:complexType>
+        <xs:sequence>
+          <xs:element ref="pc:BDCEntity" minOccurs="0" maxOccurs="unbounded"/>
+        </xs:sequence>
+        <xs:attribute ref="pc:EntityNamespace"/>
+        <xs:attribute ref="pc:EntityName"/>
+        <xs:attribute ref="pc:SystemInstanceName"/>
+        <xs:attribute ref="pc:AssociationName"/>
+      </xs:complexType>
+    </xs:element>
+    <xs:attribute name="EntityNamespace" type="xs:string"/>
+    <xs:attribute name="EntityName" type="xs:string"/>
+    <xs:attribute name="SystemInstanceName" type="xs:string"/>
+    <xs:attribute name="AssociationName" type="xs:string"/>
+    <xs:element name="BDCEntity">
+      <xs:complexType>
+        <xs:sequence>
+          <xs:element ref="pc:EntityDisplayName" minOccurs="0"/>
+          <xs:element ref="pc:EntityInstanceReference" minOccurs="0"/>
+          <xs:element ref="pc:EntityId1" minOccurs="0"/>
+          <xs:element ref="pc:EntityId2" minOccurs="0"/>
+          <xs:element ref="pc:EntityId3" minOccurs="0"/>
+          <xs:element ref="pc:EntityId4" minOccurs="0"/>
+          <xs:element ref="pc:EntityId5" minOccurs="0"/>
+        </xs:sequence>
+      </xs:complexType>
+    </xs:element>
+    <xs:element name="EntityDisplayName" type="xs:string"/>
+    <xs:element name="EntityInstanceReference" type="xs:string"/>
+    <xs:element name="EntityId1" type="xs:string"/>
+    <xs:element name="EntityId2" type="xs:string"/>
+    <xs:element name="EntityId3" type="xs:string"/>
+    <xs:element name="EntityId4" type="xs:string"/>
+    <xs:element name="EntityId5" type="xs:string"/>
+    <xs:element name="Terms">
+      <xs:complexType>
+        <xs:sequence>
+          <xs:element ref="pc:TermInfo" minOccurs="0" maxOccurs="unbounded"/>
+        </xs:sequence>
+      </xs:complexType>
+    </xs:element>
+    <xs:element name="TermInfo">
+      <xs:complexType>
+        <xs:sequence>
+          <xs:element ref="pc:TermName" minOccurs="0"/>
+          <xs:element ref="pc:TermId" minOccurs="0"/>
+        </xs:sequence>
+      </xs:complexType>
+    </xs:element>
+    <xs:element name="TermName" type="xs:string"/>
+    <xs:element name="TermId" type="xs:string"/>
+  </xs:schema>
+</ct:contentTypeSchema>
+</file>
+
+<file path=customXml/item2.xml><?xml version="1.0" encoding="utf-8"?>
+<?mso-contentType ?>
+<FormTemplates xmlns="http://schemas.microsoft.com/sharepoint/v3/contenttype/forms">
+  <Display>DocumentLibraryForm</Display>
+  <Edit>DocumentLibraryForm</Edit>
+  <New>DocumentLibraryForm</New>
+</FormTemplates>
+</file>
+
+<file path=customXml/item3.xml><?xml version="1.0" encoding="utf-8"?>
+<p:properties xmlns:p="http://schemas.microsoft.com/office/2006/metadata/properties" xmlns:xsi="http://www.w3.org/2001/XMLSchema-instance" xmlns:pc="http://schemas.microsoft.com/office/infopath/2007/PartnerControls">
+  <documentManagement>
+    <TaxCatchAll xmlns="b59e3637-39ed-4a0a-8372-7aef286a6886" xsi:nil="true"/>
+    <lcf76f155ced4ddcb4097134ff3c332f xmlns="2c712ec8-b220-476e-85c7-e95e0333af74">
+      <Terms xmlns="http://schemas.microsoft.com/office/infopath/2007/PartnerControls"/>
+    </lcf76f155ced4ddcb4097134ff3c332f>
+    <location xmlns="2c712ec8-b220-476e-85c7-e95e0333af74" xsi:nil="true"/>
+  </documentManagement>
+</p:properties>
+</file>
+
+<file path=customXml/itemProps1.xml><?xml version="1.0" encoding="utf-8"?>
+<ds:datastoreItem xmlns:ds="http://schemas.openxmlformats.org/officeDocument/2006/customXml" ds:itemID="{7D355A50-7555-4273-97F1-8E244266ECE7}"/>
+</file>
+
+<file path=customXml/itemProps2.xml><?xml version="1.0" encoding="utf-8"?>
+<ds:datastoreItem xmlns:ds="http://schemas.openxmlformats.org/officeDocument/2006/customXml" ds:itemID="{86D112DE-543F-4D53-A044-567B875729BA}"/>
+</file>
+
+<file path=customXml/itemProps3.xml><?xml version="1.0" encoding="utf-8"?>
+<ds:datastoreItem xmlns:ds="http://schemas.openxmlformats.org/officeDocument/2006/customXml" ds:itemID="{C76341A7-34A5-4748-9B02-52A0852AB66C}"/>
 </file>